--- a/templates/iso9001_stage2.docx
+++ b/templates/iso9001_stage2.docx
@@ -344,9 +344,7 @@
       </w:tblPr>
       <w:tblGrid>
         <w:gridCol w:w="1809"/>
-        <w:gridCol w:w="3261"/>
-        <w:gridCol w:w="1984"/>
-        <w:gridCol w:w="2693"/>
+        <w:gridCol w:w="7938"/>
       </w:tblGrid>
       <w:tr>
         <w:tc>
@@ -380,7 +378,6 @@
         <w:tc>
           <w:tcPr>
             <w:tcW w:w="7938" w:type="dxa"/>
-            <w:gridSpan w:val="3"/>
           </w:tcPr>
           <w:p>
             <w:pPr>
@@ -446,7 +443,6 @@
         <w:tc>
           <w:tcPr>
             <w:tcW w:w="7938" w:type="dxa"/>
-            <w:gridSpan w:val="3"/>
           </w:tcPr>
           <w:p>
             <w:pPr>
@@ -512,7 +508,6 @@
         <w:tc>
           <w:tcPr>
             <w:tcW w:w="7938" w:type="dxa"/>
-            <w:gridSpan w:val="3"/>
           </w:tcPr>
           <w:p>
             <w:pPr>
@@ -563,7 +558,6 @@
         <w:tc>
           <w:tcPr>
             <w:tcW w:w="7938" w:type="dxa"/>
-            <w:gridSpan w:val="3"/>
           </w:tcPr>
           <w:p>
             <w:pPr>
@@ -614,7 +608,6 @@
         <w:tc>
           <w:tcPr>
             <w:tcW w:w="7938" w:type="dxa"/>
-            <w:gridSpan w:val="3"/>
           </w:tcPr>
           <w:p>
             <w:pPr>
@@ -665,7 +658,6 @@
         <w:tc>
           <w:tcPr>
             <w:tcW w:w="7938" w:type="dxa"/>
-            <w:gridSpan w:val="3"/>
           </w:tcPr>
           <w:p>
             <w:pPr>
@@ -716,7 +708,6 @@
         <w:tc>
           <w:tcPr>
             <w:tcW w:w="7938" w:type="dxa"/>
-            <w:gridSpan w:val="3"/>
           </w:tcPr>
           <w:p>
             <w:pPr>
@@ -767,7 +758,6 @@
         <w:tc>
           <w:tcPr>
             <w:tcW w:w="7938" w:type="dxa"/>
-            <w:gridSpan w:val="3"/>
           </w:tcPr>
           <w:p>
             <w:pPr>
@@ -818,7 +808,6 @@
         <w:tc>
           <w:tcPr>
             <w:tcW w:w="7938" w:type="dxa"/>
-            <w:gridSpan w:val="3"/>
           </w:tcPr>
           <w:p>
             <w:pPr>
@@ -859,7 +848,6 @@
         <w:tc>
           <w:tcPr>
             <w:tcW w:w="7938" w:type="dxa"/>
-            <w:gridSpan w:val="3"/>
           </w:tcPr>
           <w:p>
             <w:pPr>
@@ -910,7 +898,6 @@
         <w:tc>
           <w:tcPr>
             <w:tcW w:w="7938" w:type="dxa"/>
-            <w:gridSpan w:val="3"/>
           </w:tcPr>
           <w:p>
             <w:pPr>
@@ -955,7 +942,7 @@
         </w:tc>
         <w:tc>
           <w:tcPr>
-            <w:tcW w:w="3261" w:type="dxa"/>
+            <w:tcW w:w="7933" w:type="dxa"/>
           </w:tcPr>
           <w:p>
             <w:pPr>
@@ -996,76 +983,46 @@
             </w:r>
           </w:p>
         </w:tc>
-        <w:tc>
-          <w:tcPr>
-            <w:tcW w:w="1984" w:type="dxa"/>
-          </w:tcPr>
-          <w:p>
-            <w:pPr>
-              <w:spacing w:after="0" w:line="240" w:lineRule="auto"/>
-              <w:rPr>
-                <w:rFonts w:ascii="Arial" w:eastAsia="Arial" w:hAnsi="Arial" w:cs="Arial"/>
-                <w:sz w:val="20"/>
-                <w:szCs w:val="20"/>
-              </w:rPr>
-            </w:pPr>
-            <w:r>
-              <w:rPr>
-                <w:rFonts w:ascii="Arial" w:eastAsia="Arial" w:hAnsi="Arial" w:cs="Arial"/>
-                <w:sz w:val="20"/>
-                <w:szCs w:val="20"/>
-              </w:rPr>
-              <w:t xml:space="preserve">Audit duration  </w:t>
-            </w:r>
-          </w:p>
-          <w:p>
-            <w:pPr>
-              <w:spacing w:after="0" w:line="240" w:lineRule="auto"/>
-              <w:rPr>
-                <w:rFonts w:ascii="Arial" w:eastAsia="Arial" w:hAnsi="Arial" w:cs="Arial"/>
-                <w:sz w:val="20"/>
-                <w:szCs w:val="20"/>
-              </w:rPr>
-            </w:pPr>
-            <w:r>
-              <w:rPr>
-                <w:rFonts w:ascii="Arial" w:eastAsia="Arial" w:hAnsi="Arial" w:cs="Arial"/>
-                <w:sz w:val="20"/>
-                <w:szCs w:val="20"/>
-              </w:rPr>
-              <w:t>Man day(s): 4 days</w:t>
-            </w:r>
-          </w:p>
-        </w:tc>
-        <w:tc>
-          <w:tcPr>
-            <w:tcW w:w="2693" w:type="dxa"/>
-          </w:tcPr>
-          <w:p>
-            <w:pPr>
-              <w:spacing w:after="0" w:line="240" w:lineRule="auto"/>
-              <w:rPr>
-                <w:rFonts w:ascii="Arial" w:eastAsia="Arial" w:hAnsi="Arial" w:cs="Arial"/>
-                <w:sz w:val="20"/>
-                <w:szCs w:val="20"/>
-              </w:rPr>
-            </w:pPr>
-            <w:r>
-              <w:rPr>
-                <w:rFonts w:ascii="Arial" w:eastAsia="Arial" w:hAnsi="Arial" w:cs="Arial"/>
-                <w:sz w:val="20"/>
-                <w:szCs w:val="20"/>
-              </w:rPr>
-              <w:t xml:space="preserve">Date of Audit: -       </w:t>
-            </w:r>
-            <w:r>
-              <w:rPr>
-                <w:rFonts w:ascii="Arial" w:eastAsia="Arial" w:hAnsi="Arial" w:cs="Arial"/>
-                <w:sz w:val="20"/>
-                <w:szCs w:val="20"/>
-              </w:rPr>
-              <w:t xml:space="preserve">         </w:t>
-            </w:r>
+      </w:tr>
+      <w:tr>
+        <w:tc>
+          <w:tcPr>
+            <w:tcW w:w="1809" w:type="dxa"/>
+          </w:tcPr>
+          <w:p>
+            <w:pPr>
+              <w:spacing w:after="0" w:line="240" w:lineRule="auto"/>
+              <w:rPr>
+                <w:rFonts w:ascii="Arial" w:eastAsia="Arial" w:hAnsi="Arial" w:cs="Arial"/>
+                <w:b/>
+                <w:sz w:val="20"/>
+                <w:szCs w:val="20"/>
+              </w:rPr>
+            </w:pPr>
+            <w:r>
+              <w:rPr>
+                <w:rFonts w:ascii="Arial" w:eastAsia="Arial" w:hAnsi="Arial" w:cs="Arial"/>
+                <w:b/>
+                <w:sz w:val="20"/>
+                <w:szCs w:val="20"/>
+              </w:rPr>
+              <w:t>Audit Man Day(s)</w:t>
+            </w:r>
+          </w:p>
+        </w:tc>
+        <w:tc>
+          <w:tcPr>
+            <w:tcW w:w="7933" w:type="dxa"/>
+          </w:tcPr>
+          <w:p>
+            <w:pPr>
+              <w:spacing w:after="0" w:line="240" w:lineRule="auto"/>
+              <w:rPr>
+                <w:rFonts w:ascii="Arial" w:eastAsia="Arial" w:hAnsi="Arial" w:cs="Arial"/>
+                <w:sz w:val="20"/>
+                <w:szCs w:val="20"/>
+              </w:rPr>
+            </w:pPr>
             <w:proofErr w:type="gramStart"/>
             <w:r>
               <w:rPr>
@@ -1073,16 +1030,18 @@
                 <w:sz w:val="20"/>
                 <w:szCs w:val="20"/>
               </w:rPr>
-              <w:t xml:space="preserve">   </w:t>
-            </w:r>
-            <w:r>
-              <w:rPr>
-                <w:rFonts w:ascii="Arial" w:eastAsia="Arial" w:hAnsi="Arial" w:cs="Arial"/>
-                <w:sz w:val="20"/>
-                <w:szCs w:val="20"/>
-              </w:rPr>
-              <w:t>{</w:t>
-            </w:r>
+              <w:t xml:space="preserve">{{ </w:t>
+            </w:r>
+            <w:proofErr w:type="spellStart"/>
+            <w:r>
+              <w:rPr>
+                <w:rFonts w:ascii="Arial" w:eastAsia="Arial" w:hAnsi="Arial" w:cs="Arial"/>
+                <w:sz w:val="20"/>
+                <w:szCs w:val="20"/>
+              </w:rPr>
+              <w:t>auditManDays</w:t>
+            </w:r>
+            <w:proofErr w:type="spellEnd"/>
             <w:proofErr w:type="gramEnd"/>
             <w:r>
               <w:rPr>
@@ -1090,7 +1049,61 @@
                 <w:sz w:val="20"/>
                 <w:szCs w:val="20"/>
               </w:rPr>
-              <w:t xml:space="preserve">{ </w:t>
+              <w:t xml:space="preserve"> }}</w:t>
+            </w:r>
+          </w:p>
+        </w:tc>
+      </w:tr>
+      <w:tr>
+        <w:trPr>
+          <w:trHeight w:val="289"/>
+        </w:trPr>
+        <w:tc>
+          <w:tcPr>
+            <w:tcW w:w="1809" w:type="dxa"/>
+          </w:tcPr>
+          <w:p>
+            <w:pPr>
+              <w:spacing w:after="0" w:line="240" w:lineRule="auto"/>
+              <w:rPr>
+                <w:rFonts w:ascii="Arial" w:eastAsia="Arial" w:hAnsi="Arial" w:cs="Arial"/>
+                <w:b/>
+                <w:sz w:val="20"/>
+                <w:szCs w:val="20"/>
+              </w:rPr>
+            </w:pPr>
+            <w:r>
+              <w:rPr>
+                <w:rFonts w:ascii="Arial" w:eastAsia="Arial" w:hAnsi="Arial" w:cs="Arial"/>
+                <w:b/>
+                <w:sz w:val="20"/>
+                <w:szCs w:val="20"/>
+              </w:rPr>
+              <w:t>Audit Start Date</w:t>
+            </w:r>
+          </w:p>
+        </w:tc>
+        <w:tc>
+          <w:tcPr>
+            <w:tcW w:w="7933" w:type="dxa"/>
+          </w:tcPr>
+          <w:p>
+            <w:pPr>
+              <w:spacing w:after="0" w:line="240" w:lineRule="auto"/>
+              <w:rPr>
+                <w:rFonts w:ascii="Arial" w:eastAsia="Arial" w:hAnsi="Arial" w:cs="Arial"/>
+                <w:sz w:val="20"/>
+                <w:szCs w:val="20"/>
+              </w:rPr>
+            </w:pPr>
+            <w:proofErr w:type="gramStart"/>
+            <w:r>
+              <w:rPr>
+                <w:rFonts w:ascii="Arial" w:eastAsia="Arial" w:hAnsi="Arial" w:cs="Arial"/>
+                <w:sz w:val="20"/>
+                <w:szCs w:val="20"/>
+              </w:rPr>
+              <w:t xml:space="preserve">{{ </w:t>
             </w:r>
             <w:proofErr w:type="spellStart"/>
             <w:r>
@@ -1099,9 +1112,83 @@
                 <w:sz w:val="20"/>
                 <w:szCs w:val="20"/>
               </w:rPr>
-              <w:t>dateOfAudit</w:t>
+              <w:t>startDateofAudit</w:t>
             </w:r>
             <w:proofErr w:type="spellEnd"/>
+            <w:proofErr w:type="gramEnd"/>
+            <w:r>
+              <w:rPr>
+                <w:rFonts w:ascii="Arial" w:eastAsia="Arial" w:hAnsi="Arial" w:cs="Arial"/>
+                <w:sz w:val="20"/>
+                <w:szCs w:val="20"/>
+              </w:rPr>
+              <w:t xml:space="preserve"> }}</w:t>
+            </w:r>
+          </w:p>
+        </w:tc>
+      </w:tr>
+      <w:tr>
+        <w:trPr>
+          <w:trHeight w:val="280"/>
+        </w:trPr>
+        <w:tc>
+          <w:tcPr>
+            <w:tcW w:w="1809" w:type="dxa"/>
+          </w:tcPr>
+          <w:p>
+            <w:pPr>
+              <w:spacing w:after="0" w:line="240" w:lineRule="auto"/>
+              <w:rPr>
+                <w:rFonts w:ascii="Arial" w:eastAsia="Arial" w:hAnsi="Arial" w:cs="Arial"/>
+                <w:b/>
+                <w:sz w:val="20"/>
+                <w:szCs w:val="20"/>
+              </w:rPr>
+            </w:pPr>
+            <w:r>
+              <w:rPr>
+                <w:rFonts w:ascii="Arial" w:eastAsia="Arial" w:hAnsi="Arial" w:cs="Arial"/>
+                <w:b/>
+                <w:sz w:val="20"/>
+                <w:szCs w:val="20"/>
+              </w:rPr>
+              <w:t>Audit End Date</w:t>
+            </w:r>
+          </w:p>
+        </w:tc>
+        <w:tc>
+          <w:tcPr>
+            <w:tcW w:w="7933" w:type="dxa"/>
+          </w:tcPr>
+          <w:p>
+            <w:pPr>
+              <w:spacing w:after="0" w:line="240" w:lineRule="auto"/>
+              <w:rPr>
+                <w:rFonts w:ascii="Arial" w:eastAsia="Arial" w:hAnsi="Arial" w:cs="Arial"/>
+                <w:sz w:val="20"/>
+                <w:szCs w:val="20"/>
+              </w:rPr>
+            </w:pPr>
+            <w:proofErr w:type="gramStart"/>
+            <w:r>
+              <w:rPr>
+                <w:rFonts w:ascii="Arial" w:eastAsia="Arial" w:hAnsi="Arial" w:cs="Arial"/>
+                <w:sz w:val="20"/>
+                <w:szCs w:val="20"/>
+              </w:rPr>
+              <w:t xml:space="preserve">{{ </w:t>
+            </w:r>
+            <w:proofErr w:type="spellStart"/>
+            <w:r>
+              <w:rPr>
+                <w:rFonts w:ascii="Arial" w:eastAsia="Arial" w:hAnsi="Arial" w:cs="Arial"/>
+                <w:sz w:val="20"/>
+                <w:szCs w:val="20"/>
+              </w:rPr>
+              <w:t>endDateofAudit</w:t>
+            </w:r>
+            <w:proofErr w:type="spellEnd"/>
+            <w:proofErr w:type="gramEnd"/>
             <w:r>
               <w:rPr>
                 <w:rFonts w:ascii="Arial" w:eastAsia="Arial" w:hAnsi="Arial" w:cs="Arial"/>
@@ -1156,41 +1243,22 @@
         <w:tc>
           <w:tcPr>
             <w:tcW w:w="7938" w:type="dxa"/>
-            <w:gridSpan w:val="3"/>
-          </w:tcPr>
-          <w:p>
-            <w:pPr>
-              <w:spacing w:after="0" w:line="240" w:lineRule="auto"/>
-              <w:jc w:val="both"/>
-              <w:rPr>
-                <w:sz w:val="20"/>
-                <w:szCs w:val="20"/>
-              </w:rPr>
-            </w:pPr>
-            <w:proofErr w:type="gramStart"/>
-            <w:r>
-              <w:rPr>
-                <w:sz w:val="20"/>
-                <w:szCs w:val="20"/>
-              </w:rPr>
-              <w:t xml:space="preserve">{{ </w:t>
-            </w:r>
-            <w:proofErr w:type="spellStart"/>
-            <w:r>
-              <w:rPr>
-                <w:sz w:val="20"/>
-                <w:szCs w:val="20"/>
-              </w:rPr>
-              <w:t>auditObjective</w:t>
-            </w:r>
-            <w:proofErr w:type="spellEnd"/>
-            <w:proofErr w:type="gramEnd"/>
-            <w:r>
-              <w:rPr>
-                <w:sz w:val="20"/>
-                <w:szCs w:val="20"/>
-              </w:rPr>
-              <w:t xml:space="preserve"> }}</w:t>
+          </w:tcPr>
+          <w:p>
+            <w:pPr>
+              <w:spacing w:after="0" w:line="240" w:lineRule="auto"/>
+              <w:jc w:val="both"/>
+              <w:rPr>
+                <w:sz w:val="20"/>
+                <w:szCs w:val="20"/>
+              </w:rPr>
+            </w:pPr>
+            <w:r>
+              <w:rPr>
+                <w:sz w:val="20"/>
+                <w:szCs w:val="20"/>
+              </w:rPr>
+              <w:t>To verify details for stage 2 ISO:9001</w:t>
             </w:r>
           </w:p>
         </w:tc>
@@ -1199,7 +1267,7 @@
         <w:tc>
           <w:tcPr>
             <w:tcW w:w="9747" w:type="dxa"/>
-            <w:gridSpan w:val="4"/>
+            <w:gridSpan w:val="2"/>
           </w:tcPr>
           <w:p>
             <w:pPr>
@@ -1716,6 +1784,7 @@
                       <w:sz w:val="20"/>
                       <w:szCs w:val="20"/>
                     </w:rPr>
+                    <w:lastRenderedPageBreak/>
                     <w:t>Identification and Traceability</w:t>
                   </w:r>
                 </w:p>
@@ -2653,6 +2722,7 @@
               <w:rPr>
                 <w:rFonts w:ascii="Arial" w:eastAsia="Arial" w:hAnsi="Arial" w:cs="Arial"/>
               </w:rPr>
+              <w:lastRenderedPageBreak/>
               <w:t xml:space="preserve">Just after the Opening meeting a detailed round of the premises was done and each process area was visited. </w:t>
             </w:r>
           </w:p>
@@ -2668,14 +2738,7 @@
               <w:rPr>
                 <w:rFonts w:ascii="Arial" w:eastAsia="Arial" w:hAnsi="Arial" w:cs="Arial"/>
               </w:rPr>
-              <w:t xml:space="preserve">During the process of audit many documents were reviewed and interacted with the staff. Findings were shared with the client and there was no conflict of understanding/ dispute. Top </w:t>
-            </w:r>
-            <w:r>
-              <w:rPr>
-                <w:rFonts w:ascii="Arial" w:eastAsia="Arial" w:hAnsi="Arial" w:cs="Arial"/>
-              </w:rPr>
-              <w:lastRenderedPageBreak/>
-              <w:t>Management’s approach was good; they showed full commitment towards implementation of the ISO 9001.</w:t>
+              <w:t>During the process of audit many documents were reviewed and interacted with the staff. Findings were shared with the client and there was no conflict of understanding/ dispute. Top Management’s approach was good; they showed full commitment towards implementation of the ISO 9001.</w:t>
             </w:r>
           </w:p>
         </w:tc>
@@ -3279,7 +3342,14 @@
               <w:rPr>
                 <w:rFonts w:ascii="Arial" w:eastAsia="Arial" w:hAnsi="Arial" w:cs="Arial"/>
               </w:rPr>
-              <w:t>Cable in the firewall rack was not routed properly. Needs to aligned as per cabling routing standards</w:t>
+              <w:t xml:space="preserve">Cable in the firewall rack was not routed properly. Needs to </w:t>
+            </w:r>
+            <w:r>
+              <w:rPr>
+                <w:rFonts w:ascii="Arial" w:eastAsia="Arial" w:hAnsi="Arial" w:cs="Arial"/>
+              </w:rPr>
+              <w:lastRenderedPageBreak/>
+              <w:t>aligned as per cabling routing standards</w:t>
             </w:r>
           </w:p>
         </w:tc>
@@ -3298,6 +3368,7 @@
               <w:rPr>
                 <w:rFonts w:ascii="Arial" w:eastAsia="Arial" w:hAnsi="Arial" w:cs="Arial"/>
               </w:rPr>
+              <w:lastRenderedPageBreak/>
               <w:t>Minor NC</w:t>
             </w:r>
           </w:p>
@@ -3403,7 +3474,6 @@
               <w:rPr>
                 <w:rFonts w:ascii="Arial" w:eastAsia="Arial" w:hAnsi="Arial" w:cs="Arial"/>
               </w:rPr>
-              <w:lastRenderedPageBreak/>
               <w:t xml:space="preserve">Firewall room does not have a lock neither firewall rack is locked. </w:t>
             </w:r>
           </w:p>
@@ -3431,7 +3501,6 @@
               <w:rPr>
                 <w:rFonts w:ascii="Arial" w:eastAsia="Arial" w:hAnsi="Arial" w:cs="Arial"/>
               </w:rPr>
-              <w:lastRenderedPageBreak/>
               <w:t>OFI</w:t>
             </w:r>
           </w:p>
@@ -3978,34 +4047,46 @@
         <w:tblLook w:val="04A0" w:firstRow="1" w:lastRow="0" w:firstColumn="1" w:lastColumn="0" w:noHBand="0" w:noVBand="1"/>
       </w:tblPr>
       <w:tblGrid>
-        <w:gridCol w:w="914"/>
-        <w:gridCol w:w="2205"/>
+        <w:gridCol w:w="995"/>
+        <w:gridCol w:w="2124"/>
         <w:gridCol w:w="1701"/>
         <w:gridCol w:w="5387"/>
       </w:tblGrid>
       <w:tr>
         <w:tc>
           <w:tcPr>
-            <w:tcW w:w="914" w:type="dxa"/>
-          </w:tcPr>
-          <w:p>
-            <w:pPr>
-              <w:spacing w:after="0" w:line="240" w:lineRule="auto"/>
-              <w:rPr>
-                <w:b/>
-              </w:rPr>
-            </w:pPr>
-            <w:r>
-              <w:rPr>
-                <w:b/>
-              </w:rPr>
-              <w:t>CLAUSE NO.</w:t>
-            </w:r>
-          </w:p>
-        </w:tc>
-        <w:tc>
-          <w:tcPr>
-            <w:tcW w:w="2205" w:type="dxa"/>
+            <w:tcW w:w="995" w:type="dxa"/>
+          </w:tcPr>
+          <w:p>
+            <w:pPr>
+              <w:spacing w:after="0" w:line="240" w:lineRule="auto"/>
+              <w:rPr>
+                <w:b/>
+              </w:rPr>
+            </w:pPr>
+            <w:r>
+              <w:rPr>
+                <w:b/>
+              </w:rPr>
+              <w:t>CLAU</w:t>
+            </w:r>
+            <w:r>
+              <w:rPr>
+                <w:b/>
+              </w:rPr>
+              <w:t>S</w:t>
+            </w:r>
+            <w:r>
+              <w:rPr>
+                <w:b/>
+              </w:rPr>
+              <w:t>E NO.</w:t>
+            </w:r>
+          </w:p>
+        </w:tc>
+        <w:tc>
+          <w:tcPr>
+            <w:tcW w:w="2124" w:type="dxa"/>
           </w:tcPr>
           <w:p>
             <w:pPr>
@@ -4065,7 +4146,7 @@
       <w:tr>
         <w:tc>
           <w:tcPr>
-            <w:tcW w:w="914" w:type="dxa"/>
+            <w:tcW w:w="995" w:type="dxa"/>
           </w:tcPr>
           <w:p>
             <w:pPr>
@@ -4076,7 +4157,7 @@
         </w:tc>
         <w:tc>
           <w:tcPr>
-            <w:tcW w:w="2205" w:type="dxa"/>
+            <w:tcW w:w="2124" w:type="dxa"/>
           </w:tcPr>
           <w:p>
             <w:pPr>
@@ -4108,7 +4189,7 @@
       <w:tr>
         <w:tc>
           <w:tcPr>
-            <w:tcW w:w="914" w:type="dxa"/>
+            <w:tcW w:w="995" w:type="dxa"/>
           </w:tcPr>
           <w:p>
             <w:pPr>
@@ -4121,7 +4202,7 @@
         </w:tc>
         <w:tc>
           <w:tcPr>
-            <w:tcW w:w="2205" w:type="dxa"/>
+            <w:tcW w:w="2124" w:type="dxa"/>
           </w:tcPr>
           <w:p>
             <w:pPr>
@@ -4164,7 +4245,7 @@
       <w:tr>
         <w:tc>
           <w:tcPr>
-            <w:tcW w:w="914" w:type="dxa"/>
+            <w:tcW w:w="995" w:type="dxa"/>
           </w:tcPr>
           <w:p>
             <w:pPr>
@@ -4177,7 +4258,7 @@
         </w:tc>
         <w:tc>
           <w:tcPr>
-            <w:tcW w:w="2205" w:type="dxa"/>
+            <w:tcW w:w="2124" w:type="dxa"/>
           </w:tcPr>
           <w:p>
             <w:pPr>
@@ -4220,17 +4301,17 @@
       <w:tr>
         <w:tc>
           <w:tcPr>
-            <w:tcW w:w="914" w:type="dxa"/>
-          </w:tcPr>
-          <w:p>
-            <w:pPr>
-              <w:spacing w:after="0" w:line="240" w:lineRule="auto"/>
-            </w:pPr>
-          </w:p>
-        </w:tc>
-        <w:tc>
-          <w:tcPr>
-            <w:tcW w:w="2205" w:type="dxa"/>
+            <w:tcW w:w="995" w:type="dxa"/>
+          </w:tcPr>
+          <w:p>
+            <w:pPr>
+              <w:spacing w:after="0" w:line="240" w:lineRule="auto"/>
+            </w:pPr>
+          </w:p>
+        </w:tc>
+        <w:tc>
+          <w:tcPr>
+            <w:tcW w:w="2124" w:type="dxa"/>
           </w:tcPr>
           <w:p>
             <w:pPr>
@@ -4259,7 +4340,7 @@
               <w:jc w:val="center"/>
             </w:pPr>
             <w:r>
-              <w:t>C</w:t>
+              <w:t>{{clause}}</w:t>
             </w:r>
           </w:p>
         </w:tc>
@@ -4347,7 +4428,7 @@
       <w:tr>
         <w:tc>
           <w:tcPr>
-            <w:tcW w:w="914" w:type="dxa"/>
+            <w:tcW w:w="995" w:type="dxa"/>
           </w:tcPr>
           <w:p>
             <w:pPr>
@@ -4360,7 +4441,7 @@
         </w:tc>
         <w:tc>
           <w:tcPr>
-            <w:tcW w:w="2205" w:type="dxa"/>
+            <w:tcW w:w="2124" w:type="dxa"/>
           </w:tcPr>
           <w:p>
             <w:pPr>
@@ -4383,6 +4464,7 @@
               <w:spacing w:after="0" w:line="240" w:lineRule="auto"/>
             </w:pPr>
             <w:r>
+              <w:lastRenderedPageBreak/>
               <w:t>-what are the requirements identified?</w:t>
             </w:r>
           </w:p>
@@ -4391,26 +4473,22 @@
               <w:spacing w:after="0" w:line="240" w:lineRule="auto"/>
             </w:pPr>
             <w:r>
-              <w:t xml:space="preserve">-are these requirements </w:t>
-            </w:r>
+              <w:t>-are these requirements monitored &amp; reviewed?</w:t>
+            </w:r>
+          </w:p>
+        </w:tc>
+        <w:tc>
+          <w:tcPr>
+            <w:tcW w:w="1701" w:type="dxa"/>
+          </w:tcPr>
+          <w:p>
+            <w:pPr>
+              <w:spacing w:after="0" w:line="240" w:lineRule="auto"/>
+              <w:jc w:val="center"/>
+            </w:pPr>
             <w:r>
               <w:lastRenderedPageBreak/>
-              <w:t>monitored &amp; reviewed?</w:t>
-            </w:r>
-          </w:p>
-        </w:tc>
-        <w:tc>
-          <w:tcPr>
-            <w:tcW w:w="1701" w:type="dxa"/>
-          </w:tcPr>
-          <w:p>
-            <w:pPr>
-              <w:spacing w:after="0" w:line="240" w:lineRule="auto"/>
-              <w:jc w:val="center"/>
-            </w:pPr>
-            <w:r>
-              <w:lastRenderedPageBreak/>
-              <w:t>C</w:t>
+              <w:t>{{clause}}</w:t>
             </w:r>
           </w:p>
         </w:tc>
@@ -4496,6 +4574,7 @@
                 <w:sz w:val="24"/>
                 <w:szCs w:val="24"/>
               </w:rPr>
+              <w:lastRenderedPageBreak/>
               <w:t>Need and expectations of each external party found detailed in the Manual section 4.2 such as -</w:t>
             </w:r>
           </w:p>
@@ -4522,15 +4601,7 @@
                 <w:sz w:val="24"/>
                 <w:szCs w:val="24"/>
               </w:rPr>
-              <w:t xml:space="preserve"> Timely delivery of required software solution that is break down free, strongly protected </w:t>
-            </w:r>
-            <w:r>
-              <w:rPr>
-                <w:sz w:val="24"/>
-                <w:szCs w:val="24"/>
-              </w:rPr>
-              <w:lastRenderedPageBreak/>
-              <w:t xml:space="preserve">from viruses, easy to operate and scalable, with quick emergency support. Protection of </w:t>
+              <w:t xml:space="preserve"> Timely delivery of required software solution that is break down free, strongly protected from viruses, easy to operate and scalable, with quick emergency support. Protection of </w:t>
             </w:r>
             <w:proofErr w:type="gramStart"/>
             <w:r>
@@ -4819,7 +4890,7 @@
       <w:tr>
         <w:tc>
           <w:tcPr>
-            <w:tcW w:w="914" w:type="dxa"/>
+            <w:tcW w:w="995" w:type="dxa"/>
           </w:tcPr>
           <w:p>
             <w:pPr>
@@ -4833,7 +4904,7 @@
         </w:tc>
         <w:tc>
           <w:tcPr>
-            <w:tcW w:w="2205" w:type="dxa"/>
+            <w:tcW w:w="2124" w:type="dxa"/>
           </w:tcPr>
           <w:p>
             <w:pPr>
@@ -4848,7 +4919,35 @@
                 <w:b/>
                 <w:u w:val="single"/>
               </w:rPr>
-              <w:t>DTEREMINING THE SCOPE OF QMS</w:t>
+              <w:t>DE</w:t>
+            </w:r>
+            <w:r>
+              <w:rPr>
+                <w:b/>
+                <w:u w:val="single"/>
+              </w:rPr>
+              <w:t>T</w:t>
+            </w:r>
+            <w:r>
+              <w:rPr>
+                <w:b/>
+                <w:u w:val="single"/>
+              </w:rPr>
+              <w:t>E</w:t>
+            </w:r>
+            <w:r>
+              <w:rPr>
+                <w:b/>
+                <w:u w:val="single"/>
+              </w:rPr>
+              <w:t>R</w:t>
+            </w:r>
+            <w:r>
+              <w:rPr>
+                <w:b/>
+                <w:u w:val="single"/>
+              </w:rPr>
+              <w:t>MINING THE SCOPE OF QMS</w:t>
             </w:r>
           </w:p>
         </w:tc>
@@ -4876,17 +4975,17 @@
       <w:tr>
         <w:tc>
           <w:tcPr>
-            <w:tcW w:w="914" w:type="dxa"/>
-          </w:tcPr>
-          <w:p>
-            <w:pPr>
-              <w:spacing w:after="0" w:line="240" w:lineRule="auto"/>
-            </w:pPr>
-          </w:p>
-        </w:tc>
-        <w:tc>
-          <w:tcPr>
-            <w:tcW w:w="2205" w:type="dxa"/>
+            <w:tcW w:w="995" w:type="dxa"/>
+          </w:tcPr>
+          <w:p>
+            <w:pPr>
+              <w:spacing w:after="0" w:line="240" w:lineRule="auto"/>
+            </w:pPr>
+          </w:p>
+        </w:tc>
+        <w:tc>
+          <w:tcPr>
+            <w:tcW w:w="2124" w:type="dxa"/>
           </w:tcPr>
           <w:p>
             <w:pPr>
@@ -4925,6 +5024,7 @@
               <w:spacing w:after="0" w:line="240" w:lineRule="auto"/>
             </w:pPr>
             <w:r>
+              <w:lastRenderedPageBreak/>
               <w:t xml:space="preserve">-Is justification of </w:t>
             </w:r>
             <w:proofErr w:type="spellStart"/>
@@ -4952,12 +5052,8 @@
               </w:rPr>
             </w:pPr>
             <w:r>
-              <w:rPr>
-                <w:rFonts w:ascii="Times New Roman" w:eastAsia="Times New Roman" w:hAnsi="Times New Roman" w:cs="Times New Roman"/>
-                <w:sz w:val="24"/>
-                <w:szCs w:val="24"/>
-              </w:rPr>
-              <w:t>C</w:t>
+              <w:lastRenderedPageBreak/>
+              <w:t>{{clause}}</w:t>
             </w:r>
           </w:p>
         </w:tc>
@@ -5060,7 +5156,7 @@
       <w:tr>
         <w:tc>
           <w:tcPr>
-            <w:tcW w:w="914" w:type="dxa"/>
+            <w:tcW w:w="995" w:type="dxa"/>
           </w:tcPr>
           <w:p>
             <w:pPr>
@@ -5074,7 +5170,7 @@
         </w:tc>
         <w:tc>
           <w:tcPr>
-            <w:tcW w:w="2205" w:type="dxa"/>
+            <w:tcW w:w="2124" w:type="dxa"/>
           </w:tcPr>
           <w:p>
             <w:pPr>
@@ -5117,17 +5213,17 @@
       <w:tr>
         <w:tc>
           <w:tcPr>
-            <w:tcW w:w="914" w:type="dxa"/>
-          </w:tcPr>
-          <w:p>
-            <w:pPr>
-              <w:spacing w:after="0" w:line="240" w:lineRule="auto"/>
-            </w:pPr>
-          </w:p>
-        </w:tc>
-        <w:tc>
-          <w:tcPr>
-            <w:tcW w:w="2205" w:type="dxa"/>
+            <w:tcW w:w="995" w:type="dxa"/>
+          </w:tcPr>
+          <w:p>
+            <w:pPr>
+              <w:spacing w:after="0" w:line="240" w:lineRule="auto"/>
+            </w:pPr>
+          </w:p>
+        </w:tc>
+        <w:tc>
+          <w:tcPr>
+            <w:tcW w:w="2124" w:type="dxa"/>
           </w:tcPr>
           <w:p>
             <w:pPr>
@@ -5184,6 +5280,9 @@
                 <w:szCs w:val="24"/>
               </w:rPr>
             </w:pPr>
+            <w:r>
+              <w:t>{{clause}}</w:t>
+            </w:r>
           </w:p>
         </w:tc>
         <w:tc>
@@ -5278,7 +5377,7 @@
       <w:tr>
         <w:tc>
           <w:tcPr>
-            <w:tcW w:w="914" w:type="dxa"/>
+            <w:tcW w:w="995" w:type="dxa"/>
           </w:tcPr>
           <w:p>
             <w:pPr>
@@ -5299,7 +5398,7 @@
         </w:tc>
         <w:tc>
           <w:tcPr>
-            <w:tcW w:w="2205" w:type="dxa"/>
+            <w:tcW w:w="2124" w:type="dxa"/>
           </w:tcPr>
           <w:p>
             <w:pPr>
@@ -5347,17 +5446,17 @@
       <w:tr>
         <w:tc>
           <w:tcPr>
-            <w:tcW w:w="914" w:type="dxa"/>
-          </w:tcPr>
-          <w:p>
-            <w:pPr>
-              <w:spacing w:after="0" w:line="240" w:lineRule="auto"/>
-            </w:pPr>
-          </w:p>
-        </w:tc>
-        <w:tc>
-          <w:tcPr>
-            <w:tcW w:w="2205" w:type="dxa"/>
+            <w:tcW w:w="995" w:type="dxa"/>
+          </w:tcPr>
+          <w:p>
+            <w:pPr>
+              <w:spacing w:after="0" w:line="240" w:lineRule="auto"/>
+            </w:pPr>
+          </w:p>
+        </w:tc>
+        <w:tc>
+          <w:tcPr>
+            <w:tcW w:w="2124" w:type="dxa"/>
           </w:tcPr>
           <w:p>
             <w:pPr>
@@ -5409,6 +5508,9 @@
               <w:spacing w:after="0" w:line="240" w:lineRule="auto"/>
               <w:jc w:val="center"/>
             </w:pPr>
+            <w:r>
+              <w:t>{{clause}}</w:t>
+            </w:r>
           </w:p>
         </w:tc>
         <w:tc>
@@ -5538,7 +5640,7 @@
       <w:tr>
         <w:tc>
           <w:tcPr>
-            <w:tcW w:w="914" w:type="dxa"/>
+            <w:tcW w:w="995" w:type="dxa"/>
           </w:tcPr>
           <w:p>
             <w:pPr>
@@ -5552,7 +5654,7 @@
         </w:tc>
         <w:tc>
           <w:tcPr>
-            <w:tcW w:w="2205" w:type="dxa"/>
+            <w:tcW w:w="2124" w:type="dxa"/>
           </w:tcPr>
           <w:p>
             <w:pPr>
@@ -5602,17 +5704,17 @@
       <w:tr>
         <w:tc>
           <w:tcPr>
-            <w:tcW w:w="914" w:type="dxa"/>
-          </w:tcPr>
-          <w:p>
-            <w:pPr>
-              <w:spacing w:after="0" w:line="240" w:lineRule="auto"/>
-            </w:pPr>
-          </w:p>
-        </w:tc>
-        <w:tc>
-          <w:tcPr>
-            <w:tcW w:w="2205" w:type="dxa"/>
+            <w:tcW w:w="995" w:type="dxa"/>
+          </w:tcPr>
+          <w:p>
+            <w:pPr>
+              <w:spacing w:after="0" w:line="240" w:lineRule="auto"/>
+            </w:pPr>
+          </w:p>
+        </w:tc>
+        <w:tc>
+          <w:tcPr>
+            <w:tcW w:w="2124" w:type="dxa"/>
           </w:tcPr>
           <w:p>
             <w:pPr>
@@ -5637,6 +5739,9 @@
                 <w:szCs w:val="20"/>
               </w:rPr>
             </w:pPr>
+            <w:r>
+              <w:t>{{clause}}</w:t>
+            </w:r>
           </w:p>
         </w:tc>
         <w:tc>
@@ -5667,7 +5772,7 @@
       <w:tr>
         <w:tc>
           <w:tcPr>
-            <w:tcW w:w="914" w:type="dxa"/>
+            <w:tcW w:w="995" w:type="dxa"/>
           </w:tcPr>
           <w:p>
             <w:pPr>
@@ -5680,7 +5785,7 @@
         </w:tc>
         <w:tc>
           <w:tcPr>
-            <w:tcW w:w="2205" w:type="dxa"/>
+            <w:tcW w:w="2124" w:type="dxa"/>
           </w:tcPr>
           <w:p>
             <w:pPr>
@@ -5723,17 +5828,17 @@
       <w:tr>
         <w:tc>
           <w:tcPr>
-            <w:tcW w:w="914" w:type="dxa"/>
-          </w:tcPr>
-          <w:p>
-            <w:pPr>
-              <w:spacing w:after="0" w:line="240" w:lineRule="auto"/>
-            </w:pPr>
-          </w:p>
-        </w:tc>
-        <w:tc>
-          <w:tcPr>
-            <w:tcW w:w="2205" w:type="dxa"/>
+            <w:tcW w:w="995" w:type="dxa"/>
+          </w:tcPr>
+          <w:p>
+            <w:pPr>
+              <w:spacing w:after="0" w:line="240" w:lineRule="auto"/>
+            </w:pPr>
+          </w:p>
+        </w:tc>
+        <w:tc>
+          <w:tcPr>
+            <w:tcW w:w="2124" w:type="dxa"/>
           </w:tcPr>
           <w:p>
             <w:pPr>
@@ -5748,7 +5853,6 @@
               <w:spacing w:after="0" w:line="240" w:lineRule="auto"/>
             </w:pPr>
             <w:r>
-              <w:lastRenderedPageBreak/>
               <w:t>-Does it provide framework for the objectives?</w:t>
             </w:r>
           </w:p>
@@ -5786,6 +5890,9 @@
                 <w:szCs w:val="24"/>
               </w:rPr>
             </w:pPr>
+            <w:r>
+              <w:t>{{clause}}</w:t>
+            </w:r>
           </w:p>
         </w:tc>
         <w:tc>
@@ -5807,16 +5914,7 @@
                 <w:sz w:val="24"/>
                 <w:szCs w:val="24"/>
               </w:rPr>
-              <w:t xml:space="preserve">IMS policy makes all commitments prescribed by the QMS standard. Mr. Anish Agarwal has established and documented QMS Policy appropriate to the business and supported by Objectives. The same has </w:t>
-            </w:r>
-            <w:r>
-              <w:rPr>
-                <w:rFonts w:cs="Arial"/>
-                <w:sz w:val="24"/>
-                <w:szCs w:val="24"/>
-              </w:rPr>
-              <w:lastRenderedPageBreak/>
-              <w:t xml:space="preserve">been communicated within the organization and also made available to the interested parties through displays. </w:t>
+              <w:t xml:space="preserve">IMS policy makes all commitments prescribed by the QMS standard. Mr. Anish Agarwal has established and documented QMS Policy appropriate to the business and supported by Objectives. The same has been communicated within the organization and also made available to the interested parties through displays. </w:t>
             </w:r>
           </w:p>
           <w:p>
@@ -5904,21 +6002,20 @@
       <w:tr>
         <w:tc>
           <w:tcPr>
-            <w:tcW w:w="914" w:type="dxa"/>
-          </w:tcPr>
-          <w:p>
-            <w:pPr>
-              <w:spacing w:after="0" w:line="240" w:lineRule="auto"/>
-            </w:pPr>
-            <w:r>
-              <w:lastRenderedPageBreak/>
+            <w:tcW w:w="995" w:type="dxa"/>
+          </w:tcPr>
+          <w:p>
+            <w:pPr>
+              <w:spacing w:after="0" w:line="240" w:lineRule="auto"/>
+            </w:pPr>
+            <w:r>
               <w:t>5.3</w:t>
             </w:r>
           </w:p>
         </w:tc>
         <w:tc>
           <w:tcPr>
-            <w:tcW w:w="2205" w:type="dxa"/>
+            <w:tcW w:w="2124" w:type="dxa"/>
           </w:tcPr>
           <w:p>
             <w:pPr>
@@ -5966,17 +6063,17 @@
       <w:tr>
         <w:tc>
           <w:tcPr>
-            <w:tcW w:w="914" w:type="dxa"/>
-          </w:tcPr>
-          <w:p>
-            <w:pPr>
-              <w:spacing w:after="0" w:line="240" w:lineRule="auto"/>
-            </w:pPr>
-          </w:p>
-        </w:tc>
-        <w:tc>
-          <w:tcPr>
-            <w:tcW w:w="2205" w:type="dxa"/>
+            <w:tcW w:w="995" w:type="dxa"/>
+          </w:tcPr>
+          <w:p>
+            <w:pPr>
+              <w:spacing w:after="0" w:line="240" w:lineRule="auto"/>
+            </w:pPr>
+          </w:p>
+        </w:tc>
+        <w:tc>
+          <w:tcPr>
+            <w:tcW w:w="2124" w:type="dxa"/>
           </w:tcPr>
           <w:p>
             <w:pPr>
@@ -6001,6 +6098,9 @@
                 <w:szCs w:val="24"/>
               </w:rPr>
             </w:pPr>
+            <w:r>
+              <w:t>{{clause}}</w:t>
+            </w:r>
           </w:p>
         </w:tc>
         <w:tc>
@@ -6135,7 +6235,7 @@
         </w:trPr>
         <w:tc>
           <w:tcPr>
-            <w:tcW w:w="914" w:type="dxa"/>
+            <w:tcW w:w="995" w:type="dxa"/>
           </w:tcPr>
           <w:p>
             <w:pPr>
@@ -6148,7 +6248,7 @@
         </w:tc>
         <w:tc>
           <w:tcPr>
-            <w:tcW w:w="2205" w:type="dxa"/>
+            <w:tcW w:w="2124" w:type="dxa"/>
           </w:tcPr>
           <w:p>
             <w:pPr>
@@ -6196,7 +6296,7 @@
       <w:tr>
         <w:tc>
           <w:tcPr>
-            <w:tcW w:w="914" w:type="dxa"/>
+            <w:tcW w:w="995" w:type="dxa"/>
           </w:tcPr>
           <w:p>
             <w:pPr>
@@ -6209,7 +6309,7 @@
         </w:tc>
         <w:tc>
           <w:tcPr>
-            <w:tcW w:w="2205" w:type="dxa"/>
+            <w:tcW w:w="2124" w:type="dxa"/>
           </w:tcPr>
           <w:p>
             <w:pPr>
@@ -6258,17 +6358,17 @@
       <w:tr>
         <w:tc>
           <w:tcPr>
-            <w:tcW w:w="914" w:type="dxa"/>
-          </w:tcPr>
-          <w:p>
-            <w:pPr>
-              <w:spacing w:after="0" w:line="240" w:lineRule="auto"/>
-            </w:pPr>
-          </w:p>
-        </w:tc>
-        <w:tc>
-          <w:tcPr>
-            <w:tcW w:w="2205" w:type="dxa"/>
+            <w:tcW w:w="995" w:type="dxa"/>
+          </w:tcPr>
+          <w:p>
+            <w:pPr>
+              <w:spacing w:after="0" w:line="240" w:lineRule="auto"/>
+            </w:pPr>
+          </w:p>
+        </w:tc>
+        <w:tc>
+          <w:tcPr>
+            <w:tcW w:w="2124" w:type="dxa"/>
           </w:tcPr>
           <w:p>
             <w:pPr>
@@ -6293,6 +6393,9 @@
                 <w:szCs w:val="24"/>
               </w:rPr>
             </w:pPr>
+            <w:r>
+              <w:t>{{clause}}</w:t>
+            </w:r>
           </w:p>
         </w:tc>
         <w:tc>
@@ -6345,6 +6448,7 @@
                 <w:sz w:val="24"/>
                 <w:szCs w:val="24"/>
               </w:rPr>
+              <w:lastRenderedPageBreak/>
               <w:t>Risk matrix (threat to process objective) identified as below -</w:t>
             </w:r>
           </w:p>
@@ -6460,7 +6564,7 @@
       <w:tr>
         <w:tc>
           <w:tcPr>
-            <w:tcW w:w="914" w:type="dxa"/>
+            <w:tcW w:w="995" w:type="dxa"/>
           </w:tcPr>
           <w:p>
             <w:pPr>
@@ -6474,7 +6578,7 @@
         </w:tc>
         <w:tc>
           <w:tcPr>
-            <w:tcW w:w="2205" w:type="dxa"/>
+            <w:tcW w:w="2124" w:type="dxa"/>
           </w:tcPr>
           <w:p>
             <w:pPr>
@@ -6518,17 +6622,17 @@
       <w:tr>
         <w:tc>
           <w:tcPr>
-            <w:tcW w:w="914" w:type="dxa"/>
-          </w:tcPr>
-          <w:p>
-            <w:pPr>
-              <w:spacing w:after="0" w:line="240" w:lineRule="auto"/>
-            </w:pPr>
-          </w:p>
-        </w:tc>
-        <w:tc>
-          <w:tcPr>
-            <w:tcW w:w="2205" w:type="dxa"/>
+            <w:tcW w:w="995" w:type="dxa"/>
+          </w:tcPr>
+          <w:p>
+            <w:pPr>
+              <w:spacing w:after="0" w:line="240" w:lineRule="auto"/>
+            </w:pPr>
+          </w:p>
+        </w:tc>
+        <w:tc>
+          <w:tcPr>
+            <w:tcW w:w="2124" w:type="dxa"/>
           </w:tcPr>
           <w:p>
             <w:pPr>
@@ -6561,6 +6665,9 @@
                 <w:szCs w:val="24"/>
               </w:rPr>
             </w:pPr>
+            <w:r>
+              <w:t>{{clause}}</w:t>
+            </w:r>
           </w:p>
         </w:tc>
         <w:tc>
@@ -6831,7 +6938,7 @@
       <w:tr>
         <w:tc>
           <w:tcPr>
-            <w:tcW w:w="914" w:type="dxa"/>
+            <w:tcW w:w="995" w:type="dxa"/>
           </w:tcPr>
           <w:p>
             <w:pPr>
@@ -6844,7 +6951,7 @@
         </w:tc>
         <w:tc>
           <w:tcPr>
-            <w:tcW w:w="2205" w:type="dxa"/>
+            <w:tcW w:w="2124" w:type="dxa"/>
           </w:tcPr>
           <w:p>
             <w:pPr>
@@ -6887,17 +6994,17 @@
       <w:tr>
         <w:tc>
           <w:tcPr>
-            <w:tcW w:w="914" w:type="dxa"/>
-          </w:tcPr>
-          <w:p>
-            <w:pPr>
-              <w:spacing w:after="0" w:line="240" w:lineRule="auto"/>
-            </w:pPr>
-          </w:p>
-        </w:tc>
-        <w:tc>
-          <w:tcPr>
-            <w:tcW w:w="2205" w:type="dxa"/>
+            <w:tcW w:w="995" w:type="dxa"/>
+          </w:tcPr>
+          <w:p>
+            <w:pPr>
+              <w:spacing w:after="0" w:line="240" w:lineRule="auto"/>
+            </w:pPr>
+          </w:p>
+        </w:tc>
+        <w:tc>
+          <w:tcPr>
+            <w:tcW w:w="2124" w:type="dxa"/>
           </w:tcPr>
           <w:p>
             <w:pPr>
@@ -6922,6 +7029,9 @@
                 <w:szCs w:val="24"/>
               </w:rPr>
             </w:pPr>
+            <w:r>
+              <w:t>{{clause}}</w:t>
+            </w:r>
           </w:p>
         </w:tc>
         <w:tc>
@@ -6965,7 +7075,7 @@
       <w:tr>
         <w:tc>
           <w:tcPr>
-            <w:tcW w:w="914" w:type="dxa"/>
+            <w:tcW w:w="995" w:type="dxa"/>
           </w:tcPr>
           <w:p>
             <w:pPr>
@@ -6978,7 +7088,7 @@
         </w:tc>
         <w:tc>
           <w:tcPr>
-            <w:tcW w:w="2205" w:type="dxa"/>
+            <w:tcW w:w="2124" w:type="dxa"/>
           </w:tcPr>
           <w:p>
             <w:pPr>
@@ -7021,21 +7131,20 @@
       <w:tr>
         <w:tc>
           <w:tcPr>
-            <w:tcW w:w="914" w:type="dxa"/>
-          </w:tcPr>
-          <w:p>
-            <w:pPr>
-              <w:spacing w:after="0" w:line="240" w:lineRule="auto"/>
-            </w:pPr>
-            <w:r>
-              <w:lastRenderedPageBreak/>
+            <w:tcW w:w="995" w:type="dxa"/>
+          </w:tcPr>
+          <w:p>
+            <w:pPr>
+              <w:spacing w:after="0" w:line="240" w:lineRule="auto"/>
+            </w:pPr>
+            <w:r>
               <w:t>7.1</w:t>
             </w:r>
           </w:p>
         </w:tc>
         <w:tc>
           <w:tcPr>
-            <w:tcW w:w="2205" w:type="dxa"/>
+            <w:tcW w:w="2124" w:type="dxa"/>
           </w:tcPr>
           <w:p>
             <w:pPr>
@@ -7078,7 +7187,7 @@
       <w:tr>
         <w:tc>
           <w:tcPr>
-            <w:tcW w:w="914" w:type="dxa"/>
+            <w:tcW w:w="995" w:type="dxa"/>
           </w:tcPr>
           <w:p>
             <w:pPr>
@@ -7091,7 +7200,7 @@
         </w:tc>
         <w:tc>
           <w:tcPr>
-            <w:tcW w:w="2205" w:type="dxa"/>
+            <w:tcW w:w="2124" w:type="dxa"/>
           </w:tcPr>
           <w:p>
             <w:pPr>
@@ -7124,6 +7233,9 @@
                 <w:szCs w:val="24"/>
               </w:rPr>
             </w:pPr>
+            <w:r>
+              <w:t>{{clause}}</w:t>
+            </w:r>
           </w:p>
         </w:tc>
         <w:tc>
@@ -7191,7 +7303,7 @@
       <w:tr>
         <w:tc>
           <w:tcPr>
-            <w:tcW w:w="914" w:type="dxa"/>
+            <w:tcW w:w="995" w:type="dxa"/>
           </w:tcPr>
           <w:p>
             <w:pPr>
@@ -7205,7 +7317,7 @@
         </w:tc>
         <w:tc>
           <w:tcPr>
-            <w:tcW w:w="2205" w:type="dxa"/>
+            <w:tcW w:w="2124" w:type="dxa"/>
           </w:tcPr>
           <w:p>
             <w:pPr>
@@ -7248,17 +7360,17 @@
       <w:tr>
         <w:tc>
           <w:tcPr>
-            <w:tcW w:w="914" w:type="dxa"/>
-          </w:tcPr>
-          <w:p>
-            <w:pPr>
-              <w:spacing w:after="0" w:line="240" w:lineRule="auto"/>
-            </w:pPr>
-          </w:p>
-        </w:tc>
-        <w:tc>
-          <w:tcPr>
-            <w:tcW w:w="2205" w:type="dxa"/>
+            <w:tcW w:w="995" w:type="dxa"/>
+          </w:tcPr>
+          <w:p>
+            <w:pPr>
+              <w:spacing w:after="0" w:line="240" w:lineRule="auto"/>
+            </w:pPr>
+          </w:p>
+        </w:tc>
+        <w:tc>
+          <w:tcPr>
+            <w:tcW w:w="2124" w:type="dxa"/>
           </w:tcPr>
           <w:p>
             <w:pPr>
@@ -7281,6 +7393,9 @@
                 <w:rFonts w:ascii="Helvetica Neue" w:eastAsia="Helvetica Neue" w:hAnsi="Helvetica Neue" w:cs="Helvetica Neue"/>
               </w:rPr>
             </w:pPr>
+            <w:r>
+              <w:t>{{clause}}</w:t>
+            </w:r>
           </w:p>
         </w:tc>
         <w:tc>
@@ -7382,7 +7497,7 @@
       <w:tr>
         <w:tc>
           <w:tcPr>
-            <w:tcW w:w="914" w:type="dxa"/>
+            <w:tcW w:w="995" w:type="dxa"/>
           </w:tcPr>
           <w:p>
             <w:pPr>
@@ -7395,7 +7510,7 @@
         </w:tc>
         <w:tc>
           <w:tcPr>
-            <w:tcW w:w="2205" w:type="dxa"/>
+            <w:tcW w:w="2124" w:type="dxa"/>
           </w:tcPr>
           <w:p>
             <w:pPr>
@@ -7438,17 +7553,17 @@
       <w:tr>
         <w:tc>
           <w:tcPr>
-            <w:tcW w:w="914" w:type="dxa"/>
-          </w:tcPr>
-          <w:p>
-            <w:pPr>
-              <w:spacing w:after="0" w:line="240" w:lineRule="auto"/>
-            </w:pPr>
-          </w:p>
-        </w:tc>
-        <w:tc>
-          <w:tcPr>
-            <w:tcW w:w="2205" w:type="dxa"/>
+            <w:tcW w:w="995" w:type="dxa"/>
+          </w:tcPr>
+          <w:p>
+            <w:pPr>
+              <w:spacing w:after="0" w:line="240" w:lineRule="auto"/>
+            </w:pPr>
+          </w:p>
+        </w:tc>
+        <w:tc>
+          <w:tcPr>
+            <w:tcW w:w="2124" w:type="dxa"/>
           </w:tcPr>
           <w:p>
             <w:pPr>
@@ -7474,12 +7589,7 @@
               </w:rPr>
             </w:pPr>
             <w:r>
-              <w:rPr>
-                <w:rFonts w:ascii="Times New Roman" w:eastAsia="Times New Roman" w:hAnsi="Times New Roman" w:cs="Times New Roman"/>
-                <w:sz w:val="24"/>
-                <w:szCs w:val="24"/>
-              </w:rPr>
-              <w:t>Observation</w:t>
+              <w:t>{{clause}}</w:t>
             </w:r>
           </w:p>
         </w:tc>
@@ -7596,7 +7706,7 @@
       <w:tr>
         <w:tc>
           <w:tcPr>
-            <w:tcW w:w="914" w:type="dxa"/>
+            <w:tcW w:w="995" w:type="dxa"/>
           </w:tcPr>
           <w:p>
             <w:pPr>
@@ -7617,7 +7727,7 @@
         </w:tc>
         <w:tc>
           <w:tcPr>
-            <w:tcW w:w="2205" w:type="dxa"/>
+            <w:tcW w:w="2124" w:type="dxa"/>
           </w:tcPr>
           <w:p>
             <w:pPr>
@@ -7660,17 +7770,17 @@
       <w:tr>
         <w:tc>
           <w:tcPr>
-            <w:tcW w:w="914" w:type="dxa"/>
-          </w:tcPr>
-          <w:p>
-            <w:pPr>
-              <w:spacing w:after="0" w:line="240" w:lineRule="auto"/>
-            </w:pPr>
-          </w:p>
-        </w:tc>
-        <w:tc>
-          <w:tcPr>
-            <w:tcW w:w="2205" w:type="dxa"/>
+            <w:tcW w:w="995" w:type="dxa"/>
+          </w:tcPr>
+          <w:p>
+            <w:pPr>
+              <w:spacing w:after="0" w:line="240" w:lineRule="auto"/>
+            </w:pPr>
+          </w:p>
+        </w:tc>
+        <w:tc>
+          <w:tcPr>
+            <w:tcW w:w="2124" w:type="dxa"/>
           </w:tcPr>
           <w:p>
             <w:pPr>
@@ -7696,12 +7806,7 @@
               </w:rPr>
             </w:pPr>
             <w:r>
-              <w:rPr>
-                <w:rFonts w:ascii="Times New Roman" w:eastAsia="Times New Roman" w:hAnsi="Times New Roman" w:cs="Times New Roman"/>
-                <w:sz w:val="24"/>
-                <w:szCs w:val="24"/>
-              </w:rPr>
-              <w:t>NC</w:t>
+              <w:t>{{clause}}</w:t>
             </w:r>
           </w:p>
         </w:tc>
@@ -7802,6 +7907,7 @@
                 <w:sz w:val="24"/>
                 <w:szCs w:val="24"/>
               </w:rPr>
+              <w:lastRenderedPageBreak/>
               <w:t xml:space="preserve">Minor NC: </w:t>
             </w:r>
             <w:r>
@@ -7818,20 +7924,21 @@
       <w:tr>
         <w:tc>
           <w:tcPr>
-            <w:tcW w:w="914" w:type="dxa"/>
-          </w:tcPr>
-          <w:p>
-            <w:pPr>
-              <w:spacing w:after="0" w:line="240" w:lineRule="auto"/>
-            </w:pPr>
-            <w:r>
+            <w:tcW w:w="995" w:type="dxa"/>
+          </w:tcPr>
+          <w:p>
+            <w:pPr>
+              <w:spacing w:after="0" w:line="240" w:lineRule="auto"/>
+            </w:pPr>
+            <w:r>
+              <w:lastRenderedPageBreak/>
               <w:t>7.1.5</w:t>
             </w:r>
           </w:p>
         </w:tc>
         <w:tc>
           <w:tcPr>
-            <w:tcW w:w="2205" w:type="dxa"/>
+            <w:tcW w:w="2124" w:type="dxa"/>
           </w:tcPr>
           <w:p>
             <w:pPr>
@@ -7874,17 +7981,17 @@
       <w:tr>
         <w:tc>
           <w:tcPr>
-            <w:tcW w:w="914" w:type="dxa"/>
-          </w:tcPr>
-          <w:p>
-            <w:pPr>
-              <w:spacing w:after="0" w:line="240" w:lineRule="auto"/>
-            </w:pPr>
-          </w:p>
-        </w:tc>
-        <w:tc>
-          <w:tcPr>
-            <w:tcW w:w="2205" w:type="dxa"/>
+            <w:tcW w:w="995" w:type="dxa"/>
+          </w:tcPr>
+          <w:p>
+            <w:pPr>
+              <w:spacing w:after="0" w:line="240" w:lineRule="auto"/>
+            </w:pPr>
+          </w:p>
+        </w:tc>
+        <w:tc>
+          <w:tcPr>
+            <w:tcW w:w="2124" w:type="dxa"/>
           </w:tcPr>
           <w:p>
             <w:pPr>
@@ -7899,7 +8006,6 @@
               <w:spacing w:after="0" w:line="240" w:lineRule="auto"/>
             </w:pPr>
             <w:r>
-              <w:lastRenderedPageBreak/>
               <w:t>-Is the record of fitness maintained?</w:t>
             </w:r>
           </w:p>
@@ -7926,6 +8032,9 @@
                 <w:szCs w:val="24"/>
               </w:rPr>
             </w:pPr>
+            <w:r>
+              <w:t>{{clause}}</w:t>
+            </w:r>
           </w:p>
         </w:tc>
         <w:tc>
@@ -7944,14 +8053,7 @@
               <w:rPr>
                 <w:rFonts w:eastAsia="Times New Roman"/>
               </w:rPr>
-              <w:t xml:space="preserve">First level s/w testing is done by the developer using QA software tool, then it is given QA team for further quality testing. It is then given to the customer for UAT which when passed is implemented in the running environment. </w:t>
-            </w:r>
-            <w:r>
-              <w:rPr>
-                <w:rFonts w:eastAsia="Times New Roman"/>
-              </w:rPr>
-              <w:lastRenderedPageBreak/>
-              <w:t xml:space="preserve">It is uploaded on the </w:t>
+              <w:t xml:space="preserve">First level s/w testing is done by the developer using QA software tool, then it is given QA team for further quality testing. It is then given to the customer for UAT which when passed is implemented in the running environment. It is uploaded on the </w:t>
             </w:r>
             <w:proofErr w:type="spellStart"/>
             <w:r>
@@ -8004,21 +8106,20 @@
       <w:tr>
         <w:tc>
           <w:tcPr>
-            <w:tcW w:w="914" w:type="dxa"/>
-          </w:tcPr>
-          <w:p>
-            <w:pPr>
-              <w:spacing w:after="0" w:line="240" w:lineRule="auto"/>
-            </w:pPr>
-            <w:r>
-              <w:lastRenderedPageBreak/>
+            <w:tcW w:w="995" w:type="dxa"/>
+          </w:tcPr>
+          <w:p>
+            <w:pPr>
+              <w:spacing w:after="0" w:line="240" w:lineRule="auto"/>
+            </w:pPr>
+            <w:r>
               <w:t>7.1.6</w:t>
             </w:r>
           </w:p>
         </w:tc>
         <w:tc>
           <w:tcPr>
-            <w:tcW w:w="2205" w:type="dxa"/>
+            <w:tcW w:w="2124" w:type="dxa"/>
           </w:tcPr>
           <w:p>
             <w:pPr>
@@ -8059,17 +8160,17 @@
       <w:tr>
         <w:tc>
           <w:tcPr>
-            <w:tcW w:w="914" w:type="dxa"/>
-          </w:tcPr>
-          <w:p>
-            <w:pPr>
-              <w:spacing w:after="0" w:line="240" w:lineRule="auto"/>
-            </w:pPr>
-          </w:p>
-        </w:tc>
-        <w:tc>
-          <w:tcPr>
-            <w:tcW w:w="2205" w:type="dxa"/>
+            <w:tcW w:w="995" w:type="dxa"/>
+          </w:tcPr>
+          <w:p>
+            <w:pPr>
+              <w:spacing w:after="0" w:line="240" w:lineRule="auto"/>
+            </w:pPr>
+          </w:p>
+        </w:tc>
+        <w:tc>
+          <w:tcPr>
+            <w:tcW w:w="2124" w:type="dxa"/>
           </w:tcPr>
           <w:p>
             <w:pPr>
@@ -8090,7 +8191,7 @@
               <w:jc w:val="center"/>
             </w:pPr>
             <w:r>
-              <w:t>C</w:t>
+              <w:t>{{clause}}</w:t>
             </w:r>
           </w:p>
         </w:tc>
@@ -8222,7 +8323,7 @@
       <w:tr>
         <w:tc>
           <w:tcPr>
-            <w:tcW w:w="914" w:type="dxa"/>
+            <w:tcW w:w="995" w:type="dxa"/>
           </w:tcPr>
           <w:p>
             <w:pPr>
@@ -8243,7 +8344,7 @@
         </w:tc>
         <w:tc>
           <w:tcPr>
-            <w:tcW w:w="2205" w:type="dxa"/>
+            <w:tcW w:w="2124" w:type="dxa"/>
           </w:tcPr>
           <w:p>
             <w:pPr>
@@ -8286,17 +8387,17 @@
       <w:tr>
         <w:tc>
           <w:tcPr>
-            <w:tcW w:w="914" w:type="dxa"/>
-          </w:tcPr>
-          <w:p>
-            <w:pPr>
-              <w:spacing w:after="0" w:line="240" w:lineRule="auto"/>
-            </w:pPr>
-          </w:p>
-        </w:tc>
-        <w:tc>
-          <w:tcPr>
-            <w:tcW w:w="2205" w:type="dxa"/>
+            <w:tcW w:w="995" w:type="dxa"/>
+          </w:tcPr>
+          <w:p>
+            <w:pPr>
+              <w:spacing w:after="0" w:line="240" w:lineRule="auto"/>
+            </w:pPr>
+          </w:p>
+        </w:tc>
+        <w:tc>
+          <w:tcPr>
+            <w:tcW w:w="2124" w:type="dxa"/>
           </w:tcPr>
           <w:p>
             <w:pPr>
@@ -8346,81 +8447,77 @@
               </w:rPr>
             </w:pPr>
             <w:r>
+              <w:t>{{clause}}</w:t>
+            </w:r>
+          </w:p>
+        </w:tc>
+        <w:tc>
+          <w:tcPr>
+            <w:tcW w:w="5387" w:type="dxa"/>
+          </w:tcPr>
+          <w:p>
+            <w:r>
+              <w:t>Knowledge necessary for operation is done at the competency criteria. Training plan is prepared and implemented. Training schedule and training records seen and verified.</w:t>
+            </w:r>
+          </w:p>
+          <w:p>
+            <w:r>
+              <w:t>Reference documents:</w:t>
+            </w:r>
+          </w:p>
+          <w:p>
+            <w:pPr>
+              <w:rPr>
+                <w:color w:val="000000"/>
+              </w:rPr>
+            </w:pPr>
+            <w:r>
+              <w:t xml:space="preserve">Training plan </w:t>
+            </w:r>
+            <w:r>
+              <w:rPr>
+                <w:color w:val="000000"/>
+              </w:rPr>
+              <w:t>BLPL/ISMS/F/11</w:t>
+            </w:r>
+          </w:p>
+          <w:p>
+            <w:pPr>
+              <w:rPr>
+                <w:color w:val="000000"/>
+              </w:rPr>
+            </w:pPr>
+            <w:r>
+              <w:rPr>
+                <w:color w:val="000000"/>
+              </w:rPr>
+              <w:t xml:space="preserve">Refresher training for QMS policy </w:t>
+            </w:r>
+            <w:proofErr w:type="gramStart"/>
+            <w:r>
+              <w:rPr>
+                <w:color w:val="000000"/>
+              </w:rPr>
+              <w:t>and  objective</w:t>
+            </w:r>
+            <w:proofErr w:type="gramEnd"/>
+            <w:r>
+              <w:rPr>
+                <w:color w:val="000000"/>
+              </w:rPr>
+              <w:t xml:space="preserve"> planned on 27-Sep-2024.</w:t>
+            </w:r>
+          </w:p>
+          <w:p>
+            <w:pPr>
               <w:rPr>
                 <w:rFonts w:ascii="Times New Roman" w:eastAsia="Times New Roman" w:hAnsi="Times New Roman" w:cs="Times New Roman"/>
                 <w:sz w:val="24"/>
                 <w:szCs w:val="24"/>
               </w:rPr>
-              <w:t>C</w:t>
-            </w:r>
-          </w:p>
-        </w:tc>
-        <w:tc>
-          <w:tcPr>
-            <w:tcW w:w="5387" w:type="dxa"/>
-          </w:tcPr>
-          <w:p>
-            <w:r>
-              <w:t>Knowledge necessary for operation is done at the competency criteria. Training plan is prepared and implemented. Training schedule and training records seen and verified.</w:t>
-            </w:r>
-          </w:p>
-          <w:p>
-            <w:r>
-              <w:t>Reference documents:</w:t>
-            </w:r>
-          </w:p>
-          <w:p>
-            <w:pPr>
-              <w:rPr>
-                <w:color w:val="000000"/>
-              </w:rPr>
-            </w:pPr>
-            <w:r>
-              <w:t xml:space="preserve">Training plan </w:t>
-            </w:r>
-            <w:r>
-              <w:rPr>
-                <w:color w:val="000000"/>
-              </w:rPr>
-              <w:t>BLPL/ISMS/F/11</w:t>
-            </w:r>
-          </w:p>
-          <w:p>
-            <w:pPr>
-              <w:rPr>
-                <w:color w:val="000000"/>
-              </w:rPr>
-            </w:pPr>
-            <w:r>
-              <w:rPr>
-                <w:color w:val="000000"/>
-              </w:rPr>
-              <w:t xml:space="preserve">Refresher training for QMS policy </w:t>
-            </w:r>
-            <w:proofErr w:type="gramStart"/>
-            <w:r>
-              <w:rPr>
-                <w:color w:val="000000"/>
-              </w:rPr>
-              <w:t>and  objective</w:t>
-            </w:r>
-            <w:proofErr w:type="gramEnd"/>
-            <w:r>
-              <w:rPr>
-                <w:color w:val="000000"/>
-              </w:rPr>
-              <w:t xml:space="preserve"> planned on 27-Sep-2024.</w:t>
-            </w:r>
-          </w:p>
-          <w:p>
-            <w:pPr>
-              <w:rPr>
-                <w:rFonts w:ascii="Times New Roman" w:eastAsia="Times New Roman" w:hAnsi="Times New Roman" w:cs="Times New Roman"/>
-                <w:sz w:val="24"/>
-                <w:szCs w:val="24"/>
-              </w:rPr>
-            </w:pPr>
-            <w:r>
+            </w:pPr>
+            <w:r>
+              <w:lastRenderedPageBreak/>
               <w:t xml:space="preserve">Training records/feedback </w:t>
             </w:r>
             <w:r>
@@ -8435,20 +8532,21 @@
       <w:tr>
         <w:tc>
           <w:tcPr>
-            <w:tcW w:w="914" w:type="dxa"/>
-          </w:tcPr>
-          <w:p>
-            <w:pPr>
-              <w:spacing w:after="0" w:line="240" w:lineRule="auto"/>
-            </w:pPr>
-            <w:r>
+            <w:tcW w:w="995" w:type="dxa"/>
+          </w:tcPr>
+          <w:p>
+            <w:pPr>
+              <w:spacing w:after="0" w:line="240" w:lineRule="auto"/>
+            </w:pPr>
+            <w:r>
+              <w:lastRenderedPageBreak/>
               <w:t>7.3</w:t>
             </w:r>
           </w:p>
         </w:tc>
         <w:tc>
           <w:tcPr>
-            <w:tcW w:w="2205" w:type="dxa"/>
+            <w:tcW w:w="2124" w:type="dxa"/>
           </w:tcPr>
           <w:p>
             <w:pPr>
@@ -8491,17 +8589,17 @@
       <w:tr>
         <w:tc>
           <w:tcPr>
-            <w:tcW w:w="914" w:type="dxa"/>
-          </w:tcPr>
-          <w:p>
-            <w:pPr>
-              <w:spacing w:after="0" w:line="240" w:lineRule="auto"/>
-            </w:pPr>
-          </w:p>
-        </w:tc>
-        <w:tc>
-          <w:tcPr>
-            <w:tcW w:w="2205" w:type="dxa"/>
+            <w:tcW w:w="995" w:type="dxa"/>
+          </w:tcPr>
+          <w:p>
+            <w:pPr>
+              <w:spacing w:after="0" w:line="240" w:lineRule="auto"/>
+            </w:pPr>
+          </w:p>
+        </w:tc>
+        <w:tc>
+          <w:tcPr>
+            <w:tcW w:w="2124" w:type="dxa"/>
           </w:tcPr>
           <w:p>
             <w:pPr>
@@ -8530,12 +8628,7 @@
               </w:rPr>
             </w:pPr>
             <w:r>
-              <w:rPr>
-                <w:rFonts w:ascii="Times New Roman" w:eastAsia="Times New Roman" w:hAnsi="Times New Roman" w:cs="Times New Roman"/>
-                <w:sz w:val="24"/>
-                <w:szCs w:val="24"/>
-              </w:rPr>
-              <w:t>C</w:t>
+              <w:t>{{clause}}</w:t>
             </w:r>
           </w:p>
         </w:tc>
@@ -8572,7 +8665,6 @@
               <w:jc w:val="both"/>
             </w:pPr>
             <w:r>
-              <w:lastRenderedPageBreak/>
               <w:t xml:space="preserve">Training imparted to the internal employees on QMS policy and objectives which is </w:t>
             </w:r>
             <w:proofErr w:type="spellStart"/>
@@ -8589,21 +8681,20 @@
       <w:tr>
         <w:tc>
           <w:tcPr>
-            <w:tcW w:w="914" w:type="dxa"/>
-          </w:tcPr>
-          <w:p>
-            <w:pPr>
-              <w:spacing w:after="0" w:line="240" w:lineRule="auto"/>
-            </w:pPr>
-            <w:r>
-              <w:lastRenderedPageBreak/>
+            <w:tcW w:w="995" w:type="dxa"/>
+          </w:tcPr>
+          <w:p>
+            <w:pPr>
+              <w:spacing w:after="0" w:line="240" w:lineRule="auto"/>
+            </w:pPr>
+            <w:r>
               <w:t>7.4</w:t>
             </w:r>
           </w:p>
         </w:tc>
         <w:tc>
           <w:tcPr>
-            <w:tcW w:w="2205" w:type="dxa"/>
+            <w:tcW w:w="2124" w:type="dxa"/>
           </w:tcPr>
           <w:p>
             <w:pPr>
@@ -8646,17 +8737,17 @@
       <w:tr>
         <w:tc>
           <w:tcPr>
-            <w:tcW w:w="914" w:type="dxa"/>
-          </w:tcPr>
-          <w:p>
-            <w:pPr>
-              <w:spacing w:after="0" w:line="240" w:lineRule="auto"/>
-            </w:pPr>
-          </w:p>
-        </w:tc>
-        <w:tc>
-          <w:tcPr>
-            <w:tcW w:w="2205" w:type="dxa"/>
+            <w:tcW w:w="995" w:type="dxa"/>
+          </w:tcPr>
+          <w:p>
+            <w:pPr>
+              <w:spacing w:after="0" w:line="240" w:lineRule="auto"/>
+            </w:pPr>
+          </w:p>
+        </w:tc>
+        <w:tc>
+          <w:tcPr>
+            <w:tcW w:w="2124" w:type="dxa"/>
           </w:tcPr>
           <w:p>
             <w:pPr>
@@ -8682,12 +8773,7 @@
               </w:rPr>
             </w:pPr>
             <w:r>
-              <w:rPr>
-                <w:rFonts w:ascii="Times New Roman" w:eastAsia="Times New Roman" w:hAnsi="Times New Roman" w:cs="Times New Roman"/>
-                <w:sz w:val="24"/>
-                <w:szCs w:val="24"/>
-              </w:rPr>
-              <w:t>C</w:t>
+              <w:t>{{clause}}</w:t>
             </w:r>
           </w:p>
         </w:tc>
@@ -8727,7 +8813,7 @@
       <w:tr>
         <w:tc>
           <w:tcPr>
-            <w:tcW w:w="914" w:type="dxa"/>
+            <w:tcW w:w="995" w:type="dxa"/>
           </w:tcPr>
           <w:p>
             <w:pPr>
@@ -8740,7 +8826,7 @@
         </w:tc>
         <w:tc>
           <w:tcPr>
-            <w:tcW w:w="2205" w:type="dxa"/>
+            <w:tcW w:w="2124" w:type="dxa"/>
           </w:tcPr>
           <w:p>
             <w:pPr>
@@ -8783,17 +8869,17 @@
       <w:tr>
         <w:tc>
           <w:tcPr>
-            <w:tcW w:w="914" w:type="dxa"/>
-          </w:tcPr>
-          <w:p>
-            <w:pPr>
-              <w:spacing w:after="0" w:line="240" w:lineRule="auto"/>
-            </w:pPr>
-          </w:p>
-        </w:tc>
-        <w:tc>
-          <w:tcPr>
-            <w:tcW w:w="2205" w:type="dxa"/>
+            <w:tcW w:w="995" w:type="dxa"/>
+          </w:tcPr>
+          <w:p>
+            <w:pPr>
+              <w:spacing w:after="0" w:line="240" w:lineRule="auto"/>
+            </w:pPr>
+          </w:p>
+        </w:tc>
+        <w:tc>
+          <w:tcPr>
+            <w:tcW w:w="2124" w:type="dxa"/>
           </w:tcPr>
           <w:p>
             <w:pPr>
@@ -8842,99 +8928,105 @@
               </w:rPr>
             </w:pPr>
             <w:r>
+              <w:t>{{clause}}</w:t>
+            </w:r>
+          </w:p>
+        </w:tc>
+        <w:tc>
+          <w:tcPr>
+            <w:tcW w:w="5387" w:type="dxa"/>
+          </w:tcPr>
+          <w:p>
+            <w:pPr>
+              <w:spacing w:after="0"/>
+              <w:jc w:val="both"/>
               <w:rPr>
                 <w:rFonts w:ascii="Helvetica Neue" w:eastAsia="Helvetica Neue" w:hAnsi="Helvetica Neue" w:cs="Helvetica Neue"/>
                 <w:color w:val="000000"/>
               </w:rPr>
-              <w:t>C</w:t>
-            </w:r>
-          </w:p>
-        </w:tc>
-        <w:tc>
-          <w:tcPr>
-            <w:tcW w:w="5387" w:type="dxa"/>
-          </w:tcPr>
-          <w:p>
-            <w:pPr>
-              <w:spacing w:after="0"/>
-              <w:jc w:val="both"/>
+            </w:pPr>
+            <w:r>
               <w:rPr>
                 <w:rFonts w:ascii="Helvetica Neue" w:eastAsia="Helvetica Neue" w:hAnsi="Helvetica Neue" w:cs="Helvetica Neue"/>
                 <w:color w:val="000000"/>
               </w:rPr>
-            </w:pPr>
+              <w:t xml:space="preserve">List of </w:t>
+            </w:r>
+            <w:proofErr w:type="gramStart"/>
             <w:r>
               <w:rPr>
                 <w:rFonts w:ascii="Helvetica Neue" w:eastAsia="Helvetica Neue" w:hAnsi="Helvetica Neue" w:cs="Helvetica Neue"/>
                 <w:color w:val="000000"/>
               </w:rPr>
-              <w:t xml:space="preserve">List of </w:t>
-            </w:r>
-            <w:proofErr w:type="gramStart"/>
+              <w:t>document</w:t>
+            </w:r>
+            <w:proofErr w:type="gramEnd"/>
             <w:r>
               <w:rPr>
                 <w:rFonts w:ascii="Helvetica Neue" w:eastAsia="Helvetica Neue" w:hAnsi="Helvetica Neue" w:cs="Helvetica Neue"/>
                 <w:color w:val="000000"/>
               </w:rPr>
-              <w:t>document</w:t>
-            </w:r>
-            <w:proofErr w:type="gramEnd"/>
+              <w:t xml:space="preserve"> is maintained. Reference document name is Master list of </w:t>
+            </w:r>
+            <w:proofErr w:type="gramStart"/>
             <w:r>
               <w:rPr>
                 <w:rFonts w:ascii="Helvetica Neue" w:eastAsia="Helvetica Neue" w:hAnsi="Helvetica Neue" w:cs="Helvetica Neue"/>
                 <w:color w:val="000000"/>
               </w:rPr>
-              <w:t xml:space="preserve"> is maintained. Reference document name is Master list of </w:t>
-            </w:r>
-            <w:proofErr w:type="gramStart"/>
+              <w:t>document</w:t>
+            </w:r>
+            <w:proofErr w:type="gramEnd"/>
             <w:r>
               <w:rPr>
                 <w:rFonts w:ascii="Helvetica Neue" w:eastAsia="Helvetica Neue" w:hAnsi="Helvetica Neue" w:cs="Helvetica Neue"/>
                 <w:color w:val="000000"/>
               </w:rPr>
-              <w:t>document</w:t>
-            </w:r>
-            <w:proofErr w:type="gramEnd"/>
-            <w:r>
+              <w:t>. Seen and verified.</w:t>
+            </w:r>
+          </w:p>
+          <w:p>
+            <w:pPr>
+              <w:spacing w:after="0"/>
+              <w:jc w:val="both"/>
               <w:rPr>
                 <w:rFonts w:ascii="Helvetica Neue" w:eastAsia="Helvetica Neue" w:hAnsi="Helvetica Neue" w:cs="Helvetica Neue"/>
                 <w:color w:val="000000"/>
               </w:rPr>
-              <w:t>. Seen and verified.</w:t>
-            </w:r>
-          </w:p>
-          <w:p>
-            <w:pPr>
-              <w:spacing w:after="0"/>
-              <w:jc w:val="both"/>
+            </w:pPr>
+            <w:r>
               <w:rPr>
                 <w:rFonts w:ascii="Helvetica Neue" w:eastAsia="Helvetica Neue" w:hAnsi="Helvetica Neue" w:cs="Helvetica Neue"/>
                 <w:color w:val="000000"/>
               </w:rPr>
-            </w:pPr>
+              <w:t xml:space="preserve">Control procedures in place to identify, review and approve the documents. </w:t>
+            </w:r>
+            <w:proofErr w:type="gramStart"/>
             <w:r>
               <w:rPr>
                 <w:rFonts w:ascii="Helvetica Neue" w:eastAsia="Helvetica Neue" w:hAnsi="Helvetica Neue" w:cs="Helvetica Neue"/>
                 <w:color w:val="000000"/>
               </w:rPr>
-              <w:t xml:space="preserve">Control procedures in place to identify, review and approve the documents. </w:t>
-            </w:r>
-            <w:proofErr w:type="gramStart"/>
+              <w:t>Access ,</w:t>
+            </w:r>
+            <w:proofErr w:type="gramEnd"/>
             <w:r>
               <w:rPr>
                 <w:rFonts w:ascii="Helvetica Neue" w:eastAsia="Helvetica Neue" w:hAnsi="Helvetica Neue" w:cs="Helvetica Neue"/>
                 <w:color w:val="000000"/>
               </w:rPr>
-              <w:t>Access ,</w:t>
-            </w:r>
-            <w:proofErr w:type="gramEnd"/>
-            <w:r>
+              <w:t xml:space="preserve"> retention , storage, retrieval and disposal of the document is maintained in the same document. </w:t>
+            </w:r>
+          </w:p>
+          <w:p>
+            <w:pPr>
+              <w:spacing w:after="0"/>
+              <w:jc w:val="both"/>
               <w:rPr>
                 <w:rFonts w:ascii="Helvetica Neue" w:eastAsia="Helvetica Neue" w:hAnsi="Helvetica Neue" w:cs="Helvetica Neue"/>
                 <w:color w:val="000000"/>
               </w:rPr>
-              <w:t xml:space="preserve"> retention , storage, retrieval and disposal of the document is maintained in the same document. </w:t>
-            </w:r>
+            </w:pPr>
           </w:p>
           <w:p>
             <w:pPr>
@@ -8945,21 +9037,11 @@
                 <w:color w:val="000000"/>
               </w:rPr>
             </w:pPr>
-          </w:p>
-          <w:p>
-            <w:pPr>
-              <w:spacing w:after="0"/>
-              <w:jc w:val="both"/>
+            <w:r>
               <w:rPr>
                 <w:rFonts w:ascii="Helvetica Neue" w:eastAsia="Helvetica Neue" w:hAnsi="Helvetica Neue" w:cs="Helvetica Neue"/>
                 <w:color w:val="000000"/>
               </w:rPr>
-            </w:pPr>
-            <w:r>
-              <w:rPr>
-                <w:rFonts w:ascii="Helvetica Neue" w:eastAsia="Helvetica Neue" w:hAnsi="Helvetica Neue" w:cs="Helvetica Neue"/>
-                <w:color w:val="000000"/>
-              </w:rPr>
               <w:t>Reference document: BLPL/DI/QMSDI/01</w:t>
             </w:r>
           </w:p>
@@ -8968,7 +9050,7 @@
       <w:tr>
         <w:tc>
           <w:tcPr>
-            <w:tcW w:w="914" w:type="dxa"/>
+            <w:tcW w:w="995" w:type="dxa"/>
           </w:tcPr>
           <w:p>
             <w:pPr>
@@ -8981,7 +9063,7 @@
         </w:tc>
         <w:tc>
           <w:tcPr>
-            <w:tcW w:w="2205" w:type="dxa"/>
+            <w:tcW w:w="2124" w:type="dxa"/>
           </w:tcPr>
           <w:p>
             <w:pPr>
@@ -9030,7 +9112,7 @@
       <w:tr>
         <w:tc>
           <w:tcPr>
-            <w:tcW w:w="914" w:type="dxa"/>
+            <w:tcW w:w="995" w:type="dxa"/>
           </w:tcPr>
           <w:p>
             <w:pPr>
@@ -9043,7 +9125,7 @@
         </w:tc>
         <w:tc>
           <w:tcPr>
-            <w:tcW w:w="2205" w:type="dxa"/>
+            <w:tcW w:w="2124" w:type="dxa"/>
           </w:tcPr>
           <w:p>
             <w:pPr>
@@ -9105,17 +9187,17 @@
       <w:tr>
         <w:tc>
           <w:tcPr>
-            <w:tcW w:w="914" w:type="dxa"/>
-          </w:tcPr>
-          <w:p>
-            <w:pPr>
-              <w:spacing w:after="0" w:line="240" w:lineRule="auto"/>
-            </w:pPr>
-          </w:p>
-        </w:tc>
-        <w:tc>
-          <w:tcPr>
-            <w:tcW w:w="2205" w:type="dxa"/>
+            <w:tcW w:w="995" w:type="dxa"/>
+          </w:tcPr>
+          <w:p>
+            <w:pPr>
+              <w:spacing w:after="0" w:line="240" w:lineRule="auto"/>
+            </w:pPr>
+          </w:p>
+        </w:tc>
+        <w:tc>
+          <w:tcPr>
+            <w:tcW w:w="2124" w:type="dxa"/>
           </w:tcPr>
           <w:p>
             <w:pPr>
@@ -9138,6 +9220,7 @@
               <w:spacing w:after="0" w:line="240" w:lineRule="auto"/>
             </w:pPr>
             <w:r>
+              <w:lastRenderedPageBreak/>
               <w:t>_are work instructions prepared?</w:t>
             </w:r>
           </w:p>
@@ -9160,10 +9243,8 @@
               </w:rPr>
             </w:pPr>
             <w:r>
-              <w:rPr>
-                <w:rFonts w:ascii="Helvetica Neue" w:eastAsia="Helvetica Neue" w:hAnsi="Helvetica Neue" w:cs="Helvetica Neue"/>
-              </w:rPr>
-              <w:t>C</w:t>
+              <w:lastRenderedPageBreak/>
+              <w:t>{{clause}}</w:t>
             </w:r>
           </w:p>
         </w:tc>
@@ -9207,6 +9288,7 @@
               <w:rPr>
                 <w:rFonts w:cs="Arial"/>
               </w:rPr>
+              <w:lastRenderedPageBreak/>
               <w:t>-Decisions on Product Non-Conformity and its disposal is done by the Team leader.  Non conformity if any, is reworked and this is retested with the help of software QA testing tool.</w:t>
             </w:r>
           </w:p>
@@ -9228,20 +9310,21 @@
       <w:tr>
         <w:tc>
           <w:tcPr>
-            <w:tcW w:w="914" w:type="dxa"/>
-          </w:tcPr>
-          <w:p>
-            <w:pPr>
-              <w:spacing w:after="0" w:line="240" w:lineRule="auto"/>
-            </w:pPr>
-            <w:r>
+            <w:tcW w:w="995" w:type="dxa"/>
+          </w:tcPr>
+          <w:p>
+            <w:pPr>
+              <w:spacing w:after="0" w:line="240" w:lineRule="auto"/>
+            </w:pPr>
+            <w:r>
+              <w:lastRenderedPageBreak/>
               <w:t>8.2</w:t>
             </w:r>
           </w:p>
         </w:tc>
         <w:tc>
           <w:tcPr>
-            <w:tcW w:w="2205" w:type="dxa"/>
+            <w:tcW w:w="2124" w:type="dxa"/>
           </w:tcPr>
           <w:p>
             <w:pPr>
@@ -9289,7 +9372,7 @@
       <w:tr>
         <w:tc>
           <w:tcPr>
-            <w:tcW w:w="914" w:type="dxa"/>
+            <w:tcW w:w="995" w:type="dxa"/>
           </w:tcPr>
           <w:p>
             <w:pPr>
@@ -9302,7 +9385,7 @@
         </w:tc>
         <w:tc>
           <w:tcPr>
-            <w:tcW w:w="2205" w:type="dxa"/>
+            <w:tcW w:w="2124" w:type="dxa"/>
           </w:tcPr>
           <w:p>
             <w:pPr>
@@ -9345,17 +9428,17 @@
       <w:tr>
         <w:tc>
           <w:tcPr>
-            <w:tcW w:w="914" w:type="dxa"/>
-          </w:tcPr>
-          <w:p>
-            <w:pPr>
-              <w:spacing w:after="0" w:line="240" w:lineRule="auto"/>
-            </w:pPr>
-          </w:p>
-        </w:tc>
-        <w:tc>
-          <w:tcPr>
-            <w:tcW w:w="2205" w:type="dxa"/>
+            <w:tcW w:w="995" w:type="dxa"/>
+          </w:tcPr>
+          <w:p>
+            <w:pPr>
+              <w:spacing w:after="0" w:line="240" w:lineRule="auto"/>
+            </w:pPr>
+          </w:p>
+        </w:tc>
+        <w:tc>
+          <w:tcPr>
+            <w:tcW w:w="2124" w:type="dxa"/>
           </w:tcPr>
           <w:p>
             <w:pPr>
@@ -9400,7 +9483,7 @@
               <w:jc w:val="center"/>
             </w:pPr>
             <w:r>
-              <w:t>C</w:t>
+              <w:t>{{clause}}</w:t>
             </w:r>
           </w:p>
         </w:tc>
@@ -9534,7 +9617,7 @@
       <w:tr>
         <w:tc>
           <w:tcPr>
-            <w:tcW w:w="914" w:type="dxa"/>
+            <w:tcW w:w="995" w:type="dxa"/>
           </w:tcPr>
           <w:p>
             <w:pPr>
@@ -9547,7 +9630,7 @@
         </w:tc>
         <w:tc>
           <w:tcPr>
-            <w:tcW w:w="2205" w:type="dxa"/>
+            <w:tcW w:w="2124" w:type="dxa"/>
           </w:tcPr>
           <w:p>
             <w:pPr>
@@ -9611,17 +9694,17 @@
       <w:tr>
         <w:tc>
           <w:tcPr>
-            <w:tcW w:w="914" w:type="dxa"/>
-          </w:tcPr>
-          <w:p>
-            <w:pPr>
-              <w:spacing w:after="0" w:line="240" w:lineRule="auto"/>
-            </w:pPr>
-          </w:p>
-        </w:tc>
-        <w:tc>
-          <w:tcPr>
-            <w:tcW w:w="2205" w:type="dxa"/>
+            <w:tcW w:w="995" w:type="dxa"/>
+          </w:tcPr>
+          <w:p>
+            <w:pPr>
+              <w:spacing w:after="0" w:line="240" w:lineRule="auto"/>
+            </w:pPr>
+          </w:p>
+        </w:tc>
+        <w:tc>
+          <w:tcPr>
+            <w:tcW w:w="2124" w:type="dxa"/>
           </w:tcPr>
           <w:p>
             <w:pPr>
@@ -9658,7 +9741,7 @@
               <w:jc w:val="center"/>
             </w:pPr>
             <w:r>
-              <w:t>C</w:t>
+              <w:t>{{clause}}</w:t>
             </w:r>
           </w:p>
         </w:tc>
@@ -9759,20 +9842,21 @@
       <w:tr>
         <w:tc>
           <w:tcPr>
-            <w:tcW w:w="914" w:type="dxa"/>
-          </w:tcPr>
-          <w:p>
-            <w:pPr>
-              <w:spacing w:after="0" w:line="240" w:lineRule="auto"/>
-            </w:pPr>
-            <w:r>
+            <w:tcW w:w="995" w:type="dxa"/>
+          </w:tcPr>
+          <w:p>
+            <w:pPr>
+              <w:spacing w:after="0" w:line="240" w:lineRule="auto"/>
+            </w:pPr>
+            <w:r>
+              <w:lastRenderedPageBreak/>
               <w:t>8.2.3</w:t>
             </w:r>
           </w:p>
         </w:tc>
         <w:tc>
           <w:tcPr>
-            <w:tcW w:w="2205" w:type="dxa"/>
+            <w:tcW w:w="2124" w:type="dxa"/>
           </w:tcPr>
           <w:p>
             <w:pPr>
@@ -9815,17 +9899,17 @@
       <w:tr>
         <w:tc>
           <w:tcPr>
-            <w:tcW w:w="914" w:type="dxa"/>
-          </w:tcPr>
-          <w:p>
-            <w:pPr>
-              <w:spacing w:after="0" w:line="240" w:lineRule="auto"/>
-            </w:pPr>
-          </w:p>
-        </w:tc>
-        <w:tc>
-          <w:tcPr>
-            <w:tcW w:w="2205" w:type="dxa"/>
+            <w:tcW w:w="995" w:type="dxa"/>
+          </w:tcPr>
+          <w:p>
+            <w:pPr>
+              <w:spacing w:after="0" w:line="240" w:lineRule="auto"/>
+            </w:pPr>
+          </w:p>
+        </w:tc>
+        <w:tc>
+          <w:tcPr>
+            <w:tcW w:w="2124" w:type="dxa"/>
           </w:tcPr>
           <w:p>
             <w:pPr>
@@ -9862,7 +9946,7 @@
               <w:jc w:val="center"/>
             </w:pPr>
             <w:r>
-              <w:t>C</w:t>
+              <w:t>{{clause}}</w:t>
             </w:r>
           </w:p>
         </w:tc>
@@ -9917,7 +10001,7 @@
       <w:tr>
         <w:tc>
           <w:tcPr>
-            <w:tcW w:w="914" w:type="dxa"/>
+            <w:tcW w:w="995" w:type="dxa"/>
           </w:tcPr>
           <w:p>
             <w:pPr>
@@ -9930,7 +10014,7 @@
         </w:tc>
         <w:tc>
           <w:tcPr>
-            <w:tcW w:w="2205" w:type="dxa"/>
+            <w:tcW w:w="2124" w:type="dxa"/>
           </w:tcPr>
           <w:p>
             <w:pPr>
@@ -9973,7 +10057,7 @@
       <w:tr>
         <w:tc>
           <w:tcPr>
-            <w:tcW w:w="914" w:type="dxa"/>
+            <w:tcW w:w="995" w:type="dxa"/>
           </w:tcPr>
           <w:p>
             <w:pPr>
@@ -9986,7 +10070,7 @@
         </w:tc>
         <w:tc>
           <w:tcPr>
-            <w:tcW w:w="2205" w:type="dxa"/>
+            <w:tcW w:w="2124" w:type="dxa"/>
           </w:tcPr>
           <w:p>
             <w:pPr>
@@ -10029,17 +10113,17 @@
       <w:tr>
         <w:tc>
           <w:tcPr>
-            <w:tcW w:w="914" w:type="dxa"/>
-          </w:tcPr>
-          <w:p>
-            <w:pPr>
-              <w:spacing w:after="0" w:line="240" w:lineRule="auto"/>
-            </w:pPr>
-          </w:p>
-        </w:tc>
-        <w:tc>
-          <w:tcPr>
-            <w:tcW w:w="2205" w:type="dxa"/>
+            <w:tcW w:w="995" w:type="dxa"/>
+          </w:tcPr>
+          <w:p>
+            <w:pPr>
+              <w:spacing w:after="0" w:line="240" w:lineRule="auto"/>
+            </w:pPr>
+          </w:p>
+        </w:tc>
+        <w:tc>
+          <w:tcPr>
+            <w:tcW w:w="2124" w:type="dxa"/>
           </w:tcPr>
           <w:p>
             <w:pPr>
@@ -10067,7 +10151,10 @@
               <w:spacing w:after="0" w:line="240" w:lineRule="auto"/>
             </w:pPr>
             <w:r>
-              <w:t xml:space="preserve">    C</w:t>
+              <w:t xml:space="preserve">    </w:t>
+            </w:r>
+            <w:r>
+              <w:t>{{clause}}</w:t>
             </w:r>
           </w:p>
         </w:tc>
@@ -10229,7 +10316,16 @@
                 <w:sz w:val="24"/>
                 <w:szCs w:val="24"/>
               </w:rPr>
-              <w:t xml:space="preserve"> and then forwarded to the customer for validation. UAT is done by customer for each sprint </w:t>
+              <w:t xml:space="preserve"> and then forwarded to the customer for validation. UAT is </w:t>
+            </w:r>
+            <w:r>
+              <w:rPr>
+                <w:rFonts w:cs="Arial"/>
+                <w:sz w:val="24"/>
+                <w:szCs w:val="24"/>
+              </w:rPr>
+              <w:lastRenderedPageBreak/>
+              <w:t xml:space="preserve">done by customer for each sprint </w:t>
             </w:r>
             <w:proofErr w:type="gramStart"/>
             <w:r>
@@ -10283,7 +10379,7 @@
       <w:tr>
         <w:tc>
           <w:tcPr>
-            <w:tcW w:w="914" w:type="dxa"/>
+            <w:tcW w:w="995" w:type="dxa"/>
           </w:tcPr>
           <w:p>
             <w:pPr>
@@ -10298,13 +10394,14 @@
                 <w:b/>
                 <w:u w:val="single"/>
               </w:rPr>
+              <w:lastRenderedPageBreak/>
               <w:t>8.3.3</w:t>
             </w:r>
           </w:p>
         </w:tc>
         <w:tc>
           <w:tcPr>
-            <w:tcW w:w="2205" w:type="dxa"/>
+            <w:tcW w:w="2124" w:type="dxa"/>
           </w:tcPr>
           <w:p>
             <w:pPr>
@@ -10347,17 +10444,17 @@
       <w:tr>
         <w:tc>
           <w:tcPr>
-            <w:tcW w:w="914" w:type="dxa"/>
-          </w:tcPr>
-          <w:p>
-            <w:pPr>
-              <w:spacing w:after="0" w:line="240" w:lineRule="auto"/>
-            </w:pPr>
-          </w:p>
-        </w:tc>
-        <w:tc>
-          <w:tcPr>
-            <w:tcW w:w="2205" w:type="dxa"/>
+            <w:tcW w:w="995" w:type="dxa"/>
+          </w:tcPr>
+          <w:p>
+            <w:pPr>
+              <w:spacing w:after="0" w:line="240" w:lineRule="auto"/>
+            </w:pPr>
+          </w:p>
+        </w:tc>
+        <w:tc>
+          <w:tcPr>
+            <w:tcW w:w="2124" w:type="dxa"/>
           </w:tcPr>
           <w:p>
             <w:pPr>
@@ -10372,7 +10469,6 @@
               <w:spacing w:after="0" w:line="240" w:lineRule="auto"/>
             </w:pPr>
             <w:r>
-              <w:lastRenderedPageBreak/>
               <w:t>-Is there any similar design identified?</w:t>
             </w:r>
           </w:p>
@@ -10400,10 +10496,10 @@
           <w:p>
             <w:pPr>
               <w:spacing w:after="0" w:line="240" w:lineRule="auto"/>
-            </w:pPr>
-            <w:r>
-              <w:lastRenderedPageBreak/>
-              <w:t xml:space="preserve">    C</w:t>
+              <w:jc w:val="center"/>
+            </w:pPr>
+            <w:r>
+              <w:t>{{clause}}</w:t>
             </w:r>
           </w:p>
         </w:tc>
@@ -10441,15 +10537,7 @@
                 <w:sz w:val="24"/>
                 <w:szCs w:val="24"/>
               </w:rPr>
-              <w:t xml:space="preserve"> space. </w:t>
-            </w:r>
-            <w:r>
-              <w:rPr>
-                <w:sz w:val="24"/>
-                <w:szCs w:val="24"/>
-              </w:rPr>
-              <w:lastRenderedPageBreak/>
-              <w:t xml:space="preserve">This is secure access platform for record purpose. Access is given according to the requirement. If the </w:t>
+              <w:t xml:space="preserve"> space. This is secure access platform for record purpose. Access is given according to the requirement. If the </w:t>
             </w:r>
             <w:proofErr w:type="spellStart"/>
             <w:r>
@@ -10620,21 +10708,20 @@
       <w:tr>
         <w:tc>
           <w:tcPr>
-            <w:tcW w:w="914" w:type="dxa"/>
-          </w:tcPr>
-          <w:p>
-            <w:pPr>
-              <w:spacing w:after="0" w:line="240" w:lineRule="auto"/>
-            </w:pPr>
-            <w:r>
-              <w:lastRenderedPageBreak/>
+            <w:tcW w:w="995" w:type="dxa"/>
+          </w:tcPr>
+          <w:p>
+            <w:pPr>
+              <w:spacing w:after="0" w:line="240" w:lineRule="auto"/>
+            </w:pPr>
+            <w:r>
               <w:t>8.3.4</w:t>
             </w:r>
           </w:p>
         </w:tc>
         <w:tc>
           <w:tcPr>
-            <w:tcW w:w="2205" w:type="dxa"/>
+            <w:tcW w:w="2124" w:type="dxa"/>
           </w:tcPr>
           <w:p>
             <w:pPr>
@@ -10682,17 +10769,17 @@
       <w:tr>
         <w:tc>
           <w:tcPr>
-            <w:tcW w:w="914" w:type="dxa"/>
-          </w:tcPr>
-          <w:p>
-            <w:pPr>
-              <w:spacing w:after="0" w:line="240" w:lineRule="auto"/>
-            </w:pPr>
-          </w:p>
-        </w:tc>
-        <w:tc>
-          <w:tcPr>
-            <w:tcW w:w="2205" w:type="dxa"/>
+            <w:tcW w:w="995" w:type="dxa"/>
+          </w:tcPr>
+          <w:p>
+            <w:pPr>
+              <w:spacing w:after="0" w:line="240" w:lineRule="auto"/>
+            </w:pPr>
+          </w:p>
+        </w:tc>
+        <w:tc>
+          <w:tcPr>
+            <w:tcW w:w="2124" w:type="dxa"/>
           </w:tcPr>
           <w:p>
             <w:pPr>
@@ -10718,10 +10805,10 @@
           <w:p>
             <w:pPr>
               <w:spacing w:after="0" w:line="240" w:lineRule="auto"/>
-              <w:ind w:firstLineChars="350" w:firstLine="770"/>
-            </w:pPr>
-            <w:r>
-              <w:t>C</w:t>
+              <w:jc w:val="center"/>
+            </w:pPr>
+            <w:r>
+              <w:t>{{clause}}</w:t>
             </w:r>
           </w:p>
         </w:tc>
@@ -10957,7 +11044,7 @@
       <w:tr>
         <w:tc>
           <w:tcPr>
-            <w:tcW w:w="914" w:type="dxa"/>
+            <w:tcW w:w="995" w:type="dxa"/>
           </w:tcPr>
           <w:p>
             <w:pPr>
@@ -10970,7 +11057,7 @@
         </w:tc>
         <w:tc>
           <w:tcPr>
-            <w:tcW w:w="2205" w:type="dxa"/>
+            <w:tcW w:w="2124" w:type="dxa"/>
           </w:tcPr>
           <w:p>
             <w:pPr>
@@ -11013,17 +11100,17 @@
       <w:tr>
         <w:tc>
           <w:tcPr>
-            <w:tcW w:w="914" w:type="dxa"/>
-          </w:tcPr>
-          <w:p>
-            <w:pPr>
-              <w:spacing w:after="0" w:line="240" w:lineRule="auto"/>
-            </w:pPr>
-          </w:p>
-        </w:tc>
-        <w:tc>
-          <w:tcPr>
-            <w:tcW w:w="2205" w:type="dxa"/>
+            <w:tcW w:w="995" w:type="dxa"/>
+          </w:tcPr>
+          <w:p>
+            <w:pPr>
+              <w:spacing w:after="0" w:line="240" w:lineRule="auto"/>
+            </w:pPr>
+          </w:p>
+        </w:tc>
+        <w:tc>
+          <w:tcPr>
+            <w:tcW w:w="2124" w:type="dxa"/>
           </w:tcPr>
           <w:p>
             <w:pPr>
@@ -11038,6 +11125,7 @@
               <w:spacing w:after="0" w:line="240" w:lineRule="auto"/>
             </w:pPr>
             <w:r>
+              <w:lastRenderedPageBreak/>
               <w:t>-Does record of output retained?</w:t>
             </w:r>
           </w:p>
@@ -11049,9 +11137,11 @@
           <w:p>
             <w:pPr>
               <w:spacing w:after="0" w:line="240" w:lineRule="auto"/>
-            </w:pPr>
-            <w:r>
-              <w:t xml:space="preserve">    C</w:t>
+              <w:jc w:val="center"/>
+            </w:pPr>
+            <w:r>
+              <w:lastRenderedPageBreak/>
+              <w:t>{{clause}}</w:t>
             </w:r>
           </w:p>
         </w:tc>
@@ -11072,7 +11162,15 @@
                 <w:sz w:val="24"/>
                 <w:szCs w:val="24"/>
               </w:rPr>
-              <w:t xml:space="preserve">Design input of the s/w is taken and documented in SOW with full detail and is saved digitally on company cloud zoho1. Output of the s/w like codes are also backed up and kept on </w:t>
+              <w:t xml:space="preserve">Design input of the s/w is taken and documented in SOW with full detail and is saved digitally on </w:t>
+            </w:r>
+            <w:r>
+              <w:rPr>
+                <w:sz w:val="24"/>
+                <w:szCs w:val="24"/>
+              </w:rPr>
+              <w:lastRenderedPageBreak/>
+              <w:t xml:space="preserve">company cloud zoho1. Output of the s/w like codes are also backed up and kept on </w:t>
             </w:r>
             <w:proofErr w:type="spellStart"/>
             <w:r>
@@ -11114,20 +11212,21 @@
       <w:tr>
         <w:tc>
           <w:tcPr>
-            <w:tcW w:w="914" w:type="dxa"/>
-          </w:tcPr>
-          <w:p>
-            <w:pPr>
-              <w:spacing w:after="0" w:line="240" w:lineRule="auto"/>
-            </w:pPr>
-            <w:r>
+            <w:tcW w:w="995" w:type="dxa"/>
+          </w:tcPr>
+          <w:p>
+            <w:pPr>
+              <w:spacing w:after="0" w:line="240" w:lineRule="auto"/>
+            </w:pPr>
+            <w:r>
+              <w:lastRenderedPageBreak/>
               <w:t>8.3.6</w:t>
             </w:r>
           </w:p>
         </w:tc>
         <w:tc>
           <w:tcPr>
-            <w:tcW w:w="2205" w:type="dxa"/>
+            <w:tcW w:w="2124" w:type="dxa"/>
           </w:tcPr>
           <w:p>
             <w:pPr>
@@ -11170,17 +11269,17 @@
       <w:tr>
         <w:tc>
           <w:tcPr>
-            <w:tcW w:w="914" w:type="dxa"/>
-          </w:tcPr>
-          <w:p>
-            <w:pPr>
-              <w:spacing w:after="0" w:line="240" w:lineRule="auto"/>
-            </w:pPr>
-          </w:p>
-        </w:tc>
-        <w:tc>
-          <w:tcPr>
-            <w:tcW w:w="2205" w:type="dxa"/>
+            <w:tcW w:w="995" w:type="dxa"/>
+          </w:tcPr>
+          <w:p>
+            <w:pPr>
+              <w:spacing w:after="0" w:line="240" w:lineRule="auto"/>
+            </w:pPr>
+          </w:p>
+        </w:tc>
+        <w:tc>
+          <w:tcPr>
+            <w:tcW w:w="2124" w:type="dxa"/>
           </w:tcPr>
           <w:p>
             <w:pPr>
@@ -11198,9 +11297,10 @@
           <w:p>
             <w:pPr>
               <w:spacing w:after="0" w:line="240" w:lineRule="auto"/>
-            </w:pPr>
-            <w:r>
-              <w:t>C</w:t>
+              <w:jc w:val="center"/>
+            </w:pPr>
+            <w:r>
+              <w:t>{{clause}}</w:t>
             </w:r>
           </w:p>
         </w:tc>
@@ -11262,21 +11362,20 @@
       <w:tr>
         <w:tc>
           <w:tcPr>
-            <w:tcW w:w="914" w:type="dxa"/>
-          </w:tcPr>
-          <w:p>
-            <w:pPr>
-              <w:spacing w:after="0" w:line="240" w:lineRule="auto"/>
-            </w:pPr>
-            <w:r>
-              <w:lastRenderedPageBreak/>
+            <w:tcW w:w="995" w:type="dxa"/>
+          </w:tcPr>
+          <w:p>
+            <w:pPr>
+              <w:spacing w:after="0" w:line="240" w:lineRule="auto"/>
+            </w:pPr>
+            <w:r>
               <w:t>8.4.1</w:t>
             </w:r>
           </w:p>
         </w:tc>
         <w:tc>
           <w:tcPr>
-            <w:tcW w:w="2205" w:type="dxa"/>
+            <w:tcW w:w="2124" w:type="dxa"/>
           </w:tcPr>
           <w:p>
             <w:pPr>
@@ -11324,17 +11423,17 @@
       <w:tr>
         <w:tc>
           <w:tcPr>
-            <w:tcW w:w="914" w:type="dxa"/>
-          </w:tcPr>
-          <w:p>
-            <w:pPr>
-              <w:spacing w:after="0" w:line="240" w:lineRule="auto"/>
-            </w:pPr>
-          </w:p>
-        </w:tc>
-        <w:tc>
-          <w:tcPr>
-            <w:tcW w:w="2205" w:type="dxa"/>
+            <w:tcW w:w="995" w:type="dxa"/>
+          </w:tcPr>
+          <w:p>
+            <w:pPr>
+              <w:spacing w:after="0" w:line="240" w:lineRule="auto"/>
+            </w:pPr>
+          </w:p>
+        </w:tc>
+        <w:tc>
+          <w:tcPr>
+            <w:tcW w:w="2124" w:type="dxa"/>
           </w:tcPr>
           <w:p>
             <w:pPr>
@@ -11379,7 +11478,7 @@
               <w:jc w:val="center"/>
             </w:pPr>
             <w:r>
-              <w:t>C</w:t>
+              <w:t>{{clause}}</w:t>
             </w:r>
           </w:p>
         </w:tc>
@@ -11508,7 +11607,7 @@
       <w:tr>
         <w:tc>
           <w:tcPr>
-            <w:tcW w:w="914" w:type="dxa"/>
+            <w:tcW w:w="995" w:type="dxa"/>
           </w:tcPr>
           <w:p>
             <w:pPr>
@@ -11521,7 +11620,7 @@
         </w:tc>
         <w:tc>
           <w:tcPr>
-            <w:tcW w:w="2205" w:type="dxa"/>
+            <w:tcW w:w="2124" w:type="dxa"/>
           </w:tcPr>
           <w:p>
             <w:pPr>
@@ -11569,17 +11668,17 @@
       <w:tr>
         <w:tc>
           <w:tcPr>
-            <w:tcW w:w="914" w:type="dxa"/>
-          </w:tcPr>
-          <w:p>
-            <w:pPr>
-              <w:spacing w:after="0" w:line="240" w:lineRule="auto"/>
-            </w:pPr>
-          </w:p>
-        </w:tc>
-        <w:tc>
-          <w:tcPr>
-            <w:tcW w:w="2205" w:type="dxa"/>
+            <w:tcW w:w="995" w:type="dxa"/>
+          </w:tcPr>
+          <w:p>
+            <w:pPr>
+              <w:spacing w:after="0" w:line="240" w:lineRule="auto"/>
+            </w:pPr>
+          </w:p>
+        </w:tc>
+        <w:tc>
+          <w:tcPr>
+            <w:tcW w:w="2124" w:type="dxa"/>
           </w:tcPr>
           <w:p>
             <w:pPr>
@@ -11600,7 +11699,7 @@
               <w:jc w:val="center"/>
             </w:pPr>
             <w:r>
-              <w:t>C</w:t>
+              <w:t>{{clause}}</w:t>
             </w:r>
           </w:p>
         </w:tc>
@@ -11630,7 +11729,7 @@
       <w:tr>
         <w:tc>
           <w:tcPr>
-            <w:tcW w:w="914" w:type="dxa"/>
+            <w:tcW w:w="995" w:type="dxa"/>
           </w:tcPr>
           <w:p>
             <w:pPr>
@@ -11643,7 +11742,7 @@
         </w:tc>
         <w:tc>
           <w:tcPr>
-            <w:tcW w:w="2205" w:type="dxa"/>
+            <w:tcW w:w="2124" w:type="dxa"/>
           </w:tcPr>
           <w:p>
             <w:pPr>
@@ -11691,17 +11790,17 @@
       <w:tr>
         <w:tc>
           <w:tcPr>
-            <w:tcW w:w="914" w:type="dxa"/>
-          </w:tcPr>
-          <w:p>
-            <w:pPr>
-              <w:spacing w:after="0" w:line="240" w:lineRule="auto"/>
-            </w:pPr>
-          </w:p>
-        </w:tc>
-        <w:tc>
-          <w:tcPr>
-            <w:tcW w:w="2205" w:type="dxa"/>
+            <w:tcW w:w="995" w:type="dxa"/>
+          </w:tcPr>
+          <w:p>
+            <w:pPr>
+              <w:spacing w:after="0" w:line="240" w:lineRule="auto"/>
+            </w:pPr>
+          </w:p>
+        </w:tc>
+        <w:tc>
+          <w:tcPr>
+            <w:tcW w:w="2124" w:type="dxa"/>
           </w:tcPr>
           <w:p>
             <w:pPr>
@@ -11719,9 +11818,10 @@
           <w:p>
             <w:pPr>
               <w:spacing w:after="0" w:line="240" w:lineRule="auto"/>
-            </w:pPr>
-            <w:r>
-              <w:t>C</w:t>
+              <w:jc w:val="center"/>
+            </w:pPr>
+            <w:r>
+              <w:t>{{clause}}</w:t>
             </w:r>
           </w:p>
         </w:tc>
@@ -11751,7 +11851,7 @@
       <w:tr>
         <w:tc>
           <w:tcPr>
-            <w:tcW w:w="914" w:type="dxa"/>
+            <w:tcW w:w="995" w:type="dxa"/>
           </w:tcPr>
           <w:p>
             <w:pPr>
@@ -11764,7 +11864,7 @@
         </w:tc>
         <w:tc>
           <w:tcPr>
-            <w:tcW w:w="2205" w:type="dxa"/>
+            <w:tcW w:w="2124" w:type="dxa"/>
           </w:tcPr>
           <w:p>
             <w:pPr>
@@ -11807,7 +11907,7 @@
       <w:tr>
         <w:tc>
           <w:tcPr>
-            <w:tcW w:w="914" w:type="dxa"/>
+            <w:tcW w:w="995" w:type="dxa"/>
           </w:tcPr>
           <w:p>
             <w:pPr>
@@ -11820,7 +11920,7 @@
         </w:tc>
         <w:tc>
           <w:tcPr>
-            <w:tcW w:w="2205" w:type="dxa"/>
+            <w:tcW w:w="2124" w:type="dxa"/>
           </w:tcPr>
           <w:p>
             <w:pPr>
@@ -11864,24 +11964,28 @@
       <w:tr>
         <w:tc>
           <w:tcPr>
-            <w:tcW w:w="914" w:type="dxa"/>
-          </w:tcPr>
-          <w:p>
-            <w:pPr>
-              <w:spacing w:after="0" w:line="240" w:lineRule="auto"/>
-            </w:pPr>
-          </w:p>
-        </w:tc>
-        <w:tc>
-          <w:tcPr>
-            <w:tcW w:w="2205" w:type="dxa"/>
-          </w:tcPr>
-          <w:p>
-            <w:pPr>
-              <w:spacing w:after="0" w:line="240" w:lineRule="auto"/>
-            </w:pPr>
-            <w:r>
-              <w:t>-Are the characteristics &amp; specification documented?</w:t>
+            <w:tcW w:w="995" w:type="dxa"/>
+          </w:tcPr>
+          <w:p>
+            <w:pPr>
+              <w:spacing w:after="0" w:line="240" w:lineRule="auto"/>
+            </w:pPr>
+          </w:p>
+        </w:tc>
+        <w:tc>
+          <w:tcPr>
+            <w:tcW w:w="2124" w:type="dxa"/>
+          </w:tcPr>
+          <w:p>
+            <w:pPr>
+              <w:spacing w:after="0" w:line="240" w:lineRule="auto"/>
+            </w:pPr>
+            <w:r>
+              <w:t xml:space="preserve">-Are the characteristics &amp; </w:t>
+            </w:r>
+            <w:r>
+              <w:lastRenderedPageBreak/>
+              <w:t>specification documented?</w:t>
             </w:r>
           </w:p>
           <w:p>
@@ -11922,52 +12026,51 @@
               </w:rPr>
             </w:pPr>
             <w:r>
+              <w:lastRenderedPageBreak/>
+              <w:t>{{clause}}</w:t>
+            </w:r>
+          </w:p>
+        </w:tc>
+        <w:tc>
+          <w:tcPr>
+            <w:tcW w:w="5387" w:type="dxa"/>
+          </w:tcPr>
+          <w:p>
+            <w:pPr>
+              <w:spacing w:after="0" w:line="240" w:lineRule="auto"/>
+              <w:jc w:val="both"/>
               <w:rPr>
                 <w:rFonts w:ascii="Helvetica Neue" w:eastAsia="Helvetica Neue" w:hAnsi="Helvetica Neue" w:cs="Helvetica Neue"/>
-              </w:rPr>
-              <w:t>C</w:t>
-            </w:r>
-          </w:p>
-        </w:tc>
-        <w:tc>
-          <w:tcPr>
-            <w:tcW w:w="5387" w:type="dxa"/>
-          </w:tcPr>
-          <w:p>
-            <w:pPr>
-              <w:spacing w:after="0" w:line="240" w:lineRule="auto"/>
-              <w:jc w:val="both"/>
+                <w:sz w:val="24"/>
+                <w:szCs w:val="24"/>
+              </w:rPr>
+            </w:pPr>
+            <w:r>
               <w:rPr>
                 <w:rFonts w:ascii="Helvetica Neue" w:eastAsia="Helvetica Neue" w:hAnsi="Helvetica Neue" w:cs="Helvetica Neue"/>
                 <w:sz w:val="24"/>
                 <w:szCs w:val="24"/>
               </w:rPr>
-            </w:pPr>
-            <w:r>
+              <w:t>Specification of the work is well documented in the SOW.</w:t>
+            </w:r>
+          </w:p>
+          <w:p>
+            <w:pPr>
+              <w:spacing w:after="0" w:line="240" w:lineRule="auto"/>
+              <w:jc w:val="both"/>
               <w:rPr>
                 <w:rFonts w:ascii="Helvetica Neue" w:eastAsia="Helvetica Neue" w:hAnsi="Helvetica Neue" w:cs="Helvetica Neue"/>
                 <w:sz w:val="24"/>
                 <w:szCs w:val="24"/>
               </w:rPr>
-              <w:t>Specification of the work is well documented in the SOW.</w:t>
-            </w:r>
-          </w:p>
-          <w:p>
-            <w:pPr>
-              <w:spacing w:after="0" w:line="240" w:lineRule="auto"/>
-              <w:jc w:val="both"/>
+            </w:pPr>
+            <w:r>
               <w:rPr>
                 <w:rFonts w:ascii="Helvetica Neue" w:eastAsia="Helvetica Neue" w:hAnsi="Helvetica Neue" w:cs="Helvetica Neue"/>
                 <w:sz w:val="24"/>
                 <w:szCs w:val="24"/>
               </w:rPr>
-            </w:pPr>
-            <w:r>
-              <w:rPr>
-                <w:rFonts w:ascii="Helvetica Neue" w:eastAsia="Helvetica Neue" w:hAnsi="Helvetica Neue" w:cs="Helvetica Neue"/>
-                <w:sz w:val="24"/>
-                <w:szCs w:val="24"/>
-              </w:rPr>
+              <w:lastRenderedPageBreak/>
               <w:t>Testing by specialized QA tools is done in each sprint and then forwarded to the customer for validation.</w:t>
             </w:r>
           </w:p>
@@ -12054,20 +12157,21 @@
       <w:tr>
         <w:tc>
           <w:tcPr>
-            <w:tcW w:w="914" w:type="dxa"/>
-          </w:tcPr>
-          <w:p>
-            <w:pPr>
-              <w:spacing w:after="0" w:line="240" w:lineRule="auto"/>
-            </w:pPr>
-            <w:r>
+            <w:tcW w:w="995" w:type="dxa"/>
+          </w:tcPr>
+          <w:p>
+            <w:pPr>
+              <w:spacing w:after="0" w:line="240" w:lineRule="auto"/>
+            </w:pPr>
+            <w:r>
+              <w:lastRenderedPageBreak/>
               <w:t>8.5.2</w:t>
             </w:r>
           </w:p>
         </w:tc>
         <w:tc>
           <w:tcPr>
-            <w:tcW w:w="2205" w:type="dxa"/>
+            <w:tcW w:w="2124" w:type="dxa"/>
           </w:tcPr>
           <w:p>
             <w:pPr>
@@ -12115,17 +12219,17 @@
       <w:tr>
         <w:tc>
           <w:tcPr>
-            <w:tcW w:w="914" w:type="dxa"/>
-          </w:tcPr>
-          <w:p>
-            <w:pPr>
-              <w:spacing w:after="0" w:line="240" w:lineRule="auto"/>
-            </w:pPr>
-          </w:p>
-        </w:tc>
-        <w:tc>
-          <w:tcPr>
-            <w:tcW w:w="2205" w:type="dxa"/>
+            <w:tcW w:w="995" w:type="dxa"/>
+          </w:tcPr>
+          <w:p>
+            <w:pPr>
+              <w:spacing w:after="0" w:line="240" w:lineRule="auto"/>
+            </w:pPr>
+          </w:p>
+        </w:tc>
+        <w:tc>
+          <w:tcPr>
+            <w:tcW w:w="2124" w:type="dxa"/>
           </w:tcPr>
           <w:p>
             <w:pPr>
@@ -12165,10 +12269,7 @@
               </w:rPr>
             </w:pPr>
             <w:r>
-              <w:rPr>
-                <w:rFonts w:ascii="Helvetica Neue" w:eastAsia="Helvetica Neue" w:hAnsi="Helvetica Neue" w:cs="Helvetica Neue"/>
-              </w:rPr>
-              <w:t>C</w:t>
+              <w:t>{{clause}}</w:t>
             </w:r>
           </w:p>
         </w:tc>
@@ -12231,7 +12332,7 @@
       <w:tr>
         <w:tc>
           <w:tcPr>
-            <w:tcW w:w="914" w:type="dxa"/>
+            <w:tcW w:w="995" w:type="dxa"/>
           </w:tcPr>
           <w:p>
             <w:pPr>
@@ -12244,7 +12345,7 @@
         </w:tc>
         <w:tc>
           <w:tcPr>
-            <w:tcW w:w="2205" w:type="dxa"/>
+            <w:tcW w:w="2124" w:type="dxa"/>
           </w:tcPr>
           <w:p>
             <w:pPr>
@@ -12303,17 +12404,17 @@
       <w:tr>
         <w:tc>
           <w:tcPr>
-            <w:tcW w:w="914" w:type="dxa"/>
-          </w:tcPr>
-          <w:p>
-            <w:pPr>
-              <w:spacing w:after="0" w:line="240" w:lineRule="auto"/>
-            </w:pPr>
-          </w:p>
-        </w:tc>
-        <w:tc>
-          <w:tcPr>
-            <w:tcW w:w="2205" w:type="dxa"/>
+            <w:tcW w:w="995" w:type="dxa"/>
+          </w:tcPr>
+          <w:p>
+            <w:pPr>
+              <w:spacing w:after="0" w:line="240" w:lineRule="auto"/>
+            </w:pPr>
+          </w:p>
+        </w:tc>
+        <w:tc>
+          <w:tcPr>
+            <w:tcW w:w="2124" w:type="dxa"/>
           </w:tcPr>
           <w:p>
             <w:pPr>
@@ -12353,10 +12454,7 @@
               </w:rPr>
             </w:pPr>
             <w:r>
-              <w:rPr>
-                <w:rFonts w:ascii="Helvetica Neue" w:eastAsia="Helvetica Neue" w:hAnsi="Helvetica Neue" w:cs="Helvetica Neue"/>
-              </w:rPr>
-              <w:t>C</w:t>
+              <w:t>{{clause}}</w:t>
             </w:r>
           </w:p>
         </w:tc>
@@ -12463,7 +12561,7 @@
       <w:tr>
         <w:tc>
           <w:tcPr>
-            <w:tcW w:w="914" w:type="dxa"/>
+            <w:tcW w:w="995" w:type="dxa"/>
           </w:tcPr>
           <w:p>
             <w:pPr>
@@ -12476,7 +12574,7 @@
         </w:tc>
         <w:tc>
           <w:tcPr>
-            <w:tcW w:w="2205" w:type="dxa"/>
+            <w:tcW w:w="2124" w:type="dxa"/>
           </w:tcPr>
           <w:p>
             <w:pPr>
@@ -12524,17 +12622,17 @@
       <w:tr>
         <w:tc>
           <w:tcPr>
-            <w:tcW w:w="914" w:type="dxa"/>
-          </w:tcPr>
-          <w:p>
-            <w:pPr>
-              <w:spacing w:after="0" w:line="240" w:lineRule="auto"/>
-            </w:pPr>
-          </w:p>
-        </w:tc>
-        <w:tc>
-          <w:tcPr>
-            <w:tcW w:w="2205" w:type="dxa"/>
+            <w:tcW w:w="995" w:type="dxa"/>
+          </w:tcPr>
+          <w:p>
+            <w:pPr>
+              <w:spacing w:after="0" w:line="240" w:lineRule="auto"/>
+            </w:pPr>
+          </w:p>
+        </w:tc>
+        <w:tc>
+          <w:tcPr>
+            <w:tcW w:w="2124" w:type="dxa"/>
           </w:tcPr>
           <w:p>
             <w:pPr>
@@ -12558,10 +12656,7 @@
               </w:rPr>
             </w:pPr>
             <w:r>
-              <w:rPr>
-                <w:rFonts w:ascii="Helvetica Neue" w:eastAsia="Helvetica Neue" w:hAnsi="Helvetica Neue" w:cs="Helvetica Neue"/>
-              </w:rPr>
-              <w:t>C</w:t>
+              <w:t>{{clause}}</w:t>
             </w:r>
           </w:p>
         </w:tc>
@@ -12624,7 +12719,7 @@
       <w:tr>
         <w:tc>
           <w:tcPr>
-            <w:tcW w:w="914" w:type="dxa"/>
+            <w:tcW w:w="995" w:type="dxa"/>
           </w:tcPr>
           <w:p>
             <w:pPr>
@@ -12637,7 +12732,7 @@
         </w:tc>
         <w:tc>
           <w:tcPr>
-            <w:tcW w:w="2205" w:type="dxa"/>
+            <w:tcW w:w="2124" w:type="dxa"/>
           </w:tcPr>
           <w:p>
             <w:pPr>
@@ -12689,22 +12784,22 @@
       <w:tr>
         <w:tc>
           <w:tcPr>
-            <w:tcW w:w="914" w:type="dxa"/>
-          </w:tcPr>
-          <w:p>
-            <w:pPr>
-              <w:spacing w:after="0" w:line="240" w:lineRule="auto"/>
-            </w:pPr>
-          </w:p>
-          <w:p>
-            <w:pPr>
-              <w:spacing w:after="0" w:line="240" w:lineRule="auto"/>
-            </w:pPr>
-          </w:p>
-        </w:tc>
-        <w:tc>
-          <w:tcPr>
-            <w:tcW w:w="2205" w:type="dxa"/>
+            <w:tcW w:w="995" w:type="dxa"/>
+          </w:tcPr>
+          <w:p>
+            <w:pPr>
+              <w:spacing w:after="0" w:line="240" w:lineRule="auto"/>
+            </w:pPr>
+          </w:p>
+          <w:p>
+            <w:pPr>
+              <w:spacing w:after="0" w:line="240" w:lineRule="auto"/>
+            </w:pPr>
+          </w:p>
+        </w:tc>
+        <w:tc>
+          <w:tcPr>
+            <w:tcW w:w="2124" w:type="dxa"/>
           </w:tcPr>
           <w:p>
             <w:pPr>
@@ -12733,7 +12828,7 @@
               <w:jc w:val="center"/>
             </w:pPr>
             <w:r>
-              <w:t>C</w:t>
+              <w:t>{{clause}}</w:t>
             </w:r>
           </w:p>
         </w:tc>
@@ -12799,7 +12894,7 @@
       <w:tr>
         <w:tc>
           <w:tcPr>
-            <w:tcW w:w="914" w:type="dxa"/>
+            <w:tcW w:w="995" w:type="dxa"/>
           </w:tcPr>
           <w:p>
             <w:pPr>
@@ -12812,7 +12907,7 @@
         </w:tc>
         <w:tc>
           <w:tcPr>
-            <w:tcW w:w="2205" w:type="dxa"/>
+            <w:tcW w:w="2124" w:type="dxa"/>
           </w:tcPr>
           <w:p>
             <w:pPr>
@@ -12855,17 +12950,17 @@
       <w:tr>
         <w:tc>
           <w:tcPr>
-            <w:tcW w:w="914" w:type="dxa"/>
-          </w:tcPr>
-          <w:p>
-            <w:pPr>
-              <w:spacing w:after="0" w:line="240" w:lineRule="auto"/>
-            </w:pPr>
-          </w:p>
-        </w:tc>
-        <w:tc>
-          <w:tcPr>
-            <w:tcW w:w="2205" w:type="dxa"/>
+            <w:tcW w:w="995" w:type="dxa"/>
+          </w:tcPr>
+          <w:p>
+            <w:pPr>
+              <w:spacing w:after="0" w:line="240" w:lineRule="auto"/>
+            </w:pPr>
+          </w:p>
+        </w:tc>
+        <w:tc>
+          <w:tcPr>
+            <w:tcW w:w="2124" w:type="dxa"/>
           </w:tcPr>
           <w:p>
             <w:pPr>
@@ -12880,11 +12975,7 @@
             </w:r>
             <w:proofErr w:type="gramEnd"/>
             <w:r>
-              <w:t xml:space="preserve"> authorized persons </w:t>
-            </w:r>
-            <w:r>
-              <w:lastRenderedPageBreak/>
-              <w:t>for release &amp; evidence of conformity?</w:t>
+              <w:t xml:space="preserve"> authorized persons for release &amp; evidence of conformity?</w:t>
             </w:r>
           </w:p>
         </w:tc>
@@ -12898,8 +12989,7 @@
               <w:jc w:val="center"/>
             </w:pPr>
             <w:r>
-              <w:lastRenderedPageBreak/>
-              <w:t>C</w:t>
+              <w:t>{{clause}}</w:t>
             </w:r>
           </w:p>
         </w:tc>
@@ -12921,15 +13011,7 @@
                 <w:sz w:val="24"/>
                 <w:szCs w:val="24"/>
               </w:rPr>
-              <w:t xml:space="preserve">During s/w completion, sprint is open each time. This is digitally recorded and all actions taken. It is checked by QA team before releasing to the </w:t>
-            </w:r>
-            <w:r>
-              <w:rPr>
-                <w:sz w:val="24"/>
-                <w:szCs w:val="24"/>
-              </w:rPr>
-              <w:lastRenderedPageBreak/>
-              <w:t>customer. This process is done on JIRA app itself and documented.</w:t>
+              <w:t>During s/w completion, sprint is open each time. This is digitally recorded and all actions taken. It is checked by QA team before releasing to the customer. This process is done on JIRA app itself and documented.</w:t>
             </w:r>
           </w:p>
         </w:tc>
@@ -12937,21 +13019,20 @@
       <w:tr>
         <w:tc>
           <w:tcPr>
-            <w:tcW w:w="914" w:type="dxa"/>
-          </w:tcPr>
-          <w:p>
-            <w:pPr>
-              <w:spacing w:after="0" w:line="240" w:lineRule="auto"/>
-            </w:pPr>
-            <w:r>
-              <w:lastRenderedPageBreak/>
+            <w:tcW w:w="995" w:type="dxa"/>
+          </w:tcPr>
+          <w:p>
+            <w:pPr>
+              <w:spacing w:after="0" w:line="240" w:lineRule="auto"/>
+            </w:pPr>
+            <w:r>
               <w:t>8.6</w:t>
             </w:r>
           </w:p>
         </w:tc>
         <w:tc>
           <w:tcPr>
-            <w:tcW w:w="2205" w:type="dxa"/>
+            <w:tcW w:w="2124" w:type="dxa"/>
           </w:tcPr>
           <w:p>
             <w:pPr>
@@ -12999,17 +13080,17 @@
       <w:tr>
         <w:tc>
           <w:tcPr>
-            <w:tcW w:w="914" w:type="dxa"/>
-          </w:tcPr>
-          <w:p>
-            <w:pPr>
-              <w:spacing w:after="0" w:line="240" w:lineRule="auto"/>
-            </w:pPr>
-          </w:p>
-        </w:tc>
-        <w:tc>
-          <w:tcPr>
-            <w:tcW w:w="2205" w:type="dxa"/>
+            <w:tcW w:w="995" w:type="dxa"/>
+          </w:tcPr>
+          <w:p>
+            <w:pPr>
+              <w:spacing w:after="0" w:line="240" w:lineRule="auto"/>
+            </w:pPr>
+          </w:p>
+        </w:tc>
+        <w:tc>
+          <w:tcPr>
+            <w:tcW w:w="2124" w:type="dxa"/>
           </w:tcPr>
           <w:p>
             <w:pPr>
@@ -13041,10 +13122,7 @@
               </w:rPr>
             </w:pPr>
             <w:r>
-              <w:rPr>
-                <w:rFonts w:ascii="Helvetica Neue" w:eastAsia="Helvetica Neue" w:hAnsi="Helvetica Neue" w:cs="Helvetica Neue"/>
-              </w:rPr>
-              <w:t>C</w:t>
+              <w:t>{{clause}}</w:t>
             </w:r>
           </w:p>
         </w:tc>
@@ -13168,7 +13246,7 @@
       <w:tr>
         <w:tc>
           <w:tcPr>
-            <w:tcW w:w="914" w:type="dxa"/>
+            <w:tcW w:w="995" w:type="dxa"/>
           </w:tcPr>
           <w:p>
             <w:pPr>
@@ -13181,7 +13259,7 @@
         </w:tc>
         <w:tc>
           <w:tcPr>
-            <w:tcW w:w="2205" w:type="dxa"/>
+            <w:tcW w:w="2124" w:type="dxa"/>
           </w:tcPr>
           <w:p>
             <w:pPr>
@@ -13229,17 +13307,17 @@
       <w:tr>
         <w:tc>
           <w:tcPr>
-            <w:tcW w:w="914" w:type="dxa"/>
-          </w:tcPr>
-          <w:p>
-            <w:pPr>
-              <w:spacing w:after="0" w:line="240" w:lineRule="auto"/>
-            </w:pPr>
-          </w:p>
-        </w:tc>
-        <w:tc>
-          <w:tcPr>
-            <w:tcW w:w="2205" w:type="dxa"/>
+            <w:tcW w:w="995" w:type="dxa"/>
+          </w:tcPr>
+          <w:p>
+            <w:pPr>
+              <w:spacing w:after="0" w:line="240" w:lineRule="auto"/>
+            </w:pPr>
+          </w:p>
+        </w:tc>
+        <w:tc>
+          <w:tcPr>
+            <w:tcW w:w="2124" w:type="dxa"/>
           </w:tcPr>
           <w:p>
             <w:pPr>
@@ -13303,10 +13381,7 @@
               </w:rPr>
             </w:pPr>
             <w:r>
-              <w:rPr>
-                <w:rFonts w:ascii="Helvetica Neue" w:eastAsia="Helvetica Neue" w:hAnsi="Helvetica Neue" w:cs="Helvetica Neue"/>
-              </w:rPr>
-              <w:t>C</w:t>
+              <w:t>{{clause}}</w:t>
             </w:r>
           </w:p>
         </w:tc>
@@ -13371,7 +13446,7 @@
       <w:tr>
         <w:tc>
           <w:tcPr>
-            <w:tcW w:w="914" w:type="dxa"/>
+            <w:tcW w:w="995" w:type="dxa"/>
           </w:tcPr>
           <w:p>
             <w:pPr>
@@ -13384,7 +13459,7 @@
         </w:tc>
         <w:tc>
           <w:tcPr>
-            <w:tcW w:w="2205" w:type="dxa"/>
+            <w:tcW w:w="2124" w:type="dxa"/>
           </w:tcPr>
           <w:p>
             <w:pPr>
@@ -13427,7 +13502,7 @@
       <w:tr>
         <w:tc>
           <w:tcPr>
-            <w:tcW w:w="914" w:type="dxa"/>
+            <w:tcW w:w="995" w:type="dxa"/>
           </w:tcPr>
           <w:p>
             <w:pPr>
@@ -13440,7 +13515,7 @@
         </w:tc>
         <w:tc>
           <w:tcPr>
-            <w:tcW w:w="2205" w:type="dxa"/>
+            <w:tcW w:w="2124" w:type="dxa"/>
           </w:tcPr>
           <w:p>
             <w:pPr>
@@ -13483,20 +13558,21 @@
       <w:tr>
         <w:tc>
           <w:tcPr>
-            <w:tcW w:w="914" w:type="dxa"/>
-          </w:tcPr>
-          <w:p>
-            <w:pPr>
-              <w:spacing w:after="0" w:line="240" w:lineRule="auto"/>
-            </w:pPr>
-            <w:r>
+            <w:tcW w:w="995" w:type="dxa"/>
+          </w:tcPr>
+          <w:p>
+            <w:pPr>
+              <w:spacing w:after="0" w:line="240" w:lineRule="auto"/>
+            </w:pPr>
+            <w:r>
+              <w:lastRenderedPageBreak/>
               <w:t>9.1.1</w:t>
             </w:r>
           </w:p>
         </w:tc>
         <w:tc>
           <w:tcPr>
-            <w:tcW w:w="2205" w:type="dxa"/>
+            <w:tcW w:w="2124" w:type="dxa"/>
           </w:tcPr>
           <w:p>
             <w:pPr>
@@ -13528,10 +13604,7 @@
               </w:rPr>
             </w:pPr>
             <w:r>
-              <w:rPr>
-                <w:rFonts w:ascii="Helvetica Neue" w:eastAsia="Helvetica Neue" w:hAnsi="Helvetica Neue" w:cs="Helvetica Neue"/>
-              </w:rPr>
-              <w:t>C</w:t>
+              <w:t>{{clause}}</w:t>
             </w:r>
           </w:p>
         </w:tc>
@@ -13578,7 +13651,7 @@
       <w:tr>
         <w:tc>
           <w:tcPr>
-            <w:tcW w:w="914" w:type="dxa"/>
+            <w:tcW w:w="995" w:type="dxa"/>
           </w:tcPr>
           <w:p>
             <w:pPr>
@@ -13591,7 +13664,7 @@
         </w:tc>
         <w:tc>
           <w:tcPr>
-            <w:tcW w:w="2205" w:type="dxa"/>
+            <w:tcW w:w="2124" w:type="dxa"/>
           </w:tcPr>
           <w:p>
             <w:pPr>
@@ -13639,17 +13712,17 @@
       <w:tr>
         <w:tc>
           <w:tcPr>
-            <w:tcW w:w="914" w:type="dxa"/>
-          </w:tcPr>
-          <w:p>
-            <w:pPr>
-              <w:spacing w:after="0" w:line="240" w:lineRule="auto"/>
-            </w:pPr>
-          </w:p>
-        </w:tc>
-        <w:tc>
-          <w:tcPr>
-            <w:tcW w:w="2205" w:type="dxa"/>
+            <w:tcW w:w="995" w:type="dxa"/>
+          </w:tcPr>
+          <w:p>
+            <w:pPr>
+              <w:spacing w:after="0" w:line="240" w:lineRule="auto"/>
+            </w:pPr>
+          </w:p>
+        </w:tc>
+        <w:tc>
+          <w:tcPr>
+            <w:tcW w:w="2124" w:type="dxa"/>
           </w:tcPr>
           <w:p>
             <w:pPr>
@@ -13673,10 +13746,7 @@
               </w:rPr>
             </w:pPr>
             <w:r>
-              <w:rPr>
-                <w:rFonts w:ascii="Helvetica Neue" w:eastAsia="Helvetica Neue" w:hAnsi="Helvetica Neue" w:cs="Helvetica Neue"/>
-              </w:rPr>
-              <w:t>C</w:t>
+              <w:t>{{clause}}</w:t>
             </w:r>
           </w:p>
         </w:tc>
@@ -13748,7 +13818,7 @@
       <w:tr>
         <w:tc>
           <w:tcPr>
-            <w:tcW w:w="914" w:type="dxa"/>
+            <w:tcW w:w="995" w:type="dxa"/>
           </w:tcPr>
           <w:p>
             <w:pPr>
@@ -13761,7 +13831,7 @@
         </w:tc>
         <w:tc>
           <w:tcPr>
-            <w:tcW w:w="2205" w:type="dxa"/>
+            <w:tcW w:w="2124" w:type="dxa"/>
           </w:tcPr>
           <w:p>
             <w:pPr>
@@ -13812,17 +13882,17 @@
       <w:tr>
         <w:tc>
           <w:tcPr>
-            <w:tcW w:w="914" w:type="dxa"/>
-          </w:tcPr>
-          <w:p>
-            <w:pPr>
-              <w:spacing w:after="0" w:line="240" w:lineRule="auto"/>
-            </w:pPr>
-          </w:p>
-        </w:tc>
-        <w:tc>
-          <w:tcPr>
-            <w:tcW w:w="2205" w:type="dxa"/>
+            <w:tcW w:w="995" w:type="dxa"/>
+          </w:tcPr>
+          <w:p>
+            <w:pPr>
+              <w:spacing w:after="0" w:line="240" w:lineRule="auto"/>
+            </w:pPr>
+          </w:p>
+        </w:tc>
+        <w:tc>
+          <w:tcPr>
+            <w:tcW w:w="2124" w:type="dxa"/>
           </w:tcPr>
           <w:p>
             <w:pPr>
@@ -13837,11 +13907,7 @@
             </w:r>
             <w:proofErr w:type="gramEnd"/>
             <w:r>
-              <w:t xml:space="preserve"> QMS effectiveness, </w:t>
-            </w:r>
-            <w:r>
-              <w:lastRenderedPageBreak/>
-              <w:t>planning, implementation, actions for risks/opportunities, performance of external providers evaluated?</w:t>
+              <w:t xml:space="preserve"> QMS effectiveness, planning, implementation, actions for risks/opportunities, performance of external providers evaluated?</w:t>
             </w:r>
           </w:p>
           <w:p>
@@ -13866,11 +13932,7 @@
               </w:rPr>
             </w:pPr>
             <w:r>
-              <w:rPr>
-                <w:rFonts w:ascii="Helvetica Neue" w:eastAsia="Helvetica Neue" w:hAnsi="Helvetica Neue" w:cs="Helvetica Neue"/>
-              </w:rPr>
-              <w:lastRenderedPageBreak/>
-              <w:t>C</w:t>
+              <w:t>{{clause}}</w:t>
             </w:r>
           </w:p>
         </w:tc>
@@ -13894,16 +13956,7 @@
                 <w:sz w:val="24"/>
                 <w:szCs w:val="24"/>
               </w:rPr>
-              <w:t xml:space="preserve">The MR informed that Analysis of data / trend analysis of Product Non conformity/ customer complaint, supplier performance, customer satisfaction, action related to Risk /threats to key </w:t>
-            </w:r>
-            <w:r>
-              <w:rPr>
-                <w:rFonts w:cs="Arial"/>
-                <w:sz w:val="24"/>
-                <w:szCs w:val="24"/>
-              </w:rPr>
-              <w:lastRenderedPageBreak/>
-              <w:t>QMS processes and NC &amp; corrective action are monitored on monthly basis and    overall QMS performance is monitored during annual MRM.</w:t>
+              <w:t>The MR informed that Analysis of data / trend analysis of Product Non conformity/ customer complaint, supplier performance, customer satisfaction, action related to Risk /threats to key QMS processes and NC &amp; corrective action are monitored on monthly basis and    overall QMS performance is monitored during annual MRM.</w:t>
             </w:r>
           </w:p>
           <w:p>
@@ -14067,21 +14120,20 @@
       <w:tr>
         <w:tc>
           <w:tcPr>
-            <w:tcW w:w="914" w:type="dxa"/>
-          </w:tcPr>
-          <w:p>
-            <w:pPr>
-              <w:spacing w:after="0" w:line="240" w:lineRule="auto"/>
-            </w:pPr>
-            <w:r>
-              <w:lastRenderedPageBreak/>
+            <w:tcW w:w="995" w:type="dxa"/>
+          </w:tcPr>
+          <w:p>
+            <w:pPr>
+              <w:spacing w:after="0" w:line="240" w:lineRule="auto"/>
+            </w:pPr>
+            <w:r>
               <w:t>9.2</w:t>
             </w:r>
           </w:p>
         </w:tc>
         <w:tc>
           <w:tcPr>
-            <w:tcW w:w="2205" w:type="dxa"/>
+            <w:tcW w:w="2124" w:type="dxa"/>
           </w:tcPr>
           <w:p>
             <w:pPr>
@@ -14127,17 +14179,17 @@
         </w:trPr>
         <w:tc>
           <w:tcPr>
-            <w:tcW w:w="914" w:type="dxa"/>
-          </w:tcPr>
-          <w:p>
-            <w:pPr>
-              <w:spacing w:after="0" w:line="240" w:lineRule="auto"/>
-            </w:pPr>
-          </w:p>
-        </w:tc>
-        <w:tc>
-          <w:tcPr>
-            <w:tcW w:w="2205" w:type="dxa"/>
+            <w:tcW w:w="995" w:type="dxa"/>
+          </w:tcPr>
+          <w:p>
+            <w:pPr>
+              <w:spacing w:after="0" w:line="240" w:lineRule="auto"/>
+            </w:pPr>
+          </w:p>
+        </w:tc>
+        <w:tc>
+          <w:tcPr>
+            <w:tcW w:w="2124" w:type="dxa"/>
           </w:tcPr>
           <w:p>
             <w:pPr>
@@ -14165,6 +14217,7 @@
               <w:spacing w:after="0" w:line="240" w:lineRule="auto"/>
             </w:pPr>
             <w:r>
+              <w:lastRenderedPageBreak/>
               <w:t>-</w:t>
             </w:r>
             <w:proofErr w:type="gramStart"/>
@@ -14202,10 +14255,8 @@
               </w:rPr>
             </w:pPr>
             <w:r>
-              <w:rPr>
-                <w:rFonts w:ascii="Helvetica Neue" w:eastAsia="Helvetica Neue" w:hAnsi="Helvetica Neue" w:cs="Helvetica Neue"/>
-              </w:rPr>
-              <w:t>C</w:t>
+              <w:lastRenderedPageBreak/>
+              <w:t>{{clause}}</w:t>
             </w:r>
           </w:p>
         </w:tc>
@@ -14265,7 +14316,16 @@
                 <w:sz w:val="24"/>
                 <w:szCs w:val="24"/>
               </w:rPr>
-              <w:t>The Internal audit was conducted on 22/07/2024 by the CEO with the help of their consultant. The internal auditor/ CEO has been provided training about requirements of the ISO 9001:2015 standard by the organization’s consultant. Adequate care was taken to avoid self-audit.</w:t>
+              <w:t xml:space="preserve">The Internal audit was conducted on 22/07/2024 by the CEO with the help of their consultant. The internal auditor/ CEO has been provided training about requirements of the ISO 9001:2015 standard </w:t>
+            </w:r>
+            <w:r>
+              <w:rPr>
+                <w:rFonts w:eastAsia="Arial"/>
+                <w:sz w:val="24"/>
+                <w:szCs w:val="24"/>
+              </w:rPr>
+              <w:lastRenderedPageBreak/>
+              <w:t>by the organization’s consultant. Adequate care was taken to avoid self-audit.</w:t>
             </w:r>
           </w:p>
           <w:p>
@@ -14374,20 +14434,21 @@
       <w:tr>
         <w:tc>
           <w:tcPr>
-            <w:tcW w:w="914" w:type="dxa"/>
-          </w:tcPr>
-          <w:p>
-            <w:pPr>
-              <w:spacing w:after="0" w:line="240" w:lineRule="auto"/>
-            </w:pPr>
-            <w:r>
+            <w:tcW w:w="995" w:type="dxa"/>
+          </w:tcPr>
+          <w:p>
+            <w:pPr>
+              <w:spacing w:after="0" w:line="240" w:lineRule="auto"/>
+            </w:pPr>
+            <w:r>
+              <w:lastRenderedPageBreak/>
               <w:t>9.3</w:t>
             </w:r>
           </w:p>
         </w:tc>
         <w:tc>
           <w:tcPr>
-            <w:tcW w:w="2205" w:type="dxa"/>
+            <w:tcW w:w="2124" w:type="dxa"/>
           </w:tcPr>
           <w:p>
             <w:pPr>
@@ -14430,17 +14491,17 @@
       <w:tr>
         <w:tc>
           <w:tcPr>
-            <w:tcW w:w="914" w:type="dxa"/>
-          </w:tcPr>
-          <w:p>
-            <w:pPr>
-              <w:spacing w:after="0" w:line="240" w:lineRule="auto"/>
-            </w:pPr>
-          </w:p>
-        </w:tc>
-        <w:tc>
-          <w:tcPr>
-            <w:tcW w:w="2205" w:type="dxa"/>
+            <w:tcW w:w="995" w:type="dxa"/>
+          </w:tcPr>
+          <w:p>
+            <w:pPr>
+              <w:spacing w:after="0" w:line="240" w:lineRule="auto"/>
+            </w:pPr>
+          </w:p>
+        </w:tc>
+        <w:tc>
+          <w:tcPr>
+            <w:tcW w:w="2124" w:type="dxa"/>
           </w:tcPr>
           <w:p>
             <w:pPr>
@@ -14464,10 +14525,7 @@
               </w:rPr>
             </w:pPr>
             <w:r>
-              <w:rPr>
-                <w:rFonts w:ascii="Helvetica Neue" w:eastAsia="Helvetica Neue" w:hAnsi="Helvetica Neue" w:cs="Helvetica Neue"/>
-              </w:rPr>
-              <w:t>C</w:t>
+              <w:t>{{clause}}</w:t>
             </w:r>
           </w:p>
         </w:tc>
@@ -14517,7 +14575,7 @@
       <w:tr>
         <w:tc>
           <w:tcPr>
-            <w:tcW w:w="914" w:type="dxa"/>
+            <w:tcW w:w="995" w:type="dxa"/>
           </w:tcPr>
           <w:p>
             <w:pPr>
@@ -14530,7 +14588,7 @@
         </w:tc>
         <w:tc>
           <w:tcPr>
-            <w:tcW w:w="2205" w:type="dxa"/>
+            <w:tcW w:w="2124" w:type="dxa"/>
           </w:tcPr>
           <w:p>
             <w:pPr>
@@ -14573,17 +14631,17 @@
       <w:tr>
         <w:tc>
           <w:tcPr>
-            <w:tcW w:w="914" w:type="dxa"/>
-          </w:tcPr>
-          <w:p>
-            <w:pPr>
-              <w:spacing w:after="0" w:line="240" w:lineRule="auto"/>
-            </w:pPr>
-          </w:p>
-        </w:tc>
-        <w:tc>
-          <w:tcPr>
-            <w:tcW w:w="2205" w:type="dxa"/>
+            <w:tcW w:w="995" w:type="dxa"/>
+          </w:tcPr>
+          <w:p>
+            <w:pPr>
+              <w:spacing w:after="0" w:line="240" w:lineRule="auto"/>
+            </w:pPr>
+          </w:p>
+        </w:tc>
+        <w:tc>
+          <w:tcPr>
+            <w:tcW w:w="2124" w:type="dxa"/>
           </w:tcPr>
           <w:p>
             <w:pPr>
@@ -14615,10 +14673,7 @@
               </w:rPr>
             </w:pPr>
             <w:r>
-              <w:rPr>
-                <w:rFonts w:ascii="Helvetica Neue" w:eastAsia="Helvetica Neue" w:hAnsi="Helvetica Neue" w:cs="Helvetica Neue"/>
-              </w:rPr>
-              <w:t>C</w:t>
+              <w:t>{{clause}}</w:t>
             </w:r>
           </w:p>
         </w:tc>
@@ -14664,21 +14719,20 @@
       <w:tr>
         <w:tc>
           <w:tcPr>
-            <w:tcW w:w="914" w:type="dxa"/>
-          </w:tcPr>
-          <w:p>
-            <w:pPr>
-              <w:spacing w:after="0" w:line="240" w:lineRule="auto"/>
-            </w:pPr>
-            <w:r>
-              <w:lastRenderedPageBreak/>
+            <w:tcW w:w="995" w:type="dxa"/>
+          </w:tcPr>
+          <w:p>
+            <w:pPr>
+              <w:spacing w:after="0" w:line="240" w:lineRule="auto"/>
+            </w:pPr>
+            <w:r>
               <w:t>10.2</w:t>
             </w:r>
           </w:p>
         </w:tc>
         <w:tc>
           <w:tcPr>
-            <w:tcW w:w="2205" w:type="dxa"/>
+            <w:tcW w:w="2124" w:type="dxa"/>
           </w:tcPr>
           <w:p>
             <w:pPr>
@@ -14726,17 +14780,17 @@
       <w:tr>
         <w:tc>
           <w:tcPr>
-            <w:tcW w:w="914" w:type="dxa"/>
-          </w:tcPr>
-          <w:p>
-            <w:pPr>
-              <w:spacing w:after="0" w:line="240" w:lineRule="auto"/>
-            </w:pPr>
-          </w:p>
-        </w:tc>
-        <w:tc>
-          <w:tcPr>
-            <w:tcW w:w="2205" w:type="dxa"/>
+            <w:tcW w:w="995" w:type="dxa"/>
+          </w:tcPr>
+          <w:p>
+            <w:pPr>
+              <w:spacing w:after="0" w:line="240" w:lineRule="auto"/>
+            </w:pPr>
+          </w:p>
+        </w:tc>
+        <w:tc>
+          <w:tcPr>
+            <w:tcW w:w="2124" w:type="dxa"/>
           </w:tcPr>
           <w:p>
             <w:pPr>
@@ -14773,10 +14827,7 @@
               </w:rPr>
             </w:pPr>
             <w:r>
-              <w:rPr>
-                <w:rFonts w:ascii="Helvetica Neue" w:eastAsia="Helvetica Neue" w:hAnsi="Helvetica Neue" w:cs="Helvetica Neue"/>
-              </w:rPr>
-              <w:t>C</w:t>
+              <w:t>{{clause}}</w:t>
             </w:r>
           </w:p>
         </w:tc>
@@ -14969,7 +15020,7 @@
       <w:tr>
         <w:tc>
           <w:tcPr>
-            <w:tcW w:w="914" w:type="dxa"/>
+            <w:tcW w:w="995" w:type="dxa"/>
           </w:tcPr>
           <w:p>
             <w:pPr>
@@ -14982,7 +15033,7 @@
         </w:tc>
         <w:tc>
           <w:tcPr>
-            <w:tcW w:w="2205" w:type="dxa"/>
+            <w:tcW w:w="2124" w:type="dxa"/>
           </w:tcPr>
           <w:p>
             <w:pPr>
@@ -15030,7 +15081,7 @@
       <w:tr>
         <w:tc>
           <w:tcPr>
-            <w:tcW w:w="914" w:type="dxa"/>
+            <w:tcW w:w="995" w:type="dxa"/>
           </w:tcPr>
           <w:p>
             <w:pPr>
@@ -15043,7 +15094,7 @@
         </w:tc>
         <w:tc>
           <w:tcPr>
-            <w:tcW w:w="2205" w:type="dxa"/>
+            <w:tcW w:w="2124" w:type="dxa"/>
           </w:tcPr>
           <w:p>
             <w:pPr>
@@ -15073,10 +15124,7 @@
               </w:rPr>
             </w:pPr>
             <w:r>
-              <w:rPr>
-                <w:rFonts w:ascii="Helvetica Neue" w:eastAsia="Helvetica Neue" w:hAnsi="Helvetica Neue" w:cs="Helvetica Neue"/>
-              </w:rPr>
-              <w:t>C</w:t>
+              <w:t>{{clause}}</w:t>
             </w:r>
           </w:p>
         </w:tc>
@@ -15158,6 +15206,7 @@
                 <w:sz w:val="24"/>
                 <w:szCs w:val="24"/>
               </w:rPr>
+              <w:lastRenderedPageBreak/>
               <w:t xml:space="preserve">Continual improvement in the QMS performance was demonstrated by way of QMS objectives, action plan to achieve related improvement </w:t>
             </w:r>
             <w:proofErr w:type="gramStart"/>
@@ -15309,15 +15358,51 @@
                 <w:sz w:val="20"/>
                 <w:szCs w:val="20"/>
               </w:rPr>
-              <w:t xml:space="preserve">Audited Firm:                   </w:t>
-            </w:r>
-            <w:r>
-              <w:rPr>
-                <w:rFonts w:eastAsia="Times New Roman" w:cs="Arial"/>
-                <w:sz w:val="24"/>
-                <w:lang w:eastAsia="en-US" w:bidi="ar"/>
-              </w:rPr>
-              <w:t>BENTHON LABS PRIVATE LIMITED</w:t>
+              <w:t xml:space="preserve">Audited Firm:   </w:t>
+            </w:r>
+            <w:proofErr w:type="gramStart"/>
+            <w:r>
+              <w:rPr>
+                <w:rFonts w:ascii="Arial" w:eastAsia="Arial" w:hAnsi="Arial" w:cs="Arial"/>
+                <w:sz w:val="20"/>
+                <w:szCs w:val="20"/>
+              </w:rPr>
+              <w:t xml:space="preserve">   </w:t>
+            </w:r>
+            <w:r>
+              <w:rPr>
+                <w:rFonts w:ascii="Arial" w:eastAsia="Arial" w:hAnsi="Arial" w:cs="Arial"/>
+                <w:sz w:val="20"/>
+                <w:szCs w:val="20"/>
+              </w:rPr>
+              <w:t>{</w:t>
+            </w:r>
+            <w:proofErr w:type="gramEnd"/>
+            <w:r>
+              <w:rPr>
+                <w:rFonts w:ascii="Arial" w:eastAsia="Arial" w:hAnsi="Arial" w:cs="Arial"/>
+                <w:sz w:val="20"/>
+                <w:szCs w:val="20"/>
+              </w:rPr>
+              <w:t xml:space="preserve">{ </w:t>
+            </w:r>
+            <w:proofErr w:type="spellStart"/>
+            <w:r>
+              <w:rPr>
+                <w:rFonts w:ascii="Arial" w:eastAsia="Arial" w:hAnsi="Arial" w:cs="Arial"/>
+                <w:sz w:val="20"/>
+                <w:szCs w:val="20"/>
+              </w:rPr>
+              <w:t>organizationName</w:t>
+            </w:r>
+            <w:proofErr w:type="spellEnd"/>
+            <w:r>
+              <w:rPr>
+                <w:rFonts w:ascii="Arial" w:eastAsia="Arial" w:hAnsi="Arial" w:cs="Arial"/>
+                <w:sz w:val="20"/>
+                <w:szCs w:val="20"/>
+              </w:rPr>
+              <w:t xml:space="preserve"> }}</w:t>
             </w:r>
           </w:p>
         </w:tc>
@@ -15331,7 +15416,9 @@
             <w:pPr>
               <w:spacing w:after="0"/>
               <w:rPr>
-                <w:rFonts w:cs="Arial"/>
+                <w:rFonts w:ascii="Arial" w:eastAsia="Arial" w:hAnsi="Arial" w:cs="Arial"/>
+                <w:sz w:val="20"/>
+                <w:szCs w:val="20"/>
               </w:rPr>
             </w:pPr>
             <w:proofErr w:type="gramStart"/>
@@ -15353,37 +15440,8 @@
               <w:t xml:space="preserve">            </w:t>
             </w:r>
             <w:r>
-              <w:rPr>
-                <w:rFonts w:eastAsia="Times New Roman" w:cs="Arial"/>
-                <w:sz w:val="24"/>
-                <w:lang w:eastAsia="zh-CN" w:bidi="ar"/>
-              </w:rPr>
-              <w:t xml:space="preserve">C-810, Block C, 8th Floor, KLJ Noida One IT Park, Sector 62, Noida, </w:t>
-            </w:r>
-          </w:p>
-          <w:p>
-            <w:pPr>
-              <w:ind w:firstLineChars="650" w:firstLine="1560"/>
-            </w:pPr>
-            <w:r>
-              <w:rPr>
-                <w:rFonts w:eastAsia="Times New Roman" w:cs="Arial"/>
-                <w:sz w:val="24"/>
-                <w:lang w:eastAsia="en-US" w:bidi="ar"/>
-              </w:rPr>
-              <w:lastRenderedPageBreak/>
-              <w:t>Uttar Pradesh - 201309</w:t>
-            </w:r>
-          </w:p>
-          <w:p>
-            <w:pPr>
-              <w:spacing w:after="0" w:line="240" w:lineRule="auto"/>
-              <w:rPr>
-                <w:rFonts w:ascii="Arial" w:eastAsia="Arial" w:hAnsi="Arial" w:cs="Arial"/>
-                <w:sz w:val="20"/>
-                <w:szCs w:val="20"/>
-              </w:rPr>
-            </w:pPr>
+              <w:t>{{ address }}</w:t>
+            </w:r>
           </w:p>
         </w:tc>
       </w:tr>
@@ -15408,7 +15466,6 @@
                 <w:sz w:val="20"/>
                 <w:szCs w:val="20"/>
               </w:rPr>
-              <w:lastRenderedPageBreak/>
               <w:t>Standard</w:t>
             </w:r>
             <w:r>
@@ -16381,6 +16438,7 @@
                 <w:sz w:val="20"/>
                 <w:szCs w:val="20"/>
               </w:rPr>
+              <w:lastRenderedPageBreak/>
               <w:t>☐</w:t>
             </w:r>
           </w:p>
@@ -16805,7 +16863,30 @@
               <w:t xml:space="preserve">  </w:t>
             </w:r>
             <w:r>
-              <w:t>10.09.2024</w:t>
+              <w:rPr>
+                <w:rFonts w:ascii="Arial" w:eastAsia="Arial" w:hAnsi="Arial" w:cs="Arial"/>
+                <w:sz w:val="20"/>
+                <w:szCs w:val="20"/>
+              </w:rPr>
+              <w:t xml:space="preserve">{{ </w:t>
+            </w:r>
+            <w:proofErr w:type="spellStart"/>
+            <w:r>
+              <w:rPr>
+                <w:rFonts w:ascii="Arial" w:eastAsia="Arial" w:hAnsi="Arial" w:cs="Arial"/>
+                <w:sz w:val="20"/>
+                <w:szCs w:val="20"/>
+              </w:rPr>
+              <w:t>endDateofAudit</w:t>
+            </w:r>
+            <w:proofErr w:type="spellEnd"/>
+            <w:r>
+              <w:rPr>
+                <w:rFonts w:ascii="Arial" w:eastAsia="Arial" w:hAnsi="Arial" w:cs="Arial"/>
+                <w:sz w:val="20"/>
+                <w:szCs w:val="20"/>
+              </w:rPr>
+              <w:t xml:space="preserve"> }}</w:t>
             </w:r>
           </w:p>
         </w:tc>
@@ -16826,7 +16907,6 @@
               <w:rPr>
                 <w:b/>
               </w:rPr>
-              <w:lastRenderedPageBreak/>
               <w:t>Report Submission (AGI)</w:t>
             </w:r>
           </w:p>
@@ -16864,39 +16944,29 @@
               <w:spacing w:after="0" w:line="240" w:lineRule="auto"/>
             </w:pPr>
             <w:r>
-              <w:t xml:space="preserve">Name of the Audit team </w:t>
+              <w:t xml:space="preserve">Name of the Auditor: </w:t>
             </w:r>
             <w:proofErr w:type="gramStart"/>
             <w:r>
-              <w:t>Leader :</w:t>
-            </w:r>
+              <w:t>{{</w:t>
+            </w:r>
+            <w:r>
+              <w:t xml:space="preserve"> </w:t>
+            </w:r>
+            <w:proofErr w:type="spellStart"/>
+            <w:r>
+              <w:t>auditorName</w:t>
+            </w:r>
+            <w:proofErr w:type="spellEnd"/>
             <w:proofErr w:type="gramEnd"/>
             <w:r>
-              <w:t xml:space="preserve"> Dr.  </w:t>
-            </w:r>
-            <w:r>
-              <w:t>Pardeep Kumar</w:t>
-            </w:r>
-          </w:p>
-          <w:p>
-            <w:pPr>
-              <w:spacing w:after="0" w:line="240" w:lineRule="auto"/>
-            </w:pPr>
-          </w:p>
-          <w:p>
-            <w:pPr>
-              <w:spacing w:after="0" w:line="240" w:lineRule="auto"/>
-            </w:pPr>
-          </w:p>
-          <w:p>
-            <w:pPr>
-              <w:spacing w:after="0" w:line="240" w:lineRule="auto"/>
-            </w:pPr>
-            <w:r>
-              <w:t>Name of the Auditor: Md. Yusuf</w:t>
-            </w:r>
-            <w:r>
-              <w:t xml:space="preserve">. </w:t>
+              <w:t xml:space="preserve"> </w:t>
+            </w:r>
+            <w:r>
+              <w:t>}}</w:t>
+            </w:r>
+            <w:r>
+              <w:t xml:space="preserve"> </w:t>
             </w:r>
           </w:p>
         </w:tc>
@@ -16917,13 +16987,24 @@
             <w:r>
               <w:t xml:space="preserve">Name: </w:t>
             </w:r>
+            <w:proofErr w:type="gramStart"/>
+            <w:r>
+              <w:t>{{</w:t>
+            </w:r>
+            <w:r>
+              <w:t xml:space="preserve"> </w:t>
+            </w:r>
             <w:proofErr w:type="spellStart"/>
             <w:r>
-              <w:t>Shobhit</w:t>
+              <w:t>clientName</w:t>
             </w:r>
             <w:proofErr w:type="spellEnd"/>
-            <w:r>
-              <w:t xml:space="preserve"> Vishwakarma</w:t>
+            <w:proofErr w:type="gramEnd"/>
+            <w:r>
+              <w:t xml:space="preserve"> </w:t>
+            </w:r>
+            <w:r>
+              <w:t>}}</w:t>
             </w:r>
           </w:p>
           <w:p>
@@ -16935,6 +17016,23 @@
             </w:pPr>
             <w:r>
               <w:t xml:space="preserve">Designation: </w:t>
+            </w:r>
+            <w:proofErr w:type="gramStart"/>
+            <w:r>
+              <w:t>{{</w:t>
+            </w:r>
+            <w:r>
+              <w:t xml:space="preserve"> </w:t>
+            </w:r>
+            <w:r>
+              <w:t>designation</w:t>
+            </w:r>
+            <w:proofErr w:type="gramEnd"/>
+            <w:r>
+              <w:t xml:space="preserve"> </w:t>
+            </w:r>
+            <w:r>
+              <w:t>}}</w:t>
             </w:r>
           </w:p>
         </w:tc>

--- a/templates/iso9001_stage2.docx
+++ b/templates/iso9001_stage2.docx
@@ -2012,12 +2012,55 @@
     <w:p>
       <w:pPr>
         <w:spacing w:after="100"/>
+        <w:jc w:val="center"/>
         <w:rPr>
           <w:rFonts w:ascii="Arial" w:eastAsia="Arial" w:hAnsi="Arial" w:cs="Arial"/>
-          <w:sz w:val="20"/>
-          <w:szCs w:val="20"/>
+          <w:b/>
+          <w:bCs/>
+          <w:color w:val="FF0000"/>
         </w:rPr>
       </w:pPr>
+    </w:p>
+    <w:p>
+      <w:pPr>
+        <w:spacing w:after="100"/>
+        <w:jc w:val="center"/>
+        <w:rPr>
+          <w:rFonts w:ascii="Arial" w:eastAsia="Arial" w:hAnsi="Arial" w:cs="Arial"/>
+          <w:b/>
+          <w:bCs/>
+          <w:color w:val="FF0000"/>
+        </w:rPr>
+      </w:pPr>
+      <w:r>
+        <w:rPr>
+          <w:rFonts w:ascii="Arial" w:eastAsia="Arial" w:hAnsi="Arial" w:cs="Arial"/>
+          <w:b/>
+          <w:bCs/>
+          <w:color w:val="FF0000"/>
+        </w:rPr>
+        <w:t xml:space="preserve">Status of </w:t>
+      </w:r>
+      <w:proofErr w:type="spellStart"/>
+      <w:r>
+        <w:rPr>
+          <w:rFonts w:ascii="Arial" w:eastAsia="Arial" w:hAnsi="Arial" w:cs="Arial"/>
+          <w:b/>
+          <w:bCs/>
+          <w:color w:val="FF0000"/>
+        </w:rPr>
+        <w:t>non conformities</w:t>
+      </w:r>
+      <w:proofErr w:type="spellEnd"/>
+      <w:r>
+        <w:rPr>
+          <w:rFonts w:ascii="Arial" w:eastAsia="Arial" w:hAnsi="Arial" w:cs="Arial"/>
+          <w:b/>
+          <w:bCs/>
+          <w:color w:val="FF0000"/>
+        </w:rPr>
+        <w:t xml:space="preserve"> raised in stage-1</w:t>
+      </w:r>
     </w:p>
     <w:tbl>
       <w:tblPr>
@@ -2049,583 +2092,124 @@
           <w:p>
             <w:pPr>
               <w:rPr>
-                <w:rFonts w:ascii="Arial" w:eastAsia="Arial" w:hAnsi="Arial" w:cs="Arial"/>
-                <w:b/>
-              </w:rPr>
-            </w:pPr>
-            <w:r>
-              <w:rPr>
-                <w:rFonts w:ascii="Arial" w:eastAsia="Arial" w:hAnsi="Arial" w:cs="Arial"/>
-                <w:b/>
-              </w:rPr>
-              <w:t>Verification of effectiveness of corrective actions regarding previously identified non-conformities, if any:</w:t>
-            </w:r>
-          </w:p>
-        </w:tc>
-      </w:tr>
-      <w:tr>
-        <w:trPr>
-          <w:trHeight w:val="824"/>
-        </w:trPr>
-        <w:tc>
-          <w:tcPr>
-            <w:tcW w:w="9747" w:type="dxa"/>
-          </w:tcPr>
-          <w:p>
-            <w:pPr>
-              <w:spacing w:after="0"/>
-              <w:rPr>
-                <w:rFonts w:cs="Arial"/>
-                <w:i/>
-                <w:iCs/>
-                <w:color w:val="FF0000"/>
-              </w:rPr>
-            </w:pPr>
-            <w:r>
-              <w:rPr>
-                <w:rFonts w:cs="Arial"/>
-                <w:i/>
-                <w:iCs/>
-                <w:color w:val="FF0000"/>
-              </w:rPr>
-              <w:t xml:space="preserve">Minor NC: </w:t>
-            </w:r>
-          </w:p>
-          <w:p>
-            <w:pPr>
-              <w:spacing w:after="0"/>
-              <w:rPr>
-                <w:rFonts w:ascii="Arial" w:eastAsia="Arial" w:hAnsi="Arial" w:cs="Arial"/>
-                <w:color w:val="FF0000"/>
-                <w:sz w:val="20"/>
-                <w:szCs w:val="20"/>
-              </w:rPr>
-            </w:pPr>
-            <w:r>
-              <w:rPr>
-                <w:rFonts w:cs="Arial"/>
-                <w:i/>
-                <w:iCs/>
-                <w:color w:val="FF0000"/>
-              </w:rPr>
-              <w:t>Clause 6.2.1. Quality objective process is not defined how to measure and achieve the given objectives. It needs to be looked into.</w:t>
-            </w:r>
-          </w:p>
-        </w:tc>
-      </w:tr>
-      <w:tr>
-        <w:trPr>
-          <w:trHeight w:val="824"/>
-        </w:trPr>
-        <w:tc>
-          <w:tcPr>
-            <w:tcW w:w="9747" w:type="dxa"/>
-          </w:tcPr>
-          <w:p>
-            <w:pPr>
-              <w:spacing w:after="0"/>
-              <w:rPr>
-                <w:rFonts w:cs="Arial"/>
-                <w:i/>
-                <w:iCs/>
-              </w:rPr>
-            </w:pPr>
-            <w:r>
-              <w:rPr>
-                <w:rFonts w:cs="Arial"/>
-                <w:i/>
-                <w:iCs/>
-              </w:rPr>
-              <w:t xml:space="preserve">The client </w:t>
-            </w:r>
-            <w:proofErr w:type="gramStart"/>
-            <w:r>
-              <w:rPr>
-                <w:rFonts w:cs="Arial"/>
-                <w:i/>
-                <w:iCs/>
-              </w:rPr>
-              <w:t>has  now</w:t>
-            </w:r>
-            <w:proofErr w:type="gramEnd"/>
-            <w:r>
-              <w:rPr>
-                <w:rFonts w:cs="Arial"/>
-                <w:i/>
-                <w:iCs/>
-              </w:rPr>
-              <w:t xml:space="preserve"> documented an action plan to achieve its objectives, verified  BLPL/ AP/doc/01 dated 27/08/2024, reviewed it, now it mentions how to achieve the objectives, Responsibility –Mr. </w:t>
-            </w:r>
-            <w:proofErr w:type="spellStart"/>
-            <w:r>
-              <w:rPr>
-                <w:rFonts w:cs="Arial"/>
-                <w:i/>
-                <w:iCs/>
-              </w:rPr>
-              <w:t>Ruchin</w:t>
-            </w:r>
-            <w:proofErr w:type="spellEnd"/>
-            <w:r>
-              <w:rPr>
-                <w:rFonts w:cs="Arial"/>
-                <w:i/>
-                <w:iCs/>
-              </w:rPr>
-              <w:t xml:space="preserve"> </w:t>
-            </w:r>
-            <w:proofErr w:type="spellStart"/>
-            <w:r>
-              <w:rPr>
-                <w:rFonts w:cs="Arial"/>
-                <w:i/>
-                <w:iCs/>
-              </w:rPr>
-              <w:t>Kansal</w:t>
-            </w:r>
-            <w:proofErr w:type="spellEnd"/>
-          </w:p>
-          <w:p>
-            <w:pPr>
-              <w:spacing w:after="0"/>
-              <w:rPr>
-                <w:rFonts w:cs="Arial"/>
-                <w:i/>
-                <w:iCs/>
-              </w:rPr>
-            </w:pPr>
-            <w:r>
-              <w:rPr>
-                <w:rFonts w:cs="Arial"/>
-                <w:i/>
-                <w:iCs/>
-              </w:rPr>
-              <w:t xml:space="preserve">Monthly monitoring by Mr. Anish Agarwal, </w:t>
-            </w:r>
-            <w:proofErr w:type="gramStart"/>
-            <w:r>
-              <w:rPr>
-                <w:rFonts w:cs="Arial"/>
-                <w:i/>
-                <w:iCs/>
-              </w:rPr>
-              <w:t>CEO,  Time</w:t>
-            </w:r>
-            <w:proofErr w:type="gramEnd"/>
-            <w:r>
-              <w:rPr>
-                <w:rFonts w:cs="Arial"/>
-                <w:i/>
-                <w:iCs/>
-              </w:rPr>
-              <w:t xml:space="preserve"> frame 6 months…………CA found adequate.</w:t>
-            </w:r>
-          </w:p>
-        </w:tc>
-      </w:tr>
-      <w:tr>
-        <w:trPr>
-          <w:trHeight w:val="824"/>
-        </w:trPr>
-        <w:tc>
-          <w:tcPr>
-            <w:tcW w:w="9747" w:type="dxa"/>
-          </w:tcPr>
-          <w:p>
-            <w:pPr>
-              <w:spacing w:after="0"/>
-              <w:jc w:val="both"/>
-              <w:rPr>
-                <w:rFonts w:cs="Arial"/>
-                <w:i/>
-                <w:iCs/>
-                <w:color w:val="FF0000"/>
-              </w:rPr>
-            </w:pPr>
-            <w:r>
-              <w:rPr>
-                <w:rFonts w:cs="Arial"/>
-                <w:i/>
-                <w:iCs/>
-                <w:color w:val="FF0000"/>
-              </w:rPr>
-              <w:t>Observation-1</w:t>
-            </w:r>
-          </w:p>
-          <w:p>
-            <w:pPr>
-              <w:spacing w:after="0"/>
-              <w:jc w:val="both"/>
-              <w:rPr>
-                <w:rFonts w:cs="Arial"/>
-                <w:i/>
-                <w:iCs/>
-                <w:color w:val="FF0000"/>
-              </w:rPr>
-            </w:pPr>
-            <w:r>
-              <w:rPr>
-                <w:rFonts w:cs="Arial"/>
-                <w:i/>
-                <w:iCs/>
-                <w:color w:val="FF0000"/>
-              </w:rPr>
-              <w:t xml:space="preserve">Clause 5.2.2 On interaction with software development team members Mr. </w:t>
-            </w:r>
-            <w:proofErr w:type="spellStart"/>
-            <w:r>
-              <w:rPr>
-                <w:rFonts w:cs="Arial"/>
-                <w:i/>
-                <w:iCs/>
-                <w:color w:val="FF0000"/>
-              </w:rPr>
-              <w:t>Nubul</w:t>
-            </w:r>
-            <w:proofErr w:type="spellEnd"/>
-            <w:r>
-              <w:rPr>
-                <w:rFonts w:cs="Arial"/>
-                <w:i/>
-                <w:iCs/>
-                <w:color w:val="FF0000"/>
-              </w:rPr>
-              <w:t xml:space="preserve"> and Mr. Kamal, we observed that, Quality policy effective communication on the floor is required.</w:t>
-            </w:r>
-          </w:p>
-        </w:tc>
-      </w:tr>
-      <w:tr>
-        <w:trPr>
-          <w:trHeight w:val="824"/>
-        </w:trPr>
-        <w:tc>
-          <w:tcPr>
-            <w:tcW w:w="9747" w:type="dxa"/>
-          </w:tcPr>
-          <w:p>
-            <w:pPr>
-              <w:spacing w:after="0"/>
-              <w:jc w:val="both"/>
-              <w:rPr>
-                <w:rFonts w:cs="Arial"/>
-                <w:i/>
-                <w:iCs/>
-              </w:rPr>
-            </w:pPr>
-            <w:r>
-              <w:rPr>
-                <w:rFonts w:cs="Arial"/>
-                <w:i/>
-                <w:iCs/>
-              </w:rPr>
-              <w:t xml:space="preserve">Interacted with Mr. </w:t>
-            </w:r>
-            <w:proofErr w:type="spellStart"/>
-            <w:r>
-              <w:rPr>
-                <w:rFonts w:cs="Arial"/>
-                <w:i/>
-                <w:iCs/>
-              </w:rPr>
-              <w:t>Nubul</w:t>
-            </w:r>
-            <w:proofErr w:type="spellEnd"/>
-            <w:r>
-              <w:rPr>
-                <w:rFonts w:cs="Arial"/>
-                <w:i/>
-                <w:iCs/>
-              </w:rPr>
-              <w:t xml:space="preserve"> and Mr. Akash, now they could explain the gist of the Quality Policy, Mr. </w:t>
-            </w:r>
-            <w:proofErr w:type="spellStart"/>
-            <w:r>
-              <w:rPr>
-                <w:rFonts w:cs="Arial"/>
-                <w:i/>
-                <w:iCs/>
-              </w:rPr>
-              <w:t>Nubul</w:t>
-            </w:r>
-            <w:proofErr w:type="spellEnd"/>
-            <w:r>
-              <w:rPr>
-                <w:rFonts w:cs="Arial"/>
-                <w:i/>
-                <w:iCs/>
-              </w:rPr>
-              <w:t xml:space="preserve"> stated that they were explained about ISO 9001 &amp; ISMS 27001 briefly during in-house training session.</w:t>
-            </w:r>
-          </w:p>
-          <w:p>
-            <w:pPr>
-              <w:spacing w:after="0"/>
-              <w:jc w:val="both"/>
-              <w:rPr>
-                <w:rFonts w:cs="Arial"/>
-                <w:i/>
-                <w:iCs/>
-              </w:rPr>
-            </w:pPr>
-            <w:r>
-              <w:rPr>
-                <w:rFonts w:cs="Arial"/>
-                <w:i/>
-                <w:iCs/>
-              </w:rPr>
-              <w:t xml:space="preserve">Verified training record, also found Quality Policy displayed in the office. ………CA found adequate </w:t>
-            </w:r>
-          </w:p>
-        </w:tc>
-      </w:tr>
-      <w:tr>
-        <w:trPr>
-          <w:trHeight w:val="824"/>
-        </w:trPr>
-        <w:tc>
-          <w:tcPr>
-            <w:tcW w:w="9747" w:type="dxa"/>
-          </w:tcPr>
-          <w:p>
-            <w:pPr>
-              <w:spacing w:after="0"/>
-              <w:jc w:val="both"/>
-              <w:rPr>
-                <w:rFonts w:cs="Arial"/>
-                <w:i/>
-                <w:iCs/>
-                <w:color w:val="FF0000"/>
-              </w:rPr>
-            </w:pPr>
-            <w:r>
-              <w:rPr>
-                <w:rFonts w:cs="Arial"/>
-                <w:i/>
-                <w:iCs/>
-                <w:color w:val="FF0000"/>
-              </w:rPr>
-              <w:t>Observation-2</w:t>
-            </w:r>
-          </w:p>
-          <w:p>
-            <w:pPr>
-              <w:spacing w:after="0"/>
-              <w:jc w:val="both"/>
-              <w:rPr>
-                <w:rFonts w:cs="Arial"/>
-                <w:i/>
-                <w:iCs/>
-                <w:color w:val="FF0000"/>
-              </w:rPr>
-            </w:pPr>
-            <w:r>
-              <w:rPr>
-                <w:rFonts w:cs="Arial"/>
-                <w:i/>
-                <w:iCs/>
-                <w:color w:val="FF0000"/>
-              </w:rPr>
-              <w:t xml:space="preserve">8.3.2     S/w design and development document is required and it is in progress as per discussion with </w:t>
-            </w:r>
-            <w:proofErr w:type="spellStart"/>
-            <w:r>
-              <w:rPr>
-                <w:rFonts w:cs="Arial"/>
-                <w:i/>
-                <w:iCs/>
-                <w:color w:val="FF0000"/>
-              </w:rPr>
-              <w:t>Mr</w:t>
-            </w:r>
-            <w:proofErr w:type="spellEnd"/>
-            <w:r>
-              <w:rPr>
-                <w:rFonts w:cs="Arial"/>
-                <w:i/>
-                <w:iCs/>
-                <w:color w:val="FF0000"/>
-              </w:rPr>
-              <w:t xml:space="preserve"> </w:t>
-            </w:r>
-            <w:proofErr w:type="spellStart"/>
-            <w:r>
-              <w:rPr>
-                <w:rFonts w:cs="Arial"/>
-                <w:i/>
-                <w:iCs/>
-                <w:color w:val="FF0000"/>
-              </w:rPr>
-              <w:t>Shobit</w:t>
-            </w:r>
-            <w:proofErr w:type="spellEnd"/>
-            <w:r>
-              <w:rPr>
-                <w:rFonts w:cs="Arial"/>
-                <w:i/>
-                <w:iCs/>
-                <w:color w:val="FF0000"/>
-              </w:rPr>
-              <w:t>.</w:t>
-            </w:r>
-          </w:p>
-        </w:tc>
-      </w:tr>
-      <w:tr>
-        <w:trPr>
-          <w:trHeight w:val="824"/>
-        </w:trPr>
-        <w:tc>
-          <w:tcPr>
-            <w:tcW w:w="9747" w:type="dxa"/>
-          </w:tcPr>
-          <w:p>
-            <w:pPr>
-              <w:jc w:val="both"/>
-              <w:rPr>
-                <w:rFonts w:cs="Arial"/>
-                <w:i/>
-                <w:iCs/>
-              </w:rPr>
-            </w:pPr>
-            <w:r>
-              <w:rPr>
-                <w:rFonts w:cs="Arial"/>
-                <w:i/>
-                <w:iCs/>
-              </w:rPr>
-              <w:t xml:space="preserve">Newly developed SDLC (Software design life cycle) document shown by Mr. Aakash (Pre-sales manager). Design and development process outlined in the document. Seen and verified. On receiving the detailed input from the customer, proposal is prepared under CTO </w:t>
-            </w:r>
-            <w:proofErr w:type="spellStart"/>
-            <w:r>
-              <w:rPr>
-                <w:rFonts w:cs="Arial"/>
-                <w:i/>
-                <w:iCs/>
-              </w:rPr>
-              <w:t>Ruchin</w:t>
-            </w:r>
-            <w:proofErr w:type="spellEnd"/>
-            <w:r>
-              <w:rPr>
-                <w:rFonts w:cs="Arial"/>
-                <w:i/>
-                <w:iCs/>
-              </w:rPr>
-              <w:t xml:space="preserve"> </w:t>
-            </w:r>
-            <w:proofErr w:type="spellStart"/>
-            <w:r>
-              <w:rPr>
-                <w:rFonts w:cs="Arial"/>
-                <w:i/>
-                <w:iCs/>
-              </w:rPr>
-              <w:t>Kansal</w:t>
-            </w:r>
-            <w:proofErr w:type="spellEnd"/>
-            <w:r>
-              <w:rPr>
-                <w:rFonts w:cs="Arial"/>
-                <w:i/>
-                <w:iCs/>
-              </w:rPr>
-              <w:t xml:space="preserve"> specifying cost and resources required. Once the proposal is accepted, SOW is Prepared by both the parties and duly signed. Seen copy of the same and verified the same.</w:t>
-            </w:r>
-          </w:p>
-          <w:p>
-            <w:pPr>
-              <w:jc w:val="both"/>
-              <w:rPr>
-                <w:rFonts w:cs="Arial"/>
-                <w:i/>
-                <w:iCs/>
-              </w:rPr>
-            </w:pPr>
-            <w:r>
-              <w:rPr>
-                <w:rFonts w:cs="Arial"/>
-                <w:i/>
-                <w:iCs/>
-              </w:rPr>
-              <w:t xml:space="preserve">Development work is distributed to the development team using JIRA application by the team. Sprint is created. Agile technology is implemented. Each sprint is verified by the CTO </w:t>
-            </w:r>
-            <w:proofErr w:type="spellStart"/>
-            <w:r>
-              <w:rPr>
-                <w:rFonts w:cs="Arial"/>
-                <w:i/>
-                <w:iCs/>
-              </w:rPr>
-              <w:t>Ruchin</w:t>
-            </w:r>
-            <w:proofErr w:type="spellEnd"/>
-            <w:r>
-              <w:rPr>
-                <w:rFonts w:cs="Arial"/>
-                <w:i/>
-                <w:iCs/>
-              </w:rPr>
-              <w:t xml:space="preserve"> </w:t>
-            </w:r>
-            <w:proofErr w:type="spellStart"/>
-            <w:r>
-              <w:rPr>
-                <w:rFonts w:cs="Arial"/>
-                <w:i/>
-                <w:iCs/>
-              </w:rPr>
-              <w:t>Kansal</w:t>
-            </w:r>
-            <w:proofErr w:type="spellEnd"/>
-            <w:r>
-              <w:rPr>
-                <w:rFonts w:cs="Arial"/>
-                <w:i/>
-                <w:iCs/>
-              </w:rPr>
-              <w:t xml:space="preserve"> and then forwarded to the customer for validation. UAT is done by customer for each sprint </w:t>
-            </w:r>
-            <w:proofErr w:type="gramStart"/>
-            <w:r>
-              <w:rPr>
-                <w:rFonts w:cs="Arial"/>
-                <w:i/>
-                <w:iCs/>
-              </w:rPr>
-              <w:t>and  implemented</w:t>
-            </w:r>
-            <w:proofErr w:type="gramEnd"/>
-            <w:r>
-              <w:rPr>
-                <w:rFonts w:cs="Arial"/>
-                <w:i/>
-                <w:iCs/>
-              </w:rPr>
-              <w:t xml:space="preserve"> in the real time environment. </w:t>
-            </w:r>
-          </w:p>
-          <w:p>
-            <w:pPr>
-              <w:jc w:val="both"/>
-              <w:rPr>
-                <w:rFonts w:cs="Arial"/>
-                <w:i/>
-                <w:iCs/>
-              </w:rPr>
-            </w:pPr>
-            <w:r>
-              <w:rPr>
-                <w:rFonts w:cs="Arial"/>
-                <w:i/>
-                <w:iCs/>
-              </w:rPr>
-              <w:t>Now the Software development team has understood the design process steps and is maintaining the associated records in proper manner………………………………………………………………………CA accepted.</w:t>
-            </w:r>
+                <w:rFonts w:eastAsia="Times New Roman"/>
+                <w:b/>
+                <w:sz w:val="24"/>
+                <w:szCs w:val="24"/>
+              </w:rPr>
+            </w:pPr>
+            <w:r>
+              <w:rPr>
+                <w:b/>
+                <w:sz w:val="24"/>
+                <w:szCs w:val="24"/>
+              </w:rPr>
+              <w:t>Non conformities raised in Stage-1:</w:t>
+            </w:r>
+          </w:p>
+          <w:p>
+            <w:pPr>
+              <w:rPr>
+                <w:rFonts w:ascii="Arial" w:eastAsia="Arial" w:hAnsi="Arial" w:cs="Arial"/>
+                <w:b/>
+              </w:rPr>
+            </w:pPr>
           </w:p>
         </w:tc>
       </w:tr>
     </w:tbl>
+    <w:p>
+      <w:pPr>
+        <w:spacing w:after="100"/>
+        <w:jc w:val="center"/>
+        <w:rPr>
+          <w:rFonts w:ascii="Arial" w:eastAsia="Arial" w:hAnsi="Arial" w:cs="Arial"/>
+          <w:sz w:val="20"/>
+          <w:szCs w:val="20"/>
+        </w:rPr>
+      </w:pPr>
+      <w:r>
+        <w:rPr>
+          <w:rFonts w:ascii="Arial" w:eastAsia="Arial" w:hAnsi="Arial" w:cs="Arial"/>
+          <w:sz w:val="20"/>
+          <w:szCs w:val="20"/>
+        </w:rPr>
+        <w:tab/>
+      </w:r>
+    </w:p>
+    <w:p>
+      <w:pPr>
+        <w:spacing w:after="100"/>
+        <w:jc w:val="center"/>
+        <w:rPr>
+          <w:rFonts w:ascii="Arial" w:eastAsia="Arial" w:hAnsi="Arial" w:cs="Arial"/>
+          <w:b/>
+          <w:bCs/>
+          <w:color w:val="FF0000"/>
+        </w:rPr>
+      </w:pPr>
+      <w:r>
+        <w:rPr>
+          <w:rFonts w:ascii="Arial" w:eastAsia="Arial" w:hAnsi="Arial" w:cs="Arial"/>
+          <w:b/>
+          <w:bCs/>
+          <w:color w:val="FF0000"/>
+        </w:rPr>
+        <w:t>Observations</w:t>
+      </w:r>
+    </w:p>
+    <w:tbl>
+      <w:tblPr>
+        <w:tblStyle w:val="TableGrid"/>
+        <w:tblW w:w="0" w:type="auto"/>
+        <w:tblLook w:val="04A0" w:firstRow="1" w:lastRow="0" w:firstColumn="1" w:lastColumn="0" w:noHBand="0" w:noVBand="1"/>
+      </w:tblPr>
+      <w:tblGrid>
+        <w:gridCol w:w="9350"/>
+      </w:tblGrid>
+      <w:tr>
+        <w:tc>
+          <w:tcPr>
+            <w:tcW w:w="9350" w:type="dxa"/>
+          </w:tcPr>
+          <w:p>
+            <w:pPr>
+              <w:rPr>
+                <w:rFonts w:ascii="Arial" w:hAnsi="Arial" w:cs="Arial"/>
+                <w:b/>
+              </w:rPr>
+            </w:pPr>
+            <w:r>
+              <w:rPr>
+                <w:rFonts w:ascii="Arial" w:hAnsi="Arial" w:cs="Arial"/>
+                <w:b/>
+              </w:rPr>
+              <w:t>Observations raised in Stage-1:</w:t>
+            </w:r>
+          </w:p>
+        </w:tc>
+      </w:tr>
+    </w:tbl>
+    <w:p>
+      <w:pPr>
+        <w:spacing w:after="100"/>
+        <w:rPr>
+          <w:rFonts w:ascii="Arial" w:eastAsia="Arial" w:hAnsi="Arial" w:cs="Arial"/>
+          <w:sz w:val="20"/>
+          <w:szCs w:val="20"/>
+        </w:rPr>
+      </w:pPr>
+    </w:p>
+    <w:p>
+      <w:pPr>
+        <w:spacing w:after="100"/>
+        <w:rPr>
+          <w:rFonts w:ascii="Arial" w:eastAsia="Arial" w:hAnsi="Arial" w:cs="Arial"/>
+          <w:sz w:val="20"/>
+          <w:szCs w:val="20"/>
+        </w:rPr>
+      </w:pPr>
+    </w:p>
     <w:p>
       <w:pPr>
         <w:spacing w:after="100"/>
@@ -2735,29 +2319,38 @@
                 <w:rFonts w:ascii="Arial" w:eastAsia="Arial" w:hAnsi="Arial" w:cs="Arial"/>
               </w:rPr>
             </w:pPr>
-            <w:r>
-              <w:rPr>
-                <w:rFonts w:ascii="Arial" w:eastAsia="Arial" w:hAnsi="Arial" w:cs="Arial"/>
-              </w:rPr>
-              <w:t xml:space="preserve">Stage-2 opening meeting was conducted on 4th Sep 2024, by Lead Auditor Mr. Pardeep Kumar &amp; Auditor Md. Yusuf as per the audit plan mutually agreed with the client.  The audit started with a formal opening meeting where key personnel of the organization including its CEO &amp; other personnel were present. </w:t>
-            </w:r>
-          </w:p>
+          </w:p>
+        </w:tc>
+      </w:tr>
+      <w:tr>
+        <w:tc>
+          <w:tcPr>
+            <w:tcW w:w="9576" w:type="dxa"/>
+          </w:tcPr>
           <w:p>
             <w:pPr>
               <w:spacing w:after="0" w:line="240" w:lineRule="auto"/>
               <w:jc w:val="both"/>
               <w:rPr>
                 <w:rFonts w:ascii="Arial" w:eastAsia="Arial" w:hAnsi="Arial" w:cs="Arial"/>
-              </w:rPr>
-            </w:pPr>
-            <w:r>
-              <w:rPr>
-                <w:rFonts w:ascii="Arial" w:eastAsia="Arial" w:hAnsi="Arial" w:cs="Arial"/>
-              </w:rPr>
-              <w:lastRenderedPageBreak/>
-              <w:t xml:space="preserve">Just after the Opening meeting a detailed round of the premises was done and each process area was visited. </w:t>
-            </w:r>
-          </w:p>
+                <w:b/>
+              </w:rPr>
+            </w:pPr>
+            <w:r>
+              <w:rPr>
+                <w:rFonts w:ascii="Arial" w:eastAsia="Arial" w:hAnsi="Arial" w:cs="Arial"/>
+                <w:b/>
+              </w:rPr>
+              <w:t>Comments on Internal audit:</w:t>
+            </w:r>
+          </w:p>
+        </w:tc>
+      </w:tr>
+      <w:tr>
+        <w:tc>
+          <w:tcPr>
+            <w:tcW w:w="9576" w:type="dxa"/>
+          </w:tcPr>
           <w:p>
             <w:pPr>
               <w:spacing w:after="0" w:line="240" w:lineRule="auto"/>
@@ -2766,12 +2359,6 @@
                 <w:rFonts w:ascii="Arial" w:eastAsia="Arial" w:hAnsi="Arial" w:cs="Arial"/>
               </w:rPr>
             </w:pPr>
-            <w:r>
-              <w:rPr>
-                <w:rFonts w:ascii="Arial" w:eastAsia="Arial" w:hAnsi="Arial" w:cs="Arial"/>
-              </w:rPr>
-              <w:t>During the process of audit many documents were reviewed and interacted with the staff. Findings were shared with the client and there was no conflict of understanding/ dispute. Top Management’s approach was good; they showed full commitment towards implementation of the ISO 9001.</w:t>
-            </w:r>
           </w:p>
         </w:tc>
       </w:tr>
@@ -2794,8 +2381,7 @@
                 <w:rFonts w:ascii="Arial" w:eastAsia="Arial" w:hAnsi="Arial" w:cs="Arial"/>
                 <w:b/>
               </w:rPr>
-              <w:lastRenderedPageBreak/>
-              <w:t>Comments on Internal audit:</w:t>
+              <w:t>Comments on MRM:</w:t>
             </w:r>
           </w:p>
         </w:tc>
@@ -2805,115 +2391,6 @@
           <w:tcPr>
             <w:tcW w:w="9576" w:type="dxa"/>
           </w:tcPr>
-          <w:p>
-            <w:pPr>
-              <w:spacing w:after="0" w:line="240" w:lineRule="auto"/>
-              <w:jc w:val="both"/>
-              <w:rPr>
-                <w:rFonts w:ascii="Arial" w:eastAsia="Arial" w:hAnsi="Arial" w:cs="Arial"/>
-              </w:rPr>
-            </w:pPr>
-            <w:r>
-              <w:rPr>
-                <w:rFonts w:ascii="Arial" w:eastAsia="Arial" w:hAnsi="Arial" w:cs="Arial"/>
-              </w:rPr>
-              <w:t>Reviewed the Internal audit process, the organization has a documented SOP to regulate this process. Internal audit is done on annual basis.</w:t>
-            </w:r>
-          </w:p>
-          <w:p>
-            <w:pPr>
-              <w:spacing w:after="0" w:line="240" w:lineRule="auto"/>
-              <w:jc w:val="both"/>
-              <w:rPr>
-                <w:rFonts w:ascii="Arial" w:eastAsia="Arial" w:hAnsi="Arial" w:cs="Arial"/>
-              </w:rPr>
-            </w:pPr>
-          </w:p>
-          <w:p>
-            <w:pPr>
-              <w:spacing w:after="0" w:line="240" w:lineRule="auto"/>
-              <w:jc w:val="both"/>
-              <w:rPr>
-                <w:rFonts w:ascii="Arial" w:eastAsia="Arial" w:hAnsi="Arial" w:cs="Arial"/>
-              </w:rPr>
-            </w:pPr>
-            <w:r>
-              <w:rPr>
-                <w:rFonts w:ascii="Arial" w:eastAsia="Arial" w:hAnsi="Arial" w:cs="Arial"/>
-              </w:rPr>
-              <w:t>The Internal audit was conducted on 22/07/2024 by the CEO with the help of their consultant. The internal auditor/ CEO has been provided training about requirements of the ISO 9001:2015 standard by the organization’s consultant. Adequate care was taken to avoid self-audit.</w:t>
-            </w:r>
-          </w:p>
-          <w:p>
-            <w:pPr>
-              <w:spacing w:after="0" w:line="240" w:lineRule="auto"/>
-              <w:jc w:val="both"/>
-              <w:rPr>
-                <w:rFonts w:ascii="Arial" w:eastAsia="Arial" w:hAnsi="Arial" w:cs="Arial"/>
-              </w:rPr>
-            </w:pPr>
-            <w:r>
-              <w:rPr>
-                <w:rFonts w:ascii="Arial" w:eastAsia="Arial" w:hAnsi="Arial" w:cs="Arial"/>
-              </w:rPr>
-              <w:t>4 NCs were identified, closure of all NC was verified and found adequately closed. Internal audit Process was found satisfactory.</w:t>
-            </w:r>
-          </w:p>
-          <w:p>
-            <w:pPr>
-              <w:spacing w:after="0" w:line="240" w:lineRule="auto"/>
-              <w:jc w:val="both"/>
-              <w:rPr>
-                <w:rFonts w:ascii="Arial" w:eastAsia="Arial" w:hAnsi="Arial" w:cs="Arial"/>
-              </w:rPr>
-            </w:pPr>
-          </w:p>
-        </w:tc>
-      </w:tr>
-      <w:tr>
-        <w:tc>
-          <w:tcPr>
-            <w:tcW w:w="9576" w:type="dxa"/>
-          </w:tcPr>
-          <w:p>
-            <w:pPr>
-              <w:spacing w:after="0" w:line="240" w:lineRule="auto"/>
-              <w:jc w:val="both"/>
-              <w:rPr>
-                <w:rFonts w:ascii="Arial" w:eastAsia="Arial" w:hAnsi="Arial" w:cs="Arial"/>
-                <w:b/>
-              </w:rPr>
-            </w:pPr>
-            <w:r>
-              <w:rPr>
-                <w:rFonts w:ascii="Arial" w:eastAsia="Arial" w:hAnsi="Arial" w:cs="Arial"/>
-                <w:b/>
-              </w:rPr>
-              <w:t>Comments on MRM:</w:t>
-            </w:r>
-          </w:p>
-        </w:tc>
-      </w:tr>
-      <w:tr>
-        <w:tc>
-          <w:tcPr>
-            <w:tcW w:w="9576" w:type="dxa"/>
-          </w:tcPr>
-          <w:p>
-            <w:pPr>
-              <w:spacing w:after="0" w:line="240" w:lineRule="auto"/>
-              <w:jc w:val="both"/>
-              <w:rPr>
-                <w:rFonts w:ascii="Arial" w:eastAsia="Arial" w:hAnsi="Arial" w:cs="Arial"/>
-              </w:rPr>
-            </w:pPr>
-            <w:r>
-              <w:rPr>
-                <w:rFonts w:ascii="Arial" w:eastAsia="Arial" w:hAnsi="Arial" w:cs="Arial"/>
-              </w:rPr>
-              <w:t>The management review meeting was conducted on 31/07/2024 as per agenda points described in the 2 standards. Review found meaningful and the decisions found appropriate, identifying the responsible persons and with time frame for implementation. Quality Improvement targets, Customer complaints, Internal audit and Corrective actions were reviewed MRM process found adequate.</w:t>
-            </w:r>
-          </w:p>
           <w:p>
             <w:pPr>
               <w:spacing w:after="0" w:line="240" w:lineRule="auto"/>
@@ -3211,6 +2688,7 @@
               <w:rPr>
                 <w:rFonts w:asciiTheme="majorHAnsi" w:hAnsiTheme="majorHAnsi" w:cstheme="majorHAnsi"/>
               </w:rPr>
+              <w:lastRenderedPageBreak/>
               <w:t xml:space="preserve">  </w:t>
             </w:r>
             <w:r>
@@ -3370,19 +2848,6 @@
                 <w:rFonts w:ascii="Arial" w:eastAsia="Arial" w:hAnsi="Arial" w:cs="Arial"/>
               </w:rPr>
             </w:pPr>
-            <w:r>
-              <w:rPr>
-                <w:rFonts w:ascii="Arial" w:eastAsia="Arial" w:hAnsi="Arial" w:cs="Arial"/>
-              </w:rPr>
-              <w:t xml:space="preserve">Cable in the firewall rack was not routed properly. Needs to </w:t>
-            </w:r>
-            <w:r>
-              <w:rPr>
-                <w:rFonts w:ascii="Arial" w:eastAsia="Arial" w:hAnsi="Arial" w:cs="Arial"/>
-              </w:rPr>
-              <w:lastRenderedPageBreak/>
-              <w:t>aligned as per cabling routing standards</w:t>
-            </w:r>
           </w:p>
         </w:tc>
         <w:tc>
@@ -3396,13 +2861,6 @@
                 <w:rFonts w:ascii="Arial" w:eastAsia="Arial" w:hAnsi="Arial" w:cs="Arial"/>
               </w:rPr>
             </w:pPr>
-            <w:r>
-              <w:rPr>
-                <w:rFonts w:ascii="Arial" w:eastAsia="Arial" w:hAnsi="Arial" w:cs="Arial"/>
-              </w:rPr>
-              <w:lastRenderedPageBreak/>
-              <w:t>Minor NC</w:t>
-            </w:r>
           </w:p>
         </w:tc>
         <w:tc>
@@ -3416,12 +2874,6 @@
                 <w:rFonts w:ascii="Arial" w:eastAsia="Arial" w:hAnsi="Arial" w:cs="Arial"/>
               </w:rPr>
             </w:pPr>
-            <w:r>
-              <w:rPr>
-                <w:rFonts w:ascii="Arial" w:eastAsia="Arial" w:hAnsi="Arial" w:cs="Arial"/>
-              </w:rPr>
-              <w:t>7.1.4</w:t>
-            </w:r>
           </w:p>
         </w:tc>
         <w:tc>
@@ -3435,12 +2887,6 @@
                 <w:rFonts w:ascii="Arial" w:eastAsia="Arial" w:hAnsi="Arial" w:cs="Arial"/>
               </w:rPr>
             </w:pPr>
-            <w:r>
-              <w:rPr>
-                <w:rFonts w:ascii="Arial" w:eastAsia="Arial" w:hAnsi="Arial" w:cs="Arial"/>
-              </w:rPr>
-              <w:t>Photographic</w:t>
-            </w:r>
           </w:p>
         </w:tc>
         <w:tc>
@@ -3454,12 +2900,6 @@
                 <w:rFonts w:ascii="Arial" w:eastAsia="Arial" w:hAnsi="Arial" w:cs="Arial"/>
               </w:rPr>
             </w:pPr>
-            <w:r>
-              <w:rPr>
-                <w:rFonts w:ascii="Arial" w:eastAsia="Arial" w:hAnsi="Arial" w:cs="Arial"/>
-              </w:rPr>
-              <w:t>Within 2 weeks</w:t>
-            </w:r>
           </w:p>
         </w:tc>
       </w:tr>
@@ -3502,20 +2942,6 @@
                 <w:rFonts w:ascii="Arial" w:eastAsia="Arial" w:hAnsi="Arial" w:cs="Arial"/>
               </w:rPr>
             </w:pPr>
-            <w:r>
-              <w:rPr>
-                <w:rFonts w:ascii="Arial" w:eastAsia="Arial" w:hAnsi="Arial" w:cs="Arial"/>
-              </w:rPr>
-              <w:t xml:space="preserve">Firewall room does not have a lock neither firewall rack is locked. </w:t>
-            </w:r>
-          </w:p>
-          <w:p>
-            <w:pPr>
-              <w:spacing w:after="0" w:line="240" w:lineRule="auto"/>
-              <w:rPr>
-                <w:rFonts w:ascii="Arial" w:eastAsia="Arial" w:hAnsi="Arial" w:cs="Arial"/>
-              </w:rPr>
-            </w:pPr>
           </w:p>
         </w:tc>
         <w:tc>
@@ -3529,12 +2955,6 @@
                 <w:rFonts w:ascii="Arial" w:eastAsia="Arial" w:hAnsi="Arial" w:cs="Arial"/>
               </w:rPr>
             </w:pPr>
-            <w:r>
-              <w:rPr>
-                <w:rFonts w:ascii="Arial" w:eastAsia="Arial" w:hAnsi="Arial" w:cs="Arial"/>
-              </w:rPr>
-              <w:t>OFI</w:t>
-            </w:r>
           </w:p>
         </w:tc>
         <w:tc>
@@ -3548,12 +2968,6 @@
                 <w:rFonts w:ascii="Arial" w:eastAsia="Arial" w:hAnsi="Arial" w:cs="Arial"/>
               </w:rPr>
             </w:pPr>
-            <w:r>
-              <w:rPr>
-                <w:rFonts w:ascii="Arial" w:eastAsia="Arial" w:hAnsi="Arial" w:cs="Arial"/>
-              </w:rPr>
-              <w:t>7.1.3</w:t>
-            </w:r>
           </w:p>
         </w:tc>
         <w:tc>
@@ -3569,13 +2983,6 @@
                 <w:i/>
               </w:rPr>
             </w:pPr>
-            <w:r>
-              <w:rPr>
-                <w:rFonts w:ascii="Arial" w:eastAsia="Arial" w:hAnsi="Arial" w:cs="Arial"/>
-                <w:i/>
-              </w:rPr>
-              <w:t>-</w:t>
-            </w:r>
           </w:p>
         </w:tc>
         <w:tc>
@@ -3590,12 +2997,6 @@
                 <w:rFonts w:ascii="Arial" w:eastAsia="Arial" w:hAnsi="Arial" w:cs="Arial"/>
               </w:rPr>
             </w:pPr>
-            <w:r>
-              <w:rPr>
-                <w:rFonts w:ascii="Arial" w:eastAsia="Arial" w:hAnsi="Arial" w:cs="Arial"/>
-              </w:rPr>
-              <w:t>-</w:t>
-            </w:r>
           </w:p>
         </w:tc>
       </w:tr>
@@ -3808,12 +3209,6 @@
                 <w:rFonts w:ascii="Arial" w:eastAsia="Arial" w:hAnsi="Arial" w:cs="Arial"/>
               </w:rPr>
             </w:pPr>
-            <w:r>
-              <w:rPr>
-                <w:rFonts w:ascii="Arial" w:eastAsia="Arial" w:hAnsi="Arial" w:cs="Arial"/>
-              </w:rPr>
-              <w:t>Processes automated. Management has good knowledge of QMS.</w:t>
-            </w:r>
           </w:p>
         </w:tc>
       </w:tr>
@@ -3884,7 +3279,7 @@
               <w:rPr>
                 <w:rFonts w:ascii="Arial" w:eastAsia="Arial" w:hAnsi="Arial" w:cs="Arial"/>
               </w:rPr>
-              <w:t xml:space="preserve"> Lack of documentation and awareness in employees</w:t>
+              <w:t xml:space="preserve"> </w:t>
             </w:r>
           </w:p>
         </w:tc>
@@ -3956,7 +3351,7 @@
               <w:rPr>
                 <w:rFonts w:ascii="Arial" w:eastAsia="Arial" w:hAnsi="Arial" w:cs="Arial"/>
               </w:rPr>
-              <w:t xml:space="preserve">  Software demand booming with AI playing important role and high technical experts in demand, </w:t>
+              <w:t xml:space="preserve">  </w:t>
             </w:r>
           </w:p>
         </w:tc>
@@ -4017,20 +3412,6 @@
           <w:tcPr>
             <w:tcW w:w="5656" w:type="dxa"/>
           </w:tcPr>
-          <w:p>
-            <w:pPr>
-              <w:spacing w:after="0" w:line="240" w:lineRule="auto"/>
-              <w:rPr>
-                <w:rFonts w:ascii="Arial" w:eastAsia="Arial" w:hAnsi="Arial" w:cs="Arial"/>
-              </w:rPr>
-            </w:pPr>
-            <w:r>
-              <w:rPr>
-                <w:rFonts w:ascii="Arial" w:eastAsia="Arial" w:hAnsi="Arial" w:cs="Arial"/>
-              </w:rPr>
-              <w:t>Technological advancements</w:t>
-            </w:r>
-          </w:p>
           <w:p>
             <w:pPr>
               <w:spacing w:after="0" w:line="240" w:lineRule="auto"/>
@@ -4079,15 +3460,15 @@
         <w:tblLook w:val="04A0" w:firstRow="1" w:lastRow="0" w:firstColumn="1" w:lastColumn="0" w:noHBand="0" w:noVBand="1"/>
       </w:tblPr>
       <w:tblGrid>
-        <w:gridCol w:w="995"/>
-        <w:gridCol w:w="2124"/>
-        <w:gridCol w:w="1701"/>
-        <w:gridCol w:w="5387"/>
+        <w:gridCol w:w="993"/>
+        <w:gridCol w:w="2127"/>
+        <w:gridCol w:w="1702"/>
+        <w:gridCol w:w="5385"/>
       </w:tblGrid>
       <w:tr>
         <w:tc>
           <w:tcPr>
-            <w:tcW w:w="995" w:type="dxa"/>
+            <w:tcW w:w="993" w:type="dxa"/>
           </w:tcPr>
           <w:p>
             <w:pPr>
@@ -4118,7 +3499,7 @@
         </w:tc>
         <w:tc>
           <w:tcPr>
-            <w:tcW w:w="2124" w:type="dxa"/>
+            <w:tcW w:w="2127" w:type="dxa"/>
           </w:tcPr>
           <w:p>
             <w:pPr>
@@ -4137,7 +3518,7 @@
         </w:tc>
         <w:tc>
           <w:tcPr>
-            <w:tcW w:w="1701" w:type="dxa"/>
+            <w:tcW w:w="1702" w:type="dxa"/>
           </w:tcPr>
           <w:p>
             <w:pPr>
@@ -4157,7 +3538,7 @@
         </w:tc>
         <w:tc>
           <w:tcPr>
-            <w:tcW w:w="5387" w:type="dxa"/>
+            <w:tcW w:w="5385" w:type="dxa"/>
           </w:tcPr>
           <w:p>
             <w:pPr>
@@ -4178,129 +3559,125 @@
       <w:tr>
         <w:tc>
           <w:tcPr>
-            <w:tcW w:w="995" w:type="dxa"/>
-          </w:tcPr>
-          <w:p>
-            <w:pPr>
-              <w:spacing w:after="0" w:line="240" w:lineRule="auto"/>
-            </w:pPr>
-            <w:r>
-              <w:t>4.0</w:t>
-            </w:r>
-          </w:p>
-        </w:tc>
-        <w:tc>
-          <w:tcPr>
-            <w:tcW w:w="2124" w:type="dxa"/>
-          </w:tcPr>
-          <w:p>
-            <w:pPr>
-              <w:spacing w:after="0" w:line="240" w:lineRule="auto"/>
+            <w:tcW w:w="993" w:type="dxa"/>
+          </w:tcPr>
+          <w:p>
+            <w:pPr>
+              <w:spacing w:after="0" w:line="240" w:lineRule="auto"/>
+            </w:pPr>
+            <w:r>
+              <w:t xml:space="preserve">4.0 </w:t>
+            </w:r>
+          </w:p>
+        </w:tc>
+        <w:tc>
+          <w:tcPr>
+            <w:tcW w:w="2127" w:type="dxa"/>
+          </w:tcPr>
+          <w:p>
+            <w:pPr>
+              <w:spacing w:after="0" w:line="240" w:lineRule="auto"/>
+            </w:pPr>
+            <w:r>
               <w:rPr>
                 <w:b/>
                 <w:u w:val="single"/>
               </w:rPr>
-            </w:pPr>
-            <w:r>
+              <w:t>CONTEST OF ORGANISATION</w:t>
+            </w:r>
+          </w:p>
+        </w:tc>
+        <w:tc>
+          <w:tcPr>
+            <w:tcW w:w="1702" w:type="dxa"/>
+          </w:tcPr>
+          <w:p>
+            <w:pPr>
+              <w:spacing w:after="0" w:line="240" w:lineRule="auto"/>
+            </w:pPr>
+          </w:p>
+        </w:tc>
+        <w:tc>
+          <w:tcPr>
+            <w:tcW w:w="5385" w:type="dxa"/>
+          </w:tcPr>
+          <w:p>
+            <w:pPr>
+              <w:spacing w:after="0" w:line="240" w:lineRule="auto"/>
+            </w:pPr>
+          </w:p>
+        </w:tc>
+      </w:tr>
+      <w:tr>
+        <w:tc>
+          <w:tcPr>
+            <w:tcW w:w="993" w:type="dxa"/>
+          </w:tcPr>
+          <w:p>
+            <w:pPr>
+              <w:spacing w:after="0" w:line="240" w:lineRule="auto"/>
+            </w:pPr>
+            <w:r>
+              <w:t>4.1</w:t>
+            </w:r>
+          </w:p>
+        </w:tc>
+        <w:tc>
+          <w:tcPr>
+            <w:tcW w:w="2127" w:type="dxa"/>
+          </w:tcPr>
+          <w:p>
+            <w:pPr>
+              <w:spacing w:after="0" w:line="240" w:lineRule="auto"/>
               <w:rPr>
                 <w:b/>
                 <w:u w:val="single"/>
               </w:rPr>
-              <w:t>CONTEST OF ORGANISATION</w:t>
-            </w:r>
-          </w:p>
-        </w:tc>
-        <w:tc>
-          <w:tcPr>
-            <w:tcW w:w="1701" w:type="dxa"/>
-          </w:tcPr>
-          <w:p>
-            <w:pPr>
-              <w:spacing w:after="0" w:line="240" w:lineRule="auto"/>
-            </w:pPr>
-          </w:p>
-        </w:tc>
-        <w:tc>
-          <w:tcPr>
-            <w:tcW w:w="5387" w:type="dxa"/>
-          </w:tcPr>
-          <w:p>
-            <w:pPr>
-              <w:spacing w:after="0" w:line="240" w:lineRule="auto"/>
-            </w:pPr>
-          </w:p>
-        </w:tc>
-      </w:tr>
-      <w:tr>
-        <w:tc>
-          <w:tcPr>
-            <w:tcW w:w="995" w:type="dxa"/>
-          </w:tcPr>
-          <w:p>
-            <w:pPr>
-              <w:spacing w:after="0" w:line="240" w:lineRule="auto"/>
-            </w:pPr>
-            <w:r>
-              <w:t>4.1</w:t>
-            </w:r>
-          </w:p>
-        </w:tc>
-        <w:tc>
-          <w:tcPr>
-            <w:tcW w:w="2124" w:type="dxa"/>
-          </w:tcPr>
-          <w:p>
-            <w:pPr>
-              <w:spacing w:after="0" w:line="240" w:lineRule="auto"/>
+            </w:pPr>
+            <w:r>
               <w:rPr>
                 <w:b/>
                 <w:u w:val="single"/>
               </w:rPr>
-            </w:pPr>
-            <w:r>
-              <w:rPr>
-                <w:b/>
-                <w:u w:val="single"/>
-              </w:rPr>
               <w:t>UNDERSTANDING THE ORGANISATION (SWOT)</w:t>
             </w:r>
           </w:p>
         </w:tc>
         <w:tc>
           <w:tcPr>
-            <w:tcW w:w="1701" w:type="dxa"/>
-          </w:tcPr>
-          <w:p>
-            <w:pPr>
-              <w:spacing w:after="0" w:line="240" w:lineRule="auto"/>
-            </w:pPr>
-          </w:p>
-        </w:tc>
-        <w:tc>
-          <w:tcPr>
-            <w:tcW w:w="5387" w:type="dxa"/>
-          </w:tcPr>
-          <w:p>
-            <w:pPr>
-              <w:spacing w:after="0" w:line="240" w:lineRule="auto"/>
-            </w:pPr>
-          </w:p>
-        </w:tc>
-      </w:tr>
-      <w:tr>
-        <w:tc>
-          <w:tcPr>
-            <w:tcW w:w="995" w:type="dxa"/>
-          </w:tcPr>
-          <w:p>
-            <w:pPr>
-              <w:spacing w:after="0" w:line="240" w:lineRule="auto"/>
-            </w:pPr>
-          </w:p>
-        </w:tc>
-        <w:tc>
-          <w:tcPr>
-            <w:tcW w:w="2124" w:type="dxa"/>
+            <w:tcW w:w="1702" w:type="dxa"/>
+          </w:tcPr>
+          <w:p>
+            <w:pPr>
+              <w:spacing w:after="0" w:line="240" w:lineRule="auto"/>
+            </w:pPr>
+          </w:p>
+        </w:tc>
+        <w:tc>
+          <w:tcPr>
+            <w:tcW w:w="5385" w:type="dxa"/>
+          </w:tcPr>
+          <w:p>
+            <w:pPr>
+              <w:spacing w:after="0" w:line="240" w:lineRule="auto"/>
+            </w:pPr>
+          </w:p>
+        </w:tc>
+      </w:tr>
+      <w:tr>
+        <w:tc>
+          <w:tcPr>
+            <w:tcW w:w="993" w:type="dxa"/>
+          </w:tcPr>
+          <w:p>
+            <w:pPr>
+              <w:spacing w:after="0" w:line="240" w:lineRule="auto"/>
+            </w:pPr>
+          </w:p>
+        </w:tc>
+        <w:tc>
+          <w:tcPr>
+            <w:tcW w:w="2127" w:type="dxa"/>
           </w:tcPr>
           <w:p>
             <w:pPr>
@@ -4321,7 +3698,7 @@
         </w:tc>
         <w:tc>
           <w:tcPr>
-            <w:tcW w:w="1701" w:type="dxa"/>
+            <w:tcW w:w="1702" w:type="dxa"/>
           </w:tcPr>
           <w:p>
             <w:pPr>
@@ -4335,7 +3712,7 @@
         </w:tc>
         <w:tc>
           <w:tcPr>
-            <w:tcW w:w="5387" w:type="dxa"/>
+            <w:tcW w:w="5385" w:type="dxa"/>
           </w:tcPr>
           <w:p>
             <w:pPr>
@@ -4359,7 +3736,7 @@
       <w:tr>
         <w:tc>
           <w:tcPr>
-            <w:tcW w:w="995" w:type="dxa"/>
+            <w:tcW w:w="993" w:type="dxa"/>
           </w:tcPr>
           <w:p>
             <w:pPr>
@@ -4372,7 +3749,7 @@
         </w:tc>
         <w:tc>
           <w:tcPr>
-            <w:tcW w:w="2124" w:type="dxa"/>
+            <w:tcW w:w="2127" w:type="dxa"/>
           </w:tcPr>
           <w:p>
             <w:pPr>
@@ -4410,7 +3787,7 @@
         </w:tc>
         <w:tc>
           <w:tcPr>
-            <w:tcW w:w="1701" w:type="dxa"/>
+            <w:tcW w:w="1702" w:type="dxa"/>
           </w:tcPr>
           <w:p>
             <w:pPr>
@@ -4425,7 +3802,7 @@
         </w:tc>
         <w:tc>
           <w:tcPr>
-            <w:tcW w:w="5387" w:type="dxa"/>
+            <w:tcW w:w="5385" w:type="dxa"/>
           </w:tcPr>
           <w:p>
             <w:pPr>
@@ -4449,73 +3826,69 @@
       <w:tr>
         <w:tc>
           <w:tcPr>
-            <w:tcW w:w="995" w:type="dxa"/>
-          </w:tcPr>
-          <w:p>
-            <w:pPr>
-              <w:spacing w:after="0" w:line="240" w:lineRule="auto"/>
-            </w:pPr>
-            <w:r>
-              <w:t>4.3</w:t>
-            </w:r>
-          </w:p>
-        </w:tc>
-        <w:tc>
-          <w:tcPr>
-            <w:tcW w:w="2124" w:type="dxa"/>
-          </w:tcPr>
-          <w:p>
-            <w:pPr>
-              <w:spacing w:after="0" w:line="240" w:lineRule="auto"/>
+            <w:tcW w:w="993" w:type="dxa"/>
+          </w:tcPr>
+          <w:p>
+            <w:pPr>
+              <w:spacing w:after="0" w:line="240" w:lineRule="auto"/>
+            </w:pPr>
+            <w:r>
+              <w:t xml:space="preserve">4.3 </w:t>
+            </w:r>
+          </w:p>
+        </w:tc>
+        <w:tc>
+          <w:tcPr>
+            <w:tcW w:w="2127" w:type="dxa"/>
+          </w:tcPr>
+          <w:p>
+            <w:pPr>
+              <w:spacing w:after="0" w:line="240" w:lineRule="auto"/>
+            </w:pPr>
+            <w:r>
               <w:rPr>
                 <w:b/>
                 <w:u w:val="single"/>
               </w:rPr>
-            </w:pPr>
-            <w:r>
-              <w:rPr>
-                <w:b/>
-                <w:u w:val="single"/>
-              </w:rPr>
               <w:t>DETERMINING THE SCOPE OF QMS</w:t>
             </w:r>
           </w:p>
         </w:tc>
         <w:tc>
           <w:tcPr>
-            <w:tcW w:w="1701" w:type="dxa"/>
-          </w:tcPr>
-          <w:p>
-            <w:pPr>
-              <w:spacing w:after="0" w:line="240" w:lineRule="auto"/>
-            </w:pPr>
-          </w:p>
-        </w:tc>
-        <w:tc>
-          <w:tcPr>
-            <w:tcW w:w="5387" w:type="dxa"/>
-          </w:tcPr>
-          <w:p>
-            <w:pPr>
-              <w:spacing w:after="0" w:line="240" w:lineRule="auto"/>
-            </w:pPr>
-          </w:p>
-        </w:tc>
-      </w:tr>
-      <w:tr>
-        <w:tc>
-          <w:tcPr>
-            <w:tcW w:w="995" w:type="dxa"/>
-          </w:tcPr>
-          <w:p>
-            <w:pPr>
-              <w:spacing w:after="0" w:line="240" w:lineRule="auto"/>
-            </w:pPr>
-          </w:p>
-        </w:tc>
-        <w:tc>
-          <w:tcPr>
-            <w:tcW w:w="2124" w:type="dxa"/>
+            <w:tcW w:w="1702" w:type="dxa"/>
+          </w:tcPr>
+          <w:p>
+            <w:pPr>
+              <w:spacing w:after="0" w:line="240" w:lineRule="auto"/>
+            </w:pPr>
+          </w:p>
+        </w:tc>
+        <w:tc>
+          <w:tcPr>
+            <w:tcW w:w="5385" w:type="dxa"/>
+          </w:tcPr>
+          <w:p>
+            <w:pPr>
+              <w:spacing w:after="0" w:line="240" w:lineRule="auto"/>
+            </w:pPr>
+          </w:p>
+        </w:tc>
+      </w:tr>
+      <w:tr>
+        <w:tc>
+          <w:tcPr>
+            <w:tcW w:w="993" w:type="dxa"/>
+          </w:tcPr>
+          <w:p>
+            <w:pPr>
+              <w:spacing w:after="0" w:line="240" w:lineRule="auto"/>
+            </w:pPr>
+          </w:p>
+        </w:tc>
+        <w:tc>
+          <w:tcPr>
+            <w:tcW w:w="2127" w:type="dxa"/>
           </w:tcPr>
           <w:p>
             <w:pPr>
@@ -4568,7 +3941,7 @@
         </w:tc>
         <w:tc>
           <w:tcPr>
-            <w:tcW w:w="1701" w:type="dxa"/>
+            <w:tcW w:w="1702" w:type="dxa"/>
           </w:tcPr>
           <w:p>
             <w:pPr>
@@ -4587,7 +3960,7 @@
         </w:tc>
         <w:tc>
           <w:tcPr>
-            <w:tcW w:w="5387" w:type="dxa"/>
+            <w:tcW w:w="5385" w:type="dxa"/>
           </w:tcPr>
           <w:p>
             <w:pPr>
@@ -4611,7 +3984,7 @@
       <w:tr>
         <w:tc>
           <w:tcPr>
-            <w:tcW w:w="995" w:type="dxa"/>
+            <w:tcW w:w="993" w:type="dxa"/>
           </w:tcPr>
           <w:p>
             <w:pPr>
@@ -4624,7 +3997,7 @@
         </w:tc>
         <w:tc>
           <w:tcPr>
-            <w:tcW w:w="2124" w:type="dxa"/>
+            <w:tcW w:w="2127" w:type="dxa"/>
           </w:tcPr>
           <w:p>
             <w:pPr>
@@ -4645,39 +4018,39 @@
         </w:tc>
         <w:tc>
           <w:tcPr>
-            <w:tcW w:w="1701" w:type="dxa"/>
-          </w:tcPr>
-          <w:p>
-            <w:pPr>
-              <w:spacing w:after="0" w:line="240" w:lineRule="auto"/>
-            </w:pPr>
-          </w:p>
-        </w:tc>
-        <w:tc>
-          <w:tcPr>
-            <w:tcW w:w="5387" w:type="dxa"/>
-          </w:tcPr>
-          <w:p>
-            <w:pPr>
-              <w:spacing w:after="0" w:line="240" w:lineRule="auto"/>
-            </w:pPr>
-          </w:p>
-        </w:tc>
-      </w:tr>
-      <w:tr>
-        <w:tc>
-          <w:tcPr>
-            <w:tcW w:w="995" w:type="dxa"/>
-          </w:tcPr>
-          <w:p>
-            <w:pPr>
-              <w:spacing w:after="0" w:line="240" w:lineRule="auto"/>
-            </w:pPr>
-          </w:p>
-        </w:tc>
-        <w:tc>
-          <w:tcPr>
-            <w:tcW w:w="2124" w:type="dxa"/>
+            <w:tcW w:w="1702" w:type="dxa"/>
+          </w:tcPr>
+          <w:p>
+            <w:pPr>
+              <w:spacing w:after="0" w:line="240" w:lineRule="auto"/>
+            </w:pPr>
+          </w:p>
+        </w:tc>
+        <w:tc>
+          <w:tcPr>
+            <w:tcW w:w="5385" w:type="dxa"/>
+          </w:tcPr>
+          <w:p>
+            <w:pPr>
+              <w:spacing w:after="0" w:line="240" w:lineRule="auto"/>
+            </w:pPr>
+          </w:p>
+        </w:tc>
+      </w:tr>
+      <w:tr>
+        <w:tc>
+          <w:tcPr>
+            <w:tcW w:w="993" w:type="dxa"/>
+          </w:tcPr>
+          <w:p>
+            <w:pPr>
+              <w:spacing w:after="0" w:line="240" w:lineRule="auto"/>
+            </w:pPr>
+          </w:p>
+        </w:tc>
+        <w:tc>
+          <w:tcPr>
+            <w:tcW w:w="2127" w:type="dxa"/>
           </w:tcPr>
           <w:p>
             <w:pPr>
@@ -4722,7 +4095,7 @@
         </w:tc>
         <w:tc>
           <w:tcPr>
-            <w:tcW w:w="1701" w:type="dxa"/>
+            <w:tcW w:w="1702" w:type="dxa"/>
           </w:tcPr>
           <w:p>
             <w:pPr>
@@ -4741,7 +4114,7 @@
         </w:tc>
         <w:tc>
           <w:tcPr>
-            <w:tcW w:w="5387" w:type="dxa"/>
+            <w:tcW w:w="5385" w:type="dxa"/>
           </w:tcPr>
           <w:p>
             <w:pPr>
@@ -4765,7 +4138,7 @@
       <w:tr>
         <w:tc>
           <w:tcPr>
-            <w:tcW w:w="995" w:type="dxa"/>
+            <w:tcW w:w="993" w:type="dxa"/>
           </w:tcPr>
           <w:p>
             <w:pPr>
@@ -4786,7 +4159,7 @@
         </w:tc>
         <w:tc>
           <w:tcPr>
-            <w:tcW w:w="2124" w:type="dxa"/>
+            <w:tcW w:w="2127" w:type="dxa"/>
           </w:tcPr>
           <w:p>
             <w:pPr>
@@ -4807,17 +4180,17 @@
         </w:tc>
         <w:tc>
           <w:tcPr>
-            <w:tcW w:w="1701" w:type="dxa"/>
-          </w:tcPr>
-          <w:p>
-            <w:pPr>
-              <w:spacing w:after="0" w:line="240" w:lineRule="auto"/>
-            </w:pPr>
-          </w:p>
-        </w:tc>
-        <w:tc>
-          <w:tcPr>
-            <w:tcW w:w="5387" w:type="dxa"/>
+            <w:tcW w:w="1702" w:type="dxa"/>
+          </w:tcPr>
+          <w:p>
+            <w:pPr>
+              <w:spacing w:after="0" w:line="240" w:lineRule="auto"/>
+            </w:pPr>
+          </w:p>
+        </w:tc>
+        <w:tc>
+          <w:tcPr>
+            <w:tcW w:w="5385" w:type="dxa"/>
           </w:tcPr>
           <w:p>
             <w:pPr>
@@ -4834,17 +4207,17 @@
       <w:tr>
         <w:tc>
           <w:tcPr>
-            <w:tcW w:w="995" w:type="dxa"/>
-          </w:tcPr>
-          <w:p>
-            <w:pPr>
-              <w:spacing w:after="0" w:line="240" w:lineRule="auto"/>
-            </w:pPr>
-          </w:p>
-        </w:tc>
-        <w:tc>
-          <w:tcPr>
-            <w:tcW w:w="2124" w:type="dxa"/>
+            <w:tcW w:w="993" w:type="dxa"/>
+          </w:tcPr>
+          <w:p>
+            <w:pPr>
+              <w:spacing w:after="0" w:line="240" w:lineRule="auto"/>
+            </w:pPr>
+          </w:p>
+        </w:tc>
+        <w:tc>
+          <w:tcPr>
+            <w:tcW w:w="2127" w:type="dxa"/>
           </w:tcPr>
           <w:p>
             <w:pPr>
@@ -4889,7 +4262,7 @@
         </w:tc>
         <w:tc>
           <w:tcPr>
-            <w:tcW w:w="1701" w:type="dxa"/>
+            <w:tcW w:w="1702" w:type="dxa"/>
           </w:tcPr>
           <w:p>
             <w:pPr>
@@ -4903,7 +4276,7 @@
         </w:tc>
         <w:tc>
           <w:tcPr>
-            <w:tcW w:w="5387" w:type="dxa"/>
+            <w:tcW w:w="5385" w:type="dxa"/>
           </w:tcPr>
           <w:p>
             <w:pPr>
@@ -4926,7 +4299,7 @@
       <w:tr>
         <w:tc>
           <w:tcPr>
-            <w:tcW w:w="995" w:type="dxa"/>
+            <w:tcW w:w="993" w:type="dxa"/>
           </w:tcPr>
           <w:p>
             <w:pPr>
@@ -4940,7 +4313,7 @@
         </w:tc>
         <w:tc>
           <w:tcPr>
-            <w:tcW w:w="2124" w:type="dxa"/>
+            <w:tcW w:w="2127" w:type="dxa"/>
           </w:tcPr>
           <w:p>
             <w:pPr>
@@ -4963,17 +4336,17 @@
         </w:tc>
         <w:tc>
           <w:tcPr>
-            <w:tcW w:w="1701" w:type="dxa"/>
-          </w:tcPr>
-          <w:p>
-            <w:pPr>
-              <w:spacing w:after="0" w:line="240" w:lineRule="auto"/>
-            </w:pPr>
-          </w:p>
-        </w:tc>
-        <w:tc>
-          <w:tcPr>
-            <w:tcW w:w="5387" w:type="dxa"/>
+            <w:tcW w:w="1702" w:type="dxa"/>
+          </w:tcPr>
+          <w:p>
+            <w:pPr>
+              <w:spacing w:after="0" w:line="240" w:lineRule="auto"/>
+            </w:pPr>
+          </w:p>
+        </w:tc>
+        <w:tc>
+          <w:tcPr>
+            <w:tcW w:w="5385" w:type="dxa"/>
           </w:tcPr>
           <w:p>
             <w:pPr>
@@ -4990,17 +4363,17 @@
       <w:tr>
         <w:tc>
           <w:tcPr>
-            <w:tcW w:w="995" w:type="dxa"/>
-          </w:tcPr>
-          <w:p>
-            <w:pPr>
-              <w:spacing w:after="0" w:line="240" w:lineRule="auto"/>
-            </w:pPr>
-          </w:p>
-        </w:tc>
-        <w:tc>
-          <w:tcPr>
-            <w:tcW w:w="2124" w:type="dxa"/>
+            <w:tcW w:w="993" w:type="dxa"/>
+          </w:tcPr>
+          <w:p>
+            <w:pPr>
+              <w:spacing w:after="0" w:line="240" w:lineRule="auto"/>
+            </w:pPr>
+          </w:p>
+        </w:tc>
+        <w:tc>
+          <w:tcPr>
+            <w:tcW w:w="2127" w:type="dxa"/>
           </w:tcPr>
           <w:p>
             <w:pPr>
@@ -5013,7 +4386,7 @@
         </w:tc>
         <w:tc>
           <w:tcPr>
-            <w:tcW w:w="1701" w:type="dxa"/>
+            <w:tcW w:w="1702" w:type="dxa"/>
           </w:tcPr>
           <w:p>
             <w:pPr>
@@ -5032,7 +4405,7 @@
         </w:tc>
         <w:tc>
           <w:tcPr>
-            <w:tcW w:w="5387" w:type="dxa"/>
+            <w:tcW w:w="5385" w:type="dxa"/>
           </w:tcPr>
           <w:p>
             <w:pPr>
@@ -5057,7 +4430,7 @@
       <w:tr>
         <w:tc>
           <w:tcPr>
-            <w:tcW w:w="995" w:type="dxa"/>
+            <w:tcW w:w="993" w:type="dxa"/>
           </w:tcPr>
           <w:p>
             <w:pPr>
@@ -5070,7 +4443,7 @@
         </w:tc>
         <w:tc>
           <w:tcPr>
-            <w:tcW w:w="2124" w:type="dxa"/>
+            <w:tcW w:w="2127" w:type="dxa"/>
           </w:tcPr>
           <w:p>
             <w:pPr>
@@ -5091,39 +4464,39 @@
         </w:tc>
         <w:tc>
           <w:tcPr>
-            <w:tcW w:w="1701" w:type="dxa"/>
-          </w:tcPr>
-          <w:p>
-            <w:pPr>
-              <w:spacing w:after="0" w:line="240" w:lineRule="auto"/>
-            </w:pPr>
-          </w:p>
-        </w:tc>
-        <w:tc>
-          <w:tcPr>
-            <w:tcW w:w="5387" w:type="dxa"/>
-          </w:tcPr>
-          <w:p>
-            <w:pPr>
-              <w:spacing w:after="0" w:line="240" w:lineRule="auto"/>
-            </w:pPr>
-          </w:p>
-        </w:tc>
-      </w:tr>
-      <w:tr>
-        <w:tc>
-          <w:tcPr>
-            <w:tcW w:w="995" w:type="dxa"/>
-          </w:tcPr>
-          <w:p>
-            <w:pPr>
-              <w:spacing w:after="0" w:line="240" w:lineRule="auto"/>
-            </w:pPr>
-          </w:p>
-        </w:tc>
-        <w:tc>
-          <w:tcPr>
-            <w:tcW w:w="2124" w:type="dxa"/>
+            <w:tcW w:w="1702" w:type="dxa"/>
+          </w:tcPr>
+          <w:p>
+            <w:pPr>
+              <w:spacing w:after="0" w:line="240" w:lineRule="auto"/>
+            </w:pPr>
+          </w:p>
+        </w:tc>
+        <w:tc>
+          <w:tcPr>
+            <w:tcW w:w="5385" w:type="dxa"/>
+          </w:tcPr>
+          <w:p>
+            <w:pPr>
+              <w:spacing w:after="0" w:line="240" w:lineRule="auto"/>
+            </w:pPr>
+          </w:p>
+        </w:tc>
+      </w:tr>
+      <w:tr>
+        <w:tc>
+          <w:tcPr>
+            <w:tcW w:w="993" w:type="dxa"/>
+          </w:tcPr>
+          <w:p>
+            <w:pPr>
+              <w:spacing w:after="0" w:line="240" w:lineRule="auto"/>
+            </w:pPr>
+          </w:p>
+        </w:tc>
+        <w:tc>
+          <w:tcPr>
+            <w:tcW w:w="2127" w:type="dxa"/>
           </w:tcPr>
           <w:p>
             <w:pPr>
@@ -5160,7 +4533,7 @@
         </w:tc>
         <w:tc>
           <w:tcPr>
-            <w:tcW w:w="1701" w:type="dxa"/>
+            <w:tcW w:w="1702" w:type="dxa"/>
           </w:tcPr>
           <w:p>
             <w:pPr>
@@ -5182,7 +4555,7 @@
         </w:tc>
         <w:tc>
           <w:tcPr>
-            <w:tcW w:w="5387" w:type="dxa"/>
+            <w:tcW w:w="5385" w:type="dxa"/>
           </w:tcPr>
           <w:p>
             <w:pPr>
@@ -5206,7 +4579,7 @@
       <w:tr>
         <w:tc>
           <w:tcPr>
-            <w:tcW w:w="995" w:type="dxa"/>
+            <w:tcW w:w="993" w:type="dxa"/>
           </w:tcPr>
           <w:p>
             <w:pPr>
@@ -5219,7 +4592,7 @@
         </w:tc>
         <w:tc>
           <w:tcPr>
-            <w:tcW w:w="2124" w:type="dxa"/>
+            <w:tcW w:w="2127" w:type="dxa"/>
           </w:tcPr>
           <w:p>
             <w:pPr>
@@ -5240,7 +4613,7 @@
         </w:tc>
         <w:tc>
           <w:tcPr>
-            <w:tcW w:w="1701" w:type="dxa"/>
+            <w:tcW w:w="1702" w:type="dxa"/>
           </w:tcPr>
           <w:p>
             <w:pPr>
@@ -5255,29 +4628,29 @@
         </w:tc>
         <w:tc>
           <w:tcPr>
-            <w:tcW w:w="5387" w:type="dxa"/>
-          </w:tcPr>
-          <w:p>
-            <w:pPr>
-              <w:spacing w:after="0" w:line="240" w:lineRule="auto"/>
-            </w:pPr>
-          </w:p>
-        </w:tc>
-      </w:tr>
-      <w:tr>
-        <w:tc>
-          <w:tcPr>
-            <w:tcW w:w="995" w:type="dxa"/>
-          </w:tcPr>
-          <w:p>
-            <w:pPr>
-              <w:spacing w:after="0" w:line="240" w:lineRule="auto"/>
-            </w:pPr>
-          </w:p>
-        </w:tc>
-        <w:tc>
-          <w:tcPr>
-            <w:tcW w:w="2124" w:type="dxa"/>
+            <w:tcW w:w="5385" w:type="dxa"/>
+          </w:tcPr>
+          <w:p>
+            <w:pPr>
+              <w:spacing w:after="0" w:line="240" w:lineRule="auto"/>
+            </w:pPr>
+          </w:p>
+        </w:tc>
+      </w:tr>
+      <w:tr>
+        <w:tc>
+          <w:tcPr>
+            <w:tcW w:w="993" w:type="dxa"/>
+          </w:tcPr>
+          <w:p>
+            <w:pPr>
+              <w:spacing w:after="0" w:line="240" w:lineRule="auto"/>
+            </w:pPr>
+          </w:p>
+        </w:tc>
+        <w:tc>
+          <w:tcPr>
+            <w:tcW w:w="2127" w:type="dxa"/>
           </w:tcPr>
           <w:p>
             <w:pPr>
@@ -5290,7 +4663,7 @@
         </w:tc>
         <w:tc>
           <w:tcPr>
-            <w:tcW w:w="1701" w:type="dxa"/>
+            <w:tcW w:w="1702" w:type="dxa"/>
           </w:tcPr>
           <w:p>
             <w:pPr>
@@ -5309,7 +4682,7 @@
         </w:tc>
         <w:tc>
           <w:tcPr>
-            <w:tcW w:w="5387" w:type="dxa"/>
+            <w:tcW w:w="5385" w:type="dxa"/>
           </w:tcPr>
           <w:p>
             <w:pPr>
@@ -5336,7 +4709,7 @@
         </w:trPr>
         <w:tc>
           <w:tcPr>
-            <w:tcW w:w="995" w:type="dxa"/>
+            <w:tcW w:w="993" w:type="dxa"/>
           </w:tcPr>
           <w:p>
             <w:pPr>
@@ -5349,7 +4722,7 @@
         </w:tc>
         <w:tc>
           <w:tcPr>
-            <w:tcW w:w="2124" w:type="dxa"/>
+            <w:tcW w:w="2127" w:type="dxa"/>
           </w:tcPr>
           <w:p>
             <w:pPr>
@@ -5370,17 +4743,17 @@
         </w:tc>
         <w:tc>
           <w:tcPr>
-            <w:tcW w:w="1701" w:type="dxa"/>
-          </w:tcPr>
-          <w:p>
-            <w:pPr>
-              <w:spacing w:after="0" w:line="240" w:lineRule="auto"/>
-            </w:pPr>
-          </w:p>
-        </w:tc>
-        <w:tc>
-          <w:tcPr>
-            <w:tcW w:w="5387" w:type="dxa"/>
+            <w:tcW w:w="1702" w:type="dxa"/>
+          </w:tcPr>
+          <w:p>
+            <w:pPr>
+              <w:spacing w:after="0" w:line="240" w:lineRule="auto"/>
+            </w:pPr>
+          </w:p>
+        </w:tc>
+        <w:tc>
+          <w:tcPr>
+            <w:tcW w:w="5385" w:type="dxa"/>
           </w:tcPr>
           <w:p>
             <w:pPr>
@@ -5397,7 +4770,7 @@
       <w:tr>
         <w:tc>
           <w:tcPr>
-            <w:tcW w:w="995" w:type="dxa"/>
+            <w:tcW w:w="993" w:type="dxa"/>
           </w:tcPr>
           <w:p>
             <w:pPr>
@@ -5410,7 +4783,7 @@
         </w:tc>
         <w:tc>
           <w:tcPr>
-            <w:tcW w:w="2124" w:type="dxa"/>
+            <w:tcW w:w="2127" w:type="dxa"/>
           </w:tcPr>
           <w:p>
             <w:pPr>
@@ -5431,7 +4804,7 @@
         </w:tc>
         <w:tc>
           <w:tcPr>
-            <w:tcW w:w="1701" w:type="dxa"/>
+            <w:tcW w:w="1702" w:type="dxa"/>
           </w:tcPr>
           <w:p>
             <w:pPr>
@@ -5442,7 +4815,7 @@
         </w:tc>
         <w:tc>
           <w:tcPr>
-            <w:tcW w:w="5387" w:type="dxa"/>
+            <w:tcW w:w="5385" w:type="dxa"/>
           </w:tcPr>
           <w:p>
             <w:pPr>
@@ -5459,17 +4832,17 @@
       <w:tr>
         <w:tc>
           <w:tcPr>
-            <w:tcW w:w="995" w:type="dxa"/>
-          </w:tcPr>
-          <w:p>
-            <w:pPr>
-              <w:spacing w:after="0" w:line="240" w:lineRule="auto"/>
-            </w:pPr>
-          </w:p>
-        </w:tc>
-        <w:tc>
-          <w:tcPr>
-            <w:tcW w:w="2124" w:type="dxa"/>
+            <w:tcW w:w="993" w:type="dxa"/>
+          </w:tcPr>
+          <w:p>
+            <w:pPr>
+              <w:spacing w:after="0" w:line="240" w:lineRule="auto"/>
+            </w:pPr>
+          </w:p>
+        </w:tc>
+        <w:tc>
+          <w:tcPr>
+            <w:tcW w:w="2127" w:type="dxa"/>
           </w:tcPr>
           <w:p>
             <w:pPr>
@@ -5482,7 +4855,7 @@
         </w:tc>
         <w:tc>
           <w:tcPr>
-            <w:tcW w:w="1701" w:type="dxa"/>
+            <w:tcW w:w="1702" w:type="dxa"/>
           </w:tcPr>
           <w:p>
             <w:pPr>
@@ -5501,7 +4874,7 @@
         </w:tc>
         <w:tc>
           <w:tcPr>
-            <w:tcW w:w="5387" w:type="dxa"/>
+            <w:tcW w:w="5385" w:type="dxa"/>
           </w:tcPr>
           <w:p>
             <w:pPr>
@@ -5526,7 +4899,7 @@
       <w:tr>
         <w:tc>
           <w:tcPr>
-            <w:tcW w:w="995" w:type="dxa"/>
+            <w:tcW w:w="993" w:type="dxa"/>
           </w:tcPr>
           <w:p>
             <w:pPr>
@@ -5539,7 +4912,7 @@
         </w:tc>
         <w:tc>
           <w:tcPr>
-            <w:tcW w:w="2124" w:type="dxa"/>
+            <w:tcW w:w="2127" w:type="dxa"/>
           </w:tcPr>
           <w:p>
             <w:pPr>
@@ -5560,7 +4933,7 @@
         </w:tc>
         <w:tc>
           <w:tcPr>
-            <w:tcW w:w="1701" w:type="dxa"/>
+            <w:tcW w:w="1702" w:type="dxa"/>
           </w:tcPr>
           <w:p>
             <w:pPr>
@@ -5571,29 +4944,29 @@
         </w:tc>
         <w:tc>
           <w:tcPr>
-            <w:tcW w:w="5387" w:type="dxa"/>
-          </w:tcPr>
-          <w:p>
-            <w:pPr>
-              <w:spacing w:after="0" w:line="240" w:lineRule="auto"/>
-            </w:pPr>
-          </w:p>
-        </w:tc>
-      </w:tr>
-      <w:tr>
-        <w:tc>
-          <w:tcPr>
-            <w:tcW w:w="995" w:type="dxa"/>
-          </w:tcPr>
-          <w:p>
-            <w:pPr>
-              <w:spacing w:after="0" w:line="240" w:lineRule="auto"/>
-            </w:pPr>
-          </w:p>
-        </w:tc>
-        <w:tc>
-          <w:tcPr>
-            <w:tcW w:w="2124" w:type="dxa"/>
+            <w:tcW w:w="5385" w:type="dxa"/>
+          </w:tcPr>
+          <w:p>
+            <w:pPr>
+              <w:spacing w:after="0" w:line="240" w:lineRule="auto"/>
+            </w:pPr>
+          </w:p>
+        </w:tc>
+      </w:tr>
+      <w:tr>
+        <w:tc>
+          <w:tcPr>
+            <w:tcW w:w="993" w:type="dxa"/>
+          </w:tcPr>
+          <w:p>
+            <w:pPr>
+              <w:spacing w:after="0" w:line="240" w:lineRule="auto"/>
+            </w:pPr>
+          </w:p>
+        </w:tc>
+        <w:tc>
+          <w:tcPr>
+            <w:tcW w:w="2127" w:type="dxa"/>
           </w:tcPr>
           <w:p>
             <w:pPr>
@@ -5618,7 +4991,7 @@
         </w:tc>
         <w:tc>
           <w:tcPr>
-            <w:tcW w:w="1701" w:type="dxa"/>
+            <w:tcW w:w="1702" w:type="dxa"/>
           </w:tcPr>
           <w:p>
             <w:pPr>
@@ -5638,7 +5011,7 @@
         </w:tc>
         <w:tc>
           <w:tcPr>
-            <w:tcW w:w="5387" w:type="dxa"/>
+            <w:tcW w:w="5385" w:type="dxa"/>
           </w:tcPr>
           <w:p>
             <w:pPr>
@@ -5661,7 +5034,7 @@
       <w:tr>
         <w:tc>
           <w:tcPr>
-            <w:tcW w:w="995" w:type="dxa"/>
+            <w:tcW w:w="993" w:type="dxa"/>
           </w:tcPr>
           <w:p>
             <w:pPr>
@@ -5674,7 +5047,7 @@
         </w:tc>
         <w:tc>
           <w:tcPr>
-            <w:tcW w:w="2124" w:type="dxa"/>
+            <w:tcW w:w="2127" w:type="dxa"/>
           </w:tcPr>
           <w:p>
             <w:pPr>
@@ -5695,39 +5068,39 @@
         </w:tc>
         <w:tc>
           <w:tcPr>
-            <w:tcW w:w="1701" w:type="dxa"/>
-          </w:tcPr>
-          <w:p>
-            <w:pPr>
-              <w:spacing w:after="0" w:line="240" w:lineRule="auto"/>
-            </w:pPr>
-          </w:p>
-        </w:tc>
-        <w:tc>
-          <w:tcPr>
-            <w:tcW w:w="5387" w:type="dxa"/>
-          </w:tcPr>
-          <w:p>
-            <w:pPr>
-              <w:spacing w:after="0" w:line="240" w:lineRule="auto"/>
-            </w:pPr>
-          </w:p>
-        </w:tc>
-      </w:tr>
-      <w:tr>
-        <w:tc>
-          <w:tcPr>
-            <w:tcW w:w="995" w:type="dxa"/>
-          </w:tcPr>
-          <w:p>
-            <w:pPr>
-              <w:spacing w:after="0" w:line="240" w:lineRule="auto"/>
-            </w:pPr>
-          </w:p>
-        </w:tc>
-        <w:tc>
-          <w:tcPr>
-            <w:tcW w:w="2124" w:type="dxa"/>
+            <w:tcW w:w="1702" w:type="dxa"/>
+          </w:tcPr>
+          <w:p>
+            <w:pPr>
+              <w:spacing w:after="0" w:line="240" w:lineRule="auto"/>
+            </w:pPr>
+          </w:p>
+        </w:tc>
+        <w:tc>
+          <w:tcPr>
+            <w:tcW w:w="5385" w:type="dxa"/>
+          </w:tcPr>
+          <w:p>
+            <w:pPr>
+              <w:spacing w:after="0" w:line="240" w:lineRule="auto"/>
+            </w:pPr>
+          </w:p>
+        </w:tc>
+      </w:tr>
+      <w:tr>
+        <w:tc>
+          <w:tcPr>
+            <w:tcW w:w="993" w:type="dxa"/>
+          </w:tcPr>
+          <w:p>
+            <w:pPr>
+              <w:spacing w:after="0" w:line="240" w:lineRule="auto"/>
+            </w:pPr>
+          </w:p>
+        </w:tc>
+        <w:tc>
+          <w:tcPr>
+            <w:tcW w:w="2127" w:type="dxa"/>
           </w:tcPr>
           <w:p>
             <w:pPr>
@@ -5740,7 +5113,7 @@
         </w:tc>
         <w:tc>
           <w:tcPr>
-            <w:tcW w:w="1701" w:type="dxa"/>
+            <w:tcW w:w="1702" w:type="dxa"/>
           </w:tcPr>
           <w:p>
             <w:pPr>
@@ -5759,7 +5132,7 @@
         </w:tc>
         <w:tc>
           <w:tcPr>
-            <w:tcW w:w="5387" w:type="dxa"/>
+            <w:tcW w:w="5385" w:type="dxa"/>
           </w:tcPr>
           <w:p>
             <w:pPr>
@@ -5784,7 +5157,7 @@
       <w:tr>
         <w:tc>
           <w:tcPr>
-            <w:tcW w:w="995" w:type="dxa"/>
+            <w:tcW w:w="993" w:type="dxa"/>
           </w:tcPr>
           <w:p>
             <w:pPr>
@@ -5797,7 +5170,7 @@
         </w:tc>
         <w:tc>
           <w:tcPr>
-            <w:tcW w:w="2124" w:type="dxa"/>
+            <w:tcW w:w="2127" w:type="dxa"/>
           </w:tcPr>
           <w:p>
             <w:pPr>
@@ -5818,29 +5191,29 @@
         </w:tc>
         <w:tc>
           <w:tcPr>
-            <w:tcW w:w="1701" w:type="dxa"/>
-          </w:tcPr>
-          <w:p>
-            <w:pPr>
-              <w:spacing w:after="0" w:line="240" w:lineRule="auto"/>
-            </w:pPr>
-          </w:p>
-        </w:tc>
-        <w:tc>
-          <w:tcPr>
-            <w:tcW w:w="5387" w:type="dxa"/>
-          </w:tcPr>
-          <w:p>
-            <w:pPr>
-              <w:spacing w:after="0" w:line="240" w:lineRule="auto"/>
-            </w:pPr>
-          </w:p>
-        </w:tc>
-      </w:tr>
-      <w:tr>
-        <w:tc>
-          <w:tcPr>
-            <w:tcW w:w="995" w:type="dxa"/>
+            <w:tcW w:w="1702" w:type="dxa"/>
+          </w:tcPr>
+          <w:p>
+            <w:pPr>
+              <w:spacing w:after="0" w:line="240" w:lineRule="auto"/>
+            </w:pPr>
+          </w:p>
+        </w:tc>
+        <w:tc>
+          <w:tcPr>
+            <w:tcW w:w="5385" w:type="dxa"/>
+          </w:tcPr>
+          <w:p>
+            <w:pPr>
+              <w:spacing w:after="0" w:line="240" w:lineRule="auto"/>
+            </w:pPr>
+          </w:p>
+        </w:tc>
+      </w:tr>
+      <w:tr>
+        <w:tc>
+          <w:tcPr>
+            <w:tcW w:w="993" w:type="dxa"/>
           </w:tcPr>
           <w:p>
             <w:pPr>
@@ -5853,7 +5226,7 @@
         </w:tc>
         <w:tc>
           <w:tcPr>
-            <w:tcW w:w="2124" w:type="dxa"/>
+            <w:tcW w:w="2127" w:type="dxa"/>
           </w:tcPr>
           <w:p>
             <w:pPr>
@@ -5874,29 +5247,29 @@
         </w:tc>
         <w:tc>
           <w:tcPr>
-            <w:tcW w:w="1701" w:type="dxa"/>
-          </w:tcPr>
-          <w:p>
-            <w:pPr>
-              <w:spacing w:after="0" w:line="240" w:lineRule="auto"/>
-            </w:pPr>
-          </w:p>
-        </w:tc>
-        <w:tc>
-          <w:tcPr>
-            <w:tcW w:w="5387" w:type="dxa"/>
-          </w:tcPr>
-          <w:p>
-            <w:pPr>
-              <w:spacing w:after="0" w:line="240" w:lineRule="auto"/>
-            </w:pPr>
-          </w:p>
-        </w:tc>
-      </w:tr>
-      <w:tr>
-        <w:tc>
-          <w:tcPr>
-            <w:tcW w:w="995" w:type="dxa"/>
+            <w:tcW w:w="1702" w:type="dxa"/>
+          </w:tcPr>
+          <w:p>
+            <w:pPr>
+              <w:spacing w:after="0" w:line="240" w:lineRule="auto"/>
+            </w:pPr>
+          </w:p>
+        </w:tc>
+        <w:tc>
+          <w:tcPr>
+            <w:tcW w:w="5385" w:type="dxa"/>
+          </w:tcPr>
+          <w:p>
+            <w:pPr>
+              <w:spacing w:after="0" w:line="240" w:lineRule="auto"/>
+            </w:pPr>
+          </w:p>
+        </w:tc>
+      </w:tr>
+      <w:tr>
+        <w:tc>
+          <w:tcPr>
+            <w:tcW w:w="993" w:type="dxa"/>
           </w:tcPr>
           <w:p>
             <w:pPr>
@@ -5909,7 +5282,7 @@
         </w:tc>
         <w:tc>
           <w:tcPr>
-            <w:tcW w:w="2124" w:type="dxa"/>
+            <w:tcW w:w="2127" w:type="dxa"/>
           </w:tcPr>
           <w:p>
             <w:pPr>
@@ -5930,7 +5303,7 @@
         </w:tc>
         <w:tc>
           <w:tcPr>
-            <w:tcW w:w="1701" w:type="dxa"/>
+            <w:tcW w:w="1702" w:type="dxa"/>
           </w:tcPr>
           <w:p>
             <w:pPr>
@@ -5949,7 +5322,7 @@
         </w:tc>
         <w:tc>
           <w:tcPr>
-            <w:tcW w:w="5387" w:type="dxa"/>
+            <w:tcW w:w="5385" w:type="dxa"/>
           </w:tcPr>
           <w:p>
             <w:pPr>
@@ -5973,7 +5346,7 @@
       <w:tr>
         <w:tc>
           <w:tcPr>
-            <w:tcW w:w="995" w:type="dxa"/>
+            <w:tcW w:w="993" w:type="dxa"/>
           </w:tcPr>
           <w:p>
             <w:pPr>
@@ -5987,7 +5360,7 @@
         </w:tc>
         <w:tc>
           <w:tcPr>
-            <w:tcW w:w="2124" w:type="dxa"/>
+            <w:tcW w:w="2127" w:type="dxa"/>
           </w:tcPr>
           <w:p>
             <w:pPr>
@@ -6008,39 +5381,39 @@
         </w:tc>
         <w:tc>
           <w:tcPr>
-            <w:tcW w:w="1701" w:type="dxa"/>
-          </w:tcPr>
-          <w:p>
-            <w:pPr>
-              <w:spacing w:after="0" w:line="240" w:lineRule="auto"/>
-            </w:pPr>
-          </w:p>
-        </w:tc>
-        <w:tc>
-          <w:tcPr>
-            <w:tcW w:w="5387" w:type="dxa"/>
-          </w:tcPr>
-          <w:p>
-            <w:pPr>
-              <w:spacing w:after="0" w:line="240" w:lineRule="auto"/>
-            </w:pPr>
-          </w:p>
-        </w:tc>
-      </w:tr>
-      <w:tr>
-        <w:tc>
-          <w:tcPr>
-            <w:tcW w:w="995" w:type="dxa"/>
-          </w:tcPr>
-          <w:p>
-            <w:pPr>
-              <w:spacing w:after="0" w:line="240" w:lineRule="auto"/>
-            </w:pPr>
-          </w:p>
-        </w:tc>
-        <w:tc>
-          <w:tcPr>
-            <w:tcW w:w="2124" w:type="dxa"/>
+            <w:tcW w:w="1702" w:type="dxa"/>
+          </w:tcPr>
+          <w:p>
+            <w:pPr>
+              <w:spacing w:after="0" w:line="240" w:lineRule="auto"/>
+            </w:pPr>
+          </w:p>
+        </w:tc>
+        <w:tc>
+          <w:tcPr>
+            <w:tcW w:w="5385" w:type="dxa"/>
+          </w:tcPr>
+          <w:p>
+            <w:pPr>
+              <w:spacing w:after="0" w:line="240" w:lineRule="auto"/>
+            </w:pPr>
+          </w:p>
+        </w:tc>
+      </w:tr>
+      <w:tr>
+        <w:tc>
+          <w:tcPr>
+            <w:tcW w:w="993" w:type="dxa"/>
+          </w:tcPr>
+          <w:p>
+            <w:pPr>
+              <w:spacing w:after="0" w:line="240" w:lineRule="auto"/>
+            </w:pPr>
+          </w:p>
+        </w:tc>
+        <w:tc>
+          <w:tcPr>
+            <w:tcW w:w="2127" w:type="dxa"/>
           </w:tcPr>
           <w:p>
             <w:pPr>
@@ -6053,7 +5426,7 @@
         </w:tc>
         <w:tc>
           <w:tcPr>
-            <w:tcW w:w="1701" w:type="dxa"/>
+            <w:tcW w:w="1702" w:type="dxa"/>
           </w:tcPr>
           <w:p>
             <w:pPr>
@@ -6070,7 +5443,7 @@
         </w:tc>
         <w:tc>
           <w:tcPr>
-            <w:tcW w:w="5387" w:type="dxa"/>
+            <w:tcW w:w="5385" w:type="dxa"/>
           </w:tcPr>
           <w:p>
             <w:pPr>
@@ -6095,7 +5468,7 @@
       <w:tr>
         <w:tc>
           <w:tcPr>
-            <w:tcW w:w="995" w:type="dxa"/>
+            <w:tcW w:w="993" w:type="dxa"/>
           </w:tcPr>
           <w:p>
             <w:pPr>
@@ -6108,7 +5481,7 @@
         </w:tc>
         <w:tc>
           <w:tcPr>
-            <w:tcW w:w="2124" w:type="dxa"/>
+            <w:tcW w:w="2127" w:type="dxa"/>
           </w:tcPr>
           <w:p>
             <w:pPr>
@@ -6129,39 +5502,39 @@
         </w:tc>
         <w:tc>
           <w:tcPr>
-            <w:tcW w:w="1701" w:type="dxa"/>
-          </w:tcPr>
-          <w:p>
-            <w:pPr>
-              <w:spacing w:after="0" w:line="240" w:lineRule="auto"/>
-            </w:pPr>
-          </w:p>
-        </w:tc>
-        <w:tc>
-          <w:tcPr>
-            <w:tcW w:w="5387" w:type="dxa"/>
-          </w:tcPr>
-          <w:p>
-            <w:pPr>
-              <w:spacing w:after="0" w:line="240" w:lineRule="auto"/>
-            </w:pPr>
-          </w:p>
-        </w:tc>
-      </w:tr>
-      <w:tr>
-        <w:tc>
-          <w:tcPr>
-            <w:tcW w:w="995" w:type="dxa"/>
-          </w:tcPr>
-          <w:p>
-            <w:pPr>
-              <w:spacing w:after="0" w:line="240" w:lineRule="auto"/>
-            </w:pPr>
-          </w:p>
-        </w:tc>
-        <w:tc>
-          <w:tcPr>
-            <w:tcW w:w="2124" w:type="dxa"/>
+            <w:tcW w:w="1702" w:type="dxa"/>
+          </w:tcPr>
+          <w:p>
+            <w:pPr>
+              <w:spacing w:after="0" w:line="240" w:lineRule="auto"/>
+            </w:pPr>
+          </w:p>
+        </w:tc>
+        <w:tc>
+          <w:tcPr>
+            <w:tcW w:w="5385" w:type="dxa"/>
+          </w:tcPr>
+          <w:p>
+            <w:pPr>
+              <w:spacing w:after="0" w:line="240" w:lineRule="auto"/>
+            </w:pPr>
+          </w:p>
+        </w:tc>
+      </w:tr>
+      <w:tr>
+        <w:tc>
+          <w:tcPr>
+            <w:tcW w:w="993" w:type="dxa"/>
+          </w:tcPr>
+          <w:p>
+            <w:pPr>
+              <w:spacing w:after="0" w:line="240" w:lineRule="auto"/>
+            </w:pPr>
+          </w:p>
+        </w:tc>
+        <w:tc>
+          <w:tcPr>
+            <w:tcW w:w="2127" w:type="dxa"/>
           </w:tcPr>
           <w:p>
             <w:pPr>
@@ -6174,7 +5547,7 @@
         </w:tc>
         <w:tc>
           <w:tcPr>
-            <w:tcW w:w="1701" w:type="dxa"/>
+            <w:tcW w:w="1702" w:type="dxa"/>
           </w:tcPr>
           <w:p>
             <w:pPr>
@@ -6193,7 +5566,7 @@
         </w:tc>
         <w:tc>
           <w:tcPr>
-            <w:tcW w:w="5387" w:type="dxa"/>
+            <w:tcW w:w="5385" w:type="dxa"/>
           </w:tcPr>
           <w:p>
             <w:pPr>
@@ -6215,7 +5588,7 @@
       <w:tr>
         <w:tc>
           <w:tcPr>
-            <w:tcW w:w="995" w:type="dxa"/>
+            <w:tcW w:w="993" w:type="dxa"/>
           </w:tcPr>
           <w:p>
             <w:pPr>
@@ -6236,7 +5609,7 @@
         </w:tc>
         <w:tc>
           <w:tcPr>
-            <w:tcW w:w="2124" w:type="dxa"/>
+            <w:tcW w:w="2127" w:type="dxa"/>
           </w:tcPr>
           <w:p>
             <w:pPr>
@@ -6257,39 +5630,39 @@
         </w:tc>
         <w:tc>
           <w:tcPr>
-            <w:tcW w:w="1701" w:type="dxa"/>
-          </w:tcPr>
-          <w:p>
-            <w:pPr>
-              <w:spacing w:after="0" w:line="240" w:lineRule="auto"/>
-            </w:pPr>
-          </w:p>
-        </w:tc>
-        <w:tc>
-          <w:tcPr>
-            <w:tcW w:w="5387" w:type="dxa"/>
-          </w:tcPr>
-          <w:p>
-            <w:pPr>
-              <w:spacing w:after="0" w:line="240" w:lineRule="auto"/>
-            </w:pPr>
-          </w:p>
-        </w:tc>
-      </w:tr>
-      <w:tr>
-        <w:tc>
-          <w:tcPr>
-            <w:tcW w:w="995" w:type="dxa"/>
-          </w:tcPr>
-          <w:p>
-            <w:pPr>
-              <w:spacing w:after="0" w:line="240" w:lineRule="auto"/>
-            </w:pPr>
-          </w:p>
-        </w:tc>
-        <w:tc>
-          <w:tcPr>
-            <w:tcW w:w="2124" w:type="dxa"/>
+            <w:tcW w:w="1702" w:type="dxa"/>
+          </w:tcPr>
+          <w:p>
+            <w:pPr>
+              <w:spacing w:after="0" w:line="240" w:lineRule="auto"/>
+            </w:pPr>
+          </w:p>
+        </w:tc>
+        <w:tc>
+          <w:tcPr>
+            <w:tcW w:w="5385" w:type="dxa"/>
+          </w:tcPr>
+          <w:p>
+            <w:pPr>
+              <w:spacing w:after="0" w:line="240" w:lineRule="auto"/>
+            </w:pPr>
+          </w:p>
+        </w:tc>
+      </w:tr>
+      <w:tr>
+        <w:tc>
+          <w:tcPr>
+            <w:tcW w:w="993" w:type="dxa"/>
+          </w:tcPr>
+          <w:p>
+            <w:pPr>
+              <w:spacing w:after="0" w:line="240" w:lineRule="auto"/>
+            </w:pPr>
+          </w:p>
+        </w:tc>
+        <w:tc>
+          <w:tcPr>
+            <w:tcW w:w="2127" w:type="dxa"/>
           </w:tcPr>
           <w:p>
             <w:pPr>
@@ -6302,7 +5675,7 @@
         </w:tc>
         <w:tc>
           <w:tcPr>
-            <w:tcW w:w="1701" w:type="dxa"/>
+            <w:tcW w:w="1702" w:type="dxa"/>
           </w:tcPr>
           <w:p>
             <w:pPr>
@@ -6321,7 +5694,7 @@
         </w:tc>
         <w:tc>
           <w:tcPr>
-            <w:tcW w:w="5387" w:type="dxa"/>
+            <w:tcW w:w="5385" w:type="dxa"/>
           </w:tcPr>
           <w:p>
             <w:pPr>
@@ -6345,7 +5718,7 @@
       <w:tr>
         <w:tc>
           <w:tcPr>
-            <w:tcW w:w="995" w:type="dxa"/>
+            <w:tcW w:w="993" w:type="dxa"/>
           </w:tcPr>
           <w:p>
             <w:pPr>
@@ -6358,7 +5731,7 @@
         </w:tc>
         <w:tc>
           <w:tcPr>
-            <w:tcW w:w="2124" w:type="dxa"/>
+            <w:tcW w:w="2127" w:type="dxa"/>
           </w:tcPr>
           <w:p>
             <w:pPr>
@@ -6379,39 +5752,39 @@
         </w:tc>
         <w:tc>
           <w:tcPr>
-            <w:tcW w:w="1701" w:type="dxa"/>
-          </w:tcPr>
-          <w:p>
-            <w:pPr>
-              <w:spacing w:after="0" w:line="240" w:lineRule="auto"/>
-            </w:pPr>
-          </w:p>
-        </w:tc>
-        <w:tc>
-          <w:tcPr>
-            <w:tcW w:w="5387" w:type="dxa"/>
-          </w:tcPr>
-          <w:p>
-            <w:pPr>
-              <w:spacing w:after="0" w:line="240" w:lineRule="auto"/>
-            </w:pPr>
-          </w:p>
-        </w:tc>
-      </w:tr>
-      <w:tr>
-        <w:tc>
-          <w:tcPr>
-            <w:tcW w:w="995" w:type="dxa"/>
-          </w:tcPr>
-          <w:p>
-            <w:pPr>
-              <w:spacing w:after="0" w:line="240" w:lineRule="auto"/>
-            </w:pPr>
-          </w:p>
-        </w:tc>
-        <w:tc>
-          <w:tcPr>
-            <w:tcW w:w="2124" w:type="dxa"/>
+            <w:tcW w:w="1702" w:type="dxa"/>
+          </w:tcPr>
+          <w:p>
+            <w:pPr>
+              <w:spacing w:after="0" w:line="240" w:lineRule="auto"/>
+            </w:pPr>
+          </w:p>
+        </w:tc>
+        <w:tc>
+          <w:tcPr>
+            <w:tcW w:w="5385" w:type="dxa"/>
+          </w:tcPr>
+          <w:p>
+            <w:pPr>
+              <w:spacing w:after="0" w:line="240" w:lineRule="auto"/>
+            </w:pPr>
+          </w:p>
+        </w:tc>
+      </w:tr>
+      <w:tr>
+        <w:tc>
+          <w:tcPr>
+            <w:tcW w:w="993" w:type="dxa"/>
+          </w:tcPr>
+          <w:p>
+            <w:pPr>
+              <w:spacing w:after="0" w:line="240" w:lineRule="auto"/>
+            </w:pPr>
+          </w:p>
+        </w:tc>
+        <w:tc>
+          <w:tcPr>
+            <w:tcW w:w="2127" w:type="dxa"/>
           </w:tcPr>
           <w:p>
             <w:pPr>
@@ -6441,7 +5814,7 @@
         </w:tc>
         <w:tc>
           <w:tcPr>
-            <w:tcW w:w="1701" w:type="dxa"/>
+            <w:tcW w:w="1702" w:type="dxa"/>
           </w:tcPr>
           <w:p>
             <w:pPr>
@@ -6461,7 +5834,7 @@
         </w:tc>
         <w:tc>
           <w:tcPr>
-            <w:tcW w:w="5387" w:type="dxa"/>
+            <w:tcW w:w="5385" w:type="dxa"/>
           </w:tcPr>
           <w:p>
             <w:pPr>
@@ -6486,7 +5859,7 @@
       <w:tr>
         <w:tc>
           <w:tcPr>
-            <w:tcW w:w="995" w:type="dxa"/>
+            <w:tcW w:w="993" w:type="dxa"/>
           </w:tcPr>
           <w:p>
             <w:pPr>
@@ -6499,7 +5872,7 @@
         </w:tc>
         <w:tc>
           <w:tcPr>
-            <w:tcW w:w="2124" w:type="dxa"/>
+            <w:tcW w:w="2127" w:type="dxa"/>
           </w:tcPr>
           <w:p>
             <w:pPr>
@@ -6518,39 +5891,39 @@
         </w:tc>
         <w:tc>
           <w:tcPr>
-            <w:tcW w:w="1701" w:type="dxa"/>
-          </w:tcPr>
-          <w:p>
-            <w:pPr>
-              <w:spacing w:after="0" w:line="240" w:lineRule="auto"/>
-            </w:pPr>
-          </w:p>
-        </w:tc>
-        <w:tc>
-          <w:tcPr>
-            <w:tcW w:w="5387" w:type="dxa"/>
-          </w:tcPr>
-          <w:p>
-            <w:pPr>
-              <w:spacing w:after="0" w:line="240" w:lineRule="auto"/>
-            </w:pPr>
-          </w:p>
-        </w:tc>
-      </w:tr>
-      <w:tr>
-        <w:tc>
-          <w:tcPr>
-            <w:tcW w:w="995" w:type="dxa"/>
-          </w:tcPr>
-          <w:p>
-            <w:pPr>
-              <w:spacing w:after="0" w:line="240" w:lineRule="auto"/>
-            </w:pPr>
-          </w:p>
-        </w:tc>
-        <w:tc>
-          <w:tcPr>
-            <w:tcW w:w="2124" w:type="dxa"/>
+            <w:tcW w:w="1702" w:type="dxa"/>
+          </w:tcPr>
+          <w:p>
+            <w:pPr>
+              <w:spacing w:after="0" w:line="240" w:lineRule="auto"/>
+            </w:pPr>
+          </w:p>
+        </w:tc>
+        <w:tc>
+          <w:tcPr>
+            <w:tcW w:w="5385" w:type="dxa"/>
+          </w:tcPr>
+          <w:p>
+            <w:pPr>
+              <w:spacing w:after="0" w:line="240" w:lineRule="auto"/>
+            </w:pPr>
+          </w:p>
+        </w:tc>
+      </w:tr>
+      <w:tr>
+        <w:tc>
+          <w:tcPr>
+            <w:tcW w:w="993" w:type="dxa"/>
+          </w:tcPr>
+          <w:p>
+            <w:pPr>
+              <w:spacing w:after="0" w:line="240" w:lineRule="auto"/>
+            </w:pPr>
+          </w:p>
+        </w:tc>
+        <w:tc>
+          <w:tcPr>
+            <w:tcW w:w="2127" w:type="dxa"/>
           </w:tcPr>
           <w:p>
             <w:pPr>
@@ -6563,7 +5936,7 @@
         </w:tc>
         <w:tc>
           <w:tcPr>
-            <w:tcW w:w="1701" w:type="dxa"/>
+            <w:tcW w:w="1702" w:type="dxa"/>
           </w:tcPr>
           <w:p>
             <w:pPr>
@@ -6577,7 +5950,7 @@
         </w:tc>
         <w:tc>
           <w:tcPr>
-            <w:tcW w:w="5387" w:type="dxa"/>
+            <w:tcW w:w="5385" w:type="dxa"/>
           </w:tcPr>
           <w:p>
             <w:pPr>
@@ -6604,7 +5977,7 @@
       <w:tr>
         <w:tc>
           <w:tcPr>
-            <w:tcW w:w="995" w:type="dxa"/>
+            <w:tcW w:w="993" w:type="dxa"/>
           </w:tcPr>
           <w:p>
             <w:pPr>
@@ -6625,7 +5998,7 @@
         </w:tc>
         <w:tc>
           <w:tcPr>
-            <w:tcW w:w="2124" w:type="dxa"/>
+            <w:tcW w:w="2127" w:type="dxa"/>
           </w:tcPr>
           <w:p>
             <w:pPr>
@@ -6646,39 +6019,39 @@
         </w:tc>
         <w:tc>
           <w:tcPr>
-            <w:tcW w:w="1701" w:type="dxa"/>
-          </w:tcPr>
-          <w:p>
-            <w:pPr>
-              <w:spacing w:after="0" w:line="240" w:lineRule="auto"/>
-            </w:pPr>
-          </w:p>
-        </w:tc>
-        <w:tc>
-          <w:tcPr>
-            <w:tcW w:w="5387" w:type="dxa"/>
-          </w:tcPr>
-          <w:p>
-            <w:pPr>
-              <w:spacing w:after="0" w:line="240" w:lineRule="auto"/>
-            </w:pPr>
-          </w:p>
-        </w:tc>
-      </w:tr>
-      <w:tr>
-        <w:tc>
-          <w:tcPr>
-            <w:tcW w:w="995" w:type="dxa"/>
-          </w:tcPr>
-          <w:p>
-            <w:pPr>
-              <w:spacing w:after="0" w:line="240" w:lineRule="auto"/>
-            </w:pPr>
-          </w:p>
-        </w:tc>
-        <w:tc>
-          <w:tcPr>
-            <w:tcW w:w="2124" w:type="dxa"/>
+            <w:tcW w:w="1702" w:type="dxa"/>
+          </w:tcPr>
+          <w:p>
+            <w:pPr>
+              <w:spacing w:after="0" w:line="240" w:lineRule="auto"/>
+            </w:pPr>
+          </w:p>
+        </w:tc>
+        <w:tc>
+          <w:tcPr>
+            <w:tcW w:w="5385" w:type="dxa"/>
+          </w:tcPr>
+          <w:p>
+            <w:pPr>
+              <w:spacing w:after="0" w:line="240" w:lineRule="auto"/>
+            </w:pPr>
+          </w:p>
+        </w:tc>
+      </w:tr>
+      <w:tr>
+        <w:tc>
+          <w:tcPr>
+            <w:tcW w:w="993" w:type="dxa"/>
+          </w:tcPr>
+          <w:p>
+            <w:pPr>
+              <w:spacing w:after="0" w:line="240" w:lineRule="auto"/>
+            </w:pPr>
+          </w:p>
+        </w:tc>
+        <w:tc>
+          <w:tcPr>
+            <w:tcW w:w="2127" w:type="dxa"/>
           </w:tcPr>
           <w:p>
             <w:pPr>
@@ -6715,7 +6088,7 @@
         </w:tc>
         <w:tc>
           <w:tcPr>
-            <w:tcW w:w="1701" w:type="dxa"/>
+            <w:tcW w:w="1702" w:type="dxa"/>
           </w:tcPr>
           <w:p>
             <w:pPr>
@@ -6734,7 +6107,7 @@
         </w:tc>
         <w:tc>
           <w:tcPr>
-            <w:tcW w:w="5387" w:type="dxa"/>
+            <w:tcW w:w="5385" w:type="dxa"/>
           </w:tcPr>
           <w:p>
             <w:pPr>
@@ -6757,7 +6130,7 @@
       <w:tr>
         <w:tc>
           <w:tcPr>
-            <w:tcW w:w="995" w:type="dxa"/>
+            <w:tcW w:w="993" w:type="dxa"/>
           </w:tcPr>
           <w:p>
             <w:pPr>
@@ -6770,7 +6143,7 @@
         </w:tc>
         <w:tc>
           <w:tcPr>
-            <w:tcW w:w="2124" w:type="dxa"/>
+            <w:tcW w:w="2127" w:type="dxa"/>
           </w:tcPr>
           <w:p>
             <w:pPr>
@@ -6791,39 +6164,39 @@
         </w:tc>
         <w:tc>
           <w:tcPr>
-            <w:tcW w:w="1701" w:type="dxa"/>
-          </w:tcPr>
-          <w:p>
-            <w:pPr>
-              <w:spacing w:after="0" w:line="240" w:lineRule="auto"/>
-            </w:pPr>
-          </w:p>
-        </w:tc>
-        <w:tc>
-          <w:tcPr>
-            <w:tcW w:w="5387" w:type="dxa"/>
-          </w:tcPr>
-          <w:p>
-            <w:pPr>
-              <w:spacing w:after="0" w:line="240" w:lineRule="auto"/>
-            </w:pPr>
-          </w:p>
-        </w:tc>
-      </w:tr>
-      <w:tr>
-        <w:tc>
-          <w:tcPr>
-            <w:tcW w:w="995" w:type="dxa"/>
-          </w:tcPr>
-          <w:p>
-            <w:pPr>
-              <w:spacing w:after="0" w:line="240" w:lineRule="auto"/>
-            </w:pPr>
-          </w:p>
-        </w:tc>
-        <w:tc>
-          <w:tcPr>
-            <w:tcW w:w="2124" w:type="dxa"/>
+            <w:tcW w:w="1702" w:type="dxa"/>
+          </w:tcPr>
+          <w:p>
+            <w:pPr>
+              <w:spacing w:after="0" w:line="240" w:lineRule="auto"/>
+            </w:pPr>
+          </w:p>
+        </w:tc>
+        <w:tc>
+          <w:tcPr>
+            <w:tcW w:w="5385" w:type="dxa"/>
+          </w:tcPr>
+          <w:p>
+            <w:pPr>
+              <w:spacing w:after="0" w:line="240" w:lineRule="auto"/>
+            </w:pPr>
+          </w:p>
+        </w:tc>
+      </w:tr>
+      <w:tr>
+        <w:tc>
+          <w:tcPr>
+            <w:tcW w:w="993" w:type="dxa"/>
+          </w:tcPr>
+          <w:p>
+            <w:pPr>
+              <w:spacing w:after="0" w:line="240" w:lineRule="auto"/>
+            </w:pPr>
+          </w:p>
+        </w:tc>
+        <w:tc>
+          <w:tcPr>
+            <w:tcW w:w="2127" w:type="dxa"/>
           </w:tcPr>
           <w:p>
             <w:pPr>
@@ -6836,7 +6209,7 @@
         </w:tc>
         <w:tc>
           <w:tcPr>
-            <w:tcW w:w="1701" w:type="dxa"/>
+            <w:tcW w:w="1702" w:type="dxa"/>
           </w:tcPr>
           <w:p>
             <w:pPr>
@@ -6858,7 +6231,7 @@
         </w:tc>
         <w:tc>
           <w:tcPr>
-            <w:tcW w:w="5387" w:type="dxa"/>
+            <w:tcW w:w="5385" w:type="dxa"/>
           </w:tcPr>
           <w:p>
             <w:pPr>
@@ -6877,7 +6250,7 @@
       <w:tr>
         <w:tc>
           <w:tcPr>
-            <w:tcW w:w="995" w:type="dxa"/>
+            <w:tcW w:w="993" w:type="dxa"/>
           </w:tcPr>
           <w:p>
             <w:pPr>
@@ -6890,7 +6263,7 @@
         </w:tc>
         <w:tc>
           <w:tcPr>
-            <w:tcW w:w="2124" w:type="dxa"/>
+            <w:tcW w:w="2127" w:type="dxa"/>
           </w:tcPr>
           <w:p>
             <w:pPr>
@@ -6911,39 +6284,39 @@
         </w:tc>
         <w:tc>
           <w:tcPr>
-            <w:tcW w:w="1701" w:type="dxa"/>
-          </w:tcPr>
-          <w:p>
-            <w:pPr>
-              <w:spacing w:after="0" w:line="240" w:lineRule="auto"/>
-            </w:pPr>
-          </w:p>
-        </w:tc>
-        <w:tc>
-          <w:tcPr>
-            <w:tcW w:w="5387" w:type="dxa"/>
-          </w:tcPr>
-          <w:p>
-            <w:pPr>
-              <w:spacing w:after="0" w:line="240" w:lineRule="auto"/>
-            </w:pPr>
-          </w:p>
-        </w:tc>
-      </w:tr>
-      <w:tr>
-        <w:tc>
-          <w:tcPr>
-            <w:tcW w:w="995" w:type="dxa"/>
-          </w:tcPr>
-          <w:p>
-            <w:pPr>
-              <w:spacing w:after="0" w:line="240" w:lineRule="auto"/>
-            </w:pPr>
-          </w:p>
-        </w:tc>
-        <w:tc>
-          <w:tcPr>
-            <w:tcW w:w="2124" w:type="dxa"/>
+            <w:tcW w:w="1702" w:type="dxa"/>
+          </w:tcPr>
+          <w:p>
+            <w:pPr>
+              <w:spacing w:after="0" w:line="240" w:lineRule="auto"/>
+            </w:pPr>
+          </w:p>
+        </w:tc>
+        <w:tc>
+          <w:tcPr>
+            <w:tcW w:w="5385" w:type="dxa"/>
+          </w:tcPr>
+          <w:p>
+            <w:pPr>
+              <w:spacing w:after="0" w:line="240" w:lineRule="auto"/>
+            </w:pPr>
+          </w:p>
+        </w:tc>
+      </w:tr>
+      <w:tr>
+        <w:tc>
+          <w:tcPr>
+            <w:tcW w:w="993" w:type="dxa"/>
+          </w:tcPr>
+          <w:p>
+            <w:pPr>
+              <w:spacing w:after="0" w:line="240" w:lineRule="auto"/>
+            </w:pPr>
+          </w:p>
+        </w:tc>
+        <w:tc>
+          <w:tcPr>
+            <w:tcW w:w="2127" w:type="dxa"/>
           </w:tcPr>
           <w:p>
             <w:pPr>
@@ -6956,7 +6329,7 @@
         </w:tc>
         <w:tc>
           <w:tcPr>
-            <w:tcW w:w="1701" w:type="dxa"/>
+            <w:tcW w:w="1702" w:type="dxa"/>
           </w:tcPr>
           <w:p>
             <w:pPr>
@@ -6975,7 +6348,7 @@
         </w:tc>
         <w:tc>
           <w:tcPr>
-            <w:tcW w:w="5387" w:type="dxa"/>
+            <w:tcW w:w="5385" w:type="dxa"/>
           </w:tcPr>
           <w:p>
             <w:pPr>
@@ -6994,7 +6367,7 @@
       <w:tr>
         <w:tc>
           <w:tcPr>
-            <w:tcW w:w="995" w:type="dxa"/>
+            <w:tcW w:w="993" w:type="dxa"/>
           </w:tcPr>
           <w:p>
             <w:pPr>
@@ -7007,7 +6380,7 @@
         </w:tc>
         <w:tc>
           <w:tcPr>
-            <w:tcW w:w="2124" w:type="dxa"/>
+            <w:tcW w:w="2127" w:type="dxa"/>
           </w:tcPr>
           <w:p>
             <w:pPr>
@@ -7028,39 +6401,39 @@
         </w:tc>
         <w:tc>
           <w:tcPr>
-            <w:tcW w:w="1701" w:type="dxa"/>
-          </w:tcPr>
-          <w:p>
-            <w:pPr>
-              <w:spacing w:after="0" w:line="240" w:lineRule="auto"/>
-            </w:pPr>
-          </w:p>
-        </w:tc>
-        <w:tc>
-          <w:tcPr>
-            <w:tcW w:w="5387" w:type="dxa"/>
-          </w:tcPr>
-          <w:p>
-            <w:pPr>
-              <w:spacing w:after="0" w:line="240" w:lineRule="auto"/>
-            </w:pPr>
-          </w:p>
-        </w:tc>
-      </w:tr>
-      <w:tr>
-        <w:tc>
-          <w:tcPr>
-            <w:tcW w:w="995" w:type="dxa"/>
-          </w:tcPr>
-          <w:p>
-            <w:pPr>
-              <w:spacing w:after="0" w:line="240" w:lineRule="auto"/>
-            </w:pPr>
-          </w:p>
-        </w:tc>
-        <w:tc>
-          <w:tcPr>
-            <w:tcW w:w="2124" w:type="dxa"/>
+            <w:tcW w:w="1702" w:type="dxa"/>
+          </w:tcPr>
+          <w:p>
+            <w:pPr>
+              <w:spacing w:after="0" w:line="240" w:lineRule="auto"/>
+            </w:pPr>
+          </w:p>
+        </w:tc>
+        <w:tc>
+          <w:tcPr>
+            <w:tcW w:w="5385" w:type="dxa"/>
+          </w:tcPr>
+          <w:p>
+            <w:pPr>
+              <w:spacing w:after="0" w:line="240" w:lineRule="auto"/>
+            </w:pPr>
+          </w:p>
+        </w:tc>
+      </w:tr>
+      <w:tr>
+        <w:tc>
+          <w:tcPr>
+            <w:tcW w:w="993" w:type="dxa"/>
+          </w:tcPr>
+          <w:p>
+            <w:pPr>
+              <w:spacing w:after="0" w:line="240" w:lineRule="auto"/>
+            </w:pPr>
+          </w:p>
+        </w:tc>
+        <w:tc>
+          <w:tcPr>
+            <w:tcW w:w="2127" w:type="dxa"/>
           </w:tcPr>
           <w:p>
             <w:pPr>
@@ -7098,7 +6471,7 @@
         </w:tc>
         <w:tc>
           <w:tcPr>
-            <w:tcW w:w="1701" w:type="dxa"/>
+            <w:tcW w:w="1702" w:type="dxa"/>
           </w:tcPr>
           <w:p>
             <w:pPr>
@@ -7117,7 +6490,7 @@
         </w:tc>
         <w:tc>
           <w:tcPr>
-            <w:tcW w:w="5387" w:type="dxa"/>
+            <w:tcW w:w="5385" w:type="dxa"/>
           </w:tcPr>
           <w:p>
             <w:pPr>
@@ -7141,7 +6514,7 @@
       <w:tr>
         <w:tc>
           <w:tcPr>
-            <w:tcW w:w="995" w:type="dxa"/>
+            <w:tcW w:w="993" w:type="dxa"/>
           </w:tcPr>
           <w:p>
             <w:pPr>
@@ -7154,7 +6527,7 @@
         </w:tc>
         <w:tc>
           <w:tcPr>
-            <w:tcW w:w="2124" w:type="dxa"/>
+            <w:tcW w:w="2127" w:type="dxa"/>
           </w:tcPr>
           <w:p>
             <w:pPr>
@@ -7175,7 +6548,7 @@
         </w:tc>
         <w:tc>
           <w:tcPr>
-            <w:tcW w:w="1701" w:type="dxa"/>
+            <w:tcW w:w="1702" w:type="dxa"/>
           </w:tcPr>
           <w:p>
             <w:pPr>
@@ -7188,7 +6561,7 @@
         </w:tc>
         <w:tc>
           <w:tcPr>
-            <w:tcW w:w="5387" w:type="dxa"/>
+            <w:tcW w:w="5385" w:type="dxa"/>
           </w:tcPr>
           <w:p>
             <w:pPr>
@@ -7203,7 +6576,7 @@
       <w:tr>
         <w:tc>
           <w:tcPr>
-            <w:tcW w:w="995" w:type="dxa"/>
+            <w:tcW w:w="993" w:type="dxa"/>
           </w:tcPr>
           <w:p>
             <w:pPr>
@@ -7216,7 +6589,7 @@
         </w:tc>
         <w:tc>
           <w:tcPr>
-            <w:tcW w:w="2124" w:type="dxa"/>
+            <w:tcW w:w="2127" w:type="dxa"/>
           </w:tcPr>
           <w:p>
             <w:pPr>
@@ -7246,7 +6619,7 @@
         </w:tc>
         <w:tc>
           <w:tcPr>
-            <w:tcW w:w="1701" w:type="dxa"/>
+            <w:tcW w:w="1702" w:type="dxa"/>
           </w:tcPr>
           <w:p>
             <w:pPr>
@@ -7261,7 +6634,7 @@
         </w:tc>
         <w:tc>
           <w:tcPr>
-            <w:tcW w:w="5387" w:type="dxa"/>
+            <w:tcW w:w="5385" w:type="dxa"/>
           </w:tcPr>
           <w:p>
             <w:pPr>
@@ -7278,17 +6651,17 @@
       <w:tr>
         <w:tc>
           <w:tcPr>
-            <w:tcW w:w="995" w:type="dxa"/>
-          </w:tcPr>
-          <w:p>
-            <w:pPr>
-              <w:spacing w:after="0" w:line="240" w:lineRule="auto"/>
-            </w:pPr>
-          </w:p>
-        </w:tc>
-        <w:tc>
-          <w:tcPr>
-            <w:tcW w:w="2124" w:type="dxa"/>
+            <w:tcW w:w="993" w:type="dxa"/>
+          </w:tcPr>
+          <w:p>
+            <w:pPr>
+              <w:spacing w:after="0" w:line="240" w:lineRule="auto"/>
+            </w:pPr>
+          </w:p>
+        </w:tc>
+        <w:tc>
+          <w:tcPr>
+            <w:tcW w:w="2127" w:type="dxa"/>
           </w:tcPr>
           <w:p>
             <w:pPr>
@@ -7322,7 +6695,7 @@
         </w:tc>
         <w:tc>
           <w:tcPr>
-            <w:tcW w:w="1701" w:type="dxa"/>
+            <w:tcW w:w="1702" w:type="dxa"/>
           </w:tcPr>
           <w:p>
             <w:pPr>
@@ -7339,7 +6712,7 @@
         </w:tc>
         <w:tc>
           <w:tcPr>
-            <w:tcW w:w="5387" w:type="dxa"/>
+            <w:tcW w:w="5385" w:type="dxa"/>
           </w:tcPr>
           <w:p>
             <w:pPr>
@@ -7360,7 +6733,7 @@
       <w:tr>
         <w:tc>
           <w:tcPr>
-            <w:tcW w:w="995" w:type="dxa"/>
+            <w:tcW w:w="993" w:type="dxa"/>
           </w:tcPr>
           <w:p>
             <w:pPr>
@@ -7373,7 +6746,7 @@
         </w:tc>
         <w:tc>
           <w:tcPr>
-            <w:tcW w:w="2124" w:type="dxa"/>
+            <w:tcW w:w="2127" w:type="dxa"/>
           </w:tcPr>
           <w:p>
             <w:pPr>
@@ -7399,29 +6772,29 @@
         </w:tc>
         <w:tc>
           <w:tcPr>
-            <w:tcW w:w="1701" w:type="dxa"/>
-          </w:tcPr>
-          <w:p>
-            <w:pPr>
-              <w:spacing w:after="0" w:line="240" w:lineRule="auto"/>
-            </w:pPr>
-          </w:p>
-        </w:tc>
-        <w:tc>
-          <w:tcPr>
-            <w:tcW w:w="5387" w:type="dxa"/>
-          </w:tcPr>
-          <w:p>
-            <w:pPr>
-              <w:spacing w:after="0" w:line="240" w:lineRule="auto"/>
-            </w:pPr>
-          </w:p>
-        </w:tc>
-      </w:tr>
-      <w:tr>
-        <w:tc>
-          <w:tcPr>
-            <w:tcW w:w="995" w:type="dxa"/>
+            <w:tcW w:w="1702" w:type="dxa"/>
+          </w:tcPr>
+          <w:p>
+            <w:pPr>
+              <w:spacing w:after="0" w:line="240" w:lineRule="auto"/>
+            </w:pPr>
+          </w:p>
+        </w:tc>
+        <w:tc>
+          <w:tcPr>
+            <w:tcW w:w="5385" w:type="dxa"/>
+          </w:tcPr>
+          <w:p>
+            <w:pPr>
+              <w:spacing w:after="0" w:line="240" w:lineRule="auto"/>
+            </w:pPr>
+          </w:p>
+        </w:tc>
+      </w:tr>
+      <w:tr>
+        <w:tc>
+          <w:tcPr>
+            <w:tcW w:w="993" w:type="dxa"/>
           </w:tcPr>
           <w:p>
             <w:pPr>
@@ -7434,7 +6807,7 @@
         </w:tc>
         <w:tc>
           <w:tcPr>
-            <w:tcW w:w="2124" w:type="dxa"/>
+            <w:tcW w:w="2127" w:type="dxa"/>
           </w:tcPr>
           <w:p>
             <w:pPr>
@@ -7455,39 +6828,39 @@
         </w:tc>
         <w:tc>
           <w:tcPr>
-            <w:tcW w:w="1701" w:type="dxa"/>
-          </w:tcPr>
-          <w:p>
-            <w:pPr>
-              <w:spacing w:after="0" w:line="240" w:lineRule="auto"/>
-            </w:pPr>
-          </w:p>
-        </w:tc>
-        <w:tc>
-          <w:tcPr>
-            <w:tcW w:w="5387" w:type="dxa"/>
-          </w:tcPr>
-          <w:p>
-            <w:pPr>
-              <w:spacing w:after="0" w:line="240" w:lineRule="auto"/>
-            </w:pPr>
-          </w:p>
-        </w:tc>
-      </w:tr>
-      <w:tr>
-        <w:tc>
-          <w:tcPr>
-            <w:tcW w:w="995" w:type="dxa"/>
-          </w:tcPr>
-          <w:p>
-            <w:pPr>
-              <w:spacing w:after="0" w:line="240" w:lineRule="auto"/>
-            </w:pPr>
-          </w:p>
-        </w:tc>
-        <w:tc>
-          <w:tcPr>
-            <w:tcW w:w="2124" w:type="dxa"/>
+            <w:tcW w:w="1702" w:type="dxa"/>
+          </w:tcPr>
+          <w:p>
+            <w:pPr>
+              <w:spacing w:after="0" w:line="240" w:lineRule="auto"/>
+            </w:pPr>
+          </w:p>
+        </w:tc>
+        <w:tc>
+          <w:tcPr>
+            <w:tcW w:w="5385" w:type="dxa"/>
+          </w:tcPr>
+          <w:p>
+            <w:pPr>
+              <w:spacing w:after="0" w:line="240" w:lineRule="auto"/>
+            </w:pPr>
+          </w:p>
+        </w:tc>
+      </w:tr>
+      <w:tr>
+        <w:tc>
+          <w:tcPr>
+            <w:tcW w:w="993" w:type="dxa"/>
+          </w:tcPr>
+          <w:p>
+            <w:pPr>
+              <w:spacing w:after="0" w:line="240" w:lineRule="auto"/>
+            </w:pPr>
+          </w:p>
+        </w:tc>
+        <w:tc>
+          <w:tcPr>
+            <w:tcW w:w="2127" w:type="dxa"/>
           </w:tcPr>
           <w:p>
             <w:pPr>
@@ -7524,7 +6897,7 @@
         </w:tc>
         <w:tc>
           <w:tcPr>
-            <w:tcW w:w="1701" w:type="dxa"/>
+            <w:tcW w:w="1702" w:type="dxa"/>
           </w:tcPr>
           <w:p>
             <w:pPr>
@@ -7538,7 +6911,7 @@
         </w:tc>
         <w:tc>
           <w:tcPr>
-            <w:tcW w:w="5387" w:type="dxa"/>
+            <w:tcW w:w="5385" w:type="dxa"/>
           </w:tcPr>
           <w:p>
             <w:pPr>
@@ -7562,7 +6935,7 @@
       <w:tr>
         <w:tc>
           <w:tcPr>
-            <w:tcW w:w="995" w:type="dxa"/>
+            <w:tcW w:w="993" w:type="dxa"/>
           </w:tcPr>
           <w:p>
             <w:pPr>
@@ -7575,7 +6948,7 @@
         </w:tc>
         <w:tc>
           <w:tcPr>
-            <w:tcW w:w="2124" w:type="dxa"/>
+            <w:tcW w:w="2127" w:type="dxa"/>
           </w:tcPr>
           <w:p>
             <w:pPr>
@@ -7612,17 +6985,17 @@
         </w:tc>
         <w:tc>
           <w:tcPr>
-            <w:tcW w:w="1701" w:type="dxa"/>
-          </w:tcPr>
-          <w:p>
-            <w:pPr>
-              <w:spacing w:after="0" w:line="240" w:lineRule="auto"/>
-            </w:pPr>
-          </w:p>
-        </w:tc>
-        <w:tc>
-          <w:tcPr>
-            <w:tcW w:w="5387" w:type="dxa"/>
+            <w:tcW w:w="1702" w:type="dxa"/>
+          </w:tcPr>
+          <w:p>
+            <w:pPr>
+              <w:spacing w:after="0" w:line="240" w:lineRule="auto"/>
+            </w:pPr>
+          </w:p>
+        </w:tc>
+        <w:tc>
+          <w:tcPr>
+            <w:tcW w:w="5385" w:type="dxa"/>
           </w:tcPr>
           <w:p>
             <w:pPr>
@@ -7639,17 +7012,17 @@
       <w:tr>
         <w:tc>
           <w:tcPr>
-            <w:tcW w:w="995" w:type="dxa"/>
-          </w:tcPr>
-          <w:p>
-            <w:pPr>
-              <w:spacing w:after="0" w:line="240" w:lineRule="auto"/>
-            </w:pPr>
-          </w:p>
-        </w:tc>
-        <w:tc>
-          <w:tcPr>
-            <w:tcW w:w="2124" w:type="dxa"/>
+            <w:tcW w:w="993" w:type="dxa"/>
+          </w:tcPr>
+          <w:p>
+            <w:pPr>
+              <w:spacing w:after="0" w:line="240" w:lineRule="auto"/>
+            </w:pPr>
+          </w:p>
+        </w:tc>
+        <w:tc>
+          <w:tcPr>
+            <w:tcW w:w="2127" w:type="dxa"/>
           </w:tcPr>
           <w:p>
             <w:pPr>
@@ -7678,7 +7051,7 @@
         </w:tc>
         <w:tc>
           <w:tcPr>
-            <w:tcW w:w="1701" w:type="dxa"/>
+            <w:tcW w:w="1702" w:type="dxa"/>
           </w:tcPr>
           <w:p>
             <w:pPr>
@@ -7692,7 +7065,7 @@
         </w:tc>
         <w:tc>
           <w:tcPr>
-            <w:tcW w:w="5387" w:type="dxa"/>
+            <w:tcW w:w="5385" w:type="dxa"/>
           </w:tcPr>
           <w:p>
             <w:pPr>
@@ -7716,7 +7089,7 @@
       <w:tr>
         <w:tc>
           <w:tcPr>
-            <w:tcW w:w="995" w:type="dxa"/>
+            <w:tcW w:w="993" w:type="dxa"/>
           </w:tcPr>
           <w:p>
             <w:pPr>
@@ -7729,7 +7102,7 @@
         </w:tc>
         <w:tc>
           <w:tcPr>
-            <w:tcW w:w="2124" w:type="dxa"/>
+            <w:tcW w:w="2127" w:type="dxa"/>
           </w:tcPr>
           <w:p>
             <w:pPr>
@@ -7750,39 +7123,39 @@
         </w:tc>
         <w:tc>
           <w:tcPr>
-            <w:tcW w:w="1701" w:type="dxa"/>
-          </w:tcPr>
-          <w:p>
-            <w:pPr>
-              <w:spacing w:after="0" w:line="240" w:lineRule="auto"/>
-            </w:pPr>
-          </w:p>
-        </w:tc>
-        <w:tc>
-          <w:tcPr>
-            <w:tcW w:w="5387" w:type="dxa"/>
-          </w:tcPr>
-          <w:p>
-            <w:pPr>
-              <w:spacing w:after="0" w:line="240" w:lineRule="auto"/>
-            </w:pPr>
-          </w:p>
-        </w:tc>
-      </w:tr>
-      <w:tr>
-        <w:tc>
-          <w:tcPr>
-            <w:tcW w:w="995" w:type="dxa"/>
-          </w:tcPr>
-          <w:p>
-            <w:pPr>
-              <w:spacing w:after="0" w:line="240" w:lineRule="auto"/>
-            </w:pPr>
-          </w:p>
-        </w:tc>
-        <w:tc>
-          <w:tcPr>
-            <w:tcW w:w="2124" w:type="dxa"/>
+            <w:tcW w:w="1702" w:type="dxa"/>
+          </w:tcPr>
+          <w:p>
+            <w:pPr>
+              <w:spacing w:after="0" w:line="240" w:lineRule="auto"/>
+            </w:pPr>
+          </w:p>
+        </w:tc>
+        <w:tc>
+          <w:tcPr>
+            <w:tcW w:w="5385" w:type="dxa"/>
+          </w:tcPr>
+          <w:p>
+            <w:pPr>
+              <w:spacing w:after="0" w:line="240" w:lineRule="auto"/>
+            </w:pPr>
+          </w:p>
+        </w:tc>
+      </w:tr>
+      <w:tr>
+        <w:tc>
+          <w:tcPr>
+            <w:tcW w:w="993" w:type="dxa"/>
+          </w:tcPr>
+          <w:p>
+            <w:pPr>
+              <w:spacing w:after="0" w:line="240" w:lineRule="auto"/>
+            </w:pPr>
+          </w:p>
+        </w:tc>
+        <w:tc>
+          <w:tcPr>
+            <w:tcW w:w="2127" w:type="dxa"/>
           </w:tcPr>
           <w:p>
             <w:pPr>
@@ -7815,7 +7188,7 @@
         </w:tc>
         <w:tc>
           <w:tcPr>
-            <w:tcW w:w="1701" w:type="dxa"/>
+            <w:tcW w:w="1702" w:type="dxa"/>
           </w:tcPr>
           <w:p>
             <w:pPr>
@@ -7830,7 +7203,7 @@
         </w:tc>
         <w:tc>
           <w:tcPr>
-            <w:tcW w:w="5387" w:type="dxa"/>
+            <w:tcW w:w="5385" w:type="dxa"/>
           </w:tcPr>
           <w:p>
             <w:pPr>
@@ -7854,7 +7227,7 @@
       <w:tr>
         <w:tc>
           <w:tcPr>
-            <w:tcW w:w="995" w:type="dxa"/>
+            <w:tcW w:w="993" w:type="dxa"/>
           </w:tcPr>
           <w:p>
             <w:pPr>
@@ -7867,7 +7240,7 @@
         </w:tc>
         <w:tc>
           <w:tcPr>
-            <w:tcW w:w="2124" w:type="dxa"/>
+            <w:tcW w:w="2127" w:type="dxa"/>
           </w:tcPr>
           <w:p>
             <w:pPr>
@@ -7888,29 +7261,29 @@
         </w:tc>
         <w:tc>
           <w:tcPr>
-            <w:tcW w:w="1701" w:type="dxa"/>
-          </w:tcPr>
-          <w:p>
-            <w:pPr>
-              <w:spacing w:after="0" w:line="240" w:lineRule="auto"/>
-            </w:pPr>
-          </w:p>
-        </w:tc>
-        <w:tc>
-          <w:tcPr>
-            <w:tcW w:w="5387" w:type="dxa"/>
-          </w:tcPr>
-          <w:p>
-            <w:pPr>
-              <w:spacing w:after="0" w:line="240" w:lineRule="auto"/>
-            </w:pPr>
-          </w:p>
-        </w:tc>
-      </w:tr>
-      <w:tr>
-        <w:tc>
-          <w:tcPr>
-            <w:tcW w:w="995" w:type="dxa"/>
+            <w:tcW w:w="1702" w:type="dxa"/>
+          </w:tcPr>
+          <w:p>
+            <w:pPr>
+              <w:spacing w:after="0" w:line="240" w:lineRule="auto"/>
+            </w:pPr>
+          </w:p>
+        </w:tc>
+        <w:tc>
+          <w:tcPr>
+            <w:tcW w:w="5385" w:type="dxa"/>
+          </w:tcPr>
+          <w:p>
+            <w:pPr>
+              <w:spacing w:after="0" w:line="240" w:lineRule="auto"/>
+            </w:pPr>
+          </w:p>
+        </w:tc>
+      </w:tr>
+      <w:tr>
+        <w:tc>
+          <w:tcPr>
+            <w:tcW w:w="993" w:type="dxa"/>
           </w:tcPr>
           <w:p>
             <w:pPr>
@@ -7923,7 +7296,7 @@
         </w:tc>
         <w:tc>
           <w:tcPr>
-            <w:tcW w:w="2124" w:type="dxa"/>
+            <w:tcW w:w="2127" w:type="dxa"/>
           </w:tcPr>
           <w:p>
             <w:pPr>
@@ -7944,39 +7317,39 @@
         </w:tc>
         <w:tc>
           <w:tcPr>
-            <w:tcW w:w="1701" w:type="dxa"/>
-          </w:tcPr>
-          <w:p>
-            <w:pPr>
-              <w:spacing w:after="0" w:line="240" w:lineRule="auto"/>
-            </w:pPr>
-          </w:p>
-        </w:tc>
-        <w:tc>
-          <w:tcPr>
-            <w:tcW w:w="5387" w:type="dxa"/>
-          </w:tcPr>
-          <w:p>
-            <w:pPr>
-              <w:spacing w:after="0" w:line="240" w:lineRule="auto"/>
-            </w:pPr>
-          </w:p>
-        </w:tc>
-      </w:tr>
-      <w:tr>
-        <w:tc>
-          <w:tcPr>
-            <w:tcW w:w="995" w:type="dxa"/>
-          </w:tcPr>
-          <w:p>
-            <w:pPr>
-              <w:spacing w:after="0" w:line="240" w:lineRule="auto"/>
-            </w:pPr>
-          </w:p>
-        </w:tc>
-        <w:tc>
-          <w:tcPr>
-            <w:tcW w:w="2124" w:type="dxa"/>
+            <w:tcW w:w="1702" w:type="dxa"/>
+          </w:tcPr>
+          <w:p>
+            <w:pPr>
+              <w:spacing w:after="0" w:line="240" w:lineRule="auto"/>
+            </w:pPr>
+          </w:p>
+        </w:tc>
+        <w:tc>
+          <w:tcPr>
+            <w:tcW w:w="5385" w:type="dxa"/>
+          </w:tcPr>
+          <w:p>
+            <w:pPr>
+              <w:spacing w:after="0" w:line="240" w:lineRule="auto"/>
+            </w:pPr>
+          </w:p>
+        </w:tc>
+      </w:tr>
+      <w:tr>
+        <w:tc>
+          <w:tcPr>
+            <w:tcW w:w="993" w:type="dxa"/>
+          </w:tcPr>
+          <w:p>
+            <w:pPr>
+              <w:spacing w:after="0" w:line="240" w:lineRule="auto"/>
+            </w:pPr>
+          </w:p>
+        </w:tc>
+        <w:tc>
+          <w:tcPr>
+            <w:tcW w:w="2127" w:type="dxa"/>
           </w:tcPr>
           <w:p>
             <w:pPr>
@@ -7997,7 +7370,7 @@
         </w:tc>
         <w:tc>
           <w:tcPr>
-            <w:tcW w:w="1701" w:type="dxa"/>
+            <w:tcW w:w="1702" w:type="dxa"/>
           </w:tcPr>
           <w:p>
             <w:pPr>
@@ -8013,7 +7386,7 @@
         </w:tc>
         <w:tc>
           <w:tcPr>
-            <w:tcW w:w="5387" w:type="dxa"/>
+            <w:tcW w:w="5385" w:type="dxa"/>
           </w:tcPr>
           <w:p>
             <w:pPr>
@@ -8037,7 +7410,7 @@
       <w:tr>
         <w:tc>
           <w:tcPr>
-            <w:tcW w:w="995" w:type="dxa"/>
+            <w:tcW w:w="993" w:type="dxa"/>
           </w:tcPr>
           <w:p>
             <w:pPr>
@@ -8058,7 +7431,7 @@
         </w:tc>
         <w:tc>
           <w:tcPr>
-            <w:tcW w:w="2124" w:type="dxa"/>
+            <w:tcW w:w="2127" w:type="dxa"/>
           </w:tcPr>
           <w:p>
             <w:pPr>
@@ -8079,39 +7452,39 @@
         </w:tc>
         <w:tc>
           <w:tcPr>
-            <w:tcW w:w="1701" w:type="dxa"/>
-          </w:tcPr>
-          <w:p>
-            <w:pPr>
-              <w:spacing w:after="0" w:line="240" w:lineRule="auto"/>
-            </w:pPr>
-          </w:p>
-        </w:tc>
-        <w:tc>
-          <w:tcPr>
-            <w:tcW w:w="5387" w:type="dxa"/>
-          </w:tcPr>
-          <w:p>
-            <w:pPr>
-              <w:spacing w:after="0" w:line="240" w:lineRule="auto"/>
-            </w:pPr>
-          </w:p>
-        </w:tc>
-      </w:tr>
-      <w:tr>
-        <w:tc>
-          <w:tcPr>
-            <w:tcW w:w="995" w:type="dxa"/>
-          </w:tcPr>
-          <w:p>
-            <w:pPr>
-              <w:spacing w:after="0" w:line="240" w:lineRule="auto"/>
-            </w:pPr>
-          </w:p>
-        </w:tc>
-        <w:tc>
-          <w:tcPr>
-            <w:tcW w:w="2124" w:type="dxa"/>
+            <w:tcW w:w="1702" w:type="dxa"/>
+          </w:tcPr>
+          <w:p>
+            <w:pPr>
+              <w:spacing w:after="0" w:line="240" w:lineRule="auto"/>
+            </w:pPr>
+          </w:p>
+        </w:tc>
+        <w:tc>
+          <w:tcPr>
+            <w:tcW w:w="5385" w:type="dxa"/>
+          </w:tcPr>
+          <w:p>
+            <w:pPr>
+              <w:spacing w:after="0" w:line="240" w:lineRule="auto"/>
+            </w:pPr>
+          </w:p>
+        </w:tc>
+      </w:tr>
+      <w:tr>
+        <w:tc>
+          <w:tcPr>
+            <w:tcW w:w="993" w:type="dxa"/>
+          </w:tcPr>
+          <w:p>
+            <w:pPr>
+              <w:spacing w:after="0" w:line="240" w:lineRule="auto"/>
+            </w:pPr>
+          </w:p>
+        </w:tc>
+        <w:tc>
+          <w:tcPr>
+            <w:tcW w:w="2127" w:type="dxa"/>
           </w:tcPr>
           <w:p>
             <w:pPr>
@@ -8148,7 +7521,7 @@
         </w:tc>
         <w:tc>
           <w:tcPr>
-            <w:tcW w:w="1701" w:type="dxa"/>
+            <w:tcW w:w="1702" w:type="dxa"/>
           </w:tcPr>
           <w:p>
             <w:pPr>
@@ -8162,7 +7535,7 @@
         </w:tc>
         <w:tc>
           <w:tcPr>
-            <w:tcW w:w="5387" w:type="dxa"/>
+            <w:tcW w:w="5385" w:type="dxa"/>
           </w:tcPr>
           <w:p>
             <w:pPr>
@@ -8186,7 +7559,7 @@
       <w:tr>
         <w:tc>
           <w:tcPr>
-            <w:tcW w:w="995" w:type="dxa"/>
+            <w:tcW w:w="993" w:type="dxa"/>
           </w:tcPr>
           <w:p>
             <w:pPr>
@@ -8199,7 +7572,7 @@
         </w:tc>
         <w:tc>
           <w:tcPr>
-            <w:tcW w:w="2124" w:type="dxa"/>
+            <w:tcW w:w="2127" w:type="dxa"/>
           </w:tcPr>
           <w:p>
             <w:pPr>
@@ -8220,17 +7593,17 @@
         </w:tc>
         <w:tc>
           <w:tcPr>
-            <w:tcW w:w="1701" w:type="dxa"/>
-          </w:tcPr>
-          <w:p>
-            <w:pPr>
-              <w:spacing w:after="0" w:line="240" w:lineRule="auto"/>
-            </w:pPr>
-          </w:p>
-        </w:tc>
-        <w:tc>
-          <w:tcPr>
-            <w:tcW w:w="5387" w:type="dxa"/>
+            <w:tcW w:w="1702" w:type="dxa"/>
+          </w:tcPr>
+          <w:p>
+            <w:pPr>
+              <w:spacing w:after="0" w:line="240" w:lineRule="auto"/>
+            </w:pPr>
+          </w:p>
+        </w:tc>
+        <w:tc>
+          <w:tcPr>
+            <w:tcW w:w="5385" w:type="dxa"/>
           </w:tcPr>
           <w:p>
             <w:pPr>
@@ -8247,17 +7620,17 @@
       <w:tr>
         <w:tc>
           <w:tcPr>
-            <w:tcW w:w="995" w:type="dxa"/>
-          </w:tcPr>
-          <w:p>
-            <w:pPr>
-              <w:spacing w:after="0" w:line="240" w:lineRule="auto"/>
-            </w:pPr>
-          </w:p>
-        </w:tc>
-        <w:tc>
-          <w:tcPr>
-            <w:tcW w:w="2124" w:type="dxa"/>
+            <w:tcW w:w="993" w:type="dxa"/>
+          </w:tcPr>
+          <w:p>
+            <w:pPr>
+              <w:spacing w:after="0" w:line="240" w:lineRule="auto"/>
+            </w:pPr>
+          </w:p>
+        </w:tc>
+        <w:tc>
+          <w:tcPr>
+            <w:tcW w:w="2127" w:type="dxa"/>
           </w:tcPr>
           <w:p>
             <w:pPr>
@@ -8278,7 +7651,7 @@
         </w:tc>
         <w:tc>
           <w:tcPr>
-            <w:tcW w:w="1701" w:type="dxa"/>
+            <w:tcW w:w="1702" w:type="dxa"/>
           </w:tcPr>
           <w:p>
             <w:pPr>
@@ -8292,7 +7665,7 @@
         </w:tc>
         <w:tc>
           <w:tcPr>
-            <w:tcW w:w="5387" w:type="dxa"/>
+            <w:tcW w:w="5385" w:type="dxa"/>
           </w:tcPr>
           <w:p>
             <w:pPr>
@@ -8316,7 +7689,7 @@
       <w:tr>
         <w:tc>
           <w:tcPr>
-            <w:tcW w:w="995" w:type="dxa"/>
+            <w:tcW w:w="993" w:type="dxa"/>
           </w:tcPr>
           <w:p>
             <w:pPr>
@@ -8329,7 +7702,7 @@
         </w:tc>
         <w:tc>
           <w:tcPr>
-            <w:tcW w:w="2124" w:type="dxa"/>
+            <w:tcW w:w="2127" w:type="dxa"/>
           </w:tcPr>
           <w:p>
             <w:pPr>
@@ -8350,39 +7723,39 @@
         </w:tc>
         <w:tc>
           <w:tcPr>
-            <w:tcW w:w="1701" w:type="dxa"/>
-          </w:tcPr>
-          <w:p>
-            <w:pPr>
-              <w:spacing w:after="0" w:line="240" w:lineRule="auto"/>
-            </w:pPr>
-          </w:p>
-        </w:tc>
-        <w:tc>
-          <w:tcPr>
-            <w:tcW w:w="5387" w:type="dxa"/>
-          </w:tcPr>
-          <w:p>
-            <w:pPr>
-              <w:spacing w:after="0" w:line="240" w:lineRule="auto"/>
-            </w:pPr>
-          </w:p>
-        </w:tc>
-      </w:tr>
-      <w:tr>
-        <w:tc>
-          <w:tcPr>
-            <w:tcW w:w="995" w:type="dxa"/>
-          </w:tcPr>
-          <w:p>
-            <w:pPr>
-              <w:spacing w:after="0" w:line="240" w:lineRule="auto"/>
-            </w:pPr>
-          </w:p>
-        </w:tc>
-        <w:tc>
-          <w:tcPr>
-            <w:tcW w:w="2124" w:type="dxa"/>
+            <w:tcW w:w="1702" w:type="dxa"/>
+          </w:tcPr>
+          <w:p>
+            <w:pPr>
+              <w:spacing w:after="0" w:line="240" w:lineRule="auto"/>
+            </w:pPr>
+          </w:p>
+        </w:tc>
+        <w:tc>
+          <w:tcPr>
+            <w:tcW w:w="5385" w:type="dxa"/>
+          </w:tcPr>
+          <w:p>
+            <w:pPr>
+              <w:spacing w:after="0" w:line="240" w:lineRule="auto"/>
+            </w:pPr>
+          </w:p>
+        </w:tc>
+      </w:tr>
+      <w:tr>
+        <w:tc>
+          <w:tcPr>
+            <w:tcW w:w="993" w:type="dxa"/>
+          </w:tcPr>
+          <w:p>
+            <w:pPr>
+              <w:spacing w:after="0" w:line="240" w:lineRule="auto"/>
+            </w:pPr>
+          </w:p>
+        </w:tc>
+        <w:tc>
+          <w:tcPr>
+            <w:tcW w:w="2127" w:type="dxa"/>
           </w:tcPr>
           <w:p>
             <w:pPr>
@@ -8403,7 +7776,7 @@
         </w:tc>
         <w:tc>
           <w:tcPr>
-            <w:tcW w:w="1701" w:type="dxa"/>
+            <w:tcW w:w="1702" w:type="dxa"/>
           </w:tcPr>
           <w:p>
             <w:pPr>
@@ -8417,7 +7790,7 @@
         </w:tc>
         <w:tc>
           <w:tcPr>
-            <w:tcW w:w="5387" w:type="dxa"/>
+            <w:tcW w:w="5385" w:type="dxa"/>
           </w:tcPr>
           <w:p>
             <w:pPr>
@@ -8440,7 +7813,7 @@
       <w:tr>
         <w:tc>
           <w:tcPr>
-            <w:tcW w:w="995" w:type="dxa"/>
+            <w:tcW w:w="993" w:type="dxa"/>
           </w:tcPr>
           <w:p>
             <w:pPr>
@@ -8453,7 +7826,7 @@
         </w:tc>
         <w:tc>
           <w:tcPr>
-            <w:tcW w:w="2124" w:type="dxa"/>
+            <w:tcW w:w="2127" w:type="dxa"/>
           </w:tcPr>
           <w:p>
             <w:pPr>
@@ -8474,39 +7847,39 @@
         </w:tc>
         <w:tc>
           <w:tcPr>
-            <w:tcW w:w="1701" w:type="dxa"/>
-          </w:tcPr>
-          <w:p>
-            <w:pPr>
-              <w:spacing w:after="0" w:line="240" w:lineRule="auto"/>
-            </w:pPr>
-          </w:p>
-        </w:tc>
-        <w:tc>
-          <w:tcPr>
-            <w:tcW w:w="5387" w:type="dxa"/>
-          </w:tcPr>
-          <w:p>
-            <w:pPr>
-              <w:spacing w:after="0" w:line="240" w:lineRule="auto"/>
-            </w:pPr>
-          </w:p>
-        </w:tc>
-      </w:tr>
-      <w:tr>
-        <w:tc>
-          <w:tcPr>
-            <w:tcW w:w="995" w:type="dxa"/>
-          </w:tcPr>
-          <w:p>
-            <w:pPr>
-              <w:spacing w:after="0" w:line="240" w:lineRule="auto"/>
-            </w:pPr>
-          </w:p>
-        </w:tc>
-        <w:tc>
-          <w:tcPr>
-            <w:tcW w:w="2124" w:type="dxa"/>
+            <w:tcW w:w="1702" w:type="dxa"/>
+          </w:tcPr>
+          <w:p>
+            <w:pPr>
+              <w:spacing w:after="0" w:line="240" w:lineRule="auto"/>
+            </w:pPr>
+          </w:p>
+        </w:tc>
+        <w:tc>
+          <w:tcPr>
+            <w:tcW w:w="5385" w:type="dxa"/>
+          </w:tcPr>
+          <w:p>
+            <w:pPr>
+              <w:spacing w:after="0" w:line="240" w:lineRule="auto"/>
+            </w:pPr>
+          </w:p>
+        </w:tc>
+      </w:tr>
+      <w:tr>
+        <w:tc>
+          <w:tcPr>
+            <w:tcW w:w="993" w:type="dxa"/>
+          </w:tcPr>
+          <w:p>
+            <w:pPr>
+              <w:spacing w:after="0" w:line="240" w:lineRule="auto"/>
+            </w:pPr>
+          </w:p>
+        </w:tc>
+        <w:tc>
+          <w:tcPr>
+            <w:tcW w:w="2127" w:type="dxa"/>
           </w:tcPr>
           <w:p>
             <w:pPr>
@@ -8523,7 +7896,7 @@
         </w:tc>
         <w:tc>
           <w:tcPr>
-            <w:tcW w:w="1701" w:type="dxa"/>
+            <w:tcW w:w="1702" w:type="dxa"/>
           </w:tcPr>
           <w:p>
             <w:pPr>
@@ -8538,7 +7911,7 @@
         </w:tc>
         <w:tc>
           <w:tcPr>
-            <w:tcW w:w="5387" w:type="dxa"/>
+            <w:tcW w:w="5385" w:type="dxa"/>
           </w:tcPr>
           <w:p>
             <w:pPr>
@@ -8562,7 +7935,7 @@
       <w:tr>
         <w:tc>
           <w:tcPr>
-            <w:tcW w:w="995" w:type="dxa"/>
+            <w:tcW w:w="993" w:type="dxa"/>
           </w:tcPr>
           <w:p>
             <w:pPr>
@@ -8575,7 +7948,7 @@
         </w:tc>
         <w:tc>
           <w:tcPr>
-            <w:tcW w:w="2124" w:type="dxa"/>
+            <w:tcW w:w="2127" w:type="dxa"/>
           </w:tcPr>
           <w:p>
             <w:pPr>
@@ -8596,17 +7969,17 @@
         </w:tc>
         <w:tc>
           <w:tcPr>
-            <w:tcW w:w="1701" w:type="dxa"/>
-          </w:tcPr>
-          <w:p>
-            <w:pPr>
-              <w:spacing w:after="0" w:line="240" w:lineRule="auto"/>
-            </w:pPr>
-          </w:p>
-        </w:tc>
-        <w:tc>
-          <w:tcPr>
-            <w:tcW w:w="5387" w:type="dxa"/>
+            <w:tcW w:w="1702" w:type="dxa"/>
+          </w:tcPr>
+          <w:p>
+            <w:pPr>
+              <w:spacing w:after="0" w:line="240" w:lineRule="auto"/>
+            </w:pPr>
+          </w:p>
+        </w:tc>
+        <w:tc>
+          <w:tcPr>
+            <w:tcW w:w="5385" w:type="dxa"/>
           </w:tcPr>
           <w:p>
             <w:pPr>
@@ -8623,17 +7996,17 @@
       <w:tr>
         <w:tc>
           <w:tcPr>
-            <w:tcW w:w="995" w:type="dxa"/>
-          </w:tcPr>
-          <w:p>
-            <w:pPr>
-              <w:spacing w:after="0" w:line="240" w:lineRule="auto"/>
-            </w:pPr>
-          </w:p>
-        </w:tc>
-        <w:tc>
-          <w:tcPr>
-            <w:tcW w:w="2124" w:type="dxa"/>
+            <w:tcW w:w="993" w:type="dxa"/>
+          </w:tcPr>
+          <w:p>
+            <w:pPr>
+              <w:spacing w:after="0" w:line="240" w:lineRule="auto"/>
+            </w:pPr>
+          </w:p>
+        </w:tc>
+        <w:tc>
+          <w:tcPr>
+            <w:tcW w:w="2127" w:type="dxa"/>
           </w:tcPr>
           <w:p>
             <w:pPr>
@@ -8670,7 +8043,7 @@
         </w:tc>
         <w:tc>
           <w:tcPr>
-            <w:tcW w:w="1701" w:type="dxa"/>
+            <w:tcW w:w="1702" w:type="dxa"/>
           </w:tcPr>
           <w:p>
             <w:pPr>
@@ -8684,7 +8057,7 @@
         </w:tc>
         <w:tc>
           <w:tcPr>
-            <w:tcW w:w="5387" w:type="dxa"/>
+            <w:tcW w:w="5385" w:type="dxa"/>
           </w:tcPr>
           <w:p>
             <w:pPr>
@@ -8708,7 +8081,7 @@
       <w:tr>
         <w:tc>
           <w:tcPr>
-            <w:tcW w:w="995" w:type="dxa"/>
+            <w:tcW w:w="993" w:type="dxa"/>
           </w:tcPr>
           <w:p>
             <w:pPr>
@@ -8721,7 +8094,7 @@
         </w:tc>
         <w:tc>
           <w:tcPr>
-            <w:tcW w:w="2124" w:type="dxa"/>
+            <w:tcW w:w="2127" w:type="dxa"/>
           </w:tcPr>
           <w:p>
             <w:pPr>
@@ -8742,17 +8115,17 @@
         </w:tc>
         <w:tc>
           <w:tcPr>
-            <w:tcW w:w="1701" w:type="dxa"/>
-          </w:tcPr>
-          <w:p>
-            <w:pPr>
-              <w:spacing w:after="0" w:line="240" w:lineRule="auto"/>
-            </w:pPr>
-          </w:p>
-        </w:tc>
-        <w:tc>
-          <w:tcPr>
-            <w:tcW w:w="5387" w:type="dxa"/>
+            <w:tcW w:w="1702" w:type="dxa"/>
+          </w:tcPr>
+          <w:p>
+            <w:pPr>
+              <w:spacing w:after="0" w:line="240" w:lineRule="auto"/>
+            </w:pPr>
+          </w:p>
+        </w:tc>
+        <w:tc>
+          <w:tcPr>
+            <w:tcW w:w="5385" w:type="dxa"/>
           </w:tcPr>
           <w:p>
             <w:pPr>
@@ -8769,17 +8142,17 @@
       <w:tr>
         <w:tc>
           <w:tcPr>
-            <w:tcW w:w="995" w:type="dxa"/>
-          </w:tcPr>
-          <w:p>
-            <w:pPr>
-              <w:spacing w:after="0" w:line="240" w:lineRule="auto"/>
-            </w:pPr>
-          </w:p>
-        </w:tc>
-        <w:tc>
-          <w:tcPr>
-            <w:tcW w:w="2124" w:type="dxa"/>
+            <w:tcW w:w="993" w:type="dxa"/>
+          </w:tcPr>
+          <w:p>
+            <w:pPr>
+              <w:spacing w:after="0" w:line="240" w:lineRule="auto"/>
+            </w:pPr>
+          </w:p>
+        </w:tc>
+        <w:tc>
+          <w:tcPr>
+            <w:tcW w:w="2127" w:type="dxa"/>
           </w:tcPr>
           <w:p>
             <w:pPr>
@@ -8792,7 +8165,7 @@
         </w:tc>
         <w:tc>
           <w:tcPr>
-            <w:tcW w:w="1701" w:type="dxa"/>
+            <w:tcW w:w="1702" w:type="dxa"/>
           </w:tcPr>
           <w:p>
             <w:pPr>
@@ -8806,7 +8179,7 @@
         </w:tc>
         <w:tc>
           <w:tcPr>
-            <w:tcW w:w="5387" w:type="dxa"/>
+            <w:tcW w:w="5385" w:type="dxa"/>
           </w:tcPr>
           <w:p>
             <w:pPr>
@@ -8830,7 +8203,7 @@
       <w:tr>
         <w:tc>
           <w:tcPr>
-            <w:tcW w:w="995" w:type="dxa"/>
+            <w:tcW w:w="993" w:type="dxa"/>
           </w:tcPr>
           <w:p>
             <w:pPr>
@@ -8843,7 +8216,7 @@
         </w:tc>
         <w:tc>
           <w:tcPr>
-            <w:tcW w:w="2124" w:type="dxa"/>
+            <w:tcW w:w="2127" w:type="dxa"/>
           </w:tcPr>
           <w:p>
             <w:pPr>
@@ -8864,17 +8237,17 @@
         </w:tc>
         <w:tc>
           <w:tcPr>
-            <w:tcW w:w="1701" w:type="dxa"/>
-          </w:tcPr>
-          <w:p>
-            <w:pPr>
-              <w:spacing w:after="0" w:line="240" w:lineRule="auto"/>
-            </w:pPr>
-          </w:p>
-        </w:tc>
-        <w:tc>
-          <w:tcPr>
-            <w:tcW w:w="5387" w:type="dxa"/>
+            <w:tcW w:w="1702" w:type="dxa"/>
+          </w:tcPr>
+          <w:p>
+            <w:pPr>
+              <w:spacing w:after="0" w:line="240" w:lineRule="auto"/>
+            </w:pPr>
+          </w:p>
+        </w:tc>
+        <w:tc>
+          <w:tcPr>
+            <w:tcW w:w="5385" w:type="dxa"/>
           </w:tcPr>
           <w:p>
             <w:pPr>
@@ -8891,17 +8264,17 @@
       <w:tr>
         <w:tc>
           <w:tcPr>
-            <w:tcW w:w="995" w:type="dxa"/>
-          </w:tcPr>
-          <w:p>
-            <w:pPr>
-              <w:spacing w:after="0" w:line="240" w:lineRule="auto"/>
-            </w:pPr>
-          </w:p>
-        </w:tc>
-        <w:tc>
-          <w:tcPr>
-            <w:tcW w:w="2124" w:type="dxa"/>
+            <w:tcW w:w="993" w:type="dxa"/>
+          </w:tcPr>
+          <w:p>
+            <w:pPr>
+              <w:spacing w:after="0" w:line="240" w:lineRule="auto"/>
+            </w:pPr>
+          </w:p>
+        </w:tc>
+        <w:tc>
+          <w:tcPr>
+            <w:tcW w:w="2127" w:type="dxa"/>
           </w:tcPr>
           <w:p>
             <w:pPr>
@@ -8914,7 +8287,7 @@
         </w:tc>
         <w:tc>
           <w:tcPr>
-            <w:tcW w:w="1701" w:type="dxa"/>
+            <w:tcW w:w="1702" w:type="dxa"/>
           </w:tcPr>
           <w:p>
             <w:pPr>
@@ -8928,7 +8301,7 @@
         </w:tc>
         <w:tc>
           <w:tcPr>
-            <w:tcW w:w="5387" w:type="dxa"/>
+            <w:tcW w:w="5385" w:type="dxa"/>
           </w:tcPr>
           <w:p>
             <w:pPr>
@@ -8952,7 +8325,7 @@
       <w:tr>
         <w:tc>
           <w:tcPr>
-            <w:tcW w:w="995" w:type="dxa"/>
+            <w:tcW w:w="993" w:type="dxa"/>
           </w:tcPr>
           <w:p>
             <w:pPr>
@@ -8965,7 +8338,7 @@
         </w:tc>
         <w:tc>
           <w:tcPr>
-            <w:tcW w:w="2124" w:type="dxa"/>
+            <w:tcW w:w="2127" w:type="dxa"/>
           </w:tcPr>
           <w:p>
             <w:pPr>
@@ -8986,29 +8359,29 @@
         </w:tc>
         <w:tc>
           <w:tcPr>
-            <w:tcW w:w="1701" w:type="dxa"/>
-          </w:tcPr>
-          <w:p>
-            <w:pPr>
-              <w:spacing w:after="0" w:line="240" w:lineRule="auto"/>
-            </w:pPr>
-          </w:p>
-        </w:tc>
-        <w:tc>
-          <w:tcPr>
-            <w:tcW w:w="5387" w:type="dxa"/>
-          </w:tcPr>
-          <w:p>
-            <w:pPr>
-              <w:spacing w:after="0" w:line="240" w:lineRule="auto"/>
-            </w:pPr>
-          </w:p>
-        </w:tc>
-      </w:tr>
-      <w:tr>
-        <w:tc>
-          <w:tcPr>
-            <w:tcW w:w="995" w:type="dxa"/>
+            <w:tcW w:w="1702" w:type="dxa"/>
+          </w:tcPr>
+          <w:p>
+            <w:pPr>
+              <w:spacing w:after="0" w:line="240" w:lineRule="auto"/>
+            </w:pPr>
+          </w:p>
+        </w:tc>
+        <w:tc>
+          <w:tcPr>
+            <w:tcW w:w="5385" w:type="dxa"/>
+          </w:tcPr>
+          <w:p>
+            <w:pPr>
+              <w:spacing w:after="0" w:line="240" w:lineRule="auto"/>
+            </w:pPr>
+          </w:p>
+        </w:tc>
+      </w:tr>
+      <w:tr>
+        <w:tc>
+          <w:tcPr>
+            <w:tcW w:w="993" w:type="dxa"/>
           </w:tcPr>
           <w:p>
             <w:pPr>
@@ -9021,7 +8394,7 @@
         </w:tc>
         <w:tc>
           <w:tcPr>
-            <w:tcW w:w="2124" w:type="dxa"/>
+            <w:tcW w:w="2127" w:type="dxa"/>
           </w:tcPr>
           <w:p>
             <w:pPr>
@@ -9042,7 +8415,7 @@
         </w:tc>
         <w:tc>
           <w:tcPr>
-            <w:tcW w:w="1701" w:type="dxa"/>
+            <w:tcW w:w="1702" w:type="dxa"/>
           </w:tcPr>
           <w:p>
             <w:pPr>
@@ -9053,29 +8426,29 @@
         </w:tc>
         <w:tc>
           <w:tcPr>
-            <w:tcW w:w="5387" w:type="dxa"/>
-          </w:tcPr>
-          <w:p>
-            <w:pPr>
-              <w:spacing w:after="0" w:line="240" w:lineRule="auto"/>
-            </w:pPr>
-          </w:p>
-        </w:tc>
-      </w:tr>
-      <w:tr>
-        <w:tc>
-          <w:tcPr>
-            <w:tcW w:w="995" w:type="dxa"/>
-          </w:tcPr>
-          <w:p>
-            <w:pPr>
-              <w:spacing w:after="0" w:line="240" w:lineRule="auto"/>
-            </w:pPr>
-          </w:p>
-        </w:tc>
-        <w:tc>
-          <w:tcPr>
-            <w:tcW w:w="2124" w:type="dxa"/>
+            <w:tcW w:w="5385" w:type="dxa"/>
+          </w:tcPr>
+          <w:p>
+            <w:pPr>
+              <w:spacing w:after="0" w:line="240" w:lineRule="auto"/>
+            </w:pPr>
+          </w:p>
+        </w:tc>
+      </w:tr>
+      <w:tr>
+        <w:tc>
+          <w:tcPr>
+            <w:tcW w:w="993" w:type="dxa"/>
+          </w:tcPr>
+          <w:p>
+            <w:pPr>
+              <w:spacing w:after="0" w:line="240" w:lineRule="auto"/>
+            </w:pPr>
+          </w:p>
+        </w:tc>
+        <w:tc>
+          <w:tcPr>
+            <w:tcW w:w="2127" w:type="dxa"/>
           </w:tcPr>
           <w:p>
             <w:pPr>
@@ -9112,7 +8485,7 @@
         </w:tc>
         <w:tc>
           <w:tcPr>
-            <w:tcW w:w="1701" w:type="dxa"/>
+            <w:tcW w:w="1702" w:type="dxa"/>
           </w:tcPr>
           <w:p>
             <w:pPr>
@@ -9129,7 +8502,7 @@
         </w:tc>
         <w:tc>
           <w:tcPr>
-            <w:tcW w:w="5387" w:type="dxa"/>
+            <w:tcW w:w="5385" w:type="dxa"/>
           </w:tcPr>
           <w:p>
             <w:pPr>
@@ -9154,7 +8527,7 @@
       <w:tr>
         <w:tc>
           <w:tcPr>
-            <w:tcW w:w="995" w:type="dxa"/>
+            <w:tcW w:w="993" w:type="dxa"/>
           </w:tcPr>
           <w:p>
             <w:pPr>
@@ -9167,7 +8540,7 @@
         </w:tc>
         <w:tc>
           <w:tcPr>
-            <w:tcW w:w="2124" w:type="dxa"/>
+            <w:tcW w:w="2127" w:type="dxa"/>
           </w:tcPr>
           <w:p>
             <w:pPr>
@@ -9188,17 +8561,17 @@
         </w:tc>
         <w:tc>
           <w:tcPr>
-            <w:tcW w:w="1701" w:type="dxa"/>
-          </w:tcPr>
-          <w:p>
-            <w:pPr>
-              <w:spacing w:after="0" w:line="240" w:lineRule="auto"/>
-            </w:pPr>
-          </w:p>
-        </w:tc>
-        <w:tc>
-          <w:tcPr>
-            <w:tcW w:w="5387" w:type="dxa"/>
+            <w:tcW w:w="1702" w:type="dxa"/>
+          </w:tcPr>
+          <w:p>
+            <w:pPr>
+              <w:spacing w:after="0" w:line="240" w:lineRule="auto"/>
+            </w:pPr>
+          </w:p>
+        </w:tc>
+        <w:tc>
+          <w:tcPr>
+            <w:tcW w:w="5385" w:type="dxa"/>
           </w:tcPr>
           <w:p>
             <w:pPr>
@@ -9215,17 +8588,17 @@
       <w:tr>
         <w:tc>
           <w:tcPr>
-            <w:tcW w:w="995" w:type="dxa"/>
-          </w:tcPr>
-          <w:p>
-            <w:pPr>
-              <w:spacing w:after="0" w:line="240" w:lineRule="auto"/>
-            </w:pPr>
-          </w:p>
-        </w:tc>
-        <w:tc>
-          <w:tcPr>
-            <w:tcW w:w="2124" w:type="dxa"/>
+            <w:tcW w:w="993" w:type="dxa"/>
+          </w:tcPr>
+          <w:p>
+            <w:pPr>
+              <w:spacing w:after="0" w:line="240" w:lineRule="auto"/>
+            </w:pPr>
+          </w:p>
+        </w:tc>
+        <w:tc>
+          <w:tcPr>
+            <w:tcW w:w="2127" w:type="dxa"/>
           </w:tcPr>
           <w:p>
             <w:pPr>
@@ -9254,7 +8627,7 @@
         </w:tc>
         <w:tc>
           <w:tcPr>
-            <w:tcW w:w="1701" w:type="dxa"/>
+            <w:tcW w:w="1702" w:type="dxa"/>
           </w:tcPr>
           <w:p>
             <w:pPr>
@@ -9271,7 +8644,7 @@
         </w:tc>
         <w:tc>
           <w:tcPr>
-            <w:tcW w:w="5387" w:type="dxa"/>
+            <w:tcW w:w="5385" w:type="dxa"/>
           </w:tcPr>
           <w:p>
             <w:pPr>
@@ -9293,7 +8666,7 @@
       <w:tr>
         <w:tc>
           <w:tcPr>
-            <w:tcW w:w="995" w:type="dxa"/>
+            <w:tcW w:w="993" w:type="dxa"/>
           </w:tcPr>
           <w:p>
             <w:pPr>
@@ -9306,7 +8679,7 @@
         </w:tc>
         <w:tc>
           <w:tcPr>
-            <w:tcW w:w="2124" w:type="dxa"/>
+            <w:tcW w:w="2127" w:type="dxa"/>
           </w:tcPr>
           <w:p>
             <w:pPr>
@@ -9343,39 +8716,39 @@
         </w:tc>
         <w:tc>
           <w:tcPr>
-            <w:tcW w:w="1701" w:type="dxa"/>
-          </w:tcPr>
-          <w:p>
-            <w:pPr>
-              <w:spacing w:after="0" w:line="240" w:lineRule="auto"/>
-            </w:pPr>
-          </w:p>
-        </w:tc>
-        <w:tc>
-          <w:tcPr>
-            <w:tcW w:w="5387" w:type="dxa"/>
-          </w:tcPr>
-          <w:p>
-            <w:pPr>
-              <w:spacing w:after="0" w:line="240" w:lineRule="auto"/>
-            </w:pPr>
-          </w:p>
-        </w:tc>
-      </w:tr>
-      <w:tr>
-        <w:tc>
-          <w:tcPr>
-            <w:tcW w:w="995" w:type="dxa"/>
-          </w:tcPr>
-          <w:p>
-            <w:pPr>
-              <w:spacing w:after="0" w:line="240" w:lineRule="auto"/>
-            </w:pPr>
-          </w:p>
-        </w:tc>
-        <w:tc>
-          <w:tcPr>
-            <w:tcW w:w="2124" w:type="dxa"/>
+            <w:tcW w:w="1702" w:type="dxa"/>
+          </w:tcPr>
+          <w:p>
+            <w:pPr>
+              <w:spacing w:after="0" w:line="240" w:lineRule="auto"/>
+            </w:pPr>
+          </w:p>
+        </w:tc>
+        <w:tc>
+          <w:tcPr>
+            <w:tcW w:w="5385" w:type="dxa"/>
+          </w:tcPr>
+          <w:p>
+            <w:pPr>
+              <w:spacing w:after="0" w:line="240" w:lineRule="auto"/>
+            </w:pPr>
+          </w:p>
+        </w:tc>
+      </w:tr>
+      <w:tr>
+        <w:tc>
+          <w:tcPr>
+            <w:tcW w:w="993" w:type="dxa"/>
+          </w:tcPr>
+          <w:p>
+            <w:pPr>
+              <w:spacing w:after="0" w:line="240" w:lineRule="auto"/>
+            </w:pPr>
+          </w:p>
+        </w:tc>
+        <w:tc>
+          <w:tcPr>
+            <w:tcW w:w="2127" w:type="dxa"/>
           </w:tcPr>
           <w:p>
             <w:pPr>
@@ -9404,7 +8777,7 @@
         </w:tc>
         <w:tc>
           <w:tcPr>
-            <w:tcW w:w="1701" w:type="dxa"/>
+            <w:tcW w:w="1702" w:type="dxa"/>
           </w:tcPr>
           <w:p>
             <w:pPr>
@@ -9421,7 +8794,7 @@
         </w:tc>
         <w:tc>
           <w:tcPr>
-            <w:tcW w:w="5387" w:type="dxa"/>
+            <w:tcW w:w="5385" w:type="dxa"/>
           </w:tcPr>
           <w:p>
             <w:pPr>
@@ -9446,7 +8819,7 @@
       <w:tr>
         <w:tc>
           <w:tcPr>
-            <w:tcW w:w="995" w:type="dxa"/>
+            <w:tcW w:w="993" w:type="dxa"/>
           </w:tcPr>
           <w:p>
             <w:pPr>
@@ -9459,7 +8832,7 @@
         </w:tc>
         <w:tc>
           <w:tcPr>
-            <w:tcW w:w="2124" w:type="dxa"/>
+            <w:tcW w:w="2127" w:type="dxa"/>
           </w:tcPr>
           <w:p>
             <w:pPr>
@@ -9480,17 +8853,17 @@
         </w:tc>
         <w:tc>
           <w:tcPr>
-            <w:tcW w:w="1701" w:type="dxa"/>
-          </w:tcPr>
-          <w:p>
-            <w:pPr>
-              <w:spacing w:after="0" w:line="240" w:lineRule="auto"/>
-            </w:pPr>
-          </w:p>
-        </w:tc>
-        <w:tc>
-          <w:tcPr>
-            <w:tcW w:w="5387" w:type="dxa"/>
+            <w:tcW w:w="1702" w:type="dxa"/>
+          </w:tcPr>
+          <w:p>
+            <w:pPr>
+              <w:spacing w:after="0" w:line="240" w:lineRule="auto"/>
+            </w:pPr>
+          </w:p>
+        </w:tc>
+        <w:tc>
+          <w:tcPr>
+            <w:tcW w:w="5385" w:type="dxa"/>
           </w:tcPr>
           <w:p>
             <w:pPr>
@@ -9507,17 +8880,17 @@
       <w:tr>
         <w:tc>
           <w:tcPr>
-            <w:tcW w:w="995" w:type="dxa"/>
-          </w:tcPr>
-          <w:p>
-            <w:pPr>
-              <w:spacing w:after="0" w:line="240" w:lineRule="auto"/>
-            </w:pPr>
-          </w:p>
-        </w:tc>
-        <w:tc>
-          <w:tcPr>
-            <w:tcW w:w="2124" w:type="dxa"/>
+            <w:tcW w:w="993" w:type="dxa"/>
+          </w:tcPr>
+          <w:p>
+            <w:pPr>
+              <w:spacing w:after="0" w:line="240" w:lineRule="auto"/>
+            </w:pPr>
+          </w:p>
+        </w:tc>
+        <w:tc>
+          <w:tcPr>
+            <w:tcW w:w="2127" w:type="dxa"/>
           </w:tcPr>
           <w:p>
             <w:pPr>
@@ -9530,7 +8903,7 @@
         </w:tc>
         <w:tc>
           <w:tcPr>
-            <w:tcW w:w="1701" w:type="dxa"/>
+            <w:tcW w:w="1702" w:type="dxa"/>
           </w:tcPr>
           <w:p>
             <w:pPr>
@@ -9547,7 +8920,7 @@
         </w:tc>
         <w:tc>
           <w:tcPr>
-            <w:tcW w:w="5387" w:type="dxa"/>
+            <w:tcW w:w="5385" w:type="dxa"/>
           </w:tcPr>
           <w:p>
             <w:pPr>
@@ -9571,7 +8944,7 @@
       <w:tr>
         <w:tc>
           <w:tcPr>
-            <w:tcW w:w="995" w:type="dxa"/>
+            <w:tcW w:w="993" w:type="dxa"/>
           </w:tcPr>
           <w:p>
             <w:pPr>
@@ -9584,7 +8957,7 @@
         </w:tc>
         <w:tc>
           <w:tcPr>
-            <w:tcW w:w="2124" w:type="dxa"/>
+            <w:tcW w:w="2127" w:type="dxa"/>
           </w:tcPr>
           <w:p>
             <w:pPr>
@@ -9614,44 +8987,44 @@
         </w:tc>
         <w:tc>
           <w:tcPr>
-            <w:tcW w:w="1701" w:type="dxa"/>
-          </w:tcPr>
-          <w:p>
-            <w:pPr>
-              <w:spacing w:after="0" w:line="240" w:lineRule="auto"/>
-            </w:pPr>
-          </w:p>
-        </w:tc>
-        <w:tc>
-          <w:tcPr>
-            <w:tcW w:w="5387" w:type="dxa"/>
-          </w:tcPr>
-          <w:p>
-            <w:pPr>
-              <w:spacing w:after="0" w:line="240" w:lineRule="auto"/>
-            </w:pPr>
-          </w:p>
-        </w:tc>
-      </w:tr>
-      <w:tr>
-        <w:tc>
-          <w:tcPr>
-            <w:tcW w:w="995" w:type="dxa"/>
-          </w:tcPr>
-          <w:p>
-            <w:pPr>
-              <w:spacing w:after="0" w:line="240" w:lineRule="auto"/>
-            </w:pPr>
-          </w:p>
-          <w:p>
-            <w:pPr>
-              <w:spacing w:after="0" w:line="240" w:lineRule="auto"/>
-            </w:pPr>
-          </w:p>
-        </w:tc>
-        <w:tc>
-          <w:tcPr>
-            <w:tcW w:w="2124" w:type="dxa"/>
+            <w:tcW w:w="1702" w:type="dxa"/>
+          </w:tcPr>
+          <w:p>
+            <w:pPr>
+              <w:spacing w:after="0" w:line="240" w:lineRule="auto"/>
+            </w:pPr>
+          </w:p>
+        </w:tc>
+        <w:tc>
+          <w:tcPr>
+            <w:tcW w:w="5385" w:type="dxa"/>
+          </w:tcPr>
+          <w:p>
+            <w:pPr>
+              <w:spacing w:after="0" w:line="240" w:lineRule="auto"/>
+            </w:pPr>
+          </w:p>
+        </w:tc>
+      </w:tr>
+      <w:tr>
+        <w:tc>
+          <w:tcPr>
+            <w:tcW w:w="993" w:type="dxa"/>
+          </w:tcPr>
+          <w:p>
+            <w:pPr>
+              <w:spacing w:after="0" w:line="240" w:lineRule="auto"/>
+            </w:pPr>
+          </w:p>
+          <w:p>
+            <w:pPr>
+              <w:spacing w:after="0" w:line="240" w:lineRule="auto"/>
+            </w:pPr>
+          </w:p>
+        </w:tc>
+        <w:tc>
+          <w:tcPr>
+            <w:tcW w:w="2127" w:type="dxa"/>
           </w:tcPr>
           <w:p>
             <w:pPr>
@@ -9672,7 +9045,7 @@
         </w:tc>
         <w:tc>
           <w:tcPr>
-            <w:tcW w:w="1701" w:type="dxa"/>
+            <w:tcW w:w="1702" w:type="dxa"/>
           </w:tcPr>
           <w:p>
             <w:pPr>
@@ -9686,7 +9059,7 @@
         </w:tc>
         <w:tc>
           <w:tcPr>
-            <w:tcW w:w="5387" w:type="dxa"/>
+            <w:tcW w:w="5385" w:type="dxa"/>
           </w:tcPr>
           <w:p>
             <w:pPr>
@@ -9712,7 +9085,7 @@
       <w:tr>
         <w:tc>
           <w:tcPr>
-            <w:tcW w:w="995" w:type="dxa"/>
+            <w:tcW w:w="993" w:type="dxa"/>
           </w:tcPr>
           <w:p>
             <w:pPr>
@@ -9725,7 +9098,7 @@
         </w:tc>
         <w:tc>
           <w:tcPr>
-            <w:tcW w:w="2124" w:type="dxa"/>
+            <w:tcW w:w="2127" w:type="dxa"/>
           </w:tcPr>
           <w:p>
             <w:pPr>
@@ -9746,39 +9119,39 @@
         </w:tc>
         <w:tc>
           <w:tcPr>
-            <w:tcW w:w="1701" w:type="dxa"/>
-          </w:tcPr>
-          <w:p>
-            <w:pPr>
-              <w:spacing w:after="0" w:line="240" w:lineRule="auto"/>
-            </w:pPr>
-          </w:p>
-        </w:tc>
-        <w:tc>
-          <w:tcPr>
-            <w:tcW w:w="5387" w:type="dxa"/>
-          </w:tcPr>
-          <w:p>
-            <w:pPr>
-              <w:spacing w:after="0" w:line="240" w:lineRule="auto"/>
-            </w:pPr>
-          </w:p>
-        </w:tc>
-      </w:tr>
-      <w:tr>
-        <w:tc>
-          <w:tcPr>
-            <w:tcW w:w="995" w:type="dxa"/>
-          </w:tcPr>
-          <w:p>
-            <w:pPr>
-              <w:spacing w:after="0" w:line="240" w:lineRule="auto"/>
-            </w:pPr>
-          </w:p>
-        </w:tc>
-        <w:tc>
-          <w:tcPr>
-            <w:tcW w:w="2124" w:type="dxa"/>
+            <w:tcW w:w="1702" w:type="dxa"/>
+          </w:tcPr>
+          <w:p>
+            <w:pPr>
+              <w:spacing w:after="0" w:line="240" w:lineRule="auto"/>
+            </w:pPr>
+          </w:p>
+        </w:tc>
+        <w:tc>
+          <w:tcPr>
+            <w:tcW w:w="5385" w:type="dxa"/>
+          </w:tcPr>
+          <w:p>
+            <w:pPr>
+              <w:spacing w:after="0" w:line="240" w:lineRule="auto"/>
+            </w:pPr>
+          </w:p>
+        </w:tc>
+      </w:tr>
+      <w:tr>
+        <w:tc>
+          <w:tcPr>
+            <w:tcW w:w="993" w:type="dxa"/>
+          </w:tcPr>
+          <w:p>
+            <w:pPr>
+              <w:spacing w:after="0" w:line="240" w:lineRule="auto"/>
+            </w:pPr>
+          </w:p>
+        </w:tc>
+        <w:tc>
+          <w:tcPr>
+            <w:tcW w:w="2127" w:type="dxa"/>
           </w:tcPr>
           <w:p>
             <w:pPr>
@@ -9799,7 +9172,7 @@
         </w:tc>
         <w:tc>
           <w:tcPr>
-            <w:tcW w:w="1701" w:type="dxa"/>
+            <w:tcW w:w="1702" w:type="dxa"/>
           </w:tcPr>
           <w:p>
             <w:pPr>
@@ -9813,7 +9186,7 @@
         </w:tc>
         <w:tc>
           <w:tcPr>
-            <w:tcW w:w="5387" w:type="dxa"/>
+            <w:tcW w:w="5385" w:type="dxa"/>
           </w:tcPr>
           <w:p>
             <w:pPr>
@@ -9837,7 +9210,7 @@
       <w:tr>
         <w:tc>
           <w:tcPr>
-            <w:tcW w:w="995" w:type="dxa"/>
+            <w:tcW w:w="993" w:type="dxa"/>
           </w:tcPr>
           <w:p>
             <w:pPr>
@@ -9850,7 +9223,7 @@
         </w:tc>
         <w:tc>
           <w:tcPr>
-            <w:tcW w:w="2124" w:type="dxa"/>
+            <w:tcW w:w="2127" w:type="dxa"/>
           </w:tcPr>
           <w:p>
             <w:pPr>
@@ -9871,17 +9244,17 @@
         </w:tc>
         <w:tc>
           <w:tcPr>
-            <w:tcW w:w="1701" w:type="dxa"/>
-          </w:tcPr>
-          <w:p>
-            <w:pPr>
-              <w:spacing w:after="0" w:line="240" w:lineRule="auto"/>
-            </w:pPr>
-          </w:p>
-        </w:tc>
-        <w:tc>
-          <w:tcPr>
-            <w:tcW w:w="5387" w:type="dxa"/>
+            <w:tcW w:w="1702" w:type="dxa"/>
+          </w:tcPr>
+          <w:p>
+            <w:pPr>
+              <w:spacing w:after="0" w:line="240" w:lineRule="auto"/>
+            </w:pPr>
+          </w:p>
+        </w:tc>
+        <w:tc>
+          <w:tcPr>
+            <w:tcW w:w="5385" w:type="dxa"/>
           </w:tcPr>
           <w:p>
             <w:pPr>
@@ -9898,17 +9271,17 @@
       <w:tr>
         <w:tc>
           <w:tcPr>
-            <w:tcW w:w="995" w:type="dxa"/>
-          </w:tcPr>
-          <w:p>
-            <w:pPr>
-              <w:spacing w:after="0" w:line="240" w:lineRule="auto"/>
-            </w:pPr>
-          </w:p>
-        </w:tc>
-        <w:tc>
-          <w:tcPr>
-            <w:tcW w:w="2124" w:type="dxa"/>
+            <w:tcW w:w="993" w:type="dxa"/>
+          </w:tcPr>
+          <w:p>
+            <w:pPr>
+              <w:spacing w:after="0" w:line="240" w:lineRule="auto"/>
+            </w:pPr>
+          </w:p>
+        </w:tc>
+        <w:tc>
+          <w:tcPr>
+            <w:tcW w:w="2127" w:type="dxa"/>
           </w:tcPr>
           <w:p>
             <w:pPr>
@@ -9929,7 +9302,7 @@
         </w:tc>
         <w:tc>
           <w:tcPr>
-            <w:tcW w:w="1701" w:type="dxa"/>
+            <w:tcW w:w="1702" w:type="dxa"/>
           </w:tcPr>
           <w:p>
             <w:pPr>
@@ -9946,7 +9319,7 @@
         </w:tc>
         <w:tc>
           <w:tcPr>
-            <w:tcW w:w="5387" w:type="dxa"/>
+            <w:tcW w:w="5385" w:type="dxa"/>
           </w:tcPr>
           <w:p>
             <w:pPr>
@@ -9971,7 +9344,7 @@
       <w:tr>
         <w:tc>
           <w:tcPr>
-            <w:tcW w:w="995" w:type="dxa"/>
+            <w:tcW w:w="993" w:type="dxa"/>
           </w:tcPr>
           <w:p>
             <w:pPr>
@@ -9984,7 +9357,7 @@
         </w:tc>
         <w:tc>
           <w:tcPr>
-            <w:tcW w:w="2124" w:type="dxa"/>
+            <w:tcW w:w="2127" w:type="dxa"/>
           </w:tcPr>
           <w:p>
             <w:pPr>
@@ -10005,17 +9378,17 @@
         </w:tc>
         <w:tc>
           <w:tcPr>
-            <w:tcW w:w="1701" w:type="dxa"/>
-          </w:tcPr>
-          <w:p>
-            <w:pPr>
-              <w:spacing w:after="0" w:line="240" w:lineRule="auto"/>
-            </w:pPr>
-          </w:p>
-        </w:tc>
-        <w:tc>
-          <w:tcPr>
-            <w:tcW w:w="5387" w:type="dxa"/>
+            <w:tcW w:w="1702" w:type="dxa"/>
+          </w:tcPr>
+          <w:p>
+            <w:pPr>
+              <w:spacing w:after="0" w:line="240" w:lineRule="auto"/>
+            </w:pPr>
+          </w:p>
+        </w:tc>
+        <w:tc>
+          <w:tcPr>
+            <w:tcW w:w="5385" w:type="dxa"/>
           </w:tcPr>
           <w:p>
             <w:pPr>
@@ -10032,17 +9405,17 @@
       <w:tr>
         <w:tc>
           <w:tcPr>
-            <w:tcW w:w="995" w:type="dxa"/>
-          </w:tcPr>
-          <w:p>
-            <w:pPr>
-              <w:spacing w:after="0" w:line="240" w:lineRule="auto"/>
-            </w:pPr>
-          </w:p>
-        </w:tc>
-        <w:tc>
-          <w:tcPr>
-            <w:tcW w:w="2124" w:type="dxa"/>
+            <w:tcW w:w="993" w:type="dxa"/>
+          </w:tcPr>
+          <w:p>
+            <w:pPr>
+              <w:spacing w:after="0" w:line="240" w:lineRule="auto"/>
+            </w:pPr>
+          </w:p>
+        </w:tc>
+        <w:tc>
+          <w:tcPr>
+            <w:tcW w:w="2127" w:type="dxa"/>
           </w:tcPr>
           <w:p>
             <w:pPr>
@@ -10095,7 +9468,7 @@
         </w:tc>
         <w:tc>
           <w:tcPr>
-            <w:tcW w:w="1701" w:type="dxa"/>
+            <w:tcW w:w="1702" w:type="dxa"/>
           </w:tcPr>
           <w:p>
             <w:pPr>
@@ -10112,7 +9485,7 @@
         </w:tc>
         <w:tc>
           <w:tcPr>
-            <w:tcW w:w="5387" w:type="dxa"/>
+            <w:tcW w:w="5385" w:type="dxa"/>
           </w:tcPr>
           <w:p>
             <w:pPr>
@@ -10138,7 +9511,7 @@
       <w:tr>
         <w:tc>
           <w:tcPr>
-            <w:tcW w:w="995" w:type="dxa"/>
+            <w:tcW w:w="993" w:type="dxa"/>
           </w:tcPr>
           <w:p>
             <w:pPr>
@@ -10151,7 +9524,7 @@
         </w:tc>
         <w:tc>
           <w:tcPr>
-            <w:tcW w:w="2124" w:type="dxa"/>
+            <w:tcW w:w="2127" w:type="dxa"/>
           </w:tcPr>
           <w:p>
             <w:pPr>
@@ -10172,29 +9545,29 @@
         </w:tc>
         <w:tc>
           <w:tcPr>
-            <w:tcW w:w="1701" w:type="dxa"/>
-          </w:tcPr>
-          <w:p>
-            <w:pPr>
-              <w:spacing w:after="0" w:line="240" w:lineRule="auto"/>
-            </w:pPr>
-          </w:p>
-        </w:tc>
-        <w:tc>
-          <w:tcPr>
-            <w:tcW w:w="5387" w:type="dxa"/>
-          </w:tcPr>
-          <w:p>
-            <w:pPr>
-              <w:spacing w:after="0" w:line="240" w:lineRule="auto"/>
-            </w:pPr>
-          </w:p>
-        </w:tc>
-      </w:tr>
-      <w:tr>
-        <w:tc>
-          <w:tcPr>
-            <w:tcW w:w="995" w:type="dxa"/>
+            <w:tcW w:w="1702" w:type="dxa"/>
+          </w:tcPr>
+          <w:p>
+            <w:pPr>
+              <w:spacing w:after="0" w:line="240" w:lineRule="auto"/>
+            </w:pPr>
+          </w:p>
+        </w:tc>
+        <w:tc>
+          <w:tcPr>
+            <w:tcW w:w="5385" w:type="dxa"/>
+          </w:tcPr>
+          <w:p>
+            <w:pPr>
+              <w:spacing w:after="0" w:line="240" w:lineRule="auto"/>
+            </w:pPr>
+          </w:p>
+        </w:tc>
+      </w:tr>
+      <w:tr>
+        <w:tc>
+          <w:tcPr>
+            <w:tcW w:w="993" w:type="dxa"/>
           </w:tcPr>
           <w:p>
             <w:pPr>
@@ -10207,7 +9580,7 @@
         </w:tc>
         <w:tc>
           <w:tcPr>
-            <w:tcW w:w="2124" w:type="dxa"/>
+            <w:tcW w:w="2127" w:type="dxa"/>
           </w:tcPr>
           <w:p>
             <w:pPr>
@@ -10228,29 +9601,29 @@
         </w:tc>
         <w:tc>
           <w:tcPr>
-            <w:tcW w:w="1701" w:type="dxa"/>
-          </w:tcPr>
-          <w:p>
-            <w:pPr>
-              <w:spacing w:after="0" w:line="240" w:lineRule="auto"/>
-            </w:pPr>
-          </w:p>
-        </w:tc>
-        <w:tc>
-          <w:tcPr>
-            <w:tcW w:w="5387" w:type="dxa"/>
-          </w:tcPr>
-          <w:p>
-            <w:pPr>
-              <w:spacing w:after="0" w:line="240" w:lineRule="auto"/>
-            </w:pPr>
-          </w:p>
-        </w:tc>
-      </w:tr>
-      <w:tr>
-        <w:tc>
-          <w:tcPr>
-            <w:tcW w:w="995" w:type="dxa"/>
+            <w:tcW w:w="1702" w:type="dxa"/>
+          </w:tcPr>
+          <w:p>
+            <w:pPr>
+              <w:spacing w:after="0" w:line="240" w:lineRule="auto"/>
+            </w:pPr>
+          </w:p>
+        </w:tc>
+        <w:tc>
+          <w:tcPr>
+            <w:tcW w:w="5385" w:type="dxa"/>
+          </w:tcPr>
+          <w:p>
+            <w:pPr>
+              <w:spacing w:after="0" w:line="240" w:lineRule="auto"/>
+            </w:pPr>
+          </w:p>
+        </w:tc>
+      </w:tr>
+      <w:tr>
+        <w:tc>
+          <w:tcPr>
+            <w:tcW w:w="993" w:type="dxa"/>
           </w:tcPr>
           <w:p>
             <w:pPr>
@@ -10263,7 +9636,7 @@
         </w:tc>
         <w:tc>
           <w:tcPr>
-            <w:tcW w:w="2124" w:type="dxa"/>
+            <w:tcW w:w="2127" w:type="dxa"/>
           </w:tcPr>
           <w:p>
             <w:pPr>
@@ -10284,7 +9657,7 @@
         </w:tc>
         <w:tc>
           <w:tcPr>
-            <w:tcW w:w="1701" w:type="dxa"/>
+            <w:tcW w:w="1702" w:type="dxa"/>
           </w:tcPr>
           <w:p>
             <w:pPr>
@@ -10301,7 +9674,7 @@
         </w:tc>
         <w:tc>
           <w:tcPr>
-            <w:tcW w:w="5387" w:type="dxa"/>
+            <w:tcW w:w="5385" w:type="dxa"/>
           </w:tcPr>
           <w:p>
             <w:pPr>
@@ -10325,7 +9698,7 @@
       <w:tr>
         <w:tc>
           <w:tcPr>
-            <w:tcW w:w="995" w:type="dxa"/>
+            <w:tcW w:w="993" w:type="dxa"/>
           </w:tcPr>
           <w:p>
             <w:pPr>
@@ -10338,7 +9711,7 @@
         </w:tc>
         <w:tc>
           <w:tcPr>
-            <w:tcW w:w="2124" w:type="dxa"/>
+            <w:tcW w:w="2127" w:type="dxa"/>
           </w:tcPr>
           <w:p>
             <w:pPr>
@@ -10359,17 +9732,17 @@
         </w:tc>
         <w:tc>
           <w:tcPr>
-            <w:tcW w:w="1701" w:type="dxa"/>
-          </w:tcPr>
-          <w:p>
-            <w:pPr>
-              <w:spacing w:after="0" w:line="240" w:lineRule="auto"/>
-            </w:pPr>
-          </w:p>
-        </w:tc>
-        <w:tc>
-          <w:tcPr>
-            <w:tcW w:w="5387" w:type="dxa"/>
+            <w:tcW w:w="1702" w:type="dxa"/>
+          </w:tcPr>
+          <w:p>
+            <w:pPr>
+              <w:spacing w:after="0" w:line="240" w:lineRule="auto"/>
+            </w:pPr>
+          </w:p>
+        </w:tc>
+        <w:tc>
+          <w:tcPr>
+            <w:tcW w:w="5385" w:type="dxa"/>
           </w:tcPr>
           <w:p>
             <w:pPr>
@@ -10386,17 +9759,17 @@
       <w:tr>
         <w:tc>
           <w:tcPr>
-            <w:tcW w:w="995" w:type="dxa"/>
-          </w:tcPr>
-          <w:p>
-            <w:pPr>
-              <w:spacing w:after="0" w:line="240" w:lineRule="auto"/>
-            </w:pPr>
-          </w:p>
-        </w:tc>
-        <w:tc>
-          <w:tcPr>
-            <w:tcW w:w="2124" w:type="dxa"/>
+            <w:tcW w:w="993" w:type="dxa"/>
+          </w:tcPr>
+          <w:p>
+            <w:pPr>
+              <w:spacing w:after="0" w:line="240" w:lineRule="auto"/>
+            </w:pPr>
+          </w:p>
+        </w:tc>
+        <w:tc>
+          <w:tcPr>
+            <w:tcW w:w="2127" w:type="dxa"/>
           </w:tcPr>
           <w:p>
             <w:pPr>
@@ -10409,7 +9782,7 @@
         </w:tc>
         <w:tc>
           <w:tcPr>
-            <w:tcW w:w="1701" w:type="dxa"/>
+            <w:tcW w:w="1702" w:type="dxa"/>
           </w:tcPr>
           <w:p>
             <w:pPr>
@@ -10426,7 +9799,7 @@
         </w:tc>
         <w:tc>
           <w:tcPr>
-            <w:tcW w:w="5387" w:type="dxa"/>
+            <w:tcW w:w="5385" w:type="dxa"/>
           </w:tcPr>
           <w:p>
             <w:pPr>
@@ -10450,7 +9823,7 @@
       <w:tr>
         <w:tc>
           <w:tcPr>
-            <w:tcW w:w="995" w:type="dxa"/>
+            <w:tcW w:w="993" w:type="dxa"/>
           </w:tcPr>
           <w:p>
             <w:pPr>
@@ -10463,7 +9836,7 @@
         </w:tc>
         <w:tc>
           <w:tcPr>
-            <w:tcW w:w="2124" w:type="dxa"/>
+            <w:tcW w:w="2127" w:type="dxa"/>
           </w:tcPr>
           <w:p>
             <w:pPr>
@@ -10487,17 +9860,17 @@
         </w:tc>
         <w:tc>
           <w:tcPr>
-            <w:tcW w:w="1701" w:type="dxa"/>
-          </w:tcPr>
-          <w:p>
-            <w:pPr>
-              <w:spacing w:after="0" w:line="240" w:lineRule="auto"/>
-            </w:pPr>
-          </w:p>
-        </w:tc>
-        <w:tc>
-          <w:tcPr>
-            <w:tcW w:w="5387" w:type="dxa"/>
+            <w:tcW w:w="1702" w:type="dxa"/>
+          </w:tcPr>
+          <w:p>
+            <w:pPr>
+              <w:spacing w:after="0" w:line="240" w:lineRule="auto"/>
+            </w:pPr>
+          </w:p>
+        </w:tc>
+        <w:tc>
+          <w:tcPr>
+            <w:tcW w:w="5385" w:type="dxa"/>
           </w:tcPr>
           <w:p>
             <w:pPr>
@@ -10514,17 +9887,17 @@
       <w:tr>
         <w:tc>
           <w:tcPr>
-            <w:tcW w:w="995" w:type="dxa"/>
-          </w:tcPr>
-          <w:p>
-            <w:pPr>
-              <w:spacing w:after="0" w:line="240" w:lineRule="auto"/>
-            </w:pPr>
-          </w:p>
-        </w:tc>
-        <w:tc>
-          <w:tcPr>
-            <w:tcW w:w="2124" w:type="dxa"/>
+            <w:tcW w:w="993" w:type="dxa"/>
+          </w:tcPr>
+          <w:p>
+            <w:pPr>
+              <w:spacing w:after="0" w:line="240" w:lineRule="auto"/>
+            </w:pPr>
+          </w:p>
+        </w:tc>
+        <w:tc>
+          <w:tcPr>
+            <w:tcW w:w="2127" w:type="dxa"/>
           </w:tcPr>
           <w:p>
             <w:pPr>
@@ -10553,7 +9926,7 @@
         </w:tc>
         <w:tc>
           <w:tcPr>
-            <w:tcW w:w="1701" w:type="dxa"/>
+            <w:tcW w:w="1702" w:type="dxa"/>
           </w:tcPr>
           <w:p>
             <w:pPr>
@@ -10570,7 +9943,7 @@
         </w:tc>
         <w:tc>
           <w:tcPr>
-            <w:tcW w:w="5387" w:type="dxa"/>
+            <w:tcW w:w="5385" w:type="dxa"/>
           </w:tcPr>
           <w:p>
             <w:pPr>
@@ -10603,7 +9976,7 @@
       <w:tr>
         <w:tc>
           <w:tcPr>
-            <w:tcW w:w="995" w:type="dxa"/>
+            <w:tcW w:w="993" w:type="dxa"/>
           </w:tcPr>
           <w:p>
             <w:pPr>
@@ -10616,7 +9989,7 @@
         </w:tc>
         <w:tc>
           <w:tcPr>
-            <w:tcW w:w="2124" w:type="dxa"/>
+            <w:tcW w:w="2127" w:type="dxa"/>
           </w:tcPr>
           <w:p>
             <w:pPr>
@@ -10637,17 +10010,17 @@
         </w:tc>
         <w:tc>
           <w:tcPr>
-            <w:tcW w:w="1701" w:type="dxa"/>
-          </w:tcPr>
-          <w:p>
-            <w:pPr>
-              <w:spacing w:after="0" w:line="240" w:lineRule="auto"/>
-            </w:pPr>
-          </w:p>
-        </w:tc>
-        <w:tc>
-          <w:tcPr>
-            <w:tcW w:w="5387" w:type="dxa"/>
+            <w:tcW w:w="1702" w:type="dxa"/>
+          </w:tcPr>
+          <w:p>
+            <w:pPr>
+              <w:spacing w:after="0" w:line="240" w:lineRule="auto"/>
+            </w:pPr>
+          </w:p>
+        </w:tc>
+        <w:tc>
+          <w:tcPr>
+            <w:tcW w:w="5385" w:type="dxa"/>
           </w:tcPr>
           <w:p>
             <w:pPr>
@@ -10662,17 +10035,17 @@
         </w:trPr>
         <w:tc>
           <w:tcPr>
-            <w:tcW w:w="995" w:type="dxa"/>
-          </w:tcPr>
-          <w:p>
-            <w:pPr>
-              <w:spacing w:after="0" w:line="240" w:lineRule="auto"/>
-            </w:pPr>
-          </w:p>
-        </w:tc>
-        <w:tc>
-          <w:tcPr>
-            <w:tcW w:w="2124" w:type="dxa"/>
+            <w:tcW w:w="993" w:type="dxa"/>
+          </w:tcPr>
+          <w:p>
+            <w:pPr>
+              <w:spacing w:after="0" w:line="240" w:lineRule="auto"/>
+            </w:pPr>
+          </w:p>
+        </w:tc>
+        <w:tc>
+          <w:tcPr>
+            <w:tcW w:w="2127" w:type="dxa"/>
           </w:tcPr>
           <w:p>
             <w:pPr>
@@ -10730,7 +10103,7 @@
         </w:tc>
         <w:tc>
           <w:tcPr>
-            <w:tcW w:w="1701" w:type="dxa"/>
+            <w:tcW w:w="1702" w:type="dxa"/>
           </w:tcPr>
           <w:p>
             <w:pPr>
@@ -10748,7 +10121,7 @@
         </w:tc>
         <w:tc>
           <w:tcPr>
-            <w:tcW w:w="5387" w:type="dxa"/>
+            <w:tcW w:w="5385" w:type="dxa"/>
           </w:tcPr>
           <w:p>
             <w:pPr>
@@ -10772,7 +10145,7 @@
       <w:tr>
         <w:tc>
           <w:tcPr>
-            <w:tcW w:w="995" w:type="dxa"/>
+            <w:tcW w:w="993" w:type="dxa"/>
           </w:tcPr>
           <w:p>
             <w:pPr>
@@ -10785,7 +10158,7 @@
         </w:tc>
         <w:tc>
           <w:tcPr>
-            <w:tcW w:w="2124" w:type="dxa"/>
+            <w:tcW w:w="2127" w:type="dxa"/>
           </w:tcPr>
           <w:p>
             <w:pPr>
@@ -10806,39 +10179,39 @@
         </w:tc>
         <w:tc>
           <w:tcPr>
-            <w:tcW w:w="1701" w:type="dxa"/>
-          </w:tcPr>
-          <w:p>
-            <w:pPr>
-              <w:spacing w:after="0" w:line="240" w:lineRule="auto"/>
-            </w:pPr>
-          </w:p>
-        </w:tc>
-        <w:tc>
-          <w:tcPr>
-            <w:tcW w:w="5387" w:type="dxa"/>
-          </w:tcPr>
-          <w:p>
-            <w:pPr>
-              <w:spacing w:after="0" w:line="240" w:lineRule="auto"/>
-            </w:pPr>
-          </w:p>
-        </w:tc>
-      </w:tr>
-      <w:tr>
-        <w:tc>
-          <w:tcPr>
-            <w:tcW w:w="995" w:type="dxa"/>
-          </w:tcPr>
-          <w:p>
-            <w:pPr>
-              <w:spacing w:after="0" w:line="240" w:lineRule="auto"/>
-            </w:pPr>
-          </w:p>
-        </w:tc>
-        <w:tc>
-          <w:tcPr>
-            <w:tcW w:w="2124" w:type="dxa"/>
+            <w:tcW w:w="1702" w:type="dxa"/>
+          </w:tcPr>
+          <w:p>
+            <w:pPr>
+              <w:spacing w:after="0" w:line="240" w:lineRule="auto"/>
+            </w:pPr>
+          </w:p>
+        </w:tc>
+        <w:tc>
+          <w:tcPr>
+            <w:tcW w:w="5385" w:type="dxa"/>
+          </w:tcPr>
+          <w:p>
+            <w:pPr>
+              <w:spacing w:after="0" w:line="240" w:lineRule="auto"/>
+            </w:pPr>
+          </w:p>
+        </w:tc>
+      </w:tr>
+      <w:tr>
+        <w:tc>
+          <w:tcPr>
+            <w:tcW w:w="993" w:type="dxa"/>
+          </w:tcPr>
+          <w:p>
+            <w:pPr>
+              <w:spacing w:after="0" w:line="240" w:lineRule="auto"/>
+            </w:pPr>
+          </w:p>
+        </w:tc>
+        <w:tc>
+          <w:tcPr>
+            <w:tcW w:w="2127" w:type="dxa"/>
           </w:tcPr>
           <w:p>
             <w:pPr>
@@ -10851,7 +10224,7 @@
         </w:tc>
         <w:tc>
           <w:tcPr>
-            <w:tcW w:w="1701" w:type="dxa"/>
+            <w:tcW w:w="1702" w:type="dxa"/>
           </w:tcPr>
           <w:p>
             <w:pPr>
@@ -10868,7 +10241,7 @@
         </w:tc>
         <w:tc>
           <w:tcPr>
-            <w:tcW w:w="5387" w:type="dxa"/>
+            <w:tcW w:w="5385" w:type="dxa"/>
           </w:tcPr>
           <w:p>
             <w:pPr>
@@ -10892,7 +10265,7 @@
       <w:tr>
         <w:tc>
           <w:tcPr>
-            <w:tcW w:w="995" w:type="dxa"/>
+            <w:tcW w:w="993" w:type="dxa"/>
           </w:tcPr>
           <w:p>
             <w:pPr>
@@ -10905,7 +10278,7 @@
         </w:tc>
         <w:tc>
           <w:tcPr>
-            <w:tcW w:w="2124" w:type="dxa"/>
+            <w:tcW w:w="2127" w:type="dxa"/>
           </w:tcPr>
           <w:p>
             <w:pPr>
@@ -10926,39 +10299,39 @@
         </w:tc>
         <w:tc>
           <w:tcPr>
-            <w:tcW w:w="1701" w:type="dxa"/>
-          </w:tcPr>
-          <w:p>
-            <w:pPr>
-              <w:spacing w:after="0" w:line="240" w:lineRule="auto"/>
-            </w:pPr>
-          </w:p>
-        </w:tc>
-        <w:tc>
-          <w:tcPr>
-            <w:tcW w:w="5387" w:type="dxa"/>
-          </w:tcPr>
-          <w:p>
-            <w:pPr>
-              <w:spacing w:after="0" w:line="240" w:lineRule="auto"/>
-            </w:pPr>
-          </w:p>
-        </w:tc>
-      </w:tr>
-      <w:tr>
-        <w:tc>
-          <w:tcPr>
-            <w:tcW w:w="995" w:type="dxa"/>
-          </w:tcPr>
-          <w:p>
-            <w:pPr>
-              <w:spacing w:after="0" w:line="240" w:lineRule="auto"/>
-            </w:pPr>
-          </w:p>
-        </w:tc>
-        <w:tc>
-          <w:tcPr>
-            <w:tcW w:w="2124" w:type="dxa"/>
+            <w:tcW w:w="1702" w:type="dxa"/>
+          </w:tcPr>
+          <w:p>
+            <w:pPr>
+              <w:spacing w:after="0" w:line="240" w:lineRule="auto"/>
+            </w:pPr>
+          </w:p>
+        </w:tc>
+        <w:tc>
+          <w:tcPr>
+            <w:tcW w:w="5385" w:type="dxa"/>
+          </w:tcPr>
+          <w:p>
+            <w:pPr>
+              <w:spacing w:after="0" w:line="240" w:lineRule="auto"/>
+            </w:pPr>
+          </w:p>
+        </w:tc>
+      </w:tr>
+      <w:tr>
+        <w:tc>
+          <w:tcPr>
+            <w:tcW w:w="993" w:type="dxa"/>
+          </w:tcPr>
+          <w:p>
+            <w:pPr>
+              <w:spacing w:after="0" w:line="240" w:lineRule="auto"/>
+            </w:pPr>
+          </w:p>
+        </w:tc>
+        <w:tc>
+          <w:tcPr>
+            <w:tcW w:w="2127" w:type="dxa"/>
           </w:tcPr>
           <w:p>
             <w:pPr>
@@ -10979,7 +10352,7 @@
         </w:tc>
         <w:tc>
           <w:tcPr>
-            <w:tcW w:w="1701" w:type="dxa"/>
+            <w:tcW w:w="1702" w:type="dxa"/>
           </w:tcPr>
           <w:p>
             <w:pPr>
@@ -10996,7 +10369,7 @@
         </w:tc>
         <w:tc>
           <w:tcPr>
-            <w:tcW w:w="5387" w:type="dxa"/>
+            <w:tcW w:w="5385" w:type="dxa"/>
           </w:tcPr>
           <w:p>
             <w:pPr>
@@ -11020,7 +10393,7 @@
       <w:tr>
         <w:tc>
           <w:tcPr>
-            <w:tcW w:w="995" w:type="dxa"/>
+            <w:tcW w:w="993" w:type="dxa"/>
           </w:tcPr>
           <w:p>
             <w:pPr>
@@ -11033,7 +10406,7 @@
         </w:tc>
         <w:tc>
           <w:tcPr>
-            <w:tcW w:w="2124" w:type="dxa"/>
+            <w:tcW w:w="2127" w:type="dxa"/>
           </w:tcPr>
           <w:p>
             <w:pPr>
@@ -11054,17 +10427,17 @@
         </w:tc>
         <w:tc>
           <w:tcPr>
-            <w:tcW w:w="1701" w:type="dxa"/>
-          </w:tcPr>
-          <w:p>
-            <w:pPr>
-              <w:spacing w:after="0" w:line="240" w:lineRule="auto"/>
-            </w:pPr>
-          </w:p>
-        </w:tc>
-        <w:tc>
-          <w:tcPr>
-            <w:tcW w:w="5387" w:type="dxa"/>
+            <w:tcW w:w="1702" w:type="dxa"/>
+          </w:tcPr>
+          <w:p>
+            <w:pPr>
+              <w:spacing w:after="0" w:line="240" w:lineRule="auto"/>
+            </w:pPr>
+          </w:p>
+        </w:tc>
+        <w:tc>
+          <w:tcPr>
+            <w:tcW w:w="5385" w:type="dxa"/>
           </w:tcPr>
           <w:p>
             <w:pPr>
@@ -11081,17 +10454,17 @@
       <w:tr>
         <w:tc>
           <w:tcPr>
-            <w:tcW w:w="995" w:type="dxa"/>
-          </w:tcPr>
-          <w:p>
-            <w:pPr>
-              <w:spacing w:after="0" w:line="240" w:lineRule="auto"/>
-            </w:pPr>
-          </w:p>
-        </w:tc>
-        <w:tc>
-          <w:tcPr>
-            <w:tcW w:w="2124" w:type="dxa"/>
+            <w:tcW w:w="993" w:type="dxa"/>
+          </w:tcPr>
+          <w:p>
+            <w:pPr>
+              <w:spacing w:after="0" w:line="240" w:lineRule="auto"/>
+            </w:pPr>
+          </w:p>
+        </w:tc>
+        <w:tc>
+          <w:tcPr>
+            <w:tcW w:w="2127" w:type="dxa"/>
           </w:tcPr>
           <w:p>
             <w:pPr>
@@ -11117,7 +10490,7 @@
         </w:tc>
         <w:tc>
           <w:tcPr>
-            <w:tcW w:w="1701" w:type="dxa"/>
+            <w:tcW w:w="1702" w:type="dxa"/>
           </w:tcPr>
           <w:p>
             <w:pPr>
@@ -11134,7 +10507,7 @@
         </w:tc>
         <w:tc>
           <w:tcPr>
-            <w:tcW w:w="5387" w:type="dxa"/>
+            <w:tcW w:w="5385" w:type="dxa"/>
           </w:tcPr>
           <w:p>
             <w:pPr>
@@ -11158,7 +10531,7 @@
       <w:tr>
         <w:tc>
           <w:tcPr>
-            <w:tcW w:w="995" w:type="dxa"/>
+            <w:tcW w:w="993" w:type="dxa"/>
           </w:tcPr>
           <w:p>
             <w:pPr>
@@ -11171,7 +10544,7 @@
         </w:tc>
         <w:tc>
           <w:tcPr>
-            <w:tcW w:w="2124" w:type="dxa"/>
+            <w:tcW w:w="2127" w:type="dxa"/>
           </w:tcPr>
           <w:p>
             <w:pPr>
@@ -11192,17 +10565,17 @@
         </w:tc>
         <w:tc>
           <w:tcPr>
-            <w:tcW w:w="1701" w:type="dxa"/>
-          </w:tcPr>
-          <w:p>
-            <w:pPr>
-              <w:spacing w:after="0" w:line="240" w:lineRule="auto"/>
-            </w:pPr>
-          </w:p>
-        </w:tc>
-        <w:tc>
-          <w:tcPr>
-            <w:tcW w:w="5387" w:type="dxa"/>
+            <w:tcW w:w="1702" w:type="dxa"/>
+          </w:tcPr>
+          <w:p>
+            <w:pPr>
+              <w:spacing w:after="0" w:line="240" w:lineRule="auto"/>
+            </w:pPr>
+          </w:p>
+        </w:tc>
+        <w:tc>
+          <w:tcPr>
+            <w:tcW w:w="5385" w:type="dxa"/>
           </w:tcPr>
           <w:p>
             <w:pPr>
@@ -11219,7 +10592,7 @@
       <w:tr>
         <w:tc>
           <w:tcPr>
-            <w:tcW w:w="995" w:type="dxa"/>
+            <w:tcW w:w="993" w:type="dxa"/>
           </w:tcPr>
           <w:p>
             <w:pPr>
@@ -11232,7 +10605,7 @@
         </w:tc>
         <w:tc>
           <w:tcPr>
-            <w:tcW w:w="2124" w:type="dxa"/>
+            <w:tcW w:w="2127" w:type="dxa"/>
           </w:tcPr>
           <w:p>
             <w:pPr>
@@ -11251,7 +10624,7 @@
         </w:tc>
         <w:tc>
           <w:tcPr>
-            <w:tcW w:w="1701" w:type="dxa"/>
+            <w:tcW w:w="1702" w:type="dxa"/>
           </w:tcPr>
           <w:p>
             <w:pPr>
@@ -11268,7 +10641,7 @@
         </w:tc>
         <w:tc>
           <w:tcPr>
-            <w:tcW w:w="5387" w:type="dxa"/>
+            <w:tcW w:w="5385" w:type="dxa"/>
           </w:tcPr>
           <w:p>
             <w:pPr>
@@ -11304,6 +10677,81 @@
         <w:rPr>
           <w:rFonts w:ascii="Arial" w:eastAsia="Arial" w:hAnsi="Arial" w:cs="Arial"/>
           <w:b/>
+          <w:color w:val="FF0000"/>
+        </w:rPr>
+      </w:pPr>
+    </w:p>
+    <w:p>
+      <w:pPr>
+        <w:jc w:val="center"/>
+        <w:rPr>
+          <w:rFonts w:ascii="Arial" w:eastAsia="Arial" w:hAnsi="Arial" w:cs="Arial"/>
+          <w:b/>
+          <w:color w:val="FF0000"/>
+        </w:rPr>
+      </w:pPr>
+      <w:r>
+        <w:rPr>
+          <w:rFonts w:ascii="Arial" w:eastAsia="Arial" w:hAnsi="Arial" w:cs="Arial"/>
+          <w:b/>
+          <w:color w:val="FF0000"/>
+        </w:rPr>
+        <w:t xml:space="preserve">Status of </w:t>
+      </w:r>
+      <w:proofErr w:type="gramStart"/>
+      <w:r>
+        <w:rPr>
+          <w:rFonts w:ascii="Arial" w:eastAsia="Arial" w:hAnsi="Arial" w:cs="Arial"/>
+          <w:b/>
+          <w:color w:val="FF0000"/>
+        </w:rPr>
+        <w:t>Non Conformities</w:t>
+      </w:r>
+      <w:proofErr w:type="gramEnd"/>
+      <w:r>
+        <w:rPr>
+          <w:rFonts w:ascii="Arial" w:eastAsia="Arial" w:hAnsi="Arial" w:cs="Arial"/>
+          <w:b/>
+          <w:color w:val="FF0000"/>
+        </w:rPr>
+        <w:t xml:space="preserve"> raised:</w:t>
+      </w:r>
+    </w:p>
+    <w:tbl>
+      <w:tblPr>
+        <w:tblStyle w:val="TableGrid"/>
+        <w:tblW w:w="0" w:type="auto"/>
+        <w:tblLook w:val="04A0" w:firstRow="1" w:lastRow="0" w:firstColumn="1" w:lastColumn="0" w:noHBand="0" w:noVBand="1"/>
+      </w:tblPr>
+      <w:tblGrid>
+        <w:gridCol w:w="9350"/>
+      </w:tblGrid>
+      <w:tr>
+        <w:tc>
+          <w:tcPr>
+            <w:tcW w:w="9350" w:type="dxa"/>
+          </w:tcPr>
+          <w:p>
+            <w:pPr>
+              <w:rPr>
+                <w:b/>
+              </w:rPr>
+            </w:pPr>
+            <w:r>
+              <w:rPr>
+                <w:b/>
+              </w:rPr>
+              <w:t>Minor NCs raised:</w:t>
+            </w:r>
+          </w:p>
+        </w:tc>
+      </w:tr>
+    </w:tbl>
+    <w:p>
+      <w:pPr>
+        <w:rPr>
+          <w:rFonts w:ascii="Arial" w:eastAsia="Arial" w:hAnsi="Arial" w:cs="Arial"/>
+          <w:b/>
           <w:sz w:val="20"/>
           <w:szCs w:val="20"/>
           <w:u w:val="single"/>
@@ -11313,6 +10761,73 @@
     <w:p>
       <w:pPr>
         <w:jc w:val="center"/>
+        <w:rPr>
+          <w:rFonts w:ascii="Arial" w:eastAsia="Arial" w:hAnsi="Arial" w:cs="Arial"/>
+          <w:b/>
+          <w:color w:val="FF0000"/>
+        </w:rPr>
+      </w:pPr>
+      <w:r>
+        <w:rPr>
+          <w:rFonts w:ascii="Arial" w:eastAsia="Arial" w:hAnsi="Arial" w:cs="Arial"/>
+          <w:b/>
+          <w:color w:val="FF0000"/>
+        </w:rPr>
+        <w:t>Observations</w:t>
+      </w:r>
+      <w:r>
+        <w:rPr>
+          <w:rFonts w:ascii="Arial" w:eastAsia="Arial" w:hAnsi="Arial" w:cs="Arial"/>
+          <w:b/>
+          <w:color w:val="FF0000"/>
+        </w:rPr>
+        <w:t>:</w:t>
+      </w:r>
+    </w:p>
+    <w:tbl>
+      <w:tblPr>
+        <w:tblStyle w:val="TableGrid"/>
+        <w:tblW w:w="0" w:type="auto"/>
+        <w:tblLook w:val="04A0" w:firstRow="1" w:lastRow="0" w:firstColumn="1" w:lastColumn="0" w:noHBand="0" w:noVBand="1"/>
+      </w:tblPr>
+      <w:tblGrid>
+        <w:gridCol w:w="9350"/>
+      </w:tblGrid>
+      <w:tr>
+        <w:tc>
+          <w:tcPr>
+            <w:tcW w:w="9350" w:type="dxa"/>
+          </w:tcPr>
+          <w:p>
+            <w:pPr>
+              <w:rPr>
+                <w:rFonts w:eastAsia="Times New Roman"/>
+                <w:b/>
+                <w:sz w:val="24"/>
+                <w:szCs w:val="24"/>
+              </w:rPr>
+            </w:pPr>
+            <w:r>
+              <w:rPr>
+                <w:b/>
+              </w:rPr>
+              <w:t>Observations raised:</w:t>
+            </w:r>
+          </w:p>
+        </w:tc>
+      </w:tr>
+    </w:tbl>
+    <w:p>
+      <w:pPr>
+        <w:rPr>
+          <w:rFonts w:ascii="Arial" w:eastAsia="Arial" w:hAnsi="Arial" w:cs="Arial"/>
+          <w:b/>
+          <w:color w:val="FF0000"/>
+        </w:rPr>
+      </w:pPr>
+    </w:p>
+    <w:p>
+      <w:pPr>
         <w:rPr>
           <w:rFonts w:ascii="Arial" w:eastAsia="Arial" w:hAnsi="Arial" w:cs="Arial"/>
           <w:b/>
@@ -11527,7 +11042,6 @@
                 <w:sz w:val="20"/>
                 <w:szCs w:val="20"/>
               </w:rPr>
-              <w:lastRenderedPageBreak/>
               <w:t>Standard</w:t>
             </w:r>
             <w:r>
@@ -12716,6 +12230,7 @@
                 <w:sz w:val="20"/>
                 <w:szCs w:val="20"/>
               </w:rPr>
+              <w:lastRenderedPageBreak/>
               <w:t>☐</w:t>
             </w:r>
           </w:p>
@@ -13076,7 +12591,6 @@
               <w:spacing w:after="0"/>
             </w:pPr>
             <w:r>
-              <w:lastRenderedPageBreak/>
               <w:t xml:space="preserve">Designation: </w:t>
             </w:r>
             <w:proofErr w:type="gramStart"/>
@@ -13108,7 +12622,6 @@
           <w:sz w:val="20"/>
           <w:szCs w:val="20"/>
         </w:rPr>
-        <w:lastRenderedPageBreak/>
         <w:t xml:space="preserve">Ownership- This Audit Report is the Property of Accurate Global INC. This should be </w:t>
       </w:r>
       <w:proofErr w:type="spellStart"/>
@@ -14021,6 +13534,7 @@
   </w:latentStyles>
   <w:style w:type="paragraph" w:default="1" w:styleId="Normal">
     <w:name w:val="Normal"/>
+    <w:rsid w:val="0032717F"/>
     <w:pPr>
       <w:spacing w:after="200" w:line="276" w:lineRule="auto"/>
     </w:pPr>
@@ -14274,6 +13788,22 @@
         <w:left w:w="115" w:type="dxa"/>
         <w:right w:w="115" w:type="dxa"/>
       </w:tblCellMar>
+    </w:tblPr>
+  </w:style>
+  <w:style w:type="table" w:styleId="TableGrid">
+    <w:name w:val="Table Grid"/>
+    <w:basedOn w:val="TableNormal"/>
+    <w:uiPriority w:val="39"/>
+    <w:rsid w:val="00EE0E8B"/>
+    <w:tblPr>
+      <w:tblBorders>
+        <w:top w:val="single" w:sz="4" w:space="0" w:color="auto"/>
+        <w:left w:val="single" w:sz="4" w:space="0" w:color="auto"/>
+        <w:bottom w:val="single" w:sz="4" w:space="0" w:color="auto"/>
+        <w:right w:val="single" w:sz="4" w:space="0" w:color="auto"/>
+        <w:insideH w:val="single" w:sz="4" w:space="0" w:color="auto"/>
+        <w:insideV w:val="single" w:sz="4" w:space="0" w:color="auto"/>
+      </w:tblBorders>
     </w:tblPr>
   </w:style>
 </w:styles>

--- a/templates/iso9001_stage2.docx
+++ b/templates/iso9001_stage2.docx
@@ -386,7 +386,6 @@
                 <w:rFonts w:cs="Arial"/>
               </w:rPr>
             </w:pPr>
-            <w:proofErr w:type="gramStart"/>
             <w:r>
               <w:rPr>
                 <w:rFonts w:cs="Arial"/>
@@ -401,7 +400,6 @@
               <w:t>organizationName</w:t>
             </w:r>
             <w:proofErr w:type="spellEnd"/>
-            <w:proofErr w:type="gramEnd"/>
             <w:r>
               <w:rPr>
                 <w:rFonts w:cs="Arial"/>
@@ -448,11 +446,74 @@
             <w:pPr>
               <w:spacing w:after="0" w:line="240" w:lineRule="auto"/>
             </w:pPr>
-            <w:proofErr w:type="gramStart"/>
-            <w:r>
-              <w:t>{{ address</w:t>
-            </w:r>
-            <w:proofErr w:type="gramEnd"/>
+            <w:r>
+              <w:t>{{ address }}</w:t>
+            </w:r>
+          </w:p>
+        </w:tc>
+      </w:tr>
+      <w:tr>
+        <w:tc>
+          <w:tcPr>
+            <w:tcW w:w="1809" w:type="dxa"/>
+          </w:tcPr>
+          <w:p>
+            <w:pPr>
+              <w:spacing w:after="0" w:line="240" w:lineRule="auto"/>
+              <w:rPr>
+                <w:rFonts w:ascii="Arial" w:eastAsia="Arial" w:hAnsi="Arial" w:cs="Arial"/>
+                <w:b/>
+                <w:sz w:val="20"/>
+                <w:szCs w:val="20"/>
+              </w:rPr>
+            </w:pPr>
+            <w:r>
+              <w:rPr>
+                <w:rFonts w:ascii="Arial" w:eastAsia="Arial" w:hAnsi="Arial" w:cs="Arial"/>
+                <w:b/>
+                <w:sz w:val="20"/>
+                <w:szCs w:val="20"/>
+              </w:rPr>
+              <w:t xml:space="preserve">Site Address </w:t>
+            </w:r>
+          </w:p>
+          <w:p>
+            <w:pPr>
+              <w:spacing w:after="0" w:line="240" w:lineRule="auto"/>
+              <w:rPr>
+                <w:rFonts w:ascii="Arial" w:eastAsia="Arial" w:hAnsi="Arial" w:cs="Arial"/>
+                <w:b/>
+                <w:sz w:val="20"/>
+                <w:szCs w:val="20"/>
+              </w:rPr>
+            </w:pPr>
+            <w:r>
+              <w:rPr>
+                <w:rFonts w:ascii="Arial" w:eastAsia="Arial" w:hAnsi="Arial" w:cs="Arial"/>
+                <w:b/>
+                <w:sz w:val="20"/>
+                <w:szCs w:val="20"/>
+              </w:rPr>
+              <w:t>(If any)</w:t>
+            </w:r>
+          </w:p>
+        </w:tc>
+        <w:tc>
+          <w:tcPr>
+            <w:tcW w:w="7938" w:type="dxa"/>
+          </w:tcPr>
+          <w:p>
+            <w:pPr>
+              <w:spacing w:after="0" w:line="240" w:lineRule="auto"/>
+            </w:pPr>
+            <w:r>
+              <w:t xml:space="preserve">{{ </w:t>
+            </w:r>
+            <w:proofErr w:type="spellStart"/>
+            <w:r>
+              <w:t>siteAddress</w:t>
+            </w:r>
+            <w:proofErr w:type="spellEnd"/>
             <w:r>
               <w:t xml:space="preserve"> }}</w:t>
             </w:r>
@@ -481,27 +542,7 @@
                 <w:sz w:val="20"/>
                 <w:szCs w:val="20"/>
               </w:rPr>
-              <w:t xml:space="preserve">Site Address </w:t>
-            </w:r>
-          </w:p>
-          <w:p>
-            <w:pPr>
-              <w:spacing w:after="0" w:line="240" w:lineRule="auto"/>
-              <w:rPr>
-                <w:rFonts w:ascii="Arial" w:eastAsia="Arial" w:hAnsi="Arial" w:cs="Arial"/>
-                <w:b/>
-                <w:sz w:val="20"/>
-                <w:szCs w:val="20"/>
-              </w:rPr>
-            </w:pPr>
-            <w:r>
-              <w:rPr>
-                <w:rFonts w:ascii="Arial" w:eastAsia="Arial" w:hAnsi="Arial" w:cs="Arial"/>
-                <w:b/>
-                <w:sz w:val="20"/>
-                <w:szCs w:val="20"/>
-              </w:rPr>
-              <w:t>(If any)</w:t>
+              <w:t xml:space="preserve">No. of Employees </w:t>
             </w:r>
           </w:p>
         </w:tc>
@@ -513,16 +554,14 @@
             <w:pPr>
               <w:spacing w:after="0" w:line="240" w:lineRule="auto"/>
             </w:pPr>
-            <w:proofErr w:type="gramStart"/>
             <w:r>
               <w:t xml:space="preserve">{{ </w:t>
             </w:r>
             <w:proofErr w:type="spellStart"/>
             <w:r>
-              <w:t>siteAddress</w:t>
+              <w:t>numberOfEmployees</w:t>
             </w:r>
             <w:proofErr w:type="spellEnd"/>
-            <w:proofErr w:type="gramEnd"/>
             <w:r>
               <w:t xml:space="preserve"> }}</w:t>
             </w:r>
@@ -551,7 +590,7 @@
                 <w:sz w:val="20"/>
                 <w:szCs w:val="20"/>
               </w:rPr>
-              <w:t xml:space="preserve">No. of Employees </w:t>
+              <w:t xml:space="preserve">E mail id </w:t>
             </w:r>
           </w:p>
         </w:tc>
@@ -563,16 +602,14 @@
             <w:pPr>
               <w:spacing w:after="0" w:line="240" w:lineRule="auto"/>
             </w:pPr>
-            <w:proofErr w:type="gramStart"/>
             <w:r>
               <w:t xml:space="preserve">{{ </w:t>
             </w:r>
             <w:proofErr w:type="spellStart"/>
             <w:r>
-              <w:t>numberOfEmployees</w:t>
+              <w:t>emailId</w:t>
             </w:r>
             <w:proofErr w:type="spellEnd"/>
-            <w:proofErr w:type="gramEnd"/>
             <w:r>
               <w:t xml:space="preserve"> }}</w:t>
             </w:r>
@@ -601,7 +638,7 @@
                 <w:sz w:val="20"/>
                 <w:szCs w:val="20"/>
               </w:rPr>
-              <w:t xml:space="preserve">E mail id </w:t>
+              <w:t xml:space="preserve">Contact Person </w:t>
             </w:r>
           </w:p>
         </w:tc>
@@ -613,16 +650,14 @@
             <w:pPr>
               <w:spacing w:after="0" w:line="240" w:lineRule="auto"/>
             </w:pPr>
-            <w:proofErr w:type="gramStart"/>
             <w:r>
               <w:t xml:space="preserve">{{ </w:t>
             </w:r>
             <w:proofErr w:type="spellStart"/>
             <w:r>
-              <w:t>emailId</w:t>
+              <w:t>contactPerson</w:t>
             </w:r>
             <w:proofErr w:type="spellEnd"/>
-            <w:proofErr w:type="gramEnd"/>
             <w:r>
               <w:t xml:space="preserve"> }}</w:t>
             </w:r>
@@ -651,7 +686,7 @@
                 <w:sz w:val="20"/>
                 <w:szCs w:val="20"/>
               </w:rPr>
-              <w:t xml:space="preserve">Contact Person </w:t>
+              <w:t>Telephone/Fax</w:t>
             </w:r>
           </w:p>
         </w:tc>
@@ -663,16 +698,14 @@
             <w:pPr>
               <w:spacing w:after="0" w:line="240" w:lineRule="auto"/>
             </w:pPr>
-            <w:proofErr w:type="gramStart"/>
             <w:r>
               <w:t xml:space="preserve">{{ </w:t>
             </w:r>
             <w:proofErr w:type="spellStart"/>
             <w:r>
-              <w:t>contactPerson</w:t>
+              <w:t>telephoneFax</w:t>
             </w:r>
             <w:proofErr w:type="spellEnd"/>
-            <w:proofErr w:type="gramEnd"/>
             <w:r>
               <w:t xml:space="preserve"> }}</w:t>
             </w:r>
@@ -701,7 +734,7 @@
                 <w:sz w:val="20"/>
                 <w:szCs w:val="20"/>
               </w:rPr>
-              <w:t>Telephone/Fax</w:t>
+              <w:t xml:space="preserve">IAF Code </w:t>
             </w:r>
           </w:p>
         </w:tc>
@@ -713,16 +746,14 @@
             <w:pPr>
               <w:spacing w:after="0" w:line="240" w:lineRule="auto"/>
             </w:pPr>
-            <w:proofErr w:type="gramStart"/>
             <w:r>
               <w:t xml:space="preserve">{{ </w:t>
             </w:r>
             <w:proofErr w:type="spellStart"/>
             <w:r>
-              <w:t>telephoneFax</w:t>
+              <w:t>iafCode</w:t>
             </w:r>
             <w:proofErr w:type="spellEnd"/>
-            <w:proofErr w:type="gramEnd"/>
             <w:r>
               <w:t xml:space="preserve"> }}</w:t>
             </w:r>
@@ -751,7 +782,7 @@
                 <w:sz w:val="20"/>
                 <w:szCs w:val="20"/>
               </w:rPr>
-              <w:t xml:space="preserve">IAF Code </w:t>
+              <w:t>Audit Standard</w:t>
             </w:r>
           </w:p>
         </w:tc>
@@ -763,18 +794,8 @@
             <w:pPr>
               <w:spacing w:after="0" w:line="240" w:lineRule="auto"/>
             </w:pPr>
-            <w:proofErr w:type="gramStart"/>
-            <w:r>
-              <w:t xml:space="preserve">{{ </w:t>
-            </w:r>
-            <w:proofErr w:type="spellStart"/>
-            <w:r>
-              <w:t>iafCode</w:t>
-            </w:r>
-            <w:proofErr w:type="spellEnd"/>
-            <w:proofErr w:type="gramEnd"/>
-            <w:r>
-              <w:t xml:space="preserve"> }}</w:t>
+            <w:r>
+              <w:t>ISO 9001:2015</w:t>
             </w:r>
           </w:p>
         </w:tc>
@@ -801,7 +822,7 @@
                 <w:sz w:val="20"/>
                 <w:szCs w:val="20"/>
               </w:rPr>
-              <w:t>Audit Standard</w:t>
+              <w:t xml:space="preserve">Scope </w:t>
             </w:r>
           </w:p>
         </w:tc>
@@ -814,52 +835,7 @@
               <w:spacing w:after="0" w:line="240" w:lineRule="auto"/>
             </w:pPr>
             <w:r>
-              <w:t>ISO 9001:2015</w:t>
-            </w:r>
-          </w:p>
-        </w:tc>
-      </w:tr>
-      <w:tr>
-        <w:tc>
-          <w:tcPr>
-            <w:tcW w:w="1809" w:type="dxa"/>
-          </w:tcPr>
-          <w:p>
-            <w:pPr>
-              <w:spacing w:after="0" w:line="240" w:lineRule="auto"/>
-              <w:rPr>
-                <w:rFonts w:ascii="Arial" w:eastAsia="Arial" w:hAnsi="Arial" w:cs="Arial"/>
-                <w:b/>
-                <w:sz w:val="20"/>
-                <w:szCs w:val="20"/>
-              </w:rPr>
-            </w:pPr>
-            <w:r>
-              <w:rPr>
-                <w:rFonts w:ascii="Arial" w:eastAsia="Arial" w:hAnsi="Arial" w:cs="Arial"/>
-                <w:b/>
-                <w:sz w:val="20"/>
-                <w:szCs w:val="20"/>
-              </w:rPr>
-              <w:t xml:space="preserve">Scope </w:t>
-            </w:r>
-          </w:p>
-        </w:tc>
-        <w:tc>
-          <w:tcPr>
-            <w:tcW w:w="7938" w:type="dxa"/>
-          </w:tcPr>
-          <w:p>
-            <w:pPr>
-              <w:spacing w:after="0" w:line="240" w:lineRule="auto"/>
-            </w:pPr>
-            <w:proofErr w:type="gramStart"/>
-            <w:r>
-              <w:t>{{ scope</w:t>
-            </w:r>
-            <w:proofErr w:type="gramEnd"/>
-            <w:r>
-              <w:t xml:space="preserve"> }}</w:t>
+              <w:t>{{ scope }}</w:t>
             </w:r>
           </w:p>
           <w:p>
@@ -953,7 +929,6 @@
                 <w:szCs w:val="20"/>
               </w:rPr>
             </w:pPr>
-            <w:proofErr w:type="gramStart"/>
             <w:r>
               <w:rPr>
                 <w:rFonts w:ascii="Arial" w:eastAsia="Arial" w:hAnsi="Arial" w:cs="Arial"/>
@@ -972,7 +947,6 @@
               <w:t>auditTeam</w:t>
             </w:r>
             <w:proofErr w:type="spellEnd"/>
-            <w:proofErr w:type="gramEnd"/>
             <w:r>
               <w:rPr>
                 <w:rFonts w:ascii="Arial" w:eastAsia="Arial" w:hAnsi="Arial" w:cs="Arial"/>
@@ -1023,7 +997,6 @@
                 <w:szCs w:val="20"/>
               </w:rPr>
             </w:pPr>
-            <w:proofErr w:type="gramStart"/>
             <w:r>
               <w:rPr>
                 <w:rFonts w:ascii="Arial" w:eastAsia="Arial" w:hAnsi="Arial" w:cs="Arial"/>
@@ -1042,7 +1015,6 @@
               <w:t>auditManDays</w:t>
             </w:r>
             <w:proofErr w:type="spellEnd"/>
-            <w:proofErr w:type="gramEnd"/>
             <w:r>
               <w:rPr>
                 <w:rFonts w:ascii="Arial" w:eastAsia="Arial" w:hAnsi="Arial" w:cs="Arial"/>
@@ -1096,7 +1068,6 @@
                 <w:szCs w:val="20"/>
               </w:rPr>
             </w:pPr>
-            <w:proofErr w:type="gramStart"/>
             <w:r>
               <w:rPr>
                 <w:rFonts w:ascii="Arial" w:eastAsia="Arial" w:hAnsi="Arial" w:cs="Arial"/>
@@ -1131,7 +1102,6 @@
               <w:t>fAudit</w:t>
             </w:r>
             <w:proofErr w:type="spellEnd"/>
-            <w:proofErr w:type="gramEnd"/>
             <w:r>
               <w:rPr>
                 <w:rFonts w:ascii="Arial" w:eastAsia="Arial" w:hAnsi="Arial" w:cs="Arial"/>
@@ -1185,7 +1155,6 @@
                 <w:szCs w:val="20"/>
               </w:rPr>
             </w:pPr>
-            <w:proofErr w:type="gramStart"/>
             <w:r>
               <w:rPr>
                 <w:rFonts w:ascii="Arial" w:eastAsia="Arial" w:hAnsi="Arial" w:cs="Arial"/>
@@ -1220,7 +1189,6 @@
               <w:t>fAudit</w:t>
             </w:r>
             <w:proofErr w:type="spellEnd"/>
-            <w:proofErr w:type="gramEnd"/>
             <w:r>
               <w:rPr>
                 <w:rFonts w:ascii="Arial" w:eastAsia="Arial" w:hAnsi="Arial" w:cs="Arial"/>
@@ -1387,23 +1355,7 @@
                 <w:sz w:val="20"/>
                 <w:szCs w:val="20"/>
               </w:rPr>
-              <w:t xml:space="preserve">standard or </w:t>
-            </w:r>
-            <w:proofErr w:type="gramStart"/>
-            <w:r>
-              <w:rPr>
-                <w:sz w:val="20"/>
-                <w:szCs w:val="20"/>
-              </w:rPr>
-              <w:t>other</w:t>
-            </w:r>
-            <w:proofErr w:type="gramEnd"/>
-            <w:r>
-              <w:rPr>
-                <w:sz w:val="20"/>
-                <w:szCs w:val="20"/>
-              </w:rPr>
-              <w:t xml:space="preserve"> normative document;</w:t>
+              <w:t>standard or other normative document;</w:t>
             </w:r>
           </w:p>
           <w:p>
@@ -1515,23 +1467,7 @@
                 <w:sz w:val="20"/>
                 <w:szCs w:val="20"/>
               </w:rPr>
-              <w:t xml:space="preserve"> dealing with multiple product/services in one scope, each component of these scopes should </w:t>
-            </w:r>
-            <w:proofErr w:type="gramStart"/>
-            <w:r>
-              <w:rPr>
-                <w:sz w:val="20"/>
-                <w:szCs w:val="20"/>
-              </w:rPr>
-              <w:t>be  covered</w:t>
-            </w:r>
-            <w:proofErr w:type="gramEnd"/>
-            <w:r>
-              <w:rPr>
-                <w:sz w:val="20"/>
-                <w:szCs w:val="20"/>
-              </w:rPr>
-              <w:t xml:space="preserve"> during the audit. </w:t>
+              <w:t xml:space="preserve"> dealing with multiple product/services in one scope, each component of these scopes should be  covered during the audit. </w:t>
             </w:r>
             <w:r>
               <w:rPr>
@@ -3895,15 +3831,7 @@
               <w:spacing w:after="0" w:line="240" w:lineRule="auto"/>
             </w:pPr>
             <w:r>
-              <w:t xml:space="preserve">-Is the documented scope </w:t>
-            </w:r>
-            <w:proofErr w:type="gramStart"/>
-            <w:r>
-              <w:t>contains</w:t>
-            </w:r>
-            <w:proofErr w:type="gramEnd"/>
-            <w:r>
-              <w:t xml:space="preserve"> type of product/services?</w:t>
+              <w:t>-Is the documented scope contains type of product/services?</w:t>
             </w:r>
           </w:p>
           <w:p>
@@ -4057,15 +3985,7 @@
               <w:spacing w:after="0" w:line="240" w:lineRule="auto"/>
             </w:pPr>
             <w:r>
-              <w:t>-are the processes of QMS identified? (</w:t>
-            </w:r>
-            <w:proofErr w:type="gramStart"/>
-            <w:r>
-              <w:t>with</w:t>
-            </w:r>
-            <w:proofErr w:type="gramEnd"/>
-            <w:r>
-              <w:t xml:space="preserve"> input, output, KPI &amp; onus)</w:t>
+              <w:t>-are the processes of QMS identified? (with input, output, KPI &amp; onus)</w:t>
             </w:r>
           </w:p>
           <w:p>
@@ -4323,7 +4243,6 @@
                 <w:u w:val="single"/>
               </w:rPr>
             </w:pPr>
-            <w:proofErr w:type="gramStart"/>
             <w:r>
               <w:rPr>
                 <w:b/>
@@ -4331,7 +4250,6 @@
               </w:rPr>
               <w:t>CUSTOMER  FOCUS</w:t>
             </w:r>
-            <w:proofErr w:type="gramEnd"/>
           </w:p>
         </w:tc>
         <w:tc>
@@ -6599,21 +6517,12 @@
                 <w:u w:val="single"/>
               </w:rPr>
             </w:pPr>
-            <w:proofErr w:type="gramStart"/>
             <w:r>
               <w:rPr>
                 <w:b/>
                 <w:u w:val="single"/>
               </w:rPr>
-              <w:t>Operational  planning</w:t>
-            </w:r>
-            <w:proofErr w:type="gramEnd"/>
-            <w:r>
-              <w:rPr>
-                <w:b/>
-                <w:u w:val="single"/>
-              </w:rPr>
-              <w:t xml:space="preserve"> &amp; control</w:t>
+              <w:t>Operational  planning &amp; control</w:t>
             </w:r>
           </w:p>
         </w:tc>
@@ -6963,23 +6872,7 @@
                 <w:b/>
                 <w:u w:val="single"/>
               </w:rPr>
-              <w:t xml:space="preserve">Determining the </w:t>
-            </w:r>
-            <w:proofErr w:type="gramStart"/>
-            <w:r>
-              <w:rPr>
-                <w:b/>
-                <w:u w:val="single"/>
-              </w:rPr>
-              <w:t>requirements  for</w:t>
-            </w:r>
-            <w:proofErr w:type="gramEnd"/>
-            <w:r>
-              <w:rPr>
-                <w:b/>
-                <w:u w:val="single"/>
-              </w:rPr>
-              <w:t xml:space="preserve"> product/services</w:t>
+              <w:t>Determining the requirements  for product/services</w:t>
             </w:r>
           </w:p>
         </w:tc>
@@ -7029,15 +6922,7 @@
               <w:spacing w:after="0" w:line="240" w:lineRule="auto"/>
             </w:pPr>
             <w:r>
-              <w:t>-</w:t>
-            </w:r>
-            <w:proofErr w:type="gramStart"/>
-            <w:r>
-              <w:t>Has</w:t>
-            </w:r>
-            <w:proofErr w:type="gramEnd"/>
-            <w:r>
-              <w:t xml:space="preserve"> customer requirements identified?</w:t>
+              <w:t>-Has customer requirements identified?</w:t>
             </w:r>
           </w:p>
           <w:p>
@@ -8021,15 +7906,7 @@
               <w:spacing w:after="0" w:line="240" w:lineRule="auto"/>
             </w:pPr>
             <w:r>
-              <w:t>-</w:t>
-            </w:r>
-            <w:proofErr w:type="gramStart"/>
-            <w:r>
-              <w:t>Is</w:t>
-            </w:r>
-            <w:proofErr w:type="gramEnd"/>
-            <w:r>
-              <w:t xml:space="preserve"> the criteria for the evaluation, selection, monitoring of performance, re-evaluation for external provider identified?</w:t>
+              <w:t>-Is the criteria for the evaluation, selection, monitoring of performance, re-evaluation for external provider identified?</w:t>
             </w:r>
           </w:p>
           <w:p>
@@ -8694,23 +8571,7 @@
                 <w:b/>
                 <w:u w:val="single"/>
               </w:rPr>
-              <w:t xml:space="preserve">Properties belonging to </w:t>
-            </w:r>
-            <w:proofErr w:type="gramStart"/>
-            <w:r>
-              <w:rPr>
-                <w:b/>
-                <w:u w:val="single"/>
-              </w:rPr>
-              <w:t>customer  or</w:t>
-            </w:r>
-            <w:proofErr w:type="gramEnd"/>
-            <w:r>
-              <w:rPr>
-                <w:b/>
-                <w:u w:val="single"/>
-              </w:rPr>
-              <w:t xml:space="preserve"> external provider</w:t>
+              <w:t>Properties belonging to customer  or external provider</w:t>
             </w:r>
           </w:p>
         </w:tc>
@@ -8763,15 +8624,7 @@
               <w:spacing w:after="0" w:line="240" w:lineRule="auto"/>
             </w:pPr>
             <w:r>
-              <w:t xml:space="preserve">-Does the record of damaged property </w:t>
-            </w:r>
-            <w:proofErr w:type="gramStart"/>
-            <w:r>
-              <w:t>retained</w:t>
-            </w:r>
-            <w:proofErr w:type="gramEnd"/>
-            <w:r>
-              <w:t>?</w:t>
+              <w:t>-Does the record of damaged property retained?</w:t>
             </w:r>
           </w:p>
         </w:tc>
@@ -9158,15 +9011,7 @@
               <w:spacing w:after="0" w:line="240" w:lineRule="auto"/>
             </w:pPr>
             <w:r>
-              <w:t xml:space="preserve">-Are the changes in production &amp; services production recorded or </w:t>
-            </w:r>
-            <w:proofErr w:type="gramStart"/>
-            <w:r>
-              <w:t>reviewed  &amp;</w:t>
-            </w:r>
-            <w:proofErr w:type="gramEnd"/>
-            <w:r>
-              <w:t xml:space="preserve"> authorized persons for release &amp; evidence of conformity?</w:t>
+              <w:t>-Are the changes in production &amp; services production recorded or reviewed  &amp; authorized persons for release &amp; evidence of conformity?</w:t>
             </w:r>
           </w:p>
         </w:tc>
@@ -9904,15 +9749,7 @@
               <w:spacing w:after="0" w:line="240" w:lineRule="auto"/>
             </w:pPr>
             <w:r>
-              <w:t xml:space="preserve">-Is the product &amp; services, customer satisfaction </w:t>
-            </w:r>
-            <w:proofErr w:type="gramStart"/>
-            <w:r>
-              <w:t>index ,</w:t>
-            </w:r>
-            <w:proofErr w:type="gramEnd"/>
-            <w:r>
-              <w:t xml:space="preserve"> QMS effectiveness, planning, implementation, actions for risks/opportunities, performance of external providers evaluated?</w:t>
+              <w:t>-Is the product &amp; services, customer satisfaction index , QMS effectiveness, planning, implementation, actions for risks/opportunities, performance of external providers evaluated?</w:t>
             </w:r>
           </w:p>
           <w:p>
@@ -10055,13 +9892,8 @@
               </w:numPr>
               <w:spacing w:after="0" w:line="240" w:lineRule="auto"/>
             </w:pPr>
-            <w:proofErr w:type="gramStart"/>
-            <w:r>
-              <w:t>Is  the</w:t>
-            </w:r>
-            <w:proofErr w:type="gramEnd"/>
-            <w:r>
-              <w:t xml:space="preserve"> responsibility to conduct internal </w:t>
+            <w:r>
+              <w:t xml:space="preserve">Is  the responsibility to conduct internal </w:t>
             </w:r>
             <w:r>
               <w:lastRenderedPageBreak/>
@@ -10077,15 +9909,7 @@
               <w:spacing w:after="0" w:line="240" w:lineRule="auto"/>
             </w:pPr>
             <w:r>
-              <w:t>-</w:t>
-            </w:r>
-            <w:proofErr w:type="gramStart"/>
-            <w:r>
-              <w:t>Is</w:t>
-            </w:r>
-            <w:proofErr w:type="gramEnd"/>
-            <w:r>
-              <w:t xml:space="preserve"> the plan scheduled auditors identified?</w:t>
+              <w:t>-Is the plan scheduled auditors identified?</w:t>
             </w:r>
           </w:p>
           <w:p>
@@ -10338,15 +10162,7 @@
               <w:spacing w:after="0" w:line="240" w:lineRule="auto"/>
             </w:pPr>
             <w:r>
-              <w:t xml:space="preserve">-What </w:t>
-            </w:r>
-            <w:proofErr w:type="gramStart"/>
-            <w:r>
-              <w:t>are</w:t>
-            </w:r>
-            <w:proofErr w:type="gramEnd"/>
-            <w:r>
-              <w:t xml:space="preserve"> the action taken for improvement?</w:t>
+              <w:t>-What are the action taken for improvement?</w:t>
             </w:r>
           </w:p>
         </w:tc>
@@ -10696,25 +10512,7 @@
           <w:b/>
           <w:color w:val="FF0000"/>
         </w:rPr>
-        <w:t xml:space="preserve">Status of </w:t>
-      </w:r>
-      <w:proofErr w:type="gramStart"/>
-      <w:r>
-        <w:rPr>
-          <w:rFonts w:ascii="Arial" w:eastAsia="Arial" w:hAnsi="Arial" w:cs="Arial"/>
-          <w:b/>
-          <w:color w:val="FF0000"/>
-        </w:rPr>
-        <w:t>Non Conformities</w:t>
-      </w:r>
-      <w:proofErr w:type="gramEnd"/>
-      <w:r>
-        <w:rPr>
-          <w:rFonts w:ascii="Arial" w:eastAsia="Arial" w:hAnsi="Arial" w:cs="Arial"/>
-          <w:b/>
-          <w:color w:val="FF0000"/>
-        </w:rPr>
-        <w:t xml:space="preserve"> raised:</w:t>
+        <w:t>Status of Non Conformities raised:</w:t>
       </w:r>
     </w:p>
     <w:tbl>
@@ -10934,33 +10732,15 @@
                 <w:sz w:val="20"/>
                 <w:szCs w:val="20"/>
               </w:rPr>
-              <w:t xml:space="preserve">Audited Firm:   </w:t>
-            </w:r>
-            <w:proofErr w:type="gramStart"/>
-            <w:r>
-              <w:rPr>
-                <w:rFonts w:ascii="Arial" w:eastAsia="Arial" w:hAnsi="Arial" w:cs="Arial"/>
-                <w:sz w:val="20"/>
-                <w:szCs w:val="20"/>
-              </w:rPr>
-              <w:t xml:space="preserve">   </w:t>
-            </w:r>
-            <w:r>
-              <w:rPr>
-                <w:rFonts w:ascii="Arial" w:eastAsia="Arial" w:hAnsi="Arial" w:cs="Arial"/>
-                <w:sz w:val="20"/>
-                <w:szCs w:val="20"/>
-              </w:rPr>
-              <w:t>{</w:t>
-            </w:r>
-            <w:proofErr w:type="gramEnd"/>
-            <w:r>
-              <w:rPr>
-                <w:rFonts w:ascii="Arial" w:eastAsia="Arial" w:hAnsi="Arial" w:cs="Arial"/>
-                <w:sz w:val="20"/>
-                <w:szCs w:val="20"/>
-              </w:rPr>
-              <w:t xml:space="preserve">{ </w:t>
+              <w:t xml:space="preserve">Audited Firm:      </w:t>
+            </w:r>
+            <w:r>
+              <w:rPr>
+                <w:rFonts w:ascii="Arial" w:eastAsia="Arial" w:hAnsi="Arial" w:cs="Arial"/>
+                <w:sz w:val="20"/>
+                <w:szCs w:val="20"/>
+              </w:rPr>
+              <w:t xml:space="preserve">{{ </w:t>
             </w:r>
             <w:proofErr w:type="spellStart"/>
             <w:r>
@@ -10997,23 +10777,13 @@
                 <w:szCs w:val="20"/>
               </w:rPr>
             </w:pPr>
-            <w:proofErr w:type="gramStart"/>
-            <w:r>
-              <w:rPr>
-                <w:rFonts w:ascii="Arial" w:eastAsia="Arial" w:hAnsi="Arial" w:cs="Arial"/>
-                <w:sz w:val="20"/>
-                <w:szCs w:val="20"/>
-              </w:rPr>
-              <w:t>Address:-</w:t>
-            </w:r>
-            <w:proofErr w:type="gramEnd"/>
-            <w:r>
-              <w:rPr>
-                <w:rFonts w:ascii="Arial" w:eastAsia="Arial" w:hAnsi="Arial" w:cs="Arial"/>
-                <w:sz w:val="20"/>
-                <w:szCs w:val="20"/>
-              </w:rPr>
-              <w:t xml:space="preserve">            </w:t>
+            <w:r>
+              <w:rPr>
+                <w:rFonts w:ascii="Arial" w:eastAsia="Arial" w:hAnsi="Arial" w:cs="Arial"/>
+                <w:sz w:val="20"/>
+                <w:szCs w:val="20"/>
+              </w:rPr>
+              <w:t xml:space="preserve">Address:-            </w:t>
             </w:r>
             <w:r>
               <w:t>{{ address }}</w:t>
@@ -11035,7 +10805,6 @@
                 <w:szCs w:val="20"/>
               </w:rPr>
             </w:pPr>
-            <w:proofErr w:type="gramStart"/>
             <w:r>
               <w:rPr>
                 <w:rFonts w:ascii="Arial" w:eastAsia="Arial" w:hAnsi="Arial" w:cs="Arial"/>
@@ -11051,17 +10820,7 @@
                 <w:sz w:val="20"/>
                 <w:szCs w:val="20"/>
               </w:rPr>
-              <w:t>:-</w:t>
-            </w:r>
-            <w:proofErr w:type="gramEnd"/>
-            <w:r>
-              <w:rPr>
-                <w:rFonts w:ascii="Arial" w:eastAsia="Arial" w:hAnsi="Arial" w:cs="Arial"/>
-                <w:b/>
-                <w:sz w:val="20"/>
-                <w:szCs w:val="20"/>
-              </w:rPr>
-              <w:t xml:space="preserve"> ISO 9001:2015</w:t>
+              <w:t>:- ISO 9001:2015</w:t>
             </w:r>
           </w:p>
         </w:tc>
@@ -11912,7 +11671,6 @@
                 <w:szCs w:val="20"/>
               </w:rPr>
             </w:pPr>
-            <w:proofErr w:type="gramStart"/>
             <w:r>
               <w:rPr>
                 <w:rFonts w:ascii="Arial" w:eastAsia="Arial" w:hAnsi="Arial" w:cs="Arial"/>
@@ -11921,7 +11679,6 @@
               </w:rPr>
               <w:t>other :</w:t>
             </w:r>
-            <w:proofErr w:type="gramEnd"/>
           </w:p>
         </w:tc>
       </w:tr>
@@ -12268,43 +12025,7 @@
                 <w:sz w:val="20"/>
                 <w:szCs w:val="20"/>
               </w:rPr>
-              <w:t xml:space="preserve">Organization is not recommended for </w:t>
-            </w:r>
-            <w:proofErr w:type="gramStart"/>
-            <w:r>
-              <w:rPr>
-                <w:rFonts w:ascii="Arial" w:eastAsia="Arial" w:hAnsi="Arial" w:cs="Arial"/>
-                <w:sz w:val="20"/>
-                <w:szCs w:val="20"/>
-              </w:rPr>
-              <w:t>certification,</w:t>
-            </w:r>
-            <w:proofErr w:type="gramEnd"/>
-            <w:r>
-              <w:rPr>
-                <w:rFonts w:ascii="Arial" w:eastAsia="Arial" w:hAnsi="Arial" w:cs="Arial"/>
-                <w:sz w:val="20"/>
-                <w:szCs w:val="20"/>
-              </w:rPr>
-              <w:t xml:space="preserve"> a Stage 2 audit will be required. To progress your application for registration, please respond to each </w:t>
-            </w:r>
-            <w:proofErr w:type="gramStart"/>
-            <w:r>
-              <w:rPr>
-                <w:rFonts w:ascii="Arial" w:eastAsia="Arial" w:hAnsi="Arial" w:cs="Arial"/>
-                <w:sz w:val="20"/>
-                <w:szCs w:val="20"/>
-              </w:rPr>
-              <w:t>non-conformances</w:t>
-            </w:r>
-            <w:proofErr w:type="gramEnd"/>
-            <w:r>
-              <w:rPr>
-                <w:rFonts w:ascii="Arial" w:eastAsia="Arial" w:hAnsi="Arial" w:cs="Arial"/>
-                <w:sz w:val="20"/>
-                <w:szCs w:val="20"/>
-              </w:rPr>
-              <w:t>, with a plan showing proposed actions, timescales and responsibilities for resolution. The organization should consider the root cause of the non-conformance and the potential for related issues in other parts of your system.</w:t>
+              <w:t>Organization is not recommended for certification, a Stage 2 audit will be required. To progress your application for registration, please respond to each non-conformances, with a plan showing proposed actions, timescales and responsibilities for resolution. The organization should consider the root cause of the non-conformance and the potential for related issues in other parts of your system.</w:t>
             </w:r>
           </w:p>
         </w:tc>
@@ -12355,29 +12076,7 @@
                 <w:sz w:val="20"/>
                 <w:szCs w:val="20"/>
               </w:rPr>
-              <w:t>Proposed Audit Date for Surveillance Audit</w:t>
-            </w:r>
-            <w:proofErr w:type="gramStart"/>
-            <w:r>
-              <w:rPr>
-                <w:rFonts w:ascii="Arial" w:eastAsia="Arial" w:hAnsi="Arial" w:cs="Arial"/>
-                <w:b/>
-                <w:i/>
-                <w:sz w:val="20"/>
-                <w:szCs w:val="20"/>
-              </w:rPr>
-              <w:t xml:space="preserve">   (</w:t>
-            </w:r>
-            <w:proofErr w:type="gramEnd"/>
-            <w:r>
-              <w:rPr>
-                <w:rFonts w:ascii="Arial" w:eastAsia="Arial" w:hAnsi="Arial" w:cs="Arial"/>
-                <w:b/>
-                <w:i/>
-                <w:sz w:val="20"/>
-                <w:szCs w:val="20"/>
-              </w:rPr>
-              <w:t xml:space="preserve">      11 months                       )</w:t>
+              <w:t>Proposed Audit Date for Surveillance Audit   (      11 months                       )</w:t>
             </w:r>
           </w:p>
         </w:tc>
@@ -12430,13 +12129,8 @@
             <w:pPr>
               <w:spacing w:after="0" w:line="240" w:lineRule="auto"/>
             </w:pPr>
-            <w:proofErr w:type="gramStart"/>
-            <w:r>
-              <w:t>Date :</w:t>
-            </w:r>
-            <w:proofErr w:type="gramEnd"/>
-            <w:r>
-              <w:t xml:space="preserve">  </w:t>
+            <w:r>
+              <w:t xml:space="preserve">Date :  </w:t>
             </w:r>
             <w:r>
               <w:rPr>
@@ -12453,7 +12147,7 @@
                 <w:sz w:val="20"/>
                 <w:szCs w:val="20"/>
               </w:rPr>
-              <w:t>endDateofAudit</w:t>
+              <w:t>endDateOfAudit</w:t>
             </w:r>
             <w:proofErr w:type="spellEnd"/>
             <w:r>
